--- a/de_cuong/23521228_BuiLeHuyPhuoc_DeCuongKLTN.docx
+++ b/de_cuong/23521228_BuiLeHuyPhuoc_DeCuongKLTN.docx
@@ -1047,7 +1047,7 @@
                 <w:sz w:val="26"/>
                 <w:szCs w:val="26"/>
               </w:rPr>
-              <w:t xml:space="preserve">Với tuyên bố chứa số liệu, </w:t>
+              <w:t xml:space="preserve">Với tuyên bố chứa số liệu, Chungkham và cộng sự </w:t>
             </w:r>
             <w:r>
               <w:rPr>
@@ -1063,7 +1063,7 @@
                 <w:sz w:val="26"/>
                 <w:szCs w:val="26"/>
               </w:rPr>
-              <w:t xml:space="preserve"> huấn luyện một mô hình kiểm định để chọn đường suy luận tốt nhất trong nhiều đường do LLM sinh, còn </w:t>
+              <w:t xml:space="preserve"> huấn luyện một mô hình kiểm định để chọn đường suy luận tốt nhất trong nhiều đường do LLM sinh, còn NumPert </w:t>
             </w:r>
             <w:r>
               <w:rPr>
@@ -1127,7 +1127,7 @@
                 <w:sz w:val="26"/>
                 <w:szCs w:val="26"/>
               </w:rPr>
-              <w:t xml:space="preserve"> cung cấp dữ liệu phát hiện ảo giác tiếng Việt. Gần nhất với đề tài, </w:t>
+              <w:t xml:space="preserve"> cung cấp dữ liệu phát hiện ảo giác tiếng Việt. Gần nhất với đề tài, Nguyen và cộng sự </w:t>
             </w:r>
             <w:r>
               <w:rPr>
@@ -1143,7 +1143,7 @@
                 <w:sz w:val="26"/>
                 <w:szCs w:val="26"/>
               </w:rPr>
-              <w:t xml:space="preserve"> dùng LLM trích giấy phép, địa chỉ và dịch vụ trong bài quảng cáo dịch vụ làm đẹp và thẩm mỹ rồi so khớp với dữ liệu cấp phép của cơ quan y tế, còn </w:t>
+              <w:t xml:space="preserve"> dùng LLM trích giấy phép, địa chỉ và dịch vụ trong bài quảng cáo dịch vụ làm đẹp và thẩm mỹ rồi so khớp với dữ liệu cấp phép của cơ quan y tế, còn Jiang và cộng sự </w:t>
             </w:r>
             <w:r>
               <w:rPr>
@@ -1260,7 +1260,7 @@
                 <w:sz w:val="26"/>
                 <w:szCs w:val="26"/>
               </w:rPr>
-              <w:t xml:space="preserve">Các phương pháp trên chủ yếu xét mức khớp nội dung giữa tuyên bố và bằng chứng, chưa biểu diễn tường minh điều kiện ràng buộc của thông số kỹ thuật như chế độ đo, bộ phận hoặc phụ kiện đi kèm, phiên bản máy hay kiểu giá trị “lên đến”. Hệ quả là: (1) với tập ba nhãn như FEVER </w:t>
+              <w:t xml:space="preserve">Bảng 1 tóm tắt các nghiên cứu trên. Các phương pháp này chủ yếu xét mức khớp nội dung giữa tuyên bố và bằng chứng, chưa biểu diễn tường minh điều kiện ràng buộc của thông số kỹ thuật như chế độ đo, bộ phận hoặc phụ kiện đi kèm, phiên bản máy hay kiểu giá trị “lên đến”. Với tập ba nhãn như FEVER </w:t>
             </w:r>
             <w:r>
               <w:rPr>
@@ -1276,7 +1276,7 @@
                 <w:sz w:val="26"/>
                 <w:szCs w:val="26"/>
               </w:rPr>
-              <w:t xml:space="preserve">, tuyên bố đúng con số nhưng thiếu điều kiện không có nhãn riêng nên có nguy cơ bị chấp nhận là Supported; (2) với tập nhãn có lớp gây hiểu nhầm, lớp này vẫn là điểm yếu, ví dụ Fathom </w:t>
+              <w:t xml:space="preserve">, tuyên bố đúng con số nhưng thiếu điều kiện không có nhãn riêng nên có nguy cơ bị chấp nhận là Supported. Với tập nhãn có lớp gây hiểu nhầm, lớp này vẫn là điểm yếu: Fathom </w:t>
             </w:r>
             <w:r>
               <w:rPr>
@@ -1292,7 +1292,7 @@
                 <w:sz w:val="26"/>
                 <w:szCs w:val="26"/>
               </w:rPr>
-              <w:t xml:space="preserve"> đạt F1 bằng 0 ở nhãn Conflicting/Cherry-picking trên tập phát triển của AVeriTeC; (3) </w:t>
+              <w:t xml:space="preserve"> đạt F1 bằng 0 ở nhãn Conflicting/Cherry-picking trên tập phát triển của AVeriTeC. Hai hướng gần với đề tài nhất kiểm tra thông tin trong bài quảng cáo </w:t>
             </w:r>
             <w:r>
               <w:rPr>
@@ -1308,7 +1308,7 @@
                 <w:sz w:val="26"/>
                 <w:szCs w:val="26"/>
               </w:rPr>
-              <w:t xml:space="preserve"> so khớp bằng ngưỡng độ tương đồng và chỉ gán một nhãn vi phạm hoặc không vi phạm cho cả bài quảng cáo, nên không chỉ ra nội dung nào sai và không xét điều kiện áp dụng; (4) </w:t>
+              <w:t xml:space="preserve"> và thông tin sản phẩm do LLM bổ sung </w:t>
             </w:r>
             <w:r>
               <w:rPr>
@@ -1324,32 +1324,991 @@
                 <w:sz w:val="26"/>
                 <w:szCs w:val="26"/>
               </w:rPr>
-              <w:t xml:space="preserve"> xét ảo giác ở mức thuộc tính sản phẩm nhưng không biểu diễn điều kiện để giá trị thuộc tính đúng. Trong các tài liệu đã khảo sát, chưa thấy nghiên cứu kiểm chứng tuyên bố thông số có điều kiện ràng buộc trong quảng cáo tiếng Việt bằng phép đối chiếu tường minh điều kiện.</w:t>
-            </w:r>
-          </w:p>
-        </w:tc>
-      </w:tr>
-      <w:tr>
-        <w:trPr>
-          <w:cantSplit w:val="0"/>
-          <w:tblHeader w:val="0"/>
-        </w:trPr>
-        <w:tc>
-          <w:tcPr>
-            <w:gridSpan w:val="2"/>
-            <w:tcBorders>
-              <w:top w:color="000000" w:space="0" w:sz="0" w:val="nil"/>
-              <w:bottom w:color="000000" w:space="0" w:sz="0" w:val="nil"/>
-            </w:tcBorders>
-            <w:tcMar>
-              <w:top w:w="0" w:type="dxa"/>
-              <w:left w:w="90" w:type="dxa"/>
-              <w:bottom w:w="0" w:type="dxa"/>
-              <w:right w:w="90" w:type="dxa"/>
-            </w:tcMar>
-          </w:tcPr>
-          <w:p>
-            <w:pPr>
+              <w:t xml:space="preserve">, nhưng chưa đưa điều kiện ràng buộc vào phép so khớp. Trong các tài liệu đã khảo sát, chưa thấy nghiên cứu kiểm chứng tuyên bố thông số có điều kiện ràng buộc trong quảng cáo tiếng Việt bằng phép đối chiếu tường minh điều kiện.</w:t>
+            </w:r>
+          </w:p>
+        </w:tc>
+      </w:tr>
+      <w:tr>
+        <w:trPr>
+          <w:cantSplit w:val="1"/>
+          <w:tblHeader w:val="0"/>
+        </w:trPr>
+        <w:tc>
+          <w:tcPr>
+            <w:gridSpan w:val="2"/>
+            <w:tcBorders>
+              <w:top w:color="000000" w:space="0" w:sz="0" w:val="nil"/>
+              <w:bottom w:color="000000" w:space="0" w:sz="0" w:val="nil"/>
+            </w:tcBorders>
+            <w:tcMar>
+              <w:top w:w="0" w:type="dxa"/>
+              <w:left w:w="90" w:type="dxa"/>
+              <w:bottom w:w="0" w:type="dxa"/>
+              <w:right w:w="90" w:type="dxa"/>
+            </w:tcMar>
+          </w:tcPr>
+          <w:p>
+            <w:pPr>
+              <w:spacing w:after="80" w:line="278" w:lineRule="auto"/>
+              <w:jc w:val="center"/>
+              <w:rPr>
+                <w:rFonts w:ascii="Times New Roman" w:cs="Times New Roman" w:eastAsia="Times New Roman" w:hAnsi="Times New Roman"/>
+                <w:sz w:val="26"/>
+                <w:szCs w:val="26"/>
+              </w:rPr>
+            </w:pPr>
+            <w:r>
+              <w:rPr>
+                <w:rFonts w:ascii="Times New Roman" w:cs="Times New Roman" w:eastAsia="Times New Roman" w:hAnsi="Times New Roman"/>
+                <w:i/>
+                <w:iCs/>
+                <w:sz w:val="26"/>
+                <w:szCs w:val="26"/>
+              </w:rPr>
+              <w:t xml:space="preserve">Bảng 1. So sánh các nghiên cứu liên quan với đề tài</w:t>
+            </w:r>
+          </w:p>
+          <w:tbl>
+            <w:tblPr>
+              <w:tblW w:w="9200" w:type="dxa"/>
+              <w:jc w:val="center"/>
+              <w:tblBorders>
+                <w:top w:val="single" w:sz="4" w:space="0" w:color="000000"/>
+                <w:left w:val="single" w:sz="4" w:space="0" w:color="000000"/>
+                <w:bottom w:val="single" w:sz="4" w:space="0" w:color="000000"/>
+                <w:right w:val="single" w:sz="4" w:space="0" w:color="000000"/>
+                <w:insideH w:val="single" w:sz="4" w:space="0" w:color="000000"/>
+                <w:insideV w:val="single" w:sz="4" w:space="0" w:color="000000"/>
+              </w:tblBorders>
+              <w:tblLayout w:type="fixed"/>
+              <w:tblCellMar>
+                <w:top w:w="20" w:type="dxa"/>
+                <w:left w:w="80" w:type="dxa"/>
+                <w:bottom w:w="20" w:type="dxa"/>
+                <w:right w:w="80" w:type="dxa"/>
+              </w:tblCellMar>
+            </w:tblPr>
+            <w:tblGrid>
+              <w:gridCol w:w="1900"/>
+              <w:gridCol w:w="2300"/>
+              <w:gridCol w:w="2300"/>
+              <w:gridCol w:w="2700"/>
+            </w:tblGrid>
+            <w:tr>
+              <w:trPr>
+                <w:cantSplit/>
+                <w:tblHeader/>
+              </w:trPr>
+              <w:tc>
+                <w:tcPr>
+                  <w:tcW w:w="1900" w:type="dxa"/>
+                  <w:vAlign w:val="center"/>
+                </w:tcPr>
+                <w:p>
+                  <w:pPr>
+                    <w:spacing w:before="20" w:after="20" w:line="252" w:lineRule="auto"/>
+                    <w:jc w:val="center"/>
+                  </w:pPr>
+                  <w:r>
+                    <w:rPr>
+                      <w:rFonts w:ascii="Times New Roman" w:cs="Times New Roman" w:eastAsia="Times New Roman" w:hAnsi="Times New Roman"/>
+                      <w:b/>
+                      <w:bCs/>
+                      <w:sz w:val="22"/>
+                      <w:szCs w:val="22"/>
+                    </w:rPr>
+                    <w:t xml:space="preserve">Nghiên cứu</w:t>
+                  </w:r>
+                </w:p>
+              </w:tc>
+              <w:tc>
+                <w:tcPr>
+                  <w:tcW w:w="2300" w:type="dxa"/>
+                  <w:vAlign w:val="center"/>
+                </w:tcPr>
+                <w:p>
+                  <w:pPr>
+                    <w:spacing w:before="20" w:after="20" w:line="252" w:lineRule="auto"/>
+                    <w:jc w:val="center"/>
+                  </w:pPr>
+                  <w:r>
+                    <w:rPr>
+                      <w:rFonts w:ascii="Times New Roman" w:cs="Times New Roman" w:eastAsia="Times New Roman" w:hAnsi="Times New Roman"/>
+                      <w:b/>
+                      <w:bCs/>
+                      <w:sz w:val="22"/>
+                      <w:szCs w:val="22"/>
+                    </w:rPr>
+                    <w:t xml:space="preserve">Dữ liệu và nhãn</w:t>
+                  </w:r>
+                </w:p>
+              </w:tc>
+              <w:tc>
+                <w:tcPr>
+                  <w:tcW w:w="2300" w:type="dxa"/>
+                  <w:vAlign w:val="center"/>
+                </w:tcPr>
+                <w:p>
+                  <w:pPr>
+                    <w:spacing w:before="20" w:after="20" w:line="252" w:lineRule="auto"/>
+                    <w:jc w:val="center"/>
+                  </w:pPr>
+                  <w:r>
+                    <w:rPr>
+                      <w:rFonts w:ascii="Times New Roman" w:cs="Times New Roman" w:eastAsia="Times New Roman" w:hAnsi="Times New Roman"/>
+                      <w:b/>
+                      <w:bCs/>
+                      <w:sz w:val="22"/>
+                      <w:szCs w:val="22"/>
+                    </w:rPr>
+                    <w:t xml:space="preserve">Cách xác định nhãn</w:t>
+                  </w:r>
+                </w:p>
+              </w:tc>
+              <w:tc>
+                <w:tcPr>
+                  <w:tcW w:w="2700" w:type="dxa"/>
+                  <w:vAlign w:val="center"/>
+                </w:tcPr>
+                <w:p>
+                  <w:pPr>
+                    <w:spacing w:before="20" w:after="20" w:line="252" w:lineRule="auto"/>
+                    <w:jc w:val="center"/>
+                  </w:pPr>
+                  <w:r>
+                    <w:rPr>
+                      <w:rFonts w:ascii="Times New Roman" w:cs="Times New Roman" w:eastAsia="Times New Roman" w:hAnsi="Times New Roman"/>
+                      <w:b/>
+                      <w:bCs/>
+                      <w:sz w:val="22"/>
+                      <w:szCs w:val="22"/>
+                    </w:rPr>
+                    <w:t xml:space="preserve">Xử lý điều kiện ràng buộc của thông số</w:t>
+                  </w:r>
+                </w:p>
+              </w:tc>
+            </w:tr>
+            <w:tr>
+              <w:trPr>
+                <w:cantSplit/>
+              </w:trPr>
+              <w:tc>
+                <w:tcPr>
+                  <w:tcW w:w="1900" w:type="dxa"/>
+                </w:tcPr>
+                <w:p>
+                  <w:pPr>
+                    <w:spacing w:before="20" w:after="20" w:line="252" w:lineRule="auto"/>
+                    <w:jc w:val="left"/>
+                  </w:pPr>
+                  <w:r>
+                    <w:rPr>
+                      <w:rFonts w:ascii="Times New Roman" w:cs="Times New Roman" w:eastAsia="Times New Roman" w:hAnsi="Times New Roman"/>
+                      <w:sz w:val="22"/>
+                      <w:szCs w:val="22"/>
+                    </w:rPr>
+                    <w:t xml:space="preserve">FEVER </w:t>
+                  </w:r>
+                  <w:r>
+                    <w:rPr>
+                      <w:rFonts w:ascii="Times New Roman" w:cs="Times New Roman" w:eastAsia="Times New Roman" w:hAnsi="Times New Roman"/>
+                      <w:sz w:val="22"/>
+                      <w:szCs w:val="22"/>
+                    </w:rPr>
+                    <w:t xml:space="preserve">[6]</w:t>
+                  </w:r>
+                </w:p>
+              </w:tc>
+              <w:tc>
+                <w:tcPr>
+                  <w:tcW w:w="2300" w:type="dxa"/>
+                </w:tcPr>
+                <w:p>
+                  <w:pPr>
+                    <w:spacing w:before="20" w:after="20" w:line="252" w:lineRule="auto"/>
+                    <w:jc w:val="left"/>
+                  </w:pPr>
+                  <w:r>
+                    <w:rPr>
+                      <w:rFonts w:ascii="Times New Roman" w:cs="Times New Roman" w:eastAsia="Times New Roman" w:hAnsi="Times New Roman"/>
+                      <w:sz w:val="22"/>
+                      <w:szCs w:val="22"/>
+                    </w:rPr>
+                    <w:t xml:space="preserve">Tuyên bố tạo từ câu Wikipedia; ba nhãn Supported, Refuted, NEI</w:t>
+                  </w:r>
+                </w:p>
+              </w:tc>
+              <w:tc>
+                <w:tcPr>
+                  <w:tcW w:w="2300" w:type="dxa"/>
+                </w:tcPr>
+                <w:p>
+                  <w:pPr>
+                    <w:spacing w:before="20" w:after="20" w:line="252" w:lineRule="auto"/>
+                    <w:jc w:val="left"/>
+                  </w:pPr>
+                  <w:r>
+                    <w:rPr>
+                      <w:rFonts w:ascii="Times New Roman" w:cs="Times New Roman" w:eastAsia="Times New Roman" w:hAnsi="Times New Roman"/>
+                      <w:sz w:val="22"/>
+                      <w:szCs w:val="22"/>
+                    </w:rPr>
+                    <w:t xml:space="preserve">Truy hồi bằng chứng rồi phân loại cặp tuyên bố và bằng chứng</w:t>
+                  </w:r>
+                </w:p>
+              </w:tc>
+              <w:tc>
+                <w:tcPr>
+                  <w:tcW w:w="2700" w:type="dxa"/>
+                </w:tcPr>
+                <w:p>
+                  <w:pPr>
+                    <w:spacing w:before="20" w:after="20" w:line="252" w:lineRule="auto"/>
+                    <w:jc w:val="left"/>
+                  </w:pPr>
+                  <w:r>
+                    <w:rPr>
+                      <w:rFonts w:ascii="Times New Roman" w:cs="Times New Roman" w:eastAsia="Times New Roman" w:hAnsi="Times New Roman"/>
+                      <w:sz w:val="22"/>
+                      <w:szCs w:val="22"/>
+                    </w:rPr>
+                    <w:t xml:space="preserve">Không có; tuyên bố đúng con số nhưng sai điều kiện không có nhãn riêng</w:t>
+                  </w:r>
+                </w:p>
+              </w:tc>
+            </w:tr>
+            <w:tr>
+              <w:trPr>
+                <w:cantSplit/>
+              </w:trPr>
+              <w:tc>
+                <w:tcPr>
+                  <w:tcW w:w="1900" w:type="dxa"/>
+                </w:tcPr>
+                <w:p>
+                  <w:pPr>
+                    <w:spacing w:before="20" w:after="20" w:line="252" w:lineRule="auto"/>
+                    <w:jc w:val="left"/>
+                  </w:pPr>
+                  <w:r>
+                    <w:rPr>
+                      <w:rFonts w:ascii="Times New Roman" w:cs="Times New Roman" w:eastAsia="Times New Roman" w:hAnsi="Times New Roman"/>
+                      <w:sz w:val="22"/>
+                      <w:szCs w:val="22"/>
+                    </w:rPr>
+                    <w:t xml:space="preserve">AVeriTeC </w:t>
+                  </w:r>
+                  <w:r>
+                    <w:rPr>
+                      <w:rFonts w:ascii="Times New Roman" w:cs="Times New Roman" w:eastAsia="Times New Roman" w:hAnsi="Times New Roman"/>
+                      <w:sz w:val="22"/>
+                      <w:szCs w:val="22"/>
+                    </w:rPr>
+                    <w:t xml:space="preserve">[7]</w:t>
+                  </w:r>
+                  <w:r>
+                    <w:rPr>
+                      <w:rFonts w:ascii="Times New Roman" w:cs="Times New Roman" w:eastAsia="Times New Roman" w:hAnsi="Times New Roman"/>
+                      <w:sz w:val="22"/>
+                      <w:szCs w:val="22"/>
+                    </w:rPr>
+                    <w:t xml:space="preserve">, Fathom </w:t>
+                  </w:r>
+                  <w:r>
+                    <w:rPr>
+                      <w:rFonts w:ascii="Times New Roman" w:cs="Times New Roman" w:eastAsia="Times New Roman" w:hAnsi="Times New Roman"/>
+                      <w:sz w:val="22"/>
+                      <w:szCs w:val="22"/>
+                    </w:rPr>
+                    <w:t xml:space="preserve">[20]</w:t>
+                  </w:r>
+                </w:p>
+              </w:tc>
+              <w:tc>
+                <w:tcPr>
+                  <w:tcW w:w="2300" w:type="dxa"/>
+                </w:tcPr>
+                <w:p>
+                  <w:pPr>
+                    <w:spacing w:before="20" w:after="20" w:line="252" w:lineRule="auto"/>
+                    <w:jc w:val="left"/>
+                  </w:pPr>
+                  <w:r>
+                    <w:rPr>
+                      <w:rFonts w:ascii="Times New Roman" w:cs="Times New Roman" w:eastAsia="Times New Roman" w:hAnsi="Times New Roman"/>
+                      <w:sz w:val="22"/>
+                      <w:szCs w:val="22"/>
+                    </w:rPr>
+                    <w:t xml:space="preserve">Tuyên bố thực tế, bằng chứng trên web; thêm nhãn Conflicting/Cherry-picking</w:t>
+                  </w:r>
+                </w:p>
+              </w:tc>
+              <w:tc>
+                <w:tcPr>
+                  <w:tcW w:w="2300" w:type="dxa"/>
+                </w:tcPr>
+                <w:p>
+                  <w:pPr>
+                    <w:spacing w:before="20" w:after="20" w:line="252" w:lineRule="auto"/>
+                    <w:jc w:val="left"/>
+                  </w:pPr>
+                  <w:r>
+                    <w:rPr>
+                      <w:rFonts w:ascii="Times New Roman" w:cs="Times New Roman" w:eastAsia="Times New Roman" w:hAnsi="Times New Roman"/>
+                      <w:sz w:val="22"/>
+                      <w:szCs w:val="22"/>
+                    </w:rPr>
+                    <w:t xml:space="preserve">LLM hoặc mô hình phân loại gán nhãn từ bằng chứng truy hồi</w:t>
+                  </w:r>
+                </w:p>
+              </w:tc>
+              <w:tc>
+                <w:tcPr>
+                  <w:tcW w:w="2700" w:type="dxa"/>
+                </w:tcPr>
+                <w:p>
+                  <w:pPr>
+                    <w:spacing w:before="20" w:after="20" w:line="252" w:lineRule="auto"/>
+                    <w:jc w:val="left"/>
+                  </w:pPr>
+                  <w:r>
+                    <w:rPr>
+                      <w:rFonts w:ascii="Times New Roman" w:cs="Times New Roman" w:eastAsia="Times New Roman" w:hAnsi="Times New Roman"/>
+                      <w:sz w:val="22"/>
+                      <w:szCs w:val="22"/>
+                    </w:rPr>
+                    <w:t xml:space="preserve">Lớp gây hiểu nhầm không gắn với điều kiện cụ thể; Fathom đạt F1 bằng 0 ở lớp này trên tập phát triển</w:t>
+                  </w:r>
+                </w:p>
+              </w:tc>
+            </w:tr>
+            <w:tr>
+              <w:trPr>
+                <w:cantSplit/>
+              </w:trPr>
+              <w:tc>
+                <w:tcPr>
+                  <w:tcW w:w="1900" w:type="dxa"/>
+                </w:tcPr>
+                <w:p>
+                  <w:pPr>
+                    <w:spacing w:before="20" w:after="20" w:line="252" w:lineRule="auto"/>
+                    <w:jc w:val="left"/>
+                  </w:pPr>
+                  <w:r>
+                    <w:rPr>
+                      <w:rFonts w:ascii="Times New Roman" w:cs="Times New Roman" w:eastAsia="Times New Roman" w:hAnsi="Times New Roman"/>
+                      <w:sz w:val="22"/>
+                      <w:szCs w:val="22"/>
+                    </w:rPr>
+                    <w:t xml:space="preserve">ViFactCheck </w:t>
+                  </w:r>
+                  <w:r>
+                    <w:rPr>
+                      <w:rFonts w:ascii="Times New Roman" w:cs="Times New Roman" w:eastAsia="Times New Roman" w:hAnsi="Times New Roman"/>
+                      <w:sz w:val="22"/>
+                      <w:szCs w:val="22"/>
+                    </w:rPr>
+                    <w:t xml:space="preserve">[8]</w:t>
+                  </w:r>
+                  <w:r>
+                    <w:rPr>
+                      <w:rFonts w:ascii="Times New Roman" w:cs="Times New Roman" w:eastAsia="Times New Roman" w:hAnsi="Times New Roman"/>
+                      <w:sz w:val="22"/>
+                      <w:szCs w:val="22"/>
+                    </w:rPr>
+                    <w:t xml:space="preserve">, ViWikiFC </w:t>
+                  </w:r>
+                  <w:r>
+                    <w:rPr>
+                      <w:rFonts w:ascii="Times New Roman" w:cs="Times New Roman" w:eastAsia="Times New Roman" w:hAnsi="Times New Roman"/>
+                      <w:sz w:val="22"/>
+                      <w:szCs w:val="22"/>
+                    </w:rPr>
+                    <w:t xml:space="preserve">[9]</w:t>
+                  </w:r>
+                  <w:r>
+                    <w:rPr>
+                      <w:rFonts w:ascii="Times New Roman" w:cs="Times New Roman" w:eastAsia="Times New Roman" w:hAnsi="Times New Roman"/>
+                      <w:sz w:val="22"/>
+                      <w:szCs w:val="22"/>
+                    </w:rPr>
+                    <w:t xml:space="preserve">, SemViQA </w:t>
+                  </w:r>
+                  <w:r>
+                    <w:rPr>
+                      <w:rFonts w:ascii="Times New Roman" w:cs="Times New Roman" w:eastAsia="Times New Roman" w:hAnsi="Times New Roman"/>
+                      <w:sz w:val="22"/>
+                      <w:szCs w:val="22"/>
+                    </w:rPr>
+                    <w:t xml:space="preserve">[11]</w:t>
+                  </w:r>
+                </w:p>
+              </w:tc>
+              <w:tc>
+                <w:tcPr>
+                  <w:tcW w:w="2300" w:type="dxa"/>
+                </w:tcPr>
+                <w:p>
+                  <w:pPr>
+                    <w:spacing w:before="20" w:after="20" w:line="252" w:lineRule="auto"/>
+                    <w:jc w:val="left"/>
+                  </w:pPr>
+                  <w:r>
+                    <w:rPr>
+                      <w:rFonts w:ascii="Times New Roman" w:cs="Times New Roman" w:eastAsia="Times New Roman" w:hAnsi="Times New Roman"/>
+                      <w:sz w:val="22"/>
+                      <w:szCs w:val="22"/>
+                    </w:rPr>
+                    <w:t xml:space="preserve">Tin tức và Wikipedia tiếng Việt; ba nhãn</w:t>
+                  </w:r>
+                </w:p>
+              </w:tc>
+              <w:tc>
+                <w:tcPr>
+                  <w:tcW w:w="2300" w:type="dxa"/>
+                </w:tcPr>
+                <w:p>
+                  <w:pPr>
+                    <w:spacing w:before="20" w:after="20" w:line="252" w:lineRule="auto"/>
+                    <w:jc w:val="left"/>
+                  </w:pPr>
+                  <w:r>
+                    <w:rPr>
+                      <w:rFonts w:ascii="Times New Roman" w:cs="Times New Roman" w:eastAsia="Times New Roman" w:hAnsi="Times New Roman"/>
+                      <w:sz w:val="22"/>
+                      <w:szCs w:val="22"/>
+                    </w:rPr>
+                    <w:t xml:space="preserve">Chọn hoặc truy hồi bằng chứng rồi phân loại nhãn</w:t>
+                  </w:r>
+                </w:p>
+              </w:tc>
+              <w:tc>
+                <w:tcPr>
+                  <w:tcW w:w="2700" w:type="dxa"/>
+                </w:tcPr>
+                <w:p>
+                  <w:pPr>
+                    <w:spacing w:before="20" w:after="20" w:line="252" w:lineRule="auto"/>
+                    <w:jc w:val="left"/>
+                  </w:pPr>
+                  <w:r>
+                    <w:rPr>
+                      <w:rFonts w:ascii="Times New Roman" w:cs="Times New Roman" w:eastAsia="Times New Roman" w:hAnsi="Times New Roman"/>
+                      <w:sz w:val="22"/>
+                      <w:szCs w:val="22"/>
+                    </w:rPr>
+                    <w:t xml:space="preserve">Không có; dữ liệu không thuộc miền thông số kỹ thuật</w:t>
+                  </w:r>
+                </w:p>
+              </w:tc>
+            </w:tr>
+            <w:tr>
+              <w:trPr>
+                <w:cantSplit/>
+              </w:trPr>
+              <w:tc>
+                <w:tcPr>
+                  <w:tcW w:w="1900" w:type="dxa"/>
+                </w:tcPr>
+                <w:p>
+                  <w:pPr>
+                    <w:spacing w:before="20" w:after="20" w:line="252" w:lineRule="auto"/>
+                    <w:jc w:val="left"/>
+                  </w:pPr>
+                  <w:r>
+                    <w:rPr>
+                      <w:rFonts w:ascii="Times New Roman" w:cs="Times New Roman" w:eastAsia="Times New Roman" w:hAnsi="Times New Roman"/>
+                      <w:sz w:val="22"/>
+                      <w:szCs w:val="22"/>
+                    </w:rPr>
+                    <w:t xml:space="preserve">ViNumFCR </w:t>
+                  </w:r>
+                  <w:r>
+                    <w:rPr>
+                      <w:rFonts w:ascii="Times New Roman" w:cs="Times New Roman" w:eastAsia="Times New Roman" w:hAnsi="Times New Roman"/>
+                      <w:sz w:val="22"/>
+                      <w:szCs w:val="22"/>
+                    </w:rPr>
+                    <w:t xml:space="preserve">[10]</w:t>
+                  </w:r>
+                  <w:r>
+                    <w:rPr>
+                      <w:rFonts w:ascii="Times New Roman" w:cs="Times New Roman" w:eastAsia="Times New Roman" w:hAnsi="Times New Roman"/>
+                      <w:sz w:val="22"/>
+                      <w:szCs w:val="22"/>
+                    </w:rPr>
+                    <w:t xml:space="preserve">, NumPert </w:t>
+                  </w:r>
+                  <w:r>
+                    <w:rPr>
+                      <w:rFonts w:ascii="Times New Roman" w:cs="Times New Roman" w:eastAsia="Times New Roman" w:hAnsi="Times New Roman"/>
+                      <w:sz w:val="22"/>
+                      <w:szCs w:val="22"/>
+                    </w:rPr>
+                    <w:t xml:space="preserve">[13]</w:t>
+                  </w:r>
+                  <w:r>
+                    <w:rPr>
+                      <w:rFonts w:ascii="Times New Roman" w:cs="Times New Roman" w:eastAsia="Times New Roman" w:hAnsi="Times New Roman"/>
+                      <w:sz w:val="22"/>
+                      <w:szCs w:val="22"/>
+                    </w:rPr>
+                    <w:t xml:space="preserve">, Chungkham và cộng sự </w:t>
+                  </w:r>
+                  <w:r>
+                    <w:rPr>
+                      <w:rFonts w:ascii="Times New Roman" w:cs="Times New Roman" w:eastAsia="Times New Roman" w:hAnsi="Times New Roman"/>
+                      <w:sz w:val="22"/>
+                      <w:szCs w:val="22"/>
+                    </w:rPr>
+                    <w:t xml:space="preserve">[12]</w:t>
+                  </w:r>
+                </w:p>
+              </w:tc>
+              <w:tc>
+                <w:tcPr>
+                  <w:tcW w:w="2300" w:type="dxa"/>
+                </w:tcPr>
+                <w:p>
+                  <w:pPr>
+                    <w:spacing w:before="20" w:after="20" w:line="252" w:lineRule="auto"/>
+                    <w:jc w:val="left"/>
+                  </w:pPr>
+                  <w:r>
+                    <w:rPr>
+                      <w:rFonts w:ascii="Times New Roman" w:cs="Times New Roman" w:eastAsia="Times New Roman" w:hAnsi="Times New Roman"/>
+                      <w:sz w:val="22"/>
+                      <w:szCs w:val="22"/>
+                    </w:rPr>
+                    <w:t xml:space="preserve">Tuyên bố chứa số liệu</w:t>
+                  </w:r>
+                </w:p>
+              </w:tc>
+              <w:tc>
+                <w:tcPr>
+                  <w:tcW w:w="2300" w:type="dxa"/>
+                </w:tcPr>
+                <w:p>
+                  <w:pPr>
+                    <w:spacing w:before="20" w:after="20" w:line="252" w:lineRule="auto"/>
+                    <w:jc w:val="left"/>
+                  </w:pPr>
+                  <w:r>
+                    <w:rPr>
+                      <w:rFonts w:ascii="Times New Roman" w:cs="Times New Roman" w:eastAsia="Times New Roman" w:hAnsi="Times New Roman"/>
+                      <w:sz w:val="22"/>
+                      <w:szCs w:val="22"/>
+                    </w:rPr>
+                    <w:t xml:space="preserve">Mô hình ngôn ngữ suy luận trên con số</w:t>
+                  </w:r>
+                </w:p>
+              </w:tc>
+              <w:tc>
+                <w:tcPr>
+                  <w:tcW w:w="2700" w:type="dxa"/>
+                </w:tcPr>
+                <w:p>
+                  <w:pPr>
+                    <w:spacing w:before="20" w:after="20" w:line="252" w:lineRule="auto"/>
+                    <w:jc w:val="left"/>
+                  </w:pPr>
+                  <w:r>
+                    <w:rPr>
+                      <w:rFonts w:ascii="Times New Roman" w:cs="Times New Roman" w:eastAsia="Times New Roman" w:hAnsi="Times New Roman"/>
+                      <w:sz w:val="22"/>
+                      <w:szCs w:val="22"/>
+                    </w:rPr>
+                    <w:t xml:space="preserve">Tập trung vào giá trị con số, không biểu diễn điều kiện đi kèm con số</w:t>
+                  </w:r>
+                </w:p>
+              </w:tc>
+            </w:tr>
+            <w:tr>
+              <w:trPr>
+                <w:cantSplit/>
+              </w:trPr>
+              <w:tc>
+                <w:tcPr>
+                  <w:tcW w:w="1900" w:type="dxa"/>
+                </w:tcPr>
+                <w:p>
+                  <w:pPr>
+                    <w:spacing w:before="20" w:after="20" w:line="252" w:lineRule="auto"/>
+                    <w:jc w:val="left"/>
+                  </w:pPr>
+                  <w:r>
+                    <w:rPr>
+                      <w:rFonts w:ascii="Times New Roman" w:cs="Times New Roman" w:eastAsia="Times New Roman" w:hAnsi="Times New Roman"/>
+                      <w:sz w:val="22"/>
+                      <w:szCs w:val="22"/>
+                    </w:rPr>
+                    <w:t xml:space="preserve">MiniCheck </w:t>
+                  </w:r>
+                  <w:r>
+                    <w:rPr>
+                      <w:rFonts w:ascii="Times New Roman" w:cs="Times New Roman" w:eastAsia="Times New Roman" w:hAnsi="Times New Roman"/>
+                      <w:sz w:val="22"/>
+                      <w:szCs w:val="22"/>
+                    </w:rPr>
+                    <w:t xml:space="preserve">[15]</w:t>
+                  </w:r>
+                </w:p>
+              </w:tc>
+              <w:tc>
+                <w:tcPr>
+                  <w:tcW w:w="2300" w:type="dxa"/>
+                </w:tcPr>
+                <w:p>
+                  <w:pPr>
+                    <w:spacing w:before="20" w:after="20" w:line="252" w:lineRule="auto"/>
+                    <w:jc w:val="left"/>
+                  </w:pPr>
+                  <w:r>
+                    <w:rPr>
+                      <w:rFonts w:ascii="Times New Roman" w:cs="Times New Roman" w:eastAsia="Times New Roman" w:hAnsi="Times New Roman"/>
+                      <w:sz w:val="22"/>
+                      <w:szCs w:val="22"/>
+                    </w:rPr>
+                    <w:t xml:space="preserve">Câu trong văn bản do LLM tạo và tài liệu nền; được hỗ trợ hay không</w:t>
+                  </w:r>
+                </w:p>
+              </w:tc>
+              <w:tc>
+                <w:tcPr>
+                  <w:tcW w:w="2300" w:type="dxa"/>
+                </w:tcPr>
+                <w:p>
+                  <w:pPr>
+                    <w:spacing w:before="20" w:after="20" w:line="252" w:lineRule="auto"/>
+                    <w:jc w:val="left"/>
+                  </w:pPr>
+                  <w:r>
+                    <w:rPr>
+                      <w:rFonts w:ascii="Times New Roman" w:cs="Times New Roman" w:eastAsia="Times New Roman" w:hAnsi="Times New Roman"/>
+                      <w:sz w:val="22"/>
+                      <w:szCs w:val="22"/>
+                    </w:rPr>
+                    <w:t xml:space="preserve">Mô hình nhỏ kiểm tra từng câu với tài liệu nền</w:t>
+                  </w:r>
+                </w:p>
+              </w:tc>
+              <w:tc>
+                <w:tcPr>
+                  <w:tcW w:w="2700" w:type="dxa"/>
+                </w:tcPr>
+                <w:p>
+                  <w:pPr>
+                    <w:spacing w:before="20" w:after="20" w:line="252" w:lineRule="auto"/>
+                    <w:jc w:val="left"/>
+                  </w:pPr>
+                  <w:r>
+                    <w:rPr>
+                      <w:rFonts w:ascii="Times New Roman" w:cs="Times New Roman" w:eastAsia="Times New Roman" w:hAnsi="Times New Roman"/>
+                      <w:sz w:val="22"/>
+                      <w:szCs w:val="22"/>
+                    </w:rPr>
+                    <w:t xml:space="preserve">Không phân biệt sai giá trị với lệch điều kiện</w:t>
+                  </w:r>
+                </w:p>
+              </w:tc>
+            </w:tr>
+            <w:tr>
+              <w:trPr>
+                <w:cantSplit/>
+              </w:trPr>
+              <w:tc>
+                <w:tcPr>
+                  <w:tcW w:w="1900" w:type="dxa"/>
+                </w:tcPr>
+                <w:p>
+                  <w:pPr>
+                    <w:spacing w:before="20" w:after="20" w:line="252" w:lineRule="auto"/>
+                    <w:jc w:val="left"/>
+                  </w:pPr>
+                  <w:r>
+                    <w:rPr>
+                      <w:rFonts w:ascii="Times New Roman" w:cs="Times New Roman" w:eastAsia="Times New Roman" w:hAnsi="Times New Roman"/>
+                      <w:sz w:val="22"/>
+                      <w:szCs w:val="22"/>
+                    </w:rPr>
+                    <w:t xml:space="preserve">Jiang và cộng sự </w:t>
+                  </w:r>
+                  <w:r>
+                    <w:rPr>
+                      <w:rFonts w:ascii="Times New Roman" w:cs="Times New Roman" w:eastAsia="Times New Roman" w:hAnsi="Times New Roman"/>
+                      <w:sz w:val="22"/>
+                      <w:szCs w:val="22"/>
+                    </w:rPr>
+                    <w:t xml:space="preserve">[17]</w:t>
+                  </w:r>
+                </w:p>
+              </w:tc>
+              <w:tc>
+                <w:tcPr>
+                  <w:tcW w:w="2300" w:type="dxa"/>
+                </w:tcPr>
+                <w:p>
+                  <w:pPr>
+                    <w:spacing w:before="20" w:after="20" w:line="252" w:lineRule="auto"/>
+                    <w:jc w:val="left"/>
+                  </w:pPr>
+                  <w:r>
+                    <w:rPr>
+                      <w:rFonts w:ascii="Times New Roman" w:cs="Times New Roman" w:eastAsia="Times New Roman" w:hAnsi="Times New Roman"/>
+                      <w:sz w:val="22"/>
+                      <w:szCs w:val="22"/>
+                    </w:rPr>
+                    <w:t xml:space="preserve">Thông tin sản phẩm do LLM bổ sung trên sàn thương mại điện tử</w:t>
+                  </w:r>
+                </w:p>
+              </w:tc>
+              <w:tc>
+                <w:tcPr>
+                  <w:tcW w:w="2300" w:type="dxa"/>
+                </w:tcPr>
+                <w:p>
+                  <w:pPr>
+                    <w:spacing w:before="20" w:after="20" w:line="252" w:lineRule="auto"/>
+                    <w:jc w:val="left"/>
+                  </w:pPr>
+                  <w:r>
+                    <w:rPr>
+                      <w:rFonts w:ascii="Times New Roman" w:cs="Times New Roman" w:eastAsia="Times New Roman" w:hAnsi="Times New Roman"/>
+                      <w:sz w:val="22"/>
+                      <w:szCs w:val="22"/>
+                    </w:rPr>
+                    <w:t xml:space="preserve">Phát hiện ảo giác ở mức thuộc tính sản phẩm</w:t>
+                  </w:r>
+                </w:p>
+              </w:tc>
+              <w:tc>
+                <w:tcPr>
+                  <w:tcW w:w="2700" w:type="dxa"/>
+                </w:tcPr>
+                <w:p>
+                  <w:pPr>
+                    <w:spacing w:before="20" w:after="20" w:line="252" w:lineRule="auto"/>
+                    <w:jc w:val="left"/>
+                  </w:pPr>
+                  <w:r>
+                    <w:rPr>
+                      <w:rFonts w:ascii="Times New Roman" w:cs="Times New Roman" w:eastAsia="Times New Roman" w:hAnsi="Times New Roman"/>
+                      <w:sz w:val="22"/>
+                      <w:szCs w:val="22"/>
+                    </w:rPr>
+                    <w:t xml:space="preserve">Không biểu diễn điều kiện để giá trị thuộc tính đúng</w:t>
+                  </w:r>
+                </w:p>
+              </w:tc>
+            </w:tr>
+            <w:tr>
+              <w:trPr>
+                <w:cantSplit/>
+              </w:trPr>
+              <w:tc>
+                <w:tcPr>
+                  <w:tcW w:w="1900" w:type="dxa"/>
+                </w:tcPr>
+                <w:p>
+                  <w:pPr>
+                    <w:spacing w:before="20" w:after="20" w:line="252" w:lineRule="auto"/>
+                    <w:jc w:val="left"/>
+                  </w:pPr>
+                  <w:r>
+                    <w:rPr>
+                      <w:rFonts w:ascii="Times New Roman" w:cs="Times New Roman" w:eastAsia="Times New Roman" w:hAnsi="Times New Roman"/>
+                      <w:sz w:val="22"/>
+                      <w:szCs w:val="22"/>
+                    </w:rPr>
+                    <w:t xml:space="preserve">Nguyen và cộng sự </w:t>
+                  </w:r>
+                  <w:r>
+                    <w:rPr>
+                      <w:rFonts w:ascii="Times New Roman" w:cs="Times New Roman" w:eastAsia="Times New Roman" w:hAnsi="Times New Roman"/>
+                      <w:sz w:val="22"/>
+                      <w:szCs w:val="22"/>
+                    </w:rPr>
+                    <w:t xml:space="preserve">[16]</w:t>
+                  </w:r>
+                </w:p>
+              </w:tc>
+              <w:tc>
+                <w:tcPr>
+                  <w:tcW w:w="2300" w:type="dxa"/>
+                </w:tcPr>
+                <w:p>
+                  <w:pPr>
+                    <w:spacing w:before="20" w:after="20" w:line="252" w:lineRule="auto"/>
+                    <w:jc w:val="left"/>
+                  </w:pPr>
+                  <w:r>
+                    <w:rPr>
+                      <w:rFonts w:ascii="Times New Roman" w:cs="Times New Roman" w:eastAsia="Times New Roman" w:hAnsi="Times New Roman"/>
+                      <w:sz w:val="22"/>
+                      <w:szCs w:val="22"/>
+                    </w:rPr>
+                    <w:t xml:space="preserve">Bài quảng cáo dịch vụ làm đẹp, thẩm mỹ; một nhãn vi phạm cho cả bài</w:t>
+                  </w:r>
+                </w:p>
+              </w:tc>
+              <w:tc>
+                <w:tcPr>
+                  <w:tcW w:w="2300" w:type="dxa"/>
+                </w:tcPr>
+                <w:p>
+                  <w:pPr>
+                    <w:spacing w:before="20" w:after="20" w:line="252" w:lineRule="auto"/>
+                    <w:jc w:val="left"/>
+                  </w:pPr>
+                  <w:r>
+                    <w:rPr>
+                      <w:rFonts w:ascii="Times New Roman" w:cs="Times New Roman" w:eastAsia="Times New Roman" w:hAnsi="Times New Roman"/>
+                      <w:sz w:val="22"/>
+                      <w:szCs w:val="22"/>
+                    </w:rPr>
+                    <w:t xml:space="preserve">LLM trích giấy phép, địa chỉ, dịch vụ rồi so khớp với dữ liệu cấp phép theo ngưỡng độ tương đồng</w:t>
+                  </w:r>
+                </w:p>
+              </w:tc>
+              <w:tc>
+                <w:tcPr>
+                  <w:tcW w:w="2700" w:type="dxa"/>
+                </w:tcPr>
+                <w:p>
+                  <w:pPr>
+                    <w:spacing w:before="20" w:after="20" w:line="252" w:lineRule="auto"/>
+                    <w:jc w:val="left"/>
+                  </w:pPr>
+                  <w:r>
+                    <w:rPr>
+                      <w:rFonts w:ascii="Times New Roman" w:cs="Times New Roman" w:eastAsia="Times New Roman" w:hAnsi="Times New Roman"/>
+                      <w:sz w:val="22"/>
+                      <w:szCs w:val="22"/>
+                    </w:rPr>
+                    <w:t xml:space="preserve">Không chỉ ra nội dung nào sai, không xét điều kiện áp dụng</w:t>
+                  </w:r>
+                </w:p>
+              </w:tc>
+            </w:tr>
+            <w:tr>
+              <w:trPr>
+                <w:cantSplit/>
+              </w:trPr>
+              <w:tc>
+                <w:tcPr>
+                  <w:tcW w:w="1900" w:type="dxa"/>
+                </w:tcPr>
+                <w:p>
+                  <w:pPr>
+                    <w:spacing w:before="20" w:after="20" w:line="252" w:lineRule="auto"/>
+                    <w:jc w:val="left"/>
+                  </w:pPr>
+                  <w:r>
+                    <w:rPr>
+                      <w:rFonts w:ascii="Times New Roman" w:cs="Times New Roman" w:eastAsia="Times New Roman" w:hAnsi="Times New Roman"/>
+                      <w:b/>
+                      <w:bCs/>
+                      <w:sz w:val="22"/>
+                      <w:szCs w:val="22"/>
+                    </w:rPr>
+                    <w:t xml:space="preserve">Đề tài này</w:t>
+                  </w:r>
+                </w:p>
+              </w:tc>
+              <w:tc>
+                <w:tcPr>
+                  <w:tcW w:w="2300" w:type="dxa"/>
+                </w:tcPr>
+                <w:p>
+                  <w:pPr>
+                    <w:spacing w:before="20" w:after="20" w:line="252" w:lineRule="auto"/>
+                    <w:jc w:val="left"/>
+                  </w:pPr>
+                  <w:r>
+                    <w:rPr>
+                      <w:rFonts w:ascii="Times New Roman" w:cs="Times New Roman" w:eastAsia="Times New Roman" w:hAnsi="Times New Roman"/>
+                      <w:sz w:val="22"/>
+                      <w:szCs w:val="22"/>
+                    </w:rPr>
+                    <w:t xml:space="preserve">Quảng cáo tiếng Việt do LLM tạo về thiết bị điện tử tiêu dùng; bốn nhãn, có Lệch điều kiện</w:t>
+                  </w:r>
+                </w:p>
+              </w:tc>
+              <w:tc>
+                <w:tcPr>
+                  <w:tcW w:w="2300" w:type="dxa"/>
+                </w:tcPr>
+                <w:p>
+                  <w:pPr>
+                    <w:spacing w:before="20" w:after="20" w:line="252" w:lineRule="auto"/>
+                    <w:jc w:val="left"/>
+                  </w:pPr>
+                  <w:r>
+                    <w:rPr>
+                      <w:rFonts w:ascii="Times New Roman" w:cs="Times New Roman" w:eastAsia="Times New Roman" w:hAnsi="Times New Roman"/>
+                      <w:sz w:val="22"/>
+                      <w:szCs w:val="22"/>
+                    </w:rPr>
+                    <w:t xml:space="preserve">LLM trích xuất có neo nguồn; bộ quyết định dựa trên quy tắc</w:t>
+                  </w:r>
+                </w:p>
+              </w:tc>
+              <w:tc>
+                <w:tcPr>
+                  <w:tcW w:w="2700" w:type="dxa"/>
+                </w:tcPr>
+                <w:p>
+                  <w:pPr>
+                    <w:spacing w:before="20" w:after="20" w:line="252" w:lineRule="auto"/>
+                    <w:jc w:val="left"/>
+                  </w:pPr>
+                  <w:r>
+                    <w:rPr>
+                      <w:rFonts w:ascii="Times New Roman" w:cs="Times New Roman" w:eastAsia="Times New Roman" w:hAnsi="Times New Roman"/>
+                      <w:sz w:val="22"/>
+                      <w:szCs w:val="22"/>
+                    </w:rPr>
+                    <w:t xml:space="preserve">Biểu diễn tường minh và đối chiếu khi quyết định nhãn; trả nhãn cho từng tuyên bố kèm đoạn nguồn và lý do</w:t>
+                  </w:r>
+                </w:p>
+              </w:tc>
+            </w:tr>
+          </w:tbl>
+          <w:p>
+            <w:pPr>
+              <w:spacing w:before="0" w:after="40" w:line="240" w:lineRule="auto"/>
+              <w:rPr>
+                <w:sz w:val="12"/>
+                <w:szCs w:val="12"/>
+              </w:rPr>
+            </w:pPr>
+          </w:p>
+        </w:tc>
+      </w:tr>
+      <w:tr>
+        <w:trPr>
+          <w:cantSplit w:val="1"/>
+          <w:tblHeader w:val="0"/>
+        </w:trPr>
+        <w:tc>
+          <w:tcPr>
+            <w:gridSpan w:val="2"/>
+            <w:tcBorders>
+              <w:top w:color="000000" w:space="0" w:sz="0" w:val="nil"/>
+              <w:bottom w:color="000000" w:space="0" w:sz="0" w:val="nil"/>
+            </w:tcBorders>
+            <w:tcMar>
+              <w:top w:w="0" w:type="dxa"/>
+              <w:left w:w="90" w:type="dxa"/>
+              <w:bottom w:w="0" w:type="dxa"/>
+              <w:right w:w="90" w:type="dxa"/>
+            </w:tcMar>
+          </w:tcPr>
+          <w:p>
+            <w:pPr>
+              <w:keepLines w:val="1"/>
               <w:spacing w:after="80" w:before="160" w:line="278" w:lineRule="auto"/>
               <w:ind w:right="102"/>
               <w:jc w:val="both"/>
@@ -1593,29 +2552,6 @@
           </w:tcPr>
           <w:p>
             <w:pPr>
-              <w:keepLines w:val="1"/>
-              <w:spacing w:after="80" w:before="160" w:line="278" w:lineRule="auto"/>
-              <w:ind w:right="102"/>
-              <w:jc w:val="both"/>
-              <w:rPr>
-                <w:rFonts w:ascii="Times New Roman" w:cs="Times New Roman" w:eastAsia="Times New Roman" w:hAnsi="Times New Roman"/>
-                <w:sz w:val="26"/>
-                <w:szCs w:val="26"/>
-              </w:rPr>
-            </w:pPr>
-            <w:r>
-              <w:rPr>
-                <w:rFonts w:ascii="Times New Roman" w:cs="Times New Roman" w:eastAsia="Times New Roman" w:hAnsi="Times New Roman"/>
-                <w:b/>
-                <w:bCs/>
-                <w:sz w:val="26"/>
-                <w:szCs w:val="26"/>
-              </w:rPr>
-              <w:t xml:space="preserve">3. Tính mới, đóng góp và cải tiến so với các phương pháp kiểm chứng hiện có</w:t>
-            </w:r>
-          </w:p>
-          <w:p>
-            <w:pPr>
               <w:spacing w:after="80" w:line="278" w:lineRule="auto"/>
               <w:ind w:right="102"/>
               <w:jc w:val="both"/>
@@ -1631,9 +2567,46 @@
                 <w:sz w:val="26"/>
                 <w:szCs w:val="26"/>
               </w:rPr>
-              <w:t xml:space="preserve">Đề tài không xây dựng lại một hệ thống kiểm chứng tổng quát mà tập trung khắc phục hạn chế nêu trên cho tuyên bố có điều kiện ràng buộc.</w:t>
-            </w:r>
-          </w:p>
+              <w:t xml:space="preserve">Ví dụ, trang thông số Galaxy Buds3 Pro ghi thời lượng phát nhạc lên đến 6 giờ khi bật chống ồn và 7 giờ khi tắt chống ồn </w:t>
+            </w:r>
+            <w:r>
+              <w:rPr>
+                <w:rFonts w:ascii="Times New Roman" w:cs="Times New Roman" w:eastAsia="Times New Roman" w:hAnsi="Times New Roman"/>
+                <w:sz w:val="26"/>
+                <w:szCs w:val="26"/>
+              </w:rPr>
+              <w:t xml:space="preserve">[21]</w:t>
+            </w:r>
+            <w:r>
+              <w:rPr>
+                <w:rFonts w:ascii="Times New Roman" w:cs="Times New Roman" w:eastAsia="Times New Roman" w:hAnsi="Times New Roman"/>
+                <w:sz w:val="26"/>
+                <w:szCs w:val="26"/>
+              </w:rPr>
+              <w:t xml:space="preserve">. Với tài liệu này, tuyên bố “nghe nhạc 6 giờ khi bật chống ồn” là Đúng; “nghe nhạc 7 giờ khi bật chống ồn” là Lệch điều kiện vì 7 giờ chỉ đạt khi tắt chống ồn; “pin 8 giờ” là Sai vì thuận lợi hơn mọi giá trị được công bố; tuyên bố về thời lượng pin ở một chế độ mà trang không công bố là Chưa đủ thông tin. Phép so khớp chỉ dựa trên con số dễ chấp nhận tuyên bố thứ hai vì con số 7 giờ có trong tài liệu.</w:t>
+            </w:r>
+          </w:p>
+        </w:tc>
+      </w:tr>
+      <w:tr>
+        <w:trPr>
+          <w:cantSplit w:val="1"/>
+          <w:tblHeader w:val="0"/>
+        </w:trPr>
+        <w:tc>
+          <w:tcPr>
+            <w:gridSpan w:val="2"/>
+            <w:tcBorders>
+              <w:top w:color="000000" w:space="0" w:sz="0" w:val="nil"/>
+              <w:bottom w:color="000000" w:space="0" w:sz="0" w:val="nil"/>
+            </w:tcBorders>
+            <w:tcMar>
+              <w:top w:w="0" w:type="dxa"/>
+              <w:left w:w="90" w:type="dxa"/>
+              <w:bottom w:w="0" w:type="dxa"/>
+              <w:right w:w="90" w:type="dxa"/>
+            </w:tcMar>
+          </w:tcPr>
           <w:p>
             <w:pPr>
               <w:spacing w:after="80" w:line="278" w:lineRule="auto"/>
@@ -1648,14 +2621,10 @@
             <w:r>
               <w:rPr>
                 <w:rFonts w:ascii="Times New Roman" w:cs="Times New Roman" w:eastAsia="Times New Roman" w:hAnsi="Times New Roman"/>
-                <w:b/>
-                <w:bCs/>
-                <w:i/>
-                <w:iCs/>
-                <w:sz w:val="26"/>
-                <w:szCs w:val="26"/>
-              </w:rPr>
-              <w:t xml:space="preserve">Tính mới.</w:t>
+                <w:sz w:val="26"/>
+                <w:szCs w:val="26"/>
+              </w:rPr>
+              <w:t xml:space="preserve">Đề tài trả lời ba câu hỏi nghiên cứu:</w:t>
             </w:r>
           </w:p>
           <w:p>
@@ -1679,23 +2648,7 @@
                 <w:sz w:val="26"/>
                 <w:szCs w:val="26"/>
               </w:rPr>
-              <w:t xml:space="preserve">Cụ thể hóa lớp tuyên bố gây hiểu nhầm (tương tự nhãn Cherry-picking của AVeriTeC </w:t>
-            </w:r>
-            <w:r>
-              <w:rPr>
-                <w:rFonts w:ascii="Times New Roman" w:cs="Times New Roman" w:eastAsia="Times New Roman" w:hAnsi="Times New Roman"/>
-                <w:sz w:val="26"/>
-                <w:szCs w:val="26"/>
-              </w:rPr>
-              <w:t xml:space="preserve">[7]</w:t>
-            </w:r>
-            <w:r>
-              <w:rPr>
-                <w:rFonts w:ascii="Times New Roman" w:cs="Times New Roman" w:eastAsia="Times New Roman" w:hAnsi="Times New Roman"/>
-                <w:sz w:val="26"/>
-                <w:szCs w:val="26"/>
-              </w:rPr>
-              <w:t xml:space="preserve">) thành nhãn Lệch điều kiện cho thông số kỹ thuật. Nhãn này được xác định bằng phép đối chiếu điều kiện tường minh thay vì để LLM tự phán đoán.</w:t>
+              <w:t xml:space="preserve">CH1. Đối chiếu tường minh điều kiện ràng buộc có làm giảm tỷ lệ tuyên bố sai hoặc lệch điều kiện bị chấp nhận là Đúng so với các cách kiểm chứng hiện có, mà không bỏ sót nhiều tuyên bố đúng hay không?</w:t>
             </w:r>
           </w:p>
         </w:tc>
@@ -1740,7 +2693,7 @@
                 <w:sz w:val="26"/>
                 <w:szCs w:val="26"/>
               </w:rPr>
-              <w:t xml:space="preserve">Biểu diễn mỗi thông số, ở cả tuyên bố và tài liệu, thành bộ (sản phẩm và phiên bản, bộ phận, thuộc tính, giá trị, đơn vị, điều kiện ràng buộc, kiểu giá trị). LLM trích xuất bộ này nhưng mỗi trường phải kèm câu trích nguyên văn; Python kiểm tra câu trích có trong văn bản và con số khớp với giá trị, trường không neo được vào nguồn thì bị loại. Neo nguồn loại bỏ giá trị và điều kiện mà LLM tự thêm; bước kiểm tra đầy đủ theo các cách diễn đạt điều kiện ghi trong tệp cấu hình phát hiện điều kiện bị LLM bỏ sót. Biểu diễn và bộ quyết định được thiết kế không gắn với một nhóm sản phẩm cụ thể; khi thêm nhóm mới, phần cần bổ sung là danh sách thuộc tính và điều kiện bắt buộc của nhóm đó.</w:t>
+              <w:t xml:space="preserve">CH2. Quyết định nhãn bằng quy tắc tường minh trên dữ liệu đã neo nguồn có phát hiện tuyên bố Lệch điều kiện tốt hơn cách để LLM tự gán nhãn hay không?</w:t>
             </w:r>
           </w:p>
         </w:tc>
@@ -1764,30 +2717,6 @@
               <w:right w:w="90" w:type="dxa"/>
             </w:tcMar>
           </w:tcPr>
-          <w:p>
-            <w:pPr>
-              <w:spacing w:after="80" w:line="278" w:lineRule="auto"/>
-              <w:ind w:right="102"/>
-              <w:jc w:val="both"/>
-              <w:rPr>
-                <w:rFonts w:ascii="Times New Roman" w:cs="Times New Roman" w:eastAsia="Times New Roman" w:hAnsi="Times New Roman"/>
-                <w:sz w:val="26"/>
-                <w:szCs w:val="26"/>
-              </w:rPr>
-            </w:pPr>
-            <w:r>
-              <w:rPr>
-                <w:rFonts w:ascii="Times New Roman" w:cs="Times New Roman" w:eastAsia="Times New Roman" w:hAnsi="Times New Roman"/>
-                <w:b/>
-                <w:bCs/>
-                <w:i/>
-                <w:iCs/>
-                <w:sz w:val="26"/>
-                <w:szCs w:val="26"/>
-              </w:rPr>
-              <w:t xml:space="preserve">Đóng góp.</w:t>
-            </w:r>
-          </w:p>
           <w:p>
             <w:pPr>
               <w:numPr>
@@ -1809,7 +2738,7 @@
                 <w:sz w:val="26"/>
                 <w:szCs w:val="26"/>
               </w:rPr>
-              <w:t xml:space="preserve">Phương pháp P kiểm chứng tuyên bố có điều kiện ràng buộc, gồm trích xuất có neo nguồn và bộ quyết định bốn nhãn, được cài đặt thành mã nguồn có kiểm thử cho từng quy tắc.</w:t>
+              <w:t xml:space="preserve">CH3. Neo nguồn và đối chiếu điều kiện đóng góp thế nào vào kết quả?</w:t>
             </w:r>
           </w:p>
         </w:tc>
@@ -1833,6 +2762,137 @@
               <w:right w:w="90" w:type="dxa"/>
             </w:tcMar>
           </w:tcPr>
+          <w:p>
+            <w:pPr>
+              <w:keepLines w:val="1"/>
+              <w:spacing w:after="80" w:before="160" w:line="278" w:lineRule="auto"/>
+              <w:ind w:right="102"/>
+              <w:jc w:val="both"/>
+              <w:rPr>
+                <w:rFonts w:ascii="Times New Roman" w:cs="Times New Roman" w:eastAsia="Times New Roman" w:hAnsi="Times New Roman"/>
+                <w:sz w:val="26"/>
+                <w:szCs w:val="26"/>
+              </w:rPr>
+            </w:pPr>
+            <w:r>
+              <w:rPr>
+                <w:rFonts w:ascii="Times New Roman" w:cs="Times New Roman" w:eastAsia="Times New Roman" w:hAnsi="Times New Roman"/>
+                <w:b/>
+                <w:bCs/>
+                <w:sz w:val="26"/>
+                <w:szCs w:val="26"/>
+              </w:rPr>
+              <w:t xml:space="preserve">3. Tính mới, đóng góp và cải tiến so với các phương pháp kiểm chứng hiện có</w:t>
+            </w:r>
+          </w:p>
+          <w:p>
+            <w:pPr>
+              <w:spacing w:after="80" w:line="278" w:lineRule="auto"/>
+              <w:ind w:right="102"/>
+              <w:jc w:val="both"/>
+              <w:rPr>
+                <w:rFonts w:ascii="Times New Roman" w:cs="Times New Roman" w:eastAsia="Times New Roman" w:hAnsi="Times New Roman"/>
+                <w:sz w:val="26"/>
+                <w:szCs w:val="26"/>
+              </w:rPr>
+            </w:pPr>
+            <w:r>
+              <w:rPr>
+                <w:rFonts w:ascii="Times New Roman" w:cs="Times New Roman" w:eastAsia="Times New Roman" w:hAnsi="Times New Roman"/>
+                <w:sz w:val="26"/>
+                <w:szCs w:val="26"/>
+              </w:rPr>
+              <w:t xml:space="preserve">Đề tài không xây dựng lại một hệ thống kiểm chứng tổng quát mà tập trung khắc phục hạn chế nêu trên cho tuyên bố có điều kiện ràng buộc. Các thành phần riêng lẻ như tách tuyên bố </w:t>
+            </w:r>
+            <w:r>
+              <w:rPr>
+                <w:rFonts w:ascii="Times New Roman" w:cs="Times New Roman" w:eastAsia="Times New Roman" w:hAnsi="Times New Roman"/>
+                <w:sz w:val="26"/>
+                <w:szCs w:val="26"/>
+              </w:rPr>
+              <w:t xml:space="preserve">[14]</w:t>
+            </w:r>
+            <w:r>
+              <w:rPr>
+                <w:rFonts w:ascii="Times New Roman" w:cs="Times New Roman" w:eastAsia="Times New Roman" w:hAnsi="Times New Roman"/>
+                <w:sz w:val="26"/>
+                <w:szCs w:val="26"/>
+              </w:rPr>
+              <w:t xml:space="preserve">, truy hồi bằng BM25 </w:t>
+            </w:r>
+            <w:r>
+              <w:rPr>
+                <w:rFonts w:ascii="Times New Roman" w:cs="Times New Roman" w:eastAsia="Times New Roman" w:hAnsi="Times New Roman"/>
+                <w:sz w:val="26"/>
+                <w:szCs w:val="26"/>
+              </w:rPr>
+              <w:t xml:space="preserve">[22]</w:t>
+            </w:r>
+            <w:r>
+              <w:rPr>
+                <w:rFonts w:ascii="Times New Roman" w:cs="Times New Roman" w:eastAsia="Times New Roman" w:hAnsi="Times New Roman"/>
+                <w:sz w:val="26"/>
+                <w:szCs w:val="26"/>
+              </w:rPr>
+              <w:t xml:space="preserve">, dùng LLM trích thông tin rồi so khớp với dữ liệu tham chiếu </w:t>
+            </w:r>
+            <w:r>
+              <w:rPr>
+                <w:rFonts w:ascii="Times New Roman" w:cs="Times New Roman" w:eastAsia="Times New Roman" w:hAnsi="Times New Roman"/>
+                <w:sz w:val="26"/>
+                <w:szCs w:val="26"/>
+              </w:rPr>
+              <w:t xml:space="preserve">[16]</w:t>
+            </w:r>
+            <w:r>
+              <w:rPr>
+                <w:rFonts w:ascii="Times New Roman" w:cs="Times New Roman" w:eastAsia="Times New Roman" w:hAnsi="Times New Roman"/>
+                <w:sz w:val="26"/>
+                <w:szCs w:val="26"/>
+              </w:rPr>
+              <w:t xml:space="preserve"> hay tập nhãn có lớp gây hiểu nhầm </w:t>
+            </w:r>
+            <w:r>
+              <w:rPr>
+                <w:rFonts w:ascii="Times New Roman" w:cs="Times New Roman" w:eastAsia="Times New Roman" w:hAnsi="Times New Roman"/>
+                <w:sz w:val="26"/>
+                <w:szCs w:val="26"/>
+              </w:rPr>
+              <w:t xml:space="preserve">[7]</w:t>
+            </w:r>
+            <w:r>
+              <w:rPr>
+                <w:rFonts w:ascii="Times New Roman" w:cs="Times New Roman" w:eastAsia="Times New Roman" w:hAnsi="Times New Roman"/>
+                <w:sz w:val="26"/>
+                <w:szCs w:val="26"/>
+              </w:rPr>
+              <w:t xml:space="preserve"> đã có trong các nghiên cứu trước; điểm mới của đề tài nằm ở cách biểu diễn và đối chiếu điều kiện ràng buộc nêu dưới đây.</w:t>
+            </w:r>
+          </w:p>
+          <w:p>
+            <w:pPr>
+              <w:spacing w:after="80" w:line="278" w:lineRule="auto"/>
+              <w:ind w:right="102"/>
+              <w:jc w:val="both"/>
+              <w:rPr>
+                <w:rFonts w:ascii="Times New Roman" w:cs="Times New Roman" w:eastAsia="Times New Roman" w:hAnsi="Times New Roman"/>
+                <w:sz w:val="26"/>
+                <w:szCs w:val="26"/>
+              </w:rPr>
+            </w:pPr>
+            <w:r>
+              <w:rPr>
+                <w:rFonts w:ascii="Times New Roman" w:cs="Times New Roman" w:eastAsia="Times New Roman" w:hAnsi="Times New Roman"/>
+                <w:b/>
+                <w:bCs/>
+                <w:i/>
+                <w:iCs/>
+                <w:sz w:val="26"/>
+                <w:szCs w:val="26"/>
+              </w:rPr>
+              <w:t xml:space="preserve">Tính mới.</w:t>
+            </w:r>
+          </w:p>
           <w:p>
             <w:pPr>
               <w:numPr>
@@ -1854,23 +2914,23 @@
                 <w:sz w:val="26"/>
                 <w:szCs w:val="26"/>
               </w:rPr>
-              <w:t xml:space="preserve">Bộ dữ liệu tiếng Việt gồm các tuyên bố thông số có điều kiện ràng buộc trong quảng cáo do LLM tạo, gán bốn nhãn kèm đoạn nguồn và lý do, cùng tập cặp tối thiểu dựa trên ý tưởng cặp tương phản của VitaminC </w:t>
-            </w:r>
-            <w:r>
-              <w:rPr>
-                <w:rFonts w:ascii="Times New Roman" w:cs="Times New Roman" w:eastAsia="Times New Roman" w:hAnsi="Times New Roman"/>
-                <w:sz w:val="26"/>
-                <w:szCs w:val="26"/>
-              </w:rPr>
-              <w:t xml:space="preserve">[21]</w:t>
-            </w:r>
-            <w:r>
-              <w:rPr>
-                <w:rFonts w:ascii="Times New Roman" w:cs="Times New Roman" w:eastAsia="Times New Roman" w:hAnsi="Times New Roman"/>
-                <w:sz w:val="26"/>
-                <w:szCs w:val="26"/>
-              </w:rPr>
-              <w:t xml:space="preserve"> để đo riêng từng loại lệch điều kiện.</w:t>
+              <w:t xml:space="preserve">Cụ thể hóa lớp tuyên bố gây hiểu nhầm (tương tự nhãn Cherry-picking của AVeriTeC </w:t>
+            </w:r>
+            <w:r>
+              <w:rPr>
+                <w:rFonts w:ascii="Times New Roman" w:cs="Times New Roman" w:eastAsia="Times New Roman" w:hAnsi="Times New Roman"/>
+                <w:sz w:val="26"/>
+                <w:szCs w:val="26"/>
+              </w:rPr>
+              <w:t xml:space="preserve">[7]</w:t>
+            </w:r>
+            <w:r>
+              <w:rPr>
+                <w:rFonts w:ascii="Times New Roman" w:cs="Times New Roman" w:eastAsia="Times New Roman" w:hAnsi="Times New Roman"/>
+                <w:sz w:val="26"/>
+                <w:szCs w:val="26"/>
+              </w:rPr>
+              <w:t xml:space="preserve">) thành nhãn Lệch điều kiện cho thông số kỹ thuật. Nhãn này được xác định bằng phép đối chiếu điều kiện tường minh thay vì để LLM tự phán đoán.</w:t>
             </w:r>
           </w:p>
         </w:tc>
@@ -1915,7 +2975,7 @@
                 <w:sz w:val="26"/>
                 <w:szCs w:val="26"/>
               </w:rPr>
-              <w:t xml:space="preserve">Kết quả đánh giá có đối chứng: so sánh P với bốn phương pháp đối chứng đại diện cho các cách kiểm chứng hiện có và hai bản bỏ thành phần, trên cùng tuyên bố, cùng bằng chứng và cùng LLM.</w:t>
+              <w:t xml:space="preserve">Biểu diễn mỗi thông số, ở cả tuyên bố và tài liệu, thành bộ (sản phẩm và phiên bản, bộ phận, thuộc tính, giá trị, đơn vị, điều kiện ràng buộc, kiểu giá trị). LLM trích xuất bộ này nhưng mỗi trường phải kèm câu trích nguyên văn; Python kiểm tra câu trích có trong văn bản và con số khớp với giá trị, trường không neo được vào nguồn thì bị loại. Neo nguồn loại bỏ giá trị và điều kiện mà LLM tự thêm; bước kiểm tra đầy đủ theo các cách diễn đạt điều kiện ghi trong tệp cấu hình phát hiện điều kiện bị LLM bỏ sót. Biểu diễn và bộ quyết định được thiết kế không gắn với một nhóm sản phẩm cụ thể; khi thêm nhóm mới, phần cần bổ sung là danh sách thuộc tính và điều kiện bắt buộc của nhóm đó.</w:t>
             </w:r>
           </w:p>
         </w:tc>
@@ -1939,6 +2999,30 @@
               <w:right w:w="90" w:type="dxa"/>
             </w:tcMar>
           </w:tcPr>
+          <w:p>
+            <w:pPr>
+              <w:spacing w:after="80" w:line="278" w:lineRule="auto"/>
+              <w:ind w:right="102"/>
+              <w:jc w:val="both"/>
+              <w:rPr>
+                <w:rFonts w:ascii="Times New Roman" w:cs="Times New Roman" w:eastAsia="Times New Roman" w:hAnsi="Times New Roman"/>
+                <w:sz w:val="26"/>
+                <w:szCs w:val="26"/>
+              </w:rPr>
+            </w:pPr>
+            <w:r>
+              <w:rPr>
+                <w:rFonts w:ascii="Times New Roman" w:cs="Times New Roman" w:eastAsia="Times New Roman" w:hAnsi="Times New Roman"/>
+                <w:b/>
+                <w:bCs/>
+                <w:i/>
+                <w:iCs/>
+                <w:sz w:val="26"/>
+                <w:szCs w:val="26"/>
+              </w:rPr>
+              <w:t xml:space="preserve">Đóng góp.</w:t>
+            </w:r>
+          </w:p>
           <w:p>
             <w:pPr>
               <w:numPr>
@@ -1960,7 +3044,7 @@
                 <w:sz w:val="26"/>
                 <w:szCs w:val="26"/>
               </w:rPr>
-              <w:t xml:space="preserve">Tính năng “Kiểm chứng thông số” trong CopyPro, giúp người viết quảng cáo phát hiện và sửa tuyên bố sai hoặc lệch điều kiện trước khi đăng.</w:t>
+              <w:t xml:space="preserve">Phương pháp P kiểm chứng tuyên bố có điều kiện ràng buộc, gồm trích xuất có neo nguồn và bộ quyết định bốn nhãn, được cài đặt thành mã nguồn có kiểm thử cho từng quy tắc.</w:t>
             </w:r>
           </w:p>
         </w:tc>
@@ -1984,30 +3068,6 @@
               <w:right w:w="90" w:type="dxa"/>
             </w:tcMar>
           </w:tcPr>
-          <w:p>
-            <w:pPr>
-              <w:spacing w:after="80" w:line="278" w:lineRule="auto"/>
-              <w:ind w:right="102"/>
-              <w:jc w:val="both"/>
-              <w:rPr>
-                <w:rFonts w:ascii="Times New Roman" w:cs="Times New Roman" w:eastAsia="Times New Roman" w:hAnsi="Times New Roman"/>
-                <w:sz w:val="26"/>
-                <w:szCs w:val="26"/>
-              </w:rPr>
-            </w:pPr>
-            <w:r>
-              <w:rPr>
-                <w:rFonts w:ascii="Times New Roman" w:cs="Times New Roman" w:eastAsia="Times New Roman" w:hAnsi="Times New Roman"/>
-                <w:b/>
-                <w:bCs/>
-                <w:i/>
-                <w:iCs/>
-                <w:sz w:val="26"/>
-                <w:szCs w:val="26"/>
-              </w:rPr>
-              <w:t xml:space="preserve">Cải tiến so với các phương pháp hiện có.</w:t>
-            </w:r>
-          </w:p>
           <w:p>
             <w:pPr>
               <w:numPr>
@@ -2029,55 +3089,23 @@
                 <w:sz w:val="26"/>
                 <w:szCs w:val="26"/>
               </w:rPr>
-              <w:t xml:space="preserve">So với cách kiểm chứng ba nhãn như FEVER </w:t>
-            </w:r>
-            <w:r>
-              <w:rPr>
-                <w:rFonts w:ascii="Times New Roman" w:cs="Times New Roman" w:eastAsia="Times New Roman" w:hAnsi="Times New Roman"/>
-                <w:sz w:val="26"/>
-                <w:szCs w:val="26"/>
-              </w:rPr>
-              <w:t xml:space="preserve">[6]</w:t>
-            </w:r>
-            <w:r>
-              <w:rPr>
-                <w:rFonts w:ascii="Times New Roman" w:cs="Times New Roman" w:eastAsia="Times New Roman" w:hAnsi="Times New Roman"/>
-                <w:sz w:val="26"/>
-                <w:szCs w:val="26"/>
-              </w:rPr>
-              <w:t xml:space="preserve"> và các hệ thống tiếng Việt </w:t>
-            </w:r>
-            <w:r>
-              <w:rPr>
-                <w:rFonts w:ascii="Times New Roman" w:cs="Times New Roman" w:eastAsia="Times New Roman" w:hAnsi="Times New Roman"/>
-                <w:sz w:val="26"/>
-                <w:szCs w:val="26"/>
-              </w:rPr>
-              <w:t xml:space="preserve">[8]</w:t>
-            </w:r>
-            <w:r>
-              <w:rPr>
-                <w:rFonts w:ascii="Times New Roman" w:cs="Times New Roman" w:eastAsia="Times New Roman" w:hAnsi="Times New Roman"/>
-                <w:sz w:val="26"/>
-                <w:szCs w:val="26"/>
-              </w:rPr>
-              <w:t xml:space="preserve">, </w:t>
-            </w:r>
-            <w:r>
-              <w:rPr>
-                <w:rFonts w:ascii="Times New Roman" w:cs="Times New Roman" w:eastAsia="Times New Roman" w:hAnsi="Times New Roman"/>
-                <w:sz w:val="26"/>
-                <w:szCs w:val="26"/>
-              </w:rPr>
-              <w:t xml:space="preserve">[11]</w:t>
-            </w:r>
-            <w:r>
-              <w:rPr>
-                <w:rFonts w:ascii="Times New Roman" w:cs="Times New Roman" w:eastAsia="Times New Roman" w:hAnsi="Times New Roman"/>
-                <w:sz w:val="26"/>
-                <w:szCs w:val="26"/>
-              </w:rPr>
-              <w:t xml:space="preserve">: thêm nhãn và bước đối chiếu điều kiện, nên tuyên bố đúng con số nhưng sai điều kiện không còn bị chấp nhận là Đúng; kỳ vọng giảm FAR (tỷ lệ tuyên bố không đúng bị chấp nhận là Đúng).</w:t>
+              <w:t xml:space="preserve">Bộ dữ liệu tiếng Việt gồm các tuyên bố thông số có điều kiện ràng buộc trong quảng cáo do LLM tạo, gán bốn nhãn kèm đoạn nguồn và lý do, cùng tập cặp tối thiểu dựa trên ý tưởng cặp tương phản của VitaminC </w:t>
+            </w:r>
+            <w:r>
+              <w:rPr>
+                <w:rFonts w:ascii="Times New Roman" w:cs="Times New Roman" w:eastAsia="Times New Roman" w:hAnsi="Times New Roman"/>
+                <w:sz w:val="26"/>
+                <w:szCs w:val="26"/>
+              </w:rPr>
+              <w:t xml:space="preserve">[23]</w:t>
+            </w:r>
+            <w:r>
+              <w:rPr>
+                <w:rFonts w:ascii="Times New Roman" w:cs="Times New Roman" w:eastAsia="Times New Roman" w:hAnsi="Times New Roman"/>
+                <w:sz w:val="26"/>
+                <w:szCs w:val="26"/>
+              </w:rPr>
+              <w:t xml:space="preserve"> để đo riêng từng loại lệch điều kiện.</w:t>
             </w:r>
           </w:p>
         </w:tc>
@@ -2122,39 +3150,7 @@
                 <w:sz w:val="26"/>
                 <w:szCs w:val="26"/>
               </w:rPr>
-              <w:t xml:space="preserve">So với cách để LLM gán bốn nhãn chỉ bằng câu lệnh theo kiểu AVeriTeC </w:t>
-            </w:r>
-            <w:r>
-              <w:rPr>
-                <w:rFonts w:ascii="Times New Roman" w:cs="Times New Roman" w:eastAsia="Times New Roman" w:hAnsi="Times New Roman"/>
-                <w:sz w:val="26"/>
-                <w:szCs w:val="26"/>
-              </w:rPr>
-              <w:t xml:space="preserve">[7]</w:t>
-            </w:r>
-            <w:r>
-              <w:rPr>
-                <w:rFonts w:ascii="Times New Roman" w:cs="Times New Roman" w:eastAsia="Times New Roman" w:hAnsi="Times New Roman"/>
-                <w:sz w:val="26"/>
-                <w:szCs w:val="26"/>
-              </w:rPr>
-              <w:t xml:space="preserve">: nhãn được quyết định bằng quy tắc tường minh trên dữ liệu đã neo nguồn nên giải thích và kiểm thử được, trong khi đối chứng cũng nhận cùng hướng dẫn gán nhãn dưới dạng văn bản; kỳ vọng tăng F1 của nhãn Lệch điều kiện, lớp mà Fathom </w:t>
-            </w:r>
-            <w:r>
-              <w:rPr>
-                <w:rFonts w:ascii="Times New Roman" w:cs="Times New Roman" w:eastAsia="Times New Roman" w:hAnsi="Times New Roman"/>
-                <w:sz w:val="26"/>
-                <w:szCs w:val="26"/>
-              </w:rPr>
-              <w:t xml:space="preserve">[20]</w:t>
-            </w:r>
-            <w:r>
-              <w:rPr>
-                <w:rFonts w:ascii="Times New Roman" w:cs="Times New Roman" w:eastAsia="Times New Roman" w:hAnsi="Times New Roman"/>
-                <w:sz w:val="26"/>
-                <w:szCs w:val="26"/>
-              </w:rPr>
-              <w:t xml:space="preserve"> đạt F1 bằng 0.</w:t>
+              <w:t xml:space="preserve">Kết quả đánh giá có đối chứng: so sánh P với bốn phương pháp đối chứng đại diện cho các cách kiểm chứng hiện có và hai bản bỏ thành phần, trên cùng tuyên bố, cùng bằng chứng và cùng LLM.</w:t>
             </w:r>
           </w:p>
         </w:tc>
@@ -2199,23 +3195,7 @@
                 <w:sz w:val="26"/>
                 <w:szCs w:val="26"/>
               </w:rPr>
-              <w:t xml:space="preserve">So với hướng LLM trích thông tin kết hợp quy tắc của </w:t>
-            </w:r>
-            <w:r>
-              <w:rPr>
-                <w:rFonts w:ascii="Times New Roman" w:cs="Times New Roman" w:eastAsia="Times New Roman" w:hAnsi="Times New Roman"/>
-                <w:sz w:val="26"/>
-                <w:szCs w:val="26"/>
-              </w:rPr>
-              <w:t xml:space="preserve">[16]</w:t>
-            </w:r>
-            <w:r>
-              <w:rPr>
-                <w:rFonts w:ascii="Times New Roman" w:cs="Times New Roman" w:eastAsia="Times New Roman" w:hAnsi="Times New Roman"/>
-                <w:sz w:val="26"/>
-                <w:szCs w:val="26"/>
-              </w:rPr>
-              <w:t xml:space="preserve">: kiểm chứng từng tuyên bố thay vì một nhãn cho cả bài, so khớp theo điều kiện thay vì theo ngưỡng độ tương đồng, và kiểm tra câu trích để LLM không thêm hoặc bỏ điều kiện.</w:t>
+              <w:t xml:space="preserve">Tính năng “Kiểm chứng thông số” trong CopyPro, giúp người viết quảng cáo phát hiện và sửa tuyên bố sai hoặc lệch điều kiện trước khi đăng.</w:t>
             </w:r>
           </w:p>
         </w:tc>
@@ -2239,6 +3219,30 @@
               <w:right w:w="90" w:type="dxa"/>
             </w:tcMar>
           </w:tcPr>
+          <w:p>
+            <w:pPr>
+              <w:spacing w:after="80" w:line="278" w:lineRule="auto"/>
+              <w:ind w:right="102"/>
+              <w:jc w:val="both"/>
+              <w:rPr>
+                <w:rFonts w:ascii="Times New Roman" w:cs="Times New Roman" w:eastAsia="Times New Roman" w:hAnsi="Times New Roman"/>
+                <w:sz w:val="26"/>
+                <w:szCs w:val="26"/>
+              </w:rPr>
+            </w:pPr>
+            <w:r>
+              <w:rPr>
+                <w:rFonts w:ascii="Times New Roman" w:cs="Times New Roman" w:eastAsia="Times New Roman" w:hAnsi="Times New Roman"/>
+                <w:b/>
+                <w:bCs/>
+                <w:i/>
+                <w:iCs/>
+                <w:sz w:val="26"/>
+                <w:szCs w:val="26"/>
+              </w:rPr>
+              <w:t xml:space="preserve">Cải tiến so với các phương pháp hiện có.</w:t>
+            </w:r>
+          </w:p>
           <w:p>
             <w:pPr>
               <w:numPr>
@@ -2260,39 +3264,55 @@
                 <w:sz w:val="26"/>
                 <w:szCs w:val="26"/>
               </w:rPr>
-              <w:t xml:space="preserve">So với phát hiện ảo giác ở mức thuộc tính </w:t>
-            </w:r>
-            <w:r>
-              <w:rPr>
-                <w:rFonts w:ascii="Times New Roman" w:cs="Times New Roman" w:eastAsia="Times New Roman" w:hAnsi="Times New Roman"/>
-                <w:sz w:val="26"/>
-                <w:szCs w:val="26"/>
-              </w:rPr>
-              <w:t xml:space="preserve">[17]</w:t>
-            </w:r>
-            <w:r>
-              <w:rPr>
-                <w:rFonts w:ascii="Times New Roman" w:cs="Times New Roman" w:eastAsia="Times New Roman" w:hAnsi="Times New Roman"/>
-                <w:sz w:val="26"/>
-                <w:szCs w:val="26"/>
-              </w:rPr>
-              <w:t xml:space="preserve"> và kiểm tra mức khớp với tài liệu nền </w:t>
-            </w:r>
-            <w:r>
-              <w:rPr>
-                <w:rFonts w:ascii="Times New Roman" w:cs="Times New Roman" w:eastAsia="Times New Roman" w:hAnsi="Times New Roman"/>
-                <w:sz w:val="26"/>
-                <w:szCs w:val="26"/>
-              </w:rPr>
-              <w:t xml:space="preserve">[15]</w:t>
-            </w:r>
-            <w:r>
-              <w:rPr>
-                <w:rFonts w:ascii="Times New Roman" w:cs="Times New Roman" w:eastAsia="Times New Roman" w:hAnsi="Times New Roman"/>
-                <w:sz w:val="26"/>
-                <w:szCs w:val="26"/>
-              </w:rPr>
-              <w:t xml:space="preserve">: đưa điều kiện ràng buộc vào đơn vị so khớp, nên phân biệt được tuyên bố sai giá trị với tuyên bố lệch điều kiện.</w:t>
+              <w:t xml:space="preserve">So với cách kiểm chứng ba nhãn như FEVER </w:t>
+            </w:r>
+            <w:r>
+              <w:rPr>
+                <w:rFonts w:ascii="Times New Roman" w:cs="Times New Roman" w:eastAsia="Times New Roman" w:hAnsi="Times New Roman"/>
+                <w:sz w:val="26"/>
+                <w:szCs w:val="26"/>
+              </w:rPr>
+              <w:t xml:space="preserve">[6]</w:t>
+            </w:r>
+            <w:r>
+              <w:rPr>
+                <w:rFonts w:ascii="Times New Roman" w:cs="Times New Roman" w:eastAsia="Times New Roman" w:hAnsi="Times New Roman"/>
+                <w:sz w:val="26"/>
+                <w:szCs w:val="26"/>
+              </w:rPr>
+              <w:t xml:space="preserve"> và các hệ thống tiếng Việt </w:t>
+            </w:r>
+            <w:r>
+              <w:rPr>
+                <w:rFonts w:ascii="Times New Roman" w:cs="Times New Roman" w:eastAsia="Times New Roman" w:hAnsi="Times New Roman"/>
+                <w:sz w:val="26"/>
+                <w:szCs w:val="26"/>
+              </w:rPr>
+              <w:t xml:space="preserve">[8]</w:t>
+            </w:r>
+            <w:r>
+              <w:rPr>
+                <w:rFonts w:ascii="Times New Roman" w:cs="Times New Roman" w:eastAsia="Times New Roman" w:hAnsi="Times New Roman"/>
+                <w:sz w:val="26"/>
+                <w:szCs w:val="26"/>
+              </w:rPr>
+              <w:t xml:space="preserve">, </w:t>
+            </w:r>
+            <w:r>
+              <w:rPr>
+                <w:rFonts w:ascii="Times New Roman" w:cs="Times New Roman" w:eastAsia="Times New Roman" w:hAnsi="Times New Roman"/>
+                <w:sz w:val="26"/>
+                <w:szCs w:val="26"/>
+              </w:rPr>
+              <w:t xml:space="preserve">[11]</w:t>
+            </w:r>
+            <w:r>
+              <w:rPr>
+                <w:rFonts w:ascii="Times New Roman" w:cs="Times New Roman" w:eastAsia="Times New Roman" w:hAnsi="Times New Roman"/>
+                <w:sz w:val="26"/>
+                <w:szCs w:val="26"/>
+              </w:rPr>
+              <w:t xml:space="preserve">: thêm nhãn và bước đối chiếu điều kiện, nên tuyên bố đúng con số nhưng sai điều kiện không còn bị chấp nhận là Đúng; kỳ vọng giảm FAR (tỷ lệ tuyên bố không đúng bị chấp nhận là Đúng).</w:t>
             </w:r>
           </w:p>
         </w:tc>
@@ -2316,29 +3336,6 @@
               <w:right w:w="90" w:type="dxa"/>
             </w:tcMar>
           </w:tcPr>
-          <w:p>
-            <w:pPr>
-              <w:keepLines w:val="1"/>
-              <w:spacing w:after="80" w:before="160" w:line="278" w:lineRule="auto"/>
-              <w:ind w:right="102"/>
-              <w:jc w:val="both"/>
-              <w:rPr>
-                <w:rFonts w:ascii="Times New Roman" w:cs="Times New Roman" w:eastAsia="Times New Roman" w:hAnsi="Times New Roman"/>
-                <w:sz w:val="26"/>
-                <w:szCs w:val="26"/>
-              </w:rPr>
-            </w:pPr>
-            <w:r>
-              <w:rPr>
-                <w:rFonts w:ascii="Times New Roman" w:cs="Times New Roman" w:eastAsia="Times New Roman" w:hAnsi="Times New Roman"/>
-                <w:b/>
-                <w:bCs/>
-                <w:sz w:val="26"/>
-                <w:szCs w:val="26"/>
-              </w:rPr>
-              <w:t xml:space="preserve">Mục tiêu:</w:t>
-            </w:r>
-          </w:p>
           <w:p>
             <w:pPr>
               <w:numPr>
@@ -2360,39 +3357,39 @@
                 <w:sz w:val="26"/>
                 <w:szCs w:val="26"/>
               </w:rPr>
-              <w:t xml:space="preserve">M1. </w:t>
-            </w:r>
-            <w:r>
-              <w:rPr>
-                <w:rFonts w:ascii="Times New Roman" w:cs="Times New Roman" w:eastAsia="Times New Roman" w:hAnsi="Times New Roman"/>
-                <w:sz w:val="26"/>
-                <w:szCs w:val="26"/>
-              </w:rPr>
-              <w:t xml:space="preserve">Thu thập các quảng cáo về </w:t>
-            </w:r>
-            <w:r>
-              <w:rPr>
-                <w:rFonts w:ascii="Times New Roman" w:cs="Times New Roman" w:eastAsia="Times New Roman" w:hAnsi="Times New Roman"/>
-                <w:sz w:val="26"/>
-                <w:szCs w:val="26"/>
-              </w:rPr>
-              <w:t xml:space="preserve">điện thoại thông minh, tai nghe không dây và đồng hồ thông minh</w:t>
-            </w:r>
-            <w:r>
-              <w:rPr>
-                <w:rFonts w:ascii="Times New Roman" w:cs="Times New Roman" w:eastAsia="Times New Roman" w:hAnsi="Times New Roman"/>
-                <w:sz w:val="26"/>
-                <w:szCs w:val="26"/>
-              </w:rPr>
-              <w:t xml:space="preserve"> do LLM tạo ra và tài liệu tham chiếu của đúng sản phẩm được quảng cáo để làm bằng chứng kiểm chứng</w:t>
-            </w:r>
-            <w:r>
-              <w:rPr>
-                <w:rFonts w:ascii="Times New Roman" w:cs="Times New Roman" w:eastAsia="Times New Roman" w:hAnsi="Times New Roman"/>
-                <w:sz w:val="26"/>
-                <w:szCs w:val="26"/>
-              </w:rPr>
-              <w:t xml:space="preserve">; tách các tuyên bố về thông số có điều kiện ràng buộc, gán nhãn bốn lớp và tạo tập cặp tối thiểu theo từng loại lệch điều kiện.</w:t>
+              <w:t xml:space="preserve">So với cách để LLM gán bốn nhãn chỉ bằng câu lệnh theo kiểu AVeriTeC </w:t>
+            </w:r>
+            <w:r>
+              <w:rPr>
+                <w:rFonts w:ascii="Times New Roman" w:cs="Times New Roman" w:eastAsia="Times New Roman" w:hAnsi="Times New Roman"/>
+                <w:sz w:val="26"/>
+                <w:szCs w:val="26"/>
+              </w:rPr>
+              <w:t xml:space="preserve">[7]</w:t>
+            </w:r>
+            <w:r>
+              <w:rPr>
+                <w:rFonts w:ascii="Times New Roman" w:cs="Times New Roman" w:eastAsia="Times New Roman" w:hAnsi="Times New Roman"/>
+                <w:sz w:val="26"/>
+                <w:szCs w:val="26"/>
+              </w:rPr>
+              <w:t xml:space="preserve">: nhãn được quyết định bằng quy tắc tường minh trên dữ liệu đã neo nguồn nên giải thích và kiểm thử được, trong khi đối chứng cũng nhận cùng hướng dẫn gán nhãn dưới dạng văn bản; kỳ vọng tăng F1 của nhãn Lệch điều kiện, lớp mà Fathom </w:t>
+            </w:r>
+            <w:r>
+              <w:rPr>
+                <w:rFonts w:ascii="Times New Roman" w:cs="Times New Roman" w:eastAsia="Times New Roman" w:hAnsi="Times New Roman"/>
+                <w:sz w:val="26"/>
+                <w:szCs w:val="26"/>
+              </w:rPr>
+              <w:t xml:space="preserve">[20]</w:t>
+            </w:r>
+            <w:r>
+              <w:rPr>
+                <w:rFonts w:ascii="Times New Roman" w:cs="Times New Roman" w:eastAsia="Times New Roman" w:hAnsi="Times New Roman"/>
+                <w:sz w:val="26"/>
+                <w:szCs w:val="26"/>
+              </w:rPr>
+              <w:t xml:space="preserve"> đạt F1 bằng 0.</w:t>
             </w:r>
           </w:p>
         </w:tc>
@@ -2437,7 +3434,23 @@
                 <w:sz w:val="26"/>
                 <w:szCs w:val="26"/>
               </w:rPr>
-              <w:t xml:space="preserve">M2. Đề xuất và cài đặt phương pháp P kiểm chứng tuyên bố có điều kiện ràng buộc, gồm trích xuất bộ thông số có neo nguồn và bộ quyết định bốn nhãn dựa trên đối chiếu điều kiện.</w:t>
+              <w:t xml:space="preserve">So với hướng LLM trích thông tin kết hợp quy tắc của </w:t>
+            </w:r>
+            <w:r>
+              <w:rPr>
+                <w:rFonts w:ascii="Times New Roman" w:cs="Times New Roman" w:eastAsia="Times New Roman" w:hAnsi="Times New Roman"/>
+                <w:sz w:val="26"/>
+                <w:szCs w:val="26"/>
+              </w:rPr>
+              <w:t xml:space="preserve">[16]</w:t>
+            </w:r>
+            <w:r>
+              <w:rPr>
+                <w:rFonts w:ascii="Times New Roman" w:cs="Times New Roman" w:eastAsia="Times New Roman" w:hAnsi="Times New Roman"/>
+                <w:sz w:val="26"/>
+                <w:szCs w:val="26"/>
+              </w:rPr>
+              <w:t xml:space="preserve">: kiểm chứng từng tuyên bố thay vì một nhãn cho cả bài, so khớp theo điều kiện thay vì theo ngưỡng độ tương đồng, và kiểm tra câu trích để LLM không thêm hoặc bỏ điều kiện.</w:t>
             </w:r>
           </w:p>
         </w:tc>
@@ -2482,63 +3495,39 @@
                 <w:sz w:val="26"/>
                 <w:szCs w:val="26"/>
               </w:rPr>
-              <w:t xml:space="preserve">M3. </w:t>
-            </w:r>
-            <w:r>
-              <w:rPr>
-                <w:rFonts w:ascii="Times New Roman" w:cs="Times New Roman" w:eastAsia="Times New Roman" w:hAnsi="Times New Roman"/>
-                <w:sz w:val="26"/>
-                <w:szCs w:val="26"/>
-              </w:rPr>
-              <w:t xml:space="preserve">Xây dựng và so sánh P với </w:t>
-            </w:r>
-            <w:r>
-              <w:rPr>
-                <w:rFonts w:ascii="Times New Roman" w:cs="Times New Roman" w:eastAsia="Times New Roman" w:hAnsi="Times New Roman"/>
-                <w:sz w:val="26"/>
-                <w:szCs w:val="26"/>
-              </w:rPr>
-              <w:t xml:space="preserve">các phương pháp đối chứng (B0–B3) và các bản bỏ thành phần</w:t>
-            </w:r>
-            <w:r>
-              <w:rPr>
-                <w:rFonts w:ascii="Times New Roman" w:cs="Times New Roman" w:eastAsia="Times New Roman" w:hAnsi="Times New Roman"/>
-                <w:sz w:val="26"/>
-                <w:szCs w:val="26"/>
-              </w:rPr>
-              <w:t xml:space="preserve">, nhằm xác định </w:t>
-            </w:r>
-            <w:r>
-              <w:rPr>
-                <w:rFonts w:ascii="Times New Roman" w:cs="Times New Roman" w:eastAsia="Times New Roman" w:hAnsi="Times New Roman"/>
-                <w:sz w:val="26"/>
-                <w:szCs w:val="26"/>
-              </w:rPr>
-              <w:t xml:space="preserve">phương pháp</w:t>
-            </w:r>
-            <w:r>
-              <w:rPr>
-                <w:rFonts w:ascii="Times New Roman" w:cs="Times New Roman" w:eastAsia="Times New Roman" w:hAnsi="Times New Roman"/>
-                <w:sz w:val="26"/>
-                <w:szCs w:val="26"/>
-              </w:rPr>
-              <w:t xml:space="preserve"> có giúp giảm chấp nhận nhầm quảng cáo</w:t>
-            </w:r>
-            <w:r>
-              <w:rPr>
-                <w:rFonts w:ascii="Times New Roman" w:cs="Times New Roman" w:eastAsia="Times New Roman" w:hAnsi="Times New Roman"/>
-                <w:sz w:val="26"/>
-                <w:szCs w:val="26"/>
-              </w:rPr>
-              <w:t xml:space="preserve"> và phát hiện tốt hơn tuyên bố lệch điều kiện</w:t>
-            </w:r>
-            <w:r>
-              <w:rPr>
-                <w:rFonts w:ascii="Times New Roman" w:cs="Times New Roman" w:eastAsia="Times New Roman" w:hAnsi="Times New Roman"/>
-                <w:sz w:val="26"/>
-                <w:szCs w:val="26"/>
-              </w:rPr>
-              <w:t xml:space="preserve"> hay không.</w:t>
+              <w:t xml:space="preserve">So với phát hiện ảo giác ở mức thuộc tính </w:t>
+            </w:r>
+            <w:r>
+              <w:rPr>
+                <w:rFonts w:ascii="Times New Roman" w:cs="Times New Roman" w:eastAsia="Times New Roman" w:hAnsi="Times New Roman"/>
+                <w:sz w:val="26"/>
+                <w:szCs w:val="26"/>
+              </w:rPr>
+              <w:t xml:space="preserve">[17]</w:t>
+            </w:r>
+            <w:r>
+              <w:rPr>
+                <w:rFonts w:ascii="Times New Roman" w:cs="Times New Roman" w:eastAsia="Times New Roman" w:hAnsi="Times New Roman"/>
+                <w:sz w:val="26"/>
+                <w:szCs w:val="26"/>
+              </w:rPr>
+              <w:t xml:space="preserve"> và kiểm tra mức khớp với tài liệu nền </w:t>
+            </w:r>
+            <w:r>
+              <w:rPr>
+                <w:rFonts w:ascii="Times New Roman" w:cs="Times New Roman" w:eastAsia="Times New Roman" w:hAnsi="Times New Roman"/>
+                <w:sz w:val="26"/>
+                <w:szCs w:val="26"/>
+              </w:rPr>
+              <w:t xml:space="preserve">[15]</w:t>
+            </w:r>
+            <w:r>
+              <w:rPr>
+                <w:rFonts w:ascii="Times New Roman" w:cs="Times New Roman" w:eastAsia="Times New Roman" w:hAnsi="Times New Roman"/>
+                <w:sz w:val="26"/>
+                <w:szCs w:val="26"/>
+              </w:rPr>
+              <w:t xml:space="preserve">: đưa điều kiện ràng buộc vào đơn vị so khớp, nên phân biệt được tuyên bố sai giá trị với tuyên bố lệch điều kiện.</w:t>
             </w:r>
           </w:p>
         </w:tc>
@@ -2562,6 +3551,29 @@
               <w:right w:w="90" w:type="dxa"/>
             </w:tcMar>
           </w:tcPr>
+          <w:p>
+            <w:pPr>
+              <w:keepLines w:val="1"/>
+              <w:spacing w:after="80" w:before="160" w:line="278" w:lineRule="auto"/>
+              <w:ind w:right="102"/>
+              <w:jc w:val="both"/>
+              <w:rPr>
+                <w:rFonts w:ascii="Times New Roman" w:cs="Times New Roman" w:eastAsia="Times New Roman" w:hAnsi="Times New Roman"/>
+                <w:sz w:val="26"/>
+                <w:szCs w:val="26"/>
+              </w:rPr>
+            </w:pPr>
+            <w:r>
+              <w:rPr>
+                <w:rFonts w:ascii="Times New Roman" w:cs="Times New Roman" w:eastAsia="Times New Roman" w:hAnsi="Times New Roman"/>
+                <w:b/>
+                <w:bCs/>
+                <w:sz w:val="26"/>
+                <w:szCs w:val="26"/>
+              </w:rPr>
+              <w:t xml:space="preserve">Mục tiêu:</w:t>
+            </w:r>
+          </w:p>
           <w:p>
             <w:pPr>
               <w:numPr>
@@ -2583,115 +3595,39 @@
                 <w:sz w:val="26"/>
                 <w:szCs w:val="26"/>
               </w:rPr>
-              <w:t xml:space="preserve">M4. Tích hợp tính năng kiểm chứng vào website CopyPro để người dùng xem nhãn, đoạn nguồn và lý do của từng tuyên bố ngay sau khi tạo quảng cáo.</w:t>
-            </w:r>
-          </w:p>
-        </w:tc>
-      </w:tr>
-      <w:tr>
-        <w:trPr>
-          <w:cantSplit w:val="1"/>
-          <w:tblHeader w:val="0"/>
-        </w:trPr>
-        <w:tc>
-          <w:tcPr>
-            <w:gridSpan w:val="2"/>
-            <w:tcBorders>
-              <w:top w:color="000000" w:space="0" w:sz="0" w:val="nil"/>
-              <w:bottom w:color="000000" w:space="0" w:sz="0" w:val="nil"/>
-            </w:tcBorders>
-            <w:tcMar>
-              <w:top w:w="0" w:type="dxa"/>
-              <w:left w:w="90" w:type="dxa"/>
-              <w:bottom w:w="0" w:type="dxa"/>
-              <w:right w:w="90" w:type="dxa"/>
-            </w:tcMar>
-          </w:tcPr>
-          <w:p>
-            <w:pPr>
-              <w:keepLines w:val="1"/>
-              <w:spacing w:after="80" w:before="160" w:line="278" w:lineRule="auto"/>
-              <w:ind w:right="102"/>
-              <w:jc w:val="both"/>
-              <w:rPr>
-                <w:rFonts w:ascii="Times New Roman" w:cs="Times New Roman" w:eastAsia="Times New Roman" w:hAnsi="Times New Roman"/>
-                <w:sz w:val="26"/>
-                <w:szCs w:val="26"/>
-              </w:rPr>
-            </w:pPr>
-            <w:r>
-              <w:rPr>
-                <w:rFonts w:ascii="Times New Roman" w:cs="Times New Roman" w:eastAsia="Times New Roman" w:hAnsi="Times New Roman"/>
-                <w:b/>
-                <w:bCs/>
-                <w:sz w:val="26"/>
-                <w:szCs w:val="26"/>
-              </w:rPr>
-              <w:t xml:space="preserve">Phạm vi:</w:t>
-            </w:r>
-            <w:r>
-              <w:rPr>
-                <w:rFonts w:ascii="Times New Roman" w:cs="Times New Roman" w:eastAsia="Times New Roman" w:hAnsi="Times New Roman"/>
-                <w:sz w:val="26"/>
-                <w:szCs w:val="26"/>
-              </w:rPr>
-              <w:t xml:space="preserve"> Kiểm chứng các </w:t>
-            </w:r>
-            <w:r>
-              <w:rPr>
-                <w:rFonts w:ascii="Times New Roman" w:cs="Times New Roman" w:eastAsia="Times New Roman" w:hAnsi="Times New Roman"/>
-                <w:sz w:val="26"/>
-                <w:szCs w:val="26"/>
-              </w:rPr>
-              <w:t xml:space="preserve">tuyên bố về thông số kỹ thuật có điều kiện ràng buộc</w:t>
-            </w:r>
-            <w:r>
-              <w:rPr>
-                <w:rFonts w:ascii="Times New Roman" w:cs="Times New Roman" w:eastAsia="Times New Roman" w:hAnsi="Times New Roman"/>
-                <w:sz w:val="26"/>
-                <w:szCs w:val="26"/>
-              </w:rPr>
-              <w:t xml:space="preserve"> trong quảng cáo tiếng Việt do LLM tạo về </w:t>
-            </w:r>
-            <w:r>
-              <w:rPr>
-                <w:rFonts w:ascii="Times New Roman" w:cs="Times New Roman" w:eastAsia="Times New Roman" w:hAnsi="Times New Roman"/>
-                <w:sz w:val="26"/>
-                <w:szCs w:val="26"/>
-              </w:rPr>
-              <w:t xml:space="preserve">thiết bị điện tử tiêu dùng có tài liệu thông số chính hãng; thực nghiệm giới hạn ở ba nhóm đại diện: điện thoại thông minh, tai nghe không dây và đồng hồ thông minh</w:t>
-            </w:r>
-            <w:r>
-              <w:rPr>
-                <w:rFonts w:ascii="Times New Roman" w:cs="Times New Roman" w:eastAsia="Times New Roman" w:hAnsi="Times New Roman"/>
-                <w:sz w:val="26"/>
-                <w:szCs w:val="26"/>
-              </w:rPr>
-              <w:t xml:space="preserve">, tập trung vào </w:t>
-            </w:r>
-            <w:r>
-              <w:rPr>
-                <w:rFonts w:ascii="Times New Roman" w:cs="Times New Roman" w:eastAsia="Times New Roman" w:hAnsi="Times New Roman"/>
-                <w:sz w:val="26"/>
-                <w:szCs w:val="26"/>
-              </w:rPr>
-              <w:t xml:space="preserve">sáu nhóm thông số thường được công bố kèm điều kiện: thời lượng pin, dung lượng pin, sạc nhanh, kháng nước và bụi, màn hình (độ sáng, tần số quét) và zoom camera.</w:t>
-            </w:r>
-            <w:r>
-              <w:rPr>
-                <w:rFonts w:ascii="Times New Roman" w:cs="Times New Roman" w:eastAsia="Times New Roman" w:hAnsi="Times New Roman"/>
-                <w:sz w:val="26"/>
-                <w:szCs w:val="26"/>
-              </w:rPr>
-              <w:t xml:space="preserve"> Hệ thống chỉ sử dụng tài liệu văn bản của đúng sản phẩm làm bằng chứng</w:t>
-            </w:r>
-            <w:r>
-              <w:rPr>
-                <w:rFonts w:ascii="Times New Roman" w:cs="Times New Roman" w:eastAsia="Times New Roman" w:hAnsi="Times New Roman"/>
-                <w:sz w:val="26"/>
-                <w:szCs w:val="26"/>
-              </w:rPr>
-              <w:t xml:space="preserve">; nhãn Chưa đủ thông tin nghĩa là không tìm thấy thông tin trong kho tài liệu đã thu thập.</w:t>
+              <w:t xml:space="preserve">M1. </w:t>
+            </w:r>
+            <w:r>
+              <w:rPr>
+                <w:rFonts w:ascii="Times New Roman" w:cs="Times New Roman" w:eastAsia="Times New Roman" w:hAnsi="Times New Roman"/>
+                <w:sz w:val="26"/>
+                <w:szCs w:val="26"/>
+              </w:rPr>
+              <w:t xml:space="preserve">Thu thập các quảng cáo về </w:t>
+            </w:r>
+            <w:r>
+              <w:rPr>
+                <w:rFonts w:ascii="Times New Roman" w:cs="Times New Roman" w:eastAsia="Times New Roman" w:hAnsi="Times New Roman"/>
+                <w:sz w:val="26"/>
+                <w:szCs w:val="26"/>
+              </w:rPr>
+              <w:t xml:space="preserve">điện thoại thông minh, tai nghe không dây và đồng hồ thông minh</w:t>
+            </w:r>
+            <w:r>
+              <w:rPr>
+                <w:rFonts w:ascii="Times New Roman" w:cs="Times New Roman" w:eastAsia="Times New Roman" w:hAnsi="Times New Roman"/>
+                <w:sz w:val="26"/>
+                <w:szCs w:val="26"/>
+              </w:rPr>
+              <w:t xml:space="preserve"> do LLM tạo ra và tài liệu tham chiếu của đúng sản phẩm được quảng cáo để làm bằng chứng kiểm chứng</w:t>
+            </w:r>
+            <w:r>
+              <w:rPr>
+                <w:rFonts w:ascii="Times New Roman" w:cs="Times New Roman" w:eastAsia="Times New Roman" w:hAnsi="Times New Roman"/>
+                <w:sz w:val="26"/>
+                <w:szCs w:val="26"/>
+              </w:rPr>
+              <w:t xml:space="preserve">; tách các tuyên bố về thông số có điều kiện ràng buộc, gán nhãn bốn lớp và tạo tập cặp tối thiểu theo từng loại lệch điều kiện.</w:t>
             </w:r>
           </w:p>
         </w:tc>
@@ -2736,7 +3672,7 @@
                 <w:sz w:val="26"/>
                 <w:szCs w:val="26"/>
               </w:rPr>
-              <w:t xml:space="preserve">Điều kiện ràng buộc được xét gồm sáu loại: chế độ hoạt động (bật hoặc tắt chống ồn, chế độ tiết kiệm pin), bộ phận (tai nghe hay hộp sạc), phụ kiện (bộ sạc có công suất nhất định), điều kiện đo (độ sâu và thời gian ngâm nước, phần diện tích màn hình được đo), phiên bản sản phẩm và kiểu giá trị (“lên đến”, “tối đa”, “điển hình”, “định mức”).</w:t>
+              <w:t xml:space="preserve">M2. Đề xuất và cài đặt phương pháp P kiểm chứng tuyên bố có điều kiện ràng buộc, gồm trích xuất bộ thông số có neo nguồn và bộ quyết định bốn nhãn dựa trên đối chiếu điều kiện.</w:t>
             </w:r>
           </w:p>
         </w:tc>
@@ -2781,7 +3717,63 @@
                 <w:sz w:val="26"/>
                 <w:szCs w:val="26"/>
               </w:rPr>
-              <w:t xml:space="preserve">Lý do chọn thiết bị điện tử tiêu dùng trong các ngành CopyPro hỗ trợ: đây là nhóm có trang thông số chính hãng công khai, ghi rõ con số và điều kiện đo. Quảng cáo ở các ngành như mỹ phẩm, ẩm thực hay du lịch chủ yếu nêu cảm nhận, giá, ưu đãi hoặc số liệu từ thử nghiệm không công bố, nên khó có bằng chứng văn bản chuẩn để đối chiếu.</w:t>
+              <w:t xml:space="preserve">M3. </w:t>
+            </w:r>
+            <w:r>
+              <w:rPr>
+                <w:rFonts w:ascii="Times New Roman" w:cs="Times New Roman" w:eastAsia="Times New Roman" w:hAnsi="Times New Roman"/>
+                <w:sz w:val="26"/>
+                <w:szCs w:val="26"/>
+              </w:rPr>
+              <w:t xml:space="preserve">Xây dựng và so sánh P với </w:t>
+            </w:r>
+            <w:r>
+              <w:rPr>
+                <w:rFonts w:ascii="Times New Roman" w:cs="Times New Roman" w:eastAsia="Times New Roman" w:hAnsi="Times New Roman"/>
+                <w:sz w:val="26"/>
+                <w:szCs w:val="26"/>
+              </w:rPr>
+              <w:t xml:space="preserve">các phương pháp đối chứng (B0–B3) và các bản bỏ thành phần</w:t>
+            </w:r>
+            <w:r>
+              <w:rPr>
+                <w:rFonts w:ascii="Times New Roman" w:cs="Times New Roman" w:eastAsia="Times New Roman" w:hAnsi="Times New Roman"/>
+                <w:sz w:val="26"/>
+                <w:szCs w:val="26"/>
+              </w:rPr>
+              <w:t xml:space="preserve">, nhằm xác định </w:t>
+            </w:r>
+            <w:r>
+              <w:rPr>
+                <w:rFonts w:ascii="Times New Roman" w:cs="Times New Roman" w:eastAsia="Times New Roman" w:hAnsi="Times New Roman"/>
+                <w:sz w:val="26"/>
+                <w:szCs w:val="26"/>
+              </w:rPr>
+              <w:t xml:space="preserve">phương pháp</w:t>
+            </w:r>
+            <w:r>
+              <w:rPr>
+                <w:rFonts w:ascii="Times New Roman" w:cs="Times New Roman" w:eastAsia="Times New Roman" w:hAnsi="Times New Roman"/>
+                <w:sz w:val="26"/>
+                <w:szCs w:val="26"/>
+              </w:rPr>
+              <w:t xml:space="preserve"> có giúp giảm chấp nhận nhầm quảng cáo</w:t>
+            </w:r>
+            <w:r>
+              <w:rPr>
+                <w:rFonts w:ascii="Times New Roman" w:cs="Times New Roman" w:eastAsia="Times New Roman" w:hAnsi="Times New Roman"/>
+                <w:sz w:val="26"/>
+                <w:szCs w:val="26"/>
+              </w:rPr>
+              <w:t xml:space="preserve"> và phát hiện tốt hơn tuyên bố lệch điều kiện</w:t>
+            </w:r>
+            <w:r>
+              <w:rPr>
+                <w:rFonts w:ascii="Times New Roman" w:cs="Times New Roman" w:eastAsia="Times New Roman" w:hAnsi="Times New Roman"/>
+                <w:sz w:val="26"/>
+                <w:szCs w:val="26"/>
+              </w:rPr>
+              <w:t xml:space="preserve"> hay không.</w:t>
             </w:r>
           </w:p>
         </w:tc>
@@ -2826,7 +3818,115 @@
                 <w:sz w:val="26"/>
                 <w:szCs w:val="26"/>
               </w:rPr>
-              <w:t xml:space="preserve">Tiêu chí chọn nhóm sản phẩm: phương pháp áp dụng được cho một nhóm thiết bị điện tử tiêu dùng khi (1) hãng có trang thông số chính thức bằng tiếng Việt để làm bằng chứng và (2) thông số là số liệu đo được, được công bố kèm điều kiện ràng buộc. Nhóm được đưa vào thực nghiệm phải thỏa thêm: (3) có chung các nhóm thông số pin, sạc và kháng nước để so sánh kết quả giữa các nhóm trên cùng loại thông số; (4) có sản phẩm của cùng các hãng để nguồn bằng chứng đồng nhất.</w:t>
+              <w:t xml:space="preserve">M4. Tích hợp tính năng kiểm chứng vào website CopyPro để người dùng xem nhãn, đoạn nguồn và lý do của từng tuyên bố ngay sau khi tạo quảng cáo.</w:t>
+            </w:r>
+          </w:p>
+        </w:tc>
+      </w:tr>
+      <w:tr>
+        <w:trPr>
+          <w:cantSplit w:val="1"/>
+          <w:tblHeader w:val="0"/>
+        </w:trPr>
+        <w:tc>
+          <w:tcPr>
+            <w:gridSpan w:val="2"/>
+            <w:tcBorders>
+              <w:top w:color="000000" w:space="0" w:sz="0" w:val="nil"/>
+              <w:bottom w:color="000000" w:space="0" w:sz="0" w:val="nil"/>
+            </w:tcBorders>
+            <w:tcMar>
+              <w:top w:w="0" w:type="dxa"/>
+              <w:left w:w="90" w:type="dxa"/>
+              <w:bottom w:w="0" w:type="dxa"/>
+              <w:right w:w="90" w:type="dxa"/>
+            </w:tcMar>
+          </w:tcPr>
+          <w:p>
+            <w:pPr>
+              <w:keepLines w:val="1"/>
+              <w:spacing w:after="80" w:before="160" w:line="278" w:lineRule="auto"/>
+              <w:ind w:right="102"/>
+              <w:jc w:val="both"/>
+              <w:rPr>
+                <w:rFonts w:ascii="Times New Roman" w:cs="Times New Roman" w:eastAsia="Times New Roman" w:hAnsi="Times New Roman"/>
+                <w:sz w:val="26"/>
+                <w:szCs w:val="26"/>
+              </w:rPr>
+            </w:pPr>
+            <w:r>
+              <w:rPr>
+                <w:rFonts w:ascii="Times New Roman" w:cs="Times New Roman" w:eastAsia="Times New Roman" w:hAnsi="Times New Roman"/>
+                <w:b/>
+                <w:bCs/>
+                <w:sz w:val="26"/>
+                <w:szCs w:val="26"/>
+              </w:rPr>
+              <w:t xml:space="preserve">Phạm vi:</w:t>
+            </w:r>
+            <w:r>
+              <w:rPr>
+                <w:rFonts w:ascii="Times New Roman" w:cs="Times New Roman" w:eastAsia="Times New Roman" w:hAnsi="Times New Roman"/>
+                <w:sz w:val="26"/>
+                <w:szCs w:val="26"/>
+              </w:rPr>
+              <w:t xml:space="preserve"> Kiểm chứng các </w:t>
+            </w:r>
+            <w:r>
+              <w:rPr>
+                <w:rFonts w:ascii="Times New Roman" w:cs="Times New Roman" w:eastAsia="Times New Roman" w:hAnsi="Times New Roman"/>
+                <w:sz w:val="26"/>
+                <w:szCs w:val="26"/>
+              </w:rPr>
+              <w:t xml:space="preserve">tuyên bố về thông số kỹ thuật có điều kiện ràng buộc</w:t>
+            </w:r>
+            <w:r>
+              <w:rPr>
+                <w:rFonts w:ascii="Times New Roman" w:cs="Times New Roman" w:eastAsia="Times New Roman" w:hAnsi="Times New Roman"/>
+                <w:sz w:val="26"/>
+                <w:szCs w:val="26"/>
+              </w:rPr>
+              <w:t xml:space="preserve"> trong quảng cáo tiếng Việt do LLM tạo về </w:t>
+            </w:r>
+            <w:r>
+              <w:rPr>
+                <w:rFonts w:ascii="Times New Roman" w:cs="Times New Roman" w:eastAsia="Times New Roman" w:hAnsi="Times New Roman"/>
+                <w:sz w:val="26"/>
+                <w:szCs w:val="26"/>
+              </w:rPr>
+              <w:t xml:space="preserve">thiết bị điện tử tiêu dùng có tài liệu thông số chính hãng; thực nghiệm giới hạn ở ba nhóm đại diện: điện thoại thông minh, tai nghe không dây và đồng hồ thông minh</w:t>
+            </w:r>
+            <w:r>
+              <w:rPr>
+                <w:rFonts w:ascii="Times New Roman" w:cs="Times New Roman" w:eastAsia="Times New Roman" w:hAnsi="Times New Roman"/>
+                <w:sz w:val="26"/>
+                <w:szCs w:val="26"/>
+              </w:rPr>
+              <w:t xml:space="preserve">, tập trung vào </w:t>
+            </w:r>
+            <w:r>
+              <w:rPr>
+                <w:rFonts w:ascii="Times New Roman" w:cs="Times New Roman" w:eastAsia="Times New Roman" w:hAnsi="Times New Roman"/>
+                <w:sz w:val="26"/>
+                <w:szCs w:val="26"/>
+              </w:rPr>
+              <w:t xml:space="preserve">sáu nhóm thông số thường được công bố kèm điều kiện: thời lượng pin, dung lượng pin, sạc nhanh, kháng nước và bụi, màn hình (độ sáng, tần số quét) và zoom camera.</w:t>
+            </w:r>
+            <w:r>
+              <w:rPr>
+                <w:rFonts w:ascii="Times New Roman" w:cs="Times New Roman" w:eastAsia="Times New Roman" w:hAnsi="Times New Roman"/>
+                <w:sz w:val="26"/>
+                <w:szCs w:val="26"/>
+              </w:rPr>
+              <w:t xml:space="preserve"> Hệ thống chỉ sử dụng tài liệu văn bản của đúng sản phẩm làm bằng chứng</w:t>
+            </w:r>
+            <w:r>
+              <w:rPr>
+                <w:rFonts w:ascii="Times New Roman" w:cs="Times New Roman" w:eastAsia="Times New Roman" w:hAnsi="Times New Roman"/>
+                <w:sz w:val="26"/>
+                <w:szCs w:val="26"/>
+              </w:rPr>
+              <w:t xml:space="preserve">; nhãn Chưa đủ thông tin nghĩa là không tìm thấy thông tin trong kho tài liệu đã thu thập.</w:t>
             </w:r>
           </w:p>
         </w:tc>
@@ -2871,71 +3971,7 @@
                 <w:sz w:val="26"/>
                 <w:szCs w:val="26"/>
               </w:rPr>
-              <w:t xml:space="preserve">Ba nhóm được chọn thỏa cả bốn tiêu chí. Với điện thoại, độ sáng cực đại 3200 nit của Xiaomi 15T được công bố “trên 25% diện tích màn hình” </w:t>
-            </w:r>
-            <w:r>
-              <w:rPr>
-                <w:rFonts w:ascii="Times New Roman" w:cs="Times New Roman" w:eastAsia="Times New Roman" w:hAnsi="Times New Roman"/>
-                <w:sz w:val="26"/>
-                <w:szCs w:val="26"/>
-              </w:rPr>
-              <w:t xml:space="preserve">[22]</w:t>
-            </w:r>
-            <w:r>
-              <w:rPr>
-                <w:rFonts w:ascii="Times New Roman" w:cs="Times New Roman" w:eastAsia="Times New Roman" w:hAnsi="Times New Roman"/>
-                <w:sz w:val="26"/>
-                <w:szCs w:val="26"/>
-              </w:rPr>
-              <w:t xml:space="preserve">; độ sáng tối đa 4500 nit của OPPO Find X8 được ghi kèm điều kiện 1% APL, tức chỉ một vùng rất nhỏ của màn hình hiển thị sáng </w:t>
-            </w:r>
-            <w:r>
-              <w:rPr>
-                <w:rFonts w:ascii="Times New Roman" w:cs="Times New Roman" w:eastAsia="Times New Roman" w:hAnsi="Times New Roman"/>
-                <w:sz w:val="26"/>
-                <w:szCs w:val="26"/>
-              </w:rPr>
-              <w:t xml:space="preserve">[23]</w:t>
-            </w:r>
-            <w:r>
-              <w:rPr>
-                <w:rFonts w:ascii="Times New Roman" w:cs="Times New Roman" w:eastAsia="Times New Roman" w:hAnsi="Times New Roman"/>
-                <w:sz w:val="26"/>
-                <w:szCs w:val="26"/>
-              </w:rPr>
-              <w:t xml:space="preserve">. Với tai nghe, Galaxy Buds3 Pro phát nhạc lên đến 6 giờ khi bật chống ồn và 7 giờ khi tắt, đạt IP57 ở tai nghe nhưng hộp sạc không có khả năng kháng nước </w:t>
-            </w:r>
-            <w:r>
-              <w:rPr>
-                <w:rFonts w:ascii="Times New Roman" w:cs="Times New Roman" w:eastAsia="Times New Roman" w:hAnsi="Times New Roman"/>
-                <w:sz w:val="26"/>
-                <w:szCs w:val="26"/>
-              </w:rPr>
-              <w:t xml:space="preserve">[24]</w:t>
-            </w:r>
-            <w:r>
-              <w:rPr>
-                <w:rFonts w:ascii="Times New Roman" w:cs="Times New Roman" w:eastAsia="Times New Roman" w:hAnsi="Times New Roman"/>
-                <w:sz w:val="26"/>
-                <w:szCs w:val="26"/>
-              </w:rPr>
-              <w:t xml:space="preserve">. Với đồng hồ, Apple Watch SE 3 dùng được lên đến 18 giờ ở chế độ thường và 32 giờ ở Chế Độ Nguồn Điện Thấp </w:t>
-            </w:r>
-            <w:r>
-              <w:rPr>
-                <w:rFonts w:ascii="Times New Roman" w:cs="Times New Roman" w:eastAsia="Times New Roman" w:hAnsi="Times New Roman"/>
-                <w:sz w:val="26"/>
-                <w:szCs w:val="26"/>
-              </w:rPr>
-              <w:t xml:space="preserve">[25]</w:t>
-            </w:r>
-            <w:r>
-              <w:rPr>
-                <w:rFonts w:ascii="Times New Roman" w:cs="Times New Roman" w:eastAsia="Times New Roman" w:hAnsi="Times New Roman"/>
-                <w:sz w:val="26"/>
-                <w:szCs w:val="26"/>
-              </w:rPr>
-              <w:t xml:space="preserve">.</w:t>
+              <w:t xml:space="preserve">Điều kiện ràng buộc được xét gồm sáu loại: chế độ hoạt động (bật hoặc tắt chống ồn, chế độ tiết kiệm pin), bộ phận (tai nghe hay hộp sạc), phụ kiện (bộ sạc có công suất nhất định), điều kiện đo (độ sâu và thời gian ngâm nước, phần diện tích màn hình được đo), phiên bản sản phẩm và kiểu giá trị (“lên đến”, “tối đa”, “điển hình”, “định mức”).</w:t>
             </w:r>
           </w:p>
         </w:tc>
@@ -2980,7 +4016,7 @@
                 <w:sz w:val="26"/>
                 <w:szCs w:val="26"/>
               </w:rPr>
-              <w:t xml:space="preserve">Sản phẩm: khoảng 12 mẫu (khoảng 5 điện thoại, 4 tai nghe không dây, 3 đồng hồ thông minh) đang bán chính hãng tại Việt Nam của ít nhất ba hãng (dự kiến Apple, Samsung, Xiaomi, OPPO), ưu tiên các trang có chú thích điều kiện đầy đủ.</w:t>
+              <w:t xml:space="preserve">Lý do chọn thiết bị điện tử tiêu dùng trong các ngành CopyPro hỗ trợ: đây là nhóm có trang thông số chính hãng công khai, ghi rõ con số và điều kiện đo. Quảng cáo ở các ngành như mỹ phẩm, ẩm thực hay du lịch chủ yếu nêu cảm nhận, giá, ưu đãi hoặc số liệu từ thử nghiệm không công bố, nên khó có bằng chứng văn bản chuẩn để đối chiếu.</w:t>
             </w:r>
           </w:p>
         </w:tc>
@@ -3025,14 +4061,14 @@
                 <w:sz w:val="26"/>
                 <w:szCs w:val="26"/>
               </w:rPr>
-              <w:t xml:space="preserve">Quảng cáo: do CopyPro tạo ở ngành Công nghệ bằng hai LLM có sẵn trên website (Gemini 2.5 Flash và Llama 3.3 70B) với ba loại bài có sẵn (mô tả sản phẩm, bài đăng mạng xã hội, trang đích), ở hai chế độ: chỉ nhập tên sản phẩm, và nhập thêm đoạn thông số chính hãng vào ô thông tin bổ sung.</w:t>
-            </w:r>
-          </w:p>
-        </w:tc>
-      </w:tr>
-      <w:tr>
-        <w:trPr>
-          <w:cantSplit w:val="0"/>
+              <w:t xml:space="preserve">Tiêu chí chọn nhóm sản phẩm: phương pháp áp dụng được cho một nhóm thiết bị điện tử tiêu dùng khi (1) hãng có trang thông số chính thức bằng tiếng Việt để làm bằng chứng và (2) thông số là số liệu đo được, được công bố kèm điều kiện ràng buộc. Nhóm được đưa vào thực nghiệm phải thỏa thêm: (3) có chung các nhóm thông số pin, sạc và kháng nước để so sánh kết quả giữa các nhóm trên cùng loại thông số; (4) có sản phẩm của cùng các hãng để nguồn bằng chứng đồng nhất.</w:t>
+            </w:r>
+          </w:p>
+        </w:tc>
+      </w:tr>
+      <w:tr>
+        <w:trPr>
+          <w:cantSplit w:val="1"/>
           <w:tblHeader w:val="0"/>
         </w:trPr>
         <w:tc>
@@ -3070,7 +4106,71 @@
                 <w:sz w:val="26"/>
                 <w:szCs w:val="26"/>
               </w:rPr>
-              <w:t xml:space="preserve">Không thuộc phạm vi: tuyên bố về thông số không kèm điều kiện (ví dụ khối lượng, kích thước, phiên bản Bluetooth), tuyên bố cảm tính (ví dụ “đẹp nhất”, “mượt mà”), so sánh với sản phẩm khác, giá và khuyến mãi. Máy tính xách tay, máy tính bảng, tivi và đồ gia dụng không thuộc phạm vi thực nghiệm: các nhóm này dùng được cùng cách biểu diễn và bộ quyết định nhưng cần định nghĩa thêm nhiều thuộc tính và điều kiện bắt buộc riêng (ví dụ thông số thay đổi theo cấu hình máy, điện năng tiêu thụ theo tiêu chuẩn đo); khối lượng gán nhãn khi đó vượt quá sức một người trong thời gian khóa luận nên được để lại làm hướng mở rộng. Đề tài không đo hiệu năng thực tế và không đưa ra kết luận pháp lý. Người dùng chọn mẫu sản phẩm khi kiểm chứng, hệ thống không tự nhận diện sản phẩm.</w:t>
+              <w:t xml:space="preserve">Ba nhóm được chọn thỏa cả bốn tiêu chí. Với điện thoại, độ sáng cực đại 3200 nit của Xiaomi 15T được công bố “trên 25% diện tích màn hình” </w:t>
+            </w:r>
+            <w:r>
+              <w:rPr>
+                <w:rFonts w:ascii="Times New Roman" w:cs="Times New Roman" w:eastAsia="Times New Roman" w:hAnsi="Times New Roman"/>
+                <w:sz w:val="26"/>
+                <w:szCs w:val="26"/>
+              </w:rPr>
+              <w:t xml:space="preserve">[24]</w:t>
+            </w:r>
+            <w:r>
+              <w:rPr>
+                <w:rFonts w:ascii="Times New Roman" w:cs="Times New Roman" w:eastAsia="Times New Roman" w:hAnsi="Times New Roman"/>
+                <w:sz w:val="26"/>
+                <w:szCs w:val="26"/>
+              </w:rPr>
+              <w:t xml:space="preserve">; độ sáng tối đa 4500 nit của OPPO Find X8 được ghi kèm điều kiện 1% APL, tức chỉ một vùng rất nhỏ của màn hình hiển thị sáng </w:t>
+            </w:r>
+            <w:r>
+              <w:rPr>
+                <w:rFonts w:ascii="Times New Roman" w:cs="Times New Roman" w:eastAsia="Times New Roman" w:hAnsi="Times New Roman"/>
+                <w:sz w:val="26"/>
+                <w:szCs w:val="26"/>
+              </w:rPr>
+              <w:t xml:space="preserve">[25]</w:t>
+            </w:r>
+            <w:r>
+              <w:rPr>
+                <w:rFonts w:ascii="Times New Roman" w:cs="Times New Roman" w:eastAsia="Times New Roman" w:hAnsi="Times New Roman"/>
+                <w:sz w:val="26"/>
+                <w:szCs w:val="26"/>
+              </w:rPr>
+              <w:t xml:space="preserve">. Với tai nghe, Galaxy Buds3 Pro công bố thời lượng pin theo chế độ chống ồn như ví dụ ở mục 2, và chỉ tai nghe đạt IP57 còn hộp sạc không có khả năng kháng nước </w:t>
+            </w:r>
+            <w:r>
+              <w:rPr>
+                <w:rFonts w:ascii="Times New Roman" w:cs="Times New Roman" w:eastAsia="Times New Roman" w:hAnsi="Times New Roman"/>
+                <w:sz w:val="26"/>
+                <w:szCs w:val="26"/>
+              </w:rPr>
+              <w:t xml:space="preserve">[21]</w:t>
+            </w:r>
+            <w:r>
+              <w:rPr>
+                <w:rFonts w:ascii="Times New Roman" w:cs="Times New Roman" w:eastAsia="Times New Roman" w:hAnsi="Times New Roman"/>
+                <w:sz w:val="26"/>
+                <w:szCs w:val="26"/>
+              </w:rPr>
+              <w:t xml:space="preserve">. Với đồng hồ, Apple Watch SE 3 dùng được lên đến 18 giờ ở chế độ thường và 32 giờ ở chế độ nguồn điện thấp </w:t>
+            </w:r>
+            <w:r>
+              <w:rPr>
+                <w:rFonts w:ascii="Times New Roman" w:cs="Times New Roman" w:eastAsia="Times New Roman" w:hAnsi="Times New Roman"/>
+                <w:sz w:val="26"/>
+                <w:szCs w:val="26"/>
+              </w:rPr>
+              <w:t xml:space="preserve">[26]</w:t>
+            </w:r>
+            <w:r>
+              <w:rPr>
+                <w:rFonts w:ascii="Times New Roman" w:cs="Times New Roman" w:eastAsia="Times New Roman" w:hAnsi="Times New Roman"/>
+                <w:sz w:val="26"/>
+                <w:szCs w:val="26"/>
+              </w:rPr>
+              <w:t xml:space="preserve">.</w:t>
             </w:r>
           </w:p>
         </w:tc>
@@ -3094,112 +4194,6 @@
               <w:right w:w="90" w:type="dxa"/>
             </w:tcMar>
           </w:tcPr>
-          <w:p>
-            <w:pPr>
-              <w:keepLines w:val="1"/>
-              <w:spacing w:after="80" w:before="160" w:line="278" w:lineRule="auto"/>
-              <w:ind w:right="102"/>
-              <w:jc w:val="both"/>
-              <w:rPr>
-                <w:rFonts w:ascii="Times New Roman" w:cs="Times New Roman" w:eastAsia="Times New Roman" w:hAnsi="Times New Roman"/>
-                <w:sz w:val="26"/>
-                <w:szCs w:val="26"/>
-              </w:rPr>
-            </w:pPr>
-            <w:r>
-              <w:rPr>
-                <w:rFonts w:ascii="Times New Roman" w:cs="Times New Roman" w:eastAsia="Times New Roman" w:hAnsi="Times New Roman"/>
-                <w:b/>
-                <w:bCs/>
-                <w:sz w:val="26"/>
-                <w:szCs w:val="26"/>
-              </w:rPr>
-              <w:t xml:space="preserve">Đối tượng:</w:t>
-            </w:r>
-            <w:r>
-              <w:rPr>
-                <w:rFonts w:ascii="Times New Roman" w:cs="Times New Roman" w:eastAsia="Times New Roman" w:hAnsi="Times New Roman"/>
-                <w:sz w:val="26"/>
-                <w:szCs w:val="26"/>
-              </w:rPr>
-              <w:t xml:space="preserve"> Các phương pháp kiểm chứng tuyên bố quảng cáo do LLM tạo bằng bằng chứng văn bản, tập trung phát hiện thông số không phù hợp với tài liệu của sản phẩm hoặc phiên bản được quảng cáo, cũng như các thông số được áp dụng sai điều kiện.</w:t>
-            </w:r>
-            <w:r>
-              <w:rPr>
-                <w:rFonts w:ascii="Times New Roman" w:cs="Times New Roman" w:eastAsia="Times New Roman" w:hAnsi="Times New Roman"/>
-                <w:sz w:val="26"/>
-                <w:szCs w:val="26"/>
-              </w:rPr>
-              <w:t xml:space="preserve"> Dữ liệu nghiên cứu là các tuyên bố về thông số có điều kiện ràng buộc trong quảng cáo tiếng Việt về điện thoại thông minh, tai nghe không dây, đồng hồ thông minh và trang thông số chính hãng tương ứng.</w:t>
-            </w:r>
-          </w:p>
-        </w:tc>
-      </w:tr>
-      <w:tr>
-        <w:trPr>
-          <w:cantSplit w:val="1"/>
-          <w:tblHeader w:val="0"/>
-        </w:trPr>
-        <w:tc>
-          <w:tcPr>
-            <w:gridSpan w:val="2"/>
-            <w:tcBorders>
-              <w:top w:color="000000" w:space="0" w:sz="0" w:val="nil"/>
-              <w:bottom w:color="000000" w:space="0" w:sz="0" w:val="nil"/>
-            </w:tcBorders>
-            <w:tcMar>
-              <w:top w:w="0" w:type="dxa"/>
-              <w:left w:w="90" w:type="dxa"/>
-              <w:bottom w:w="0" w:type="dxa"/>
-              <w:right w:w="90" w:type="dxa"/>
-            </w:tcMar>
-          </w:tcPr>
-          <w:p>
-            <w:pPr>
-              <w:keepLines w:val="1"/>
-              <w:spacing w:after="80" w:before="160" w:line="278" w:lineRule="auto"/>
-              <w:ind w:right="102"/>
-              <w:jc w:val="both"/>
-              <w:rPr>
-                <w:rFonts w:ascii="Times New Roman" w:cs="Times New Roman" w:eastAsia="Times New Roman" w:hAnsi="Times New Roman"/>
-                <w:sz w:val="26"/>
-                <w:szCs w:val="26"/>
-              </w:rPr>
-            </w:pPr>
-            <w:r>
-              <w:rPr>
-                <w:rFonts w:ascii="Times New Roman" w:cs="Times New Roman" w:eastAsia="Times New Roman" w:hAnsi="Times New Roman"/>
-                <w:b/>
-                <w:bCs/>
-                <w:sz w:val="26"/>
-                <w:szCs w:val="26"/>
-              </w:rPr>
-              <w:t xml:space="preserve">Phương pháp thực hiện:</w:t>
-            </w:r>
-          </w:p>
-          <w:p>
-            <w:pPr>
-              <w:keepLines w:val="1"/>
-              <w:spacing w:after="80" w:before="160" w:line="278" w:lineRule="auto"/>
-              <w:ind w:right="102"/>
-              <w:jc w:val="both"/>
-              <w:rPr>
-                <w:rFonts w:ascii="Times New Roman" w:cs="Times New Roman" w:eastAsia="Times New Roman" w:hAnsi="Times New Roman"/>
-                <w:sz w:val="26"/>
-                <w:szCs w:val="26"/>
-              </w:rPr>
-            </w:pPr>
-            <w:r>
-              <w:rPr>
-                <w:rFonts w:ascii="Times New Roman" w:cs="Times New Roman" w:eastAsia="Times New Roman" w:hAnsi="Times New Roman"/>
-                <w:b/>
-                <w:bCs/>
-                <w:sz w:val="26"/>
-                <w:szCs w:val="26"/>
-              </w:rPr>
-              <w:t xml:space="preserve">Nội dung 1 (ứng với M1): Xây dựng dữ liệu kiểm chứng</w:t>
-            </w:r>
-          </w:p>
           <w:p>
             <w:pPr>
               <w:numPr>
@@ -3221,15 +4215,7 @@
                 <w:sz w:val="26"/>
                 <w:szCs w:val="26"/>
               </w:rPr>
-              <w:t xml:space="preserve">Thu thập trang thông số chính hãng của các mẫu sản phẩm đã chọn, lưu đường dẫn, ngày truy cập, bản chụp và mã băm để truy vết. </w:t>
-            </w:r>
-            <w:r>
-              <w:rPr>
-                <w:rFonts w:ascii="Times New Roman" w:cs="Times New Roman" w:eastAsia="Times New Roman" w:hAnsi="Times New Roman"/>
-                <w:sz w:val="26"/>
-                <w:szCs w:val="26"/>
-              </w:rPr>
-              <w:t xml:space="preserve">Chia tài liệu thành các đoạn nhưng giữ thông số cùng điều kiện đi kèm.</w:t>
+              <w:t xml:space="preserve">Sản phẩm: khoảng 12 mẫu (khoảng 5 điện thoại, 4 tai nghe không dây, 3 đồng hồ thông minh) đang bán chính hãng tại Việt Nam của ít nhất ba hãng (dự kiến Apple, Samsung, Xiaomi, OPPO), ưu tiên các trang có chú thích điều kiện đầy đủ.</w:t>
             </w:r>
           </w:p>
         </w:tc>
@@ -3274,14 +4260,14 @@
                 <w:sz w:val="26"/>
                 <w:szCs w:val="26"/>
               </w:rPr>
-              <w:t xml:space="preserve">Lập danh sách thuộc tính có điều kiện ràng buộc và điều kiện bắt buộc của từng thuộc tính cho mỗi nhóm sản phẩm (ví dụ sạc nhanh cần công suất bộ sạc, độ sáng cần chế độ hiển thị, zoom cần phân biệt quang học và kỹ thuật số, pin tai nghe cần chế độ chống ồn và có tính hộp sạc hay không, pin đồng hồ cần chế độ sử dụng), lưu thành tệp cấu hình.</w:t>
-            </w:r>
-          </w:p>
-        </w:tc>
-      </w:tr>
-      <w:tr>
-        <w:trPr>
-          <w:cantSplit w:val="1"/>
+              <w:t xml:space="preserve">Quảng cáo: do CopyPro tạo ở ngành Công nghệ bằng hai LLM có sẵn trên website (Gemini 2.5 Flash và Llama 3.3 70B) với ba loại bài có sẵn (mô tả sản phẩm, bài đăng mạng xã hội, trang đích), ở hai chế độ: chỉ nhập tên sản phẩm, và nhập thêm đoạn thông số chính hãng vào ô thông tin bổ sung.</w:t>
+            </w:r>
+          </w:p>
+        </w:tc>
+      </w:tr>
+      <w:tr>
+        <w:trPr>
+          <w:cantSplit w:val="0"/>
           <w:tblHeader w:val="0"/>
         </w:trPr>
         <w:tc>
@@ -3319,7 +4305,7 @@
                 <w:sz w:val="26"/>
                 <w:szCs w:val="26"/>
               </w:rPr>
-              <w:t xml:space="preserve">Sinh quảng cáo bằng CopyPro theo hai chế độ nêu ở phần phạm vi; lưu câu lệnh, mô hình, tham số và đầu ra của mỗi lần sinh.</w:t>
+              <w:t xml:space="preserve">Không thuộc phạm vi: tuyên bố về thông số không kèm điều kiện (ví dụ khối lượng, kích thước, phiên bản Bluetooth), tuyên bố cảm tính (ví dụ “đẹp nhất”, “mượt mà”), so sánh với sản phẩm khác, giá và khuyến mãi. Máy tính xách tay, máy tính bảng, tivi và đồ gia dụng không thuộc phạm vi thực nghiệm: các nhóm này dùng được cùng cách biểu diễn và bộ quyết định nhưng cần định nghĩa thêm nhiều thuộc tính và điều kiện bắt buộc riêng (ví dụ thông số thay đổi theo cấu hình máy, điện năng tiêu thụ theo tiêu chuẩn đo); khối lượng gán nhãn khi đó vượt quá sức một người trong thời gian khóa luận nên được để lại làm hướng mở rộng. Đề tài không đo hiệu năng thực tế và không đưa ra kết luận pháp lý. Người dùng chọn mẫu sản phẩm khi kiểm chứng, hệ thống không tự nhận diện sản phẩm.</w:t>
             </w:r>
           </w:p>
         </w:tc>
@@ -3343,6 +4329,112 @@
               <w:right w:w="90" w:type="dxa"/>
             </w:tcMar>
           </w:tcPr>
+          <w:p>
+            <w:pPr>
+              <w:keepLines w:val="1"/>
+              <w:spacing w:after="80" w:before="160" w:line="278" w:lineRule="auto"/>
+              <w:ind w:right="102"/>
+              <w:jc w:val="both"/>
+              <w:rPr>
+                <w:rFonts w:ascii="Times New Roman" w:cs="Times New Roman" w:eastAsia="Times New Roman" w:hAnsi="Times New Roman"/>
+                <w:sz w:val="26"/>
+                <w:szCs w:val="26"/>
+              </w:rPr>
+            </w:pPr>
+            <w:r>
+              <w:rPr>
+                <w:rFonts w:ascii="Times New Roman" w:cs="Times New Roman" w:eastAsia="Times New Roman" w:hAnsi="Times New Roman"/>
+                <w:b/>
+                <w:bCs/>
+                <w:sz w:val="26"/>
+                <w:szCs w:val="26"/>
+              </w:rPr>
+              <w:t xml:space="preserve">Đối tượng:</w:t>
+            </w:r>
+            <w:r>
+              <w:rPr>
+                <w:rFonts w:ascii="Times New Roman" w:cs="Times New Roman" w:eastAsia="Times New Roman" w:hAnsi="Times New Roman"/>
+                <w:sz w:val="26"/>
+                <w:szCs w:val="26"/>
+              </w:rPr>
+              <w:t xml:space="preserve"> Các phương pháp kiểm chứng tuyên bố quảng cáo do LLM tạo bằng bằng chứng văn bản, tập trung phát hiện thông số không phù hợp với tài liệu của sản phẩm hoặc phiên bản được quảng cáo, cũng như các thông số được áp dụng sai điều kiện.</w:t>
+            </w:r>
+            <w:r>
+              <w:rPr>
+                <w:rFonts w:ascii="Times New Roman" w:cs="Times New Roman" w:eastAsia="Times New Roman" w:hAnsi="Times New Roman"/>
+                <w:sz w:val="26"/>
+                <w:szCs w:val="26"/>
+              </w:rPr>
+              <w:t xml:space="preserve"> Dữ liệu nghiên cứu là các tuyên bố về thông số có điều kiện ràng buộc trong quảng cáo tiếng Việt về điện thoại thông minh, tai nghe không dây, đồng hồ thông minh và trang thông số chính hãng tương ứng.</w:t>
+            </w:r>
+          </w:p>
+        </w:tc>
+      </w:tr>
+      <w:tr>
+        <w:trPr>
+          <w:cantSplit w:val="1"/>
+          <w:tblHeader w:val="0"/>
+        </w:trPr>
+        <w:tc>
+          <w:tcPr>
+            <w:gridSpan w:val="2"/>
+            <w:tcBorders>
+              <w:top w:color="000000" w:space="0" w:sz="0" w:val="nil"/>
+              <w:bottom w:color="000000" w:space="0" w:sz="0" w:val="nil"/>
+            </w:tcBorders>
+            <w:tcMar>
+              <w:top w:w="0" w:type="dxa"/>
+              <w:left w:w="90" w:type="dxa"/>
+              <w:bottom w:w="0" w:type="dxa"/>
+              <w:right w:w="90" w:type="dxa"/>
+            </w:tcMar>
+          </w:tcPr>
+          <w:p>
+            <w:pPr>
+              <w:keepLines w:val="1"/>
+              <w:spacing w:after="80" w:before="160" w:line="278" w:lineRule="auto"/>
+              <w:ind w:right="102"/>
+              <w:jc w:val="both"/>
+              <w:rPr>
+                <w:rFonts w:ascii="Times New Roman" w:cs="Times New Roman" w:eastAsia="Times New Roman" w:hAnsi="Times New Roman"/>
+                <w:sz w:val="26"/>
+                <w:szCs w:val="26"/>
+              </w:rPr>
+            </w:pPr>
+            <w:r>
+              <w:rPr>
+                <w:rFonts w:ascii="Times New Roman" w:cs="Times New Roman" w:eastAsia="Times New Roman" w:hAnsi="Times New Roman"/>
+                <w:b/>
+                <w:bCs/>
+                <w:sz w:val="26"/>
+                <w:szCs w:val="26"/>
+              </w:rPr>
+              <w:t xml:space="preserve">Phương pháp thực hiện:</w:t>
+            </w:r>
+          </w:p>
+          <w:p>
+            <w:pPr>
+              <w:keepLines w:val="1"/>
+              <w:spacing w:after="80" w:before="160" w:line="278" w:lineRule="auto"/>
+              <w:ind w:right="102"/>
+              <w:jc w:val="both"/>
+              <w:rPr>
+                <w:rFonts w:ascii="Times New Roman" w:cs="Times New Roman" w:eastAsia="Times New Roman" w:hAnsi="Times New Roman"/>
+                <w:sz w:val="26"/>
+                <w:szCs w:val="26"/>
+              </w:rPr>
+            </w:pPr>
+            <w:r>
+              <w:rPr>
+                <w:rFonts w:ascii="Times New Roman" w:cs="Times New Roman" w:eastAsia="Times New Roman" w:hAnsi="Times New Roman"/>
+                <w:b/>
+                <w:bCs/>
+                <w:sz w:val="26"/>
+                <w:szCs w:val="26"/>
+              </w:rPr>
+              <w:t xml:space="preserve">Nội dung 1 (ứng với M1): Xây dựng dữ liệu kiểm chứng</w:t>
+            </w:r>
+          </w:p>
           <w:p>
             <w:pPr>
               <w:numPr>
@@ -3364,63 +4456,15 @@
                 <w:sz w:val="26"/>
                 <w:szCs w:val="26"/>
               </w:rPr>
-              <w:t xml:space="preserve">Tách nội dung quảng cáo thành các </w:t>
-            </w:r>
-            <w:r>
-              <w:rPr>
-                <w:rFonts w:ascii="Times New Roman" w:cs="Times New Roman" w:eastAsia="Times New Roman" w:hAnsi="Times New Roman"/>
-                <w:sz w:val="26"/>
-                <w:szCs w:val="26"/>
-              </w:rPr>
-              <w:t xml:space="preserve">tuyên bố</w:t>
-            </w:r>
-            <w:r>
-              <w:rPr>
-                <w:rFonts w:ascii="Times New Roman" w:cs="Times New Roman" w:eastAsia="Times New Roman" w:hAnsi="Times New Roman"/>
-                <w:sz w:val="26"/>
-                <w:szCs w:val="26"/>
-              </w:rPr>
-              <w:t xml:space="preserve"> nhỏ có thể kiểm chứng độc lập, đồng thời giữ lại ngữ cảnh</w:t>
-            </w:r>
-            <w:r>
-              <w:rPr>
-                <w:rFonts w:ascii="Times New Roman" w:cs="Times New Roman" w:eastAsia="Times New Roman" w:hAnsi="Times New Roman"/>
-                <w:sz w:val="26"/>
-                <w:szCs w:val="26"/>
-              </w:rPr>
-              <w:t xml:space="preserve"> (sản phẩm, phiên bản, bộ phận, điều kiện)</w:t>
-            </w:r>
-            <w:r>
-              <w:rPr>
-                <w:rFonts w:ascii="Times New Roman" w:cs="Times New Roman" w:eastAsia="Times New Roman" w:hAnsi="Times New Roman"/>
-                <w:sz w:val="26"/>
-                <w:szCs w:val="26"/>
-              </w:rPr>
-              <w:t xml:space="preserve"> để không làm thay đổi ý nghĩa ban đầu, giống như hướng kiểm chứng từng phát biểu nhỏ của FactLens </w:t>
-            </w:r>
-            <w:r>
-              <w:rPr>
-                <w:rFonts w:ascii="Times New Roman" w:cs="Times New Roman" w:eastAsia="Times New Roman" w:hAnsi="Times New Roman"/>
-                <w:sz w:val="26"/>
-                <w:szCs w:val="26"/>
-              </w:rPr>
-              <w:t xml:space="preserve">[14]</w:t>
-            </w:r>
-            <w:r>
-              <w:rPr>
-                <w:rFonts w:ascii="Times New Roman" w:cs="Times New Roman" w:eastAsia="Times New Roman" w:hAnsi="Times New Roman"/>
-                <w:sz w:val="26"/>
-                <w:szCs w:val="26"/>
-              </w:rPr>
-              <w:t xml:space="preserve">.</w:t>
-            </w:r>
-            <w:r>
-              <w:rPr>
-                <w:rFonts w:ascii="Times New Roman" w:cs="Times New Roman" w:eastAsia="Times New Roman" w:hAnsi="Times New Roman"/>
-                <w:sz w:val="26"/>
-                <w:szCs w:val="26"/>
-              </w:rPr>
-              <w:t xml:space="preserve"> Chỉ giữ các tuyên bố có thuộc tính nằm trong danh sách thuộc tính có điều kiện ràng buộc.</w:t>
+              <w:t xml:space="preserve">Thu thập trang thông số chính hãng của các mẫu sản phẩm đã chọn, lưu đường dẫn, ngày truy cập, bản chụp và mã băm để truy vết. </w:t>
+            </w:r>
+            <w:r>
+              <w:rPr>
+                <w:rFonts w:ascii="Times New Roman" w:cs="Times New Roman" w:eastAsia="Times New Roman" w:hAnsi="Times New Roman"/>
+                <w:sz w:val="26"/>
+                <w:szCs w:val="26"/>
+              </w:rPr>
+              <w:t xml:space="preserve">Chia tài liệu thành các đoạn nhưng giữ thông số cùng điều kiện đi kèm.</w:t>
             </w:r>
           </w:p>
         </w:tc>
@@ -3465,7 +4509,7 @@
                 <w:sz w:val="26"/>
                 <w:szCs w:val="26"/>
               </w:rPr>
-              <w:t xml:space="preserve">Gán nhãn bốn lớp theo hướng dẫn viết trước; lưu đoạn bằng chứng và lý do. Gán lại ngẫu nhiên 20% số tuyên bố sau ít nhất 10 ngày với nhãn cũ được ẩn để đo độ nhất quán, và nhờ một người thứ hai gán độc lập khoảng 60 tuyên bố theo cùng hướng dẫn để tính hệ số kappa của Cohen.</w:t>
+              <w:t xml:space="preserve">Lập danh sách thuộc tính có điều kiện ràng buộc và điều kiện bắt buộc của từng thuộc tính cho mỗi nhóm sản phẩm (ví dụ sạc nhanh cần công suất bộ sạc, độ sáng cần chế độ hiển thị, zoom cần phân biệt quang học và kỹ thuật số, pin tai nghe cần chế độ chống ồn và có tính hộp sạc hay không, pin đồng hồ cần chế độ sử dụng), lưu thành tệp cấu hình.</w:t>
             </w:r>
           </w:p>
         </w:tc>
@@ -3510,7 +4554,7 @@
                 <w:sz w:val="26"/>
                 <w:szCs w:val="26"/>
               </w:rPr>
-              <w:t xml:space="preserve">Tạo tập cặp tối thiểu: từ các tuyên bố Đúng, tạo biến thể bỏ điều kiện, đổi điều kiện, đổi bộ phận, đổi kiểu giá trị (biến mức “lên đến” thành mức chắc chắn đạt), đổi giá trị và đổi phiên bản; nhãn của mỗi biến thể được kiểm tra lại thủ công.</w:t>
+              <w:t xml:space="preserve">Sinh quảng cáo bằng CopyPro theo hai chế độ nêu ở phần phạm vi; lưu câu lệnh, mô hình, tham số và đầu ra của mỗi lần sinh.</w:t>
             </w:r>
           </w:p>
         </w:tc>
@@ -3555,7 +4599,63 @@
                 <w:sz w:val="26"/>
                 <w:szCs w:val="26"/>
               </w:rPr>
-              <w:t xml:space="preserve">Chia dữ liệu theo mẫu sản phẩm thành tập phát triển (khoảng 4 mẫu, gồm 2 mẫu thử ban đầu, có đủ ba nhóm) và tập kiểm tra cuối (các mẫu còn lại, nhóm sản phẩm và hãng nào cũng có mẫu) để tránh rò rỉ thông tin giữa hai tập.</w:t>
+              <w:t xml:space="preserve">Tách nội dung quảng cáo thành các </w:t>
+            </w:r>
+            <w:r>
+              <w:rPr>
+                <w:rFonts w:ascii="Times New Roman" w:cs="Times New Roman" w:eastAsia="Times New Roman" w:hAnsi="Times New Roman"/>
+                <w:sz w:val="26"/>
+                <w:szCs w:val="26"/>
+              </w:rPr>
+              <w:t xml:space="preserve">tuyên bố</w:t>
+            </w:r>
+            <w:r>
+              <w:rPr>
+                <w:rFonts w:ascii="Times New Roman" w:cs="Times New Roman" w:eastAsia="Times New Roman" w:hAnsi="Times New Roman"/>
+                <w:sz w:val="26"/>
+                <w:szCs w:val="26"/>
+              </w:rPr>
+              <w:t xml:space="preserve"> nhỏ có thể kiểm chứng độc lập, đồng thời giữ lại ngữ cảnh</w:t>
+            </w:r>
+            <w:r>
+              <w:rPr>
+                <w:rFonts w:ascii="Times New Roman" w:cs="Times New Roman" w:eastAsia="Times New Roman" w:hAnsi="Times New Roman"/>
+                <w:sz w:val="26"/>
+                <w:szCs w:val="26"/>
+              </w:rPr>
+              <w:t xml:space="preserve"> (sản phẩm, phiên bản, bộ phận, điều kiện)</w:t>
+            </w:r>
+            <w:r>
+              <w:rPr>
+                <w:rFonts w:ascii="Times New Roman" w:cs="Times New Roman" w:eastAsia="Times New Roman" w:hAnsi="Times New Roman"/>
+                <w:sz w:val="26"/>
+                <w:szCs w:val="26"/>
+              </w:rPr>
+              <w:t xml:space="preserve"> để không làm thay đổi ý nghĩa ban đầu, giống như hướng kiểm chứng từng phát biểu nhỏ của FactLens </w:t>
+            </w:r>
+            <w:r>
+              <w:rPr>
+                <w:rFonts w:ascii="Times New Roman" w:cs="Times New Roman" w:eastAsia="Times New Roman" w:hAnsi="Times New Roman"/>
+                <w:sz w:val="26"/>
+                <w:szCs w:val="26"/>
+              </w:rPr>
+              <w:t xml:space="preserve">[14]</w:t>
+            </w:r>
+            <w:r>
+              <w:rPr>
+                <w:rFonts w:ascii="Times New Roman" w:cs="Times New Roman" w:eastAsia="Times New Roman" w:hAnsi="Times New Roman"/>
+                <w:sz w:val="26"/>
+                <w:szCs w:val="26"/>
+              </w:rPr>
+              <w:t xml:space="preserve">.</w:t>
+            </w:r>
+            <w:r>
+              <w:rPr>
+                <w:rFonts w:ascii="Times New Roman" w:cs="Times New Roman" w:eastAsia="Times New Roman" w:hAnsi="Times New Roman"/>
+                <w:sz w:val="26"/>
+                <w:szCs w:val="26"/>
+              </w:rPr>
+              <w:t xml:space="preserve"> Chỉ giữ các tuyên bố có thuộc tính nằm trong danh sách thuộc tính có điều kiện ràng buộc.</w:t>
             </w:r>
           </w:p>
         </w:tc>
@@ -3579,29 +4679,6 @@
               <w:right w:w="90" w:type="dxa"/>
             </w:tcMar>
           </w:tcPr>
-          <w:p>
-            <w:pPr>
-              <w:keepLines w:val="1"/>
-              <w:spacing w:after="80" w:before="160" w:line="278" w:lineRule="auto"/>
-              <w:ind w:right="102"/>
-              <w:jc w:val="both"/>
-              <w:rPr>
-                <w:rFonts w:ascii="Times New Roman" w:cs="Times New Roman" w:eastAsia="Times New Roman" w:hAnsi="Times New Roman"/>
-                <w:sz w:val="26"/>
-                <w:szCs w:val="26"/>
-              </w:rPr>
-            </w:pPr>
-            <w:r>
-              <w:rPr>
-                <w:rFonts w:ascii="Times New Roman" w:cs="Times New Roman" w:eastAsia="Times New Roman" w:hAnsi="Times New Roman"/>
-                <w:b/>
-                <w:bCs/>
-                <w:sz w:val="26"/>
-                <w:szCs w:val="26"/>
-              </w:rPr>
-              <w:t xml:space="preserve">Nội dung 2 (ứng với M2): Phương pháp kiểm chứng có xét điều kiện ràng buộc (P)</w:t>
-            </w:r>
-          </w:p>
           <w:p>
             <w:pPr>
               <w:numPr>
@@ -3623,6 +4700,164 @@
                 <w:sz w:val="26"/>
                 <w:szCs w:val="26"/>
               </w:rPr>
+              <w:t xml:space="preserve">Gán nhãn bốn lớp theo hướng dẫn viết trước; lưu đoạn bằng chứng và lý do. Gán lại ngẫu nhiên 20% số tuyên bố sau ít nhất 10 ngày với nhãn cũ được ẩn để đo độ nhất quán, và nhờ một người thứ hai gán độc lập khoảng 60 tuyên bố theo cùng hướng dẫn để tính hệ số kappa của Cohen.</w:t>
+            </w:r>
+          </w:p>
+        </w:tc>
+      </w:tr>
+      <w:tr>
+        <w:trPr>
+          <w:cantSplit w:val="1"/>
+          <w:tblHeader w:val="0"/>
+        </w:trPr>
+        <w:tc>
+          <w:tcPr>
+            <w:gridSpan w:val="2"/>
+            <w:tcBorders>
+              <w:top w:color="000000" w:space="0" w:sz="0" w:val="nil"/>
+              <w:bottom w:color="000000" w:space="0" w:sz="0" w:val="nil"/>
+            </w:tcBorders>
+            <w:tcMar>
+              <w:top w:w="0" w:type="dxa"/>
+              <w:left w:w="90" w:type="dxa"/>
+              <w:bottom w:w="0" w:type="dxa"/>
+              <w:right w:w="90" w:type="dxa"/>
+            </w:tcMar>
+          </w:tcPr>
+          <w:p>
+            <w:pPr>
+              <w:numPr>
+                <w:ilvl w:val="0"/>
+                <w:numId w:val="7"/>
+              </w:numPr>
+              <w:spacing w:after="80" w:line="278" w:lineRule="auto"/>
+              <w:ind w:left="397" w:right="102" w:hanging="198"/>
+              <w:jc w:val="both"/>
+              <w:rPr>
+                <w:rFonts w:ascii="Times New Roman" w:cs="Times New Roman" w:eastAsia="Times New Roman" w:hAnsi="Times New Roman"/>
+                <w:sz w:val="26"/>
+                <w:szCs w:val="26"/>
+              </w:rPr>
+            </w:pPr>
+            <w:r>
+              <w:rPr>
+                <w:rFonts w:ascii="Times New Roman" w:cs="Times New Roman" w:eastAsia="Times New Roman" w:hAnsi="Times New Roman"/>
+                <w:sz w:val="26"/>
+                <w:szCs w:val="26"/>
+              </w:rPr>
+              <w:t xml:space="preserve">Tạo tập cặp tối thiểu: từ các tuyên bố Đúng, tạo biến thể bỏ điều kiện, đổi điều kiện, đổi bộ phận, đổi kiểu giá trị (biến mức “lên đến” thành mức chắc chắn đạt), đổi giá trị và đổi phiên bản; nhãn của mỗi biến thể được kiểm tra lại thủ công.</w:t>
+            </w:r>
+          </w:p>
+        </w:tc>
+      </w:tr>
+      <w:tr>
+        <w:trPr>
+          <w:cantSplit w:val="1"/>
+          <w:tblHeader w:val="0"/>
+        </w:trPr>
+        <w:tc>
+          <w:tcPr>
+            <w:gridSpan w:val="2"/>
+            <w:tcBorders>
+              <w:top w:color="000000" w:space="0" w:sz="0" w:val="nil"/>
+              <w:bottom w:color="000000" w:space="0" w:sz="0" w:val="nil"/>
+            </w:tcBorders>
+            <w:tcMar>
+              <w:top w:w="0" w:type="dxa"/>
+              <w:left w:w="90" w:type="dxa"/>
+              <w:bottom w:w="0" w:type="dxa"/>
+              <w:right w:w="90" w:type="dxa"/>
+            </w:tcMar>
+          </w:tcPr>
+          <w:p>
+            <w:pPr>
+              <w:numPr>
+                <w:ilvl w:val="0"/>
+                <w:numId w:val="7"/>
+              </w:numPr>
+              <w:spacing w:after="80" w:line="278" w:lineRule="auto"/>
+              <w:ind w:left="397" w:right="102" w:hanging="198"/>
+              <w:jc w:val="both"/>
+              <w:rPr>
+                <w:rFonts w:ascii="Times New Roman" w:cs="Times New Roman" w:eastAsia="Times New Roman" w:hAnsi="Times New Roman"/>
+                <w:sz w:val="26"/>
+                <w:szCs w:val="26"/>
+              </w:rPr>
+            </w:pPr>
+            <w:r>
+              <w:rPr>
+                <w:rFonts w:ascii="Times New Roman" w:cs="Times New Roman" w:eastAsia="Times New Roman" w:hAnsi="Times New Roman"/>
+                <w:sz w:val="26"/>
+                <w:szCs w:val="26"/>
+              </w:rPr>
+              <w:t xml:space="preserve">Chia dữ liệu theo mẫu sản phẩm thành tập phát triển (khoảng 4 mẫu, gồm 2 mẫu thử ban đầu, có đủ ba nhóm) và tập kiểm tra cuối (các mẫu còn lại, nhóm sản phẩm và hãng nào cũng có mẫu) để tránh rò rỉ thông tin giữa hai tập.</w:t>
+            </w:r>
+          </w:p>
+        </w:tc>
+      </w:tr>
+      <w:tr>
+        <w:trPr>
+          <w:cantSplit w:val="1"/>
+          <w:tblHeader w:val="0"/>
+        </w:trPr>
+        <w:tc>
+          <w:tcPr>
+            <w:gridSpan w:val="2"/>
+            <w:tcBorders>
+              <w:top w:color="000000" w:space="0" w:sz="0" w:val="nil"/>
+              <w:bottom w:color="000000" w:space="0" w:sz="0" w:val="nil"/>
+            </w:tcBorders>
+            <w:tcMar>
+              <w:top w:w="0" w:type="dxa"/>
+              <w:left w:w="90" w:type="dxa"/>
+              <w:bottom w:w="0" w:type="dxa"/>
+              <w:right w:w="90" w:type="dxa"/>
+            </w:tcMar>
+          </w:tcPr>
+          <w:p>
+            <w:pPr>
+              <w:keepLines w:val="1"/>
+              <w:spacing w:after="80" w:before="160" w:line="278" w:lineRule="auto"/>
+              <w:ind w:right="102"/>
+              <w:jc w:val="both"/>
+              <w:rPr>
+                <w:rFonts w:ascii="Times New Roman" w:cs="Times New Roman" w:eastAsia="Times New Roman" w:hAnsi="Times New Roman"/>
+                <w:sz w:val="26"/>
+                <w:szCs w:val="26"/>
+              </w:rPr>
+            </w:pPr>
+            <w:r>
+              <w:rPr>
+                <w:rFonts w:ascii="Times New Roman" w:cs="Times New Roman" w:eastAsia="Times New Roman" w:hAnsi="Times New Roman"/>
+                <w:b/>
+                <w:bCs/>
+                <w:sz w:val="26"/>
+                <w:szCs w:val="26"/>
+              </w:rPr>
+              <w:t xml:space="preserve">Nội dung 2 (ứng với M2): Phương pháp kiểm chứng có xét điều kiện ràng buộc (P)</w:t>
+            </w:r>
+          </w:p>
+          <w:p>
+            <w:pPr>
+              <w:numPr>
+                <w:ilvl w:val="0"/>
+                <w:numId w:val="7"/>
+              </w:numPr>
+              <w:spacing w:after="80" w:line="278" w:lineRule="auto"/>
+              <w:ind w:left="397" w:right="102" w:hanging="198"/>
+              <w:jc w:val="both"/>
+              <w:rPr>
+                <w:rFonts w:ascii="Times New Roman" w:cs="Times New Roman" w:eastAsia="Times New Roman" w:hAnsi="Times New Roman"/>
+                <w:sz w:val="26"/>
+                <w:szCs w:val="26"/>
+              </w:rPr>
+            </w:pPr>
+            <w:r>
+              <w:rPr>
+                <w:rFonts w:ascii="Times New Roman" w:cs="Times New Roman" w:eastAsia="Times New Roman" w:hAnsi="Times New Roman"/>
+                <w:sz w:val="26"/>
+                <w:szCs w:val="26"/>
+              </w:rPr>
               <w:t xml:space="preserve">Sử dụng BM25 làm phương pháp truy hồi nền để xếp hạng các đoạn tài liệu theo mức độ liên quan</w:t>
             </w:r>
             <w:r>
@@ -3639,7 +4874,7 @@
                 <w:sz w:val="26"/>
                 <w:szCs w:val="26"/>
               </w:rPr>
-              <w:t xml:space="preserve">[26]</w:t>
+              <w:t xml:space="preserve">[22]</w:t>
             </w:r>
             <w:r>
               <w:rPr>
@@ -4067,80 +5302,687 @@
                 <w:sz w:val="26"/>
                 <w:szCs w:val="26"/>
               </w:rPr>
-              <w:t xml:space="preserve">Cài đặt và so sánh B0 (LLM đọc trực tiếp rồi gán nhãn</w:t>
-            </w:r>
-            <w:r>
-              <w:rPr>
-                <w:rFonts w:ascii="Times New Roman" w:cs="Times New Roman" w:eastAsia="Times New Roman" w:hAnsi="Times New Roman"/>
-                <w:sz w:val="26"/>
-                <w:szCs w:val="26"/>
-              </w:rPr>
-              <w:t xml:space="preserve"> theo ba lớp Supported, Refuted, NEI, đại diện cho cách kiểm chứng phổ biến </w:t>
-            </w:r>
-            <w:r>
-              <w:rPr>
-                <w:rFonts w:ascii="Times New Roman" w:cs="Times New Roman" w:eastAsia="Times New Roman" w:hAnsi="Times New Roman"/>
-                <w:sz w:val="26"/>
-                <w:szCs w:val="26"/>
-              </w:rPr>
-              <w:t xml:space="preserve">[6]</w:t>
-            </w:r>
-            <w:r>
-              <w:rPr>
-                <w:rFonts w:ascii="Times New Roman" w:cs="Times New Roman" w:eastAsia="Times New Roman" w:hAnsi="Times New Roman"/>
-                <w:sz w:val="26"/>
-                <w:szCs w:val="26"/>
-              </w:rPr>
-              <w:t xml:space="preserve">), B1 (LLM nhận thông tin có cấu trúc rồi gán nhãn</w:t>
-            </w:r>
-            <w:r>
-              <w:rPr>
-                <w:rFonts w:ascii="Times New Roman" w:cs="Times New Roman" w:eastAsia="Times New Roman" w:hAnsi="Times New Roman"/>
-                <w:sz w:val="26"/>
-                <w:szCs w:val="26"/>
-              </w:rPr>
-              <w:t xml:space="preserve"> theo bốn lớp, dùng cùng bộ thông số và cùng hướng dẫn gán nhãn với P để tách riêng tác động của bộ quyết định</w:t>
-            </w:r>
-            <w:r>
-              <w:rPr>
-                <w:rFonts w:ascii="Times New Roman" w:cs="Times New Roman" w:eastAsia="Times New Roman" w:hAnsi="Times New Roman"/>
-                <w:sz w:val="26"/>
-                <w:szCs w:val="26"/>
-              </w:rPr>
-              <w:t xml:space="preserve">) và P (LLM trích xuất thông tin</w:t>
-            </w:r>
-            <w:r>
-              <w:rPr>
-                <w:rFonts w:ascii="Times New Roman" w:cs="Times New Roman" w:eastAsia="Times New Roman" w:hAnsi="Times New Roman"/>
-                <w:sz w:val="26"/>
-                <w:szCs w:val="26"/>
-              </w:rPr>
-              <w:t xml:space="preserve"> có neo nguồn</w:t>
-            </w:r>
-            <w:r>
-              <w:rPr>
-                <w:rFonts w:ascii="Times New Roman" w:cs="Times New Roman" w:eastAsia="Times New Roman" w:hAnsi="Times New Roman"/>
-                <w:sz w:val="26"/>
-                <w:szCs w:val="26"/>
-              </w:rPr>
-              <w:t xml:space="preserve">, Python dùng </w:t>
-            </w:r>
-            <w:r>
-              <w:rPr>
-                <w:rFonts w:ascii="Times New Roman" w:cs="Times New Roman" w:eastAsia="Times New Roman" w:hAnsi="Times New Roman"/>
-                <w:sz w:val="26"/>
-                <w:szCs w:val="26"/>
-              </w:rPr>
-              <w:t xml:space="preserve">bộ quyết định có đối chiếu điều kiện</w:t>
-            </w:r>
-            <w:r>
-              <w:rPr>
-                <w:rFonts w:ascii="Times New Roman" w:cs="Times New Roman" w:eastAsia="Times New Roman" w:hAnsi="Times New Roman"/>
-                <w:sz w:val="26"/>
-                <w:szCs w:val="26"/>
-              </w:rPr>
-              <w:t xml:space="preserve"> để gán nhãn).</w:t>
-            </w:r>
+              <w:t xml:space="preserve">Cài đặt và so sánh </w:t>
+            </w:r>
+            <w:r>
+              <w:rPr>
+                <w:rFonts w:ascii="Times New Roman" w:cs="Times New Roman" w:eastAsia="Times New Roman" w:hAnsi="Times New Roman"/>
+                <w:sz w:val="26"/>
+                <w:szCs w:val="26"/>
+              </w:rPr>
+              <w:t xml:space="preserve">P với bốn phương pháp đối chứng B0–B3 đại diện cho các cách kiểm chứng hiện có và hai bản bỏ thành phần P−ĐK, P−NN (Bảng 2). Mọi phương pháp dùng cùng tuyên bố, cùng k đoạn bằng chứng xếp hạng cao nhất (top-k), cùng LLM và cùng cấu hình. B0 và B3 chỉ có ba nhãn nên được so sánh chủ yếu bằng FAR và các nhãn chung.</w:t>
+            </w:r>
+          </w:p>
+        </w:tc>
+      </w:tr>
+      <w:tr>
+        <w:trPr>
+          <w:cantSplit w:val="1"/>
+          <w:tblHeader w:val="0"/>
+        </w:trPr>
+        <w:tc>
+          <w:tcPr>
+            <w:gridSpan w:val="2"/>
+            <w:tcBorders>
+              <w:top w:color="000000" w:space="0" w:sz="0" w:val="nil"/>
+              <w:bottom w:color="000000" w:space="0" w:sz="0" w:val="nil"/>
+            </w:tcBorders>
+            <w:tcMar>
+              <w:top w:w="0" w:type="dxa"/>
+              <w:left w:w="90" w:type="dxa"/>
+              <w:bottom w:w="0" w:type="dxa"/>
+              <w:right w:w="90" w:type="dxa"/>
+            </w:tcMar>
+          </w:tcPr>
+          <w:p>
+            <w:pPr>
+              <w:spacing w:after="80" w:line="278" w:lineRule="auto"/>
+              <w:jc w:val="center"/>
+              <w:rPr>
+                <w:rFonts w:ascii="Times New Roman" w:cs="Times New Roman" w:eastAsia="Times New Roman" w:hAnsi="Times New Roman"/>
+                <w:sz w:val="26"/>
+                <w:szCs w:val="26"/>
+              </w:rPr>
+            </w:pPr>
+            <w:r>
+              <w:rPr>
+                <w:rFonts w:ascii="Times New Roman" w:cs="Times New Roman" w:eastAsia="Times New Roman" w:hAnsi="Times New Roman"/>
+                <w:i/>
+                <w:iCs/>
+                <w:sz w:val="26"/>
+                <w:szCs w:val="26"/>
+              </w:rPr>
+              <w:t xml:space="preserve">Bảng 2. Các phương pháp được so sánh và vai trò của từng phương pháp</w:t>
+            </w:r>
+          </w:p>
+          <w:tbl>
+            <w:tblPr>
+              <w:tblW w:w="9200" w:type="dxa"/>
+              <w:jc w:val="center"/>
+              <w:tblBorders>
+                <w:top w:val="single" w:sz="4" w:space="0" w:color="000000"/>
+                <w:left w:val="single" w:sz="4" w:space="0" w:color="000000"/>
+                <w:bottom w:val="single" w:sz="4" w:space="0" w:color="000000"/>
+                <w:right w:val="single" w:sz="4" w:space="0" w:color="000000"/>
+                <w:insideH w:val="single" w:sz="4" w:space="0" w:color="000000"/>
+                <w:insideV w:val="single" w:sz="4" w:space="0" w:color="000000"/>
+              </w:tblBorders>
+              <w:tblLayout w:type="fixed"/>
+              <w:tblCellMar>
+                <w:top w:w="20" w:type="dxa"/>
+                <w:left w:w="80" w:type="dxa"/>
+                <w:bottom w:w="20" w:type="dxa"/>
+                <w:right w:w="80" w:type="dxa"/>
+              </w:tblCellMar>
+            </w:tblPr>
+            <w:tblGrid>
+              <w:gridCol w:w="1100"/>
+              <w:gridCol w:w="4700"/>
+              <w:gridCol w:w="3400"/>
+            </w:tblGrid>
+            <w:tr>
+              <w:trPr>
+                <w:cantSplit/>
+                <w:tblHeader/>
+              </w:trPr>
+              <w:tc>
+                <w:tcPr>
+                  <w:tcW w:w="1100" w:type="dxa"/>
+                  <w:vAlign w:val="center"/>
+                </w:tcPr>
+                <w:p>
+                  <w:pPr>
+                    <w:spacing w:before="20" w:after="20" w:line="252" w:lineRule="auto"/>
+                    <w:jc w:val="center"/>
+                  </w:pPr>
+                  <w:r>
+                    <w:rPr>
+                      <w:rFonts w:ascii="Times New Roman" w:cs="Times New Roman" w:eastAsia="Times New Roman" w:hAnsi="Times New Roman"/>
+                      <w:b/>
+                      <w:bCs/>
+                      <w:sz w:val="22"/>
+                      <w:szCs w:val="22"/>
+                    </w:rPr>
+                    <w:t xml:space="preserve">Ký hiệu</w:t>
+                  </w:r>
+                </w:p>
+              </w:tc>
+              <w:tc>
+                <w:tcPr>
+                  <w:tcW w:w="4700" w:type="dxa"/>
+                  <w:vAlign w:val="center"/>
+                </w:tcPr>
+                <w:p>
+                  <w:pPr>
+                    <w:spacing w:before="20" w:after="20" w:line="252" w:lineRule="auto"/>
+                    <w:jc w:val="center"/>
+                  </w:pPr>
+                  <w:r>
+                    <w:rPr>
+                      <w:rFonts w:ascii="Times New Roman" w:cs="Times New Roman" w:eastAsia="Times New Roman" w:hAnsi="Times New Roman"/>
+                      <w:b/>
+                      <w:bCs/>
+                      <w:sz w:val="22"/>
+                      <w:szCs w:val="22"/>
+                    </w:rPr>
+                    <w:t xml:space="preserve">Cách gán nhãn</w:t>
+                  </w:r>
+                </w:p>
+              </w:tc>
+              <w:tc>
+                <w:tcPr>
+                  <w:tcW w:w="3400" w:type="dxa"/>
+                  <w:vAlign w:val="center"/>
+                </w:tcPr>
+                <w:p>
+                  <w:pPr>
+                    <w:spacing w:before="20" w:after="20" w:line="252" w:lineRule="auto"/>
+                    <w:jc w:val="center"/>
+                  </w:pPr>
+                  <w:r>
+                    <w:rPr>
+                      <w:rFonts w:ascii="Times New Roman" w:cs="Times New Roman" w:eastAsia="Times New Roman" w:hAnsi="Times New Roman"/>
+                      <w:b/>
+                      <w:bCs/>
+                      <w:sz w:val="22"/>
+                      <w:szCs w:val="22"/>
+                    </w:rPr>
+                    <w:t xml:space="preserve">Vai trò trong so sánh</w:t>
+                  </w:r>
+                </w:p>
+              </w:tc>
+            </w:tr>
+            <w:tr>
+              <w:trPr>
+                <w:cantSplit/>
+              </w:trPr>
+              <w:tc>
+                <w:tcPr>
+                  <w:tcW w:w="1100" w:type="dxa"/>
+                </w:tcPr>
+                <w:p>
+                  <w:pPr>
+                    <w:spacing w:before="20" w:after="20" w:line="252" w:lineRule="auto"/>
+                    <w:jc w:val="left"/>
+                  </w:pPr>
+                  <w:r>
+                    <w:rPr>
+                      <w:rFonts w:ascii="Times New Roman" w:cs="Times New Roman" w:eastAsia="Times New Roman" w:hAnsi="Times New Roman"/>
+                      <w:sz w:val="22"/>
+                      <w:szCs w:val="22"/>
+                    </w:rPr>
+                    <w:t xml:space="preserve">B0</w:t>
+                  </w:r>
+                </w:p>
+              </w:tc>
+              <w:tc>
+                <w:tcPr>
+                  <w:tcW w:w="4700" w:type="dxa"/>
+                </w:tcPr>
+                <w:p>
+                  <w:pPr>
+                    <w:spacing w:before="20" w:after="20" w:line="252" w:lineRule="auto"/>
+                    <w:jc w:val="left"/>
+                  </w:pPr>
+                  <w:r>
+                    <w:rPr>
+                      <w:rFonts w:ascii="Times New Roman" w:cs="Times New Roman" w:eastAsia="Times New Roman" w:hAnsi="Times New Roman"/>
+                      <w:sz w:val="22"/>
+                      <w:szCs w:val="22"/>
+                    </w:rPr>
+                    <w:t xml:space="preserve">LLM đọc trực tiếp rồi gán nhãn</w:t>
+                  </w:r>
+                  <w:r>
+                    <w:rPr>
+                      <w:rFonts w:ascii="Times New Roman" w:cs="Times New Roman" w:eastAsia="Times New Roman" w:hAnsi="Times New Roman"/>
+                      <w:sz w:val="22"/>
+                      <w:szCs w:val="22"/>
+                    </w:rPr>
+                    <w:t xml:space="preserve"> theo ba lớp Supported, Refuted, NEI</w:t>
+                  </w:r>
+                </w:p>
+              </w:tc>
+              <w:tc>
+                <w:tcPr>
+                  <w:tcW w:w="3400" w:type="dxa"/>
+                </w:tcPr>
+                <w:p>
+                  <w:pPr>
+                    <w:spacing w:before="20" w:after="20" w:line="252" w:lineRule="auto"/>
+                    <w:jc w:val="left"/>
+                  </w:pPr>
+                  <w:r>
+                    <w:rPr>
+                      <w:rFonts w:ascii="Times New Roman" w:cs="Times New Roman" w:eastAsia="Times New Roman" w:hAnsi="Times New Roman"/>
+                      <w:sz w:val="22"/>
+                      <w:szCs w:val="22"/>
+                    </w:rPr>
+                    <w:t xml:space="preserve">Đại diện cách kiểm chứng ba nhãn phổ biến </w:t>
+                  </w:r>
+                  <w:r>
+                    <w:rPr>
+                      <w:rFonts w:ascii="Times New Roman" w:cs="Times New Roman" w:eastAsia="Times New Roman" w:hAnsi="Times New Roman"/>
+                      <w:sz w:val="22"/>
+                      <w:szCs w:val="22"/>
+                    </w:rPr>
+                    <w:t xml:space="preserve">[6]</w:t>
+                  </w:r>
+                </w:p>
+              </w:tc>
+            </w:tr>
+            <w:tr>
+              <w:trPr>
+                <w:cantSplit/>
+              </w:trPr>
+              <w:tc>
+                <w:tcPr>
+                  <w:tcW w:w="1100" w:type="dxa"/>
+                </w:tcPr>
+                <w:p>
+                  <w:pPr>
+                    <w:spacing w:before="20" w:after="20" w:line="252" w:lineRule="auto"/>
+                    <w:jc w:val="left"/>
+                  </w:pPr>
+                  <w:r>
+                    <w:rPr>
+                      <w:rFonts w:ascii="Times New Roman" w:cs="Times New Roman" w:eastAsia="Times New Roman" w:hAnsi="Times New Roman"/>
+                      <w:sz w:val="22"/>
+                      <w:szCs w:val="22"/>
+                    </w:rPr>
+                    <w:t xml:space="preserve">B1</w:t>
+                  </w:r>
+                </w:p>
+              </w:tc>
+              <w:tc>
+                <w:tcPr>
+                  <w:tcW w:w="4700" w:type="dxa"/>
+                </w:tcPr>
+                <w:p>
+                  <w:pPr>
+                    <w:spacing w:before="20" w:after="20" w:line="252" w:lineRule="auto"/>
+                    <w:jc w:val="left"/>
+                  </w:pPr>
+                  <w:r>
+                    <w:rPr>
+                      <w:rFonts w:ascii="Times New Roman" w:cs="Times New Roman" w:eastAsia="Times New Roman" w:hAnsi="Times New Roman"/>
+                      <w:sz w:val="22"/>
+                      <w:szCs w:val="22"/>
+                    </w:rPr>
+                    <w:t xml:space="preserve">LLM nhận thông tin có cấu trúc rồi gán nhãn</w:t>
+                  </w:r>
+                  <w:r>
+                    <w:rPr>
+                      <w:rFonts w:ascii="Times New Roman" w:cs="Times New Roman" w:eastAsia="Times New Roman" w:hAnsi="Times New Roman"/>
+                      <w:sz w:val="22"/>
+                      <w:szCs w:val="22"/>
+                    </w:rPr>
+                    <w:t xml:space="preserve"> theo bốn lớp, dùng cùng bộ thông số và cùng hướng dẫn gán nhãn với P</w:t>
+                  </w:r>
+                </w:p>
+              </w:tc>
+              <w:tc>
+                <w:tcPr>
+                  <w:tcW w:w="3400" w:type="dxa"/>
+                </w:tcPr>
+                <w:p>
+                  <w:pPr>
+                    <w:spacing w:before="20" w:after="20" w:line="252" w:lineRule="auto"/>
+                    <w:jc w:val="left"/>
+                  </w:pPr>
+                  <w:r>
+                    <w:rPr>
+                      <w:rFonts w:ascii="Times New Roman" w:cs="Times New Roman" w:eastAsia="Times New Roman" w:hAnsi="Times New Roman"/>
+                      <w:sz w:val="22"/>
+                      <w:szCs w:val="22"/>
+                    </w:rPr>
+                    <w:t xml:space="preserve">So với P để tách riêng tác động của bộ quyết định</w:t>
+                  </w:r>
+                </w:p>
+              </w:tc>
+            </w:tr>
+            <w:tr>
+              <w:trPr>
+                <w:cantSplit/>
+              </w:trPr>
+              <w:tc>
+                <w:tcPr>
+                  <w:tcW w:w="1100" w:type="dxa"/>
+                </w:tcPr>
+                <w:p>
+                  <w:pPr>
+                    <w:spacing w:before="20" w:after="20" w:line="252" w:lineRule="auto"/>
+                    <w:jc w:val="left"/>
+                  </w:pPr>
+                  <w:r>
+                    <w:rPr>
+                      <w:rFonts w:ascii="Times New Roman" w:cs="Times New Roman" w:eastAsia="Times New Roman" w:hAnsi="Times New Roman"/>
+                      <w:sz w:val="22"/>
+                      <w:szCs w:val="22"/>
+                    </w:rPr>
+                    <w:t xml:space="preserve">B2</w:t>
+                  </w:r>
+                </w:p>
+              </w:tc>
+              <w:tc>
+                <w:tcPr>
+                  <w:tcW w:w="4700" w:type="dxa"/>
+                </w:tcPr>
+                <w:p>
+                  <w:pPr>
+                    <w:spacing w:before="20" w:after="20" w:line="252" w:lineRule="auto"/>
+                    <w:jc w:val="left"/>
+                  </w:pPr>
+                  <w:r>
+                    <w:rPr>
+                      <w:rFonts w:ascii="Times New Roman" w:cs="Times New Roman" w:eastAsia="Times New Roman" w:hAnsi="Times New Roman"/>
+                      <w:sz w:val="22"/>
+                      <w:szCs w:val="22"/>
+                    </w:rPr>
+                    <w:t xml:space="preserve">LLM đọc bằng chứng và gán bốn nhãn theo hướng dẫn gán nhãn, có định nghĩa và ví dụ cho nhãn Lệch điều kiện</w:t>
+                  </w:r>
+                </w:p>
+              </w:tc>
+              <w:tc>
+                <w:tcPr>
+                  <w:tcW w:w="3400" w:type="dxa"/>
+                </w:tcPr>
+                <w:p>
+                  <w:pPr>
+                    <w:spacing w:before="20" w:after="20" w:line="252" w:lineRule="auto"/>
+                    <w:jc w:val="left"/>
+                  </w:pPr>
+                  <w:r>
+                    <w:rPr>
+                      <w:rFonts w:ascii="Times New Roman" w:cs="Times New Roman" w:eastAsia="Times New Roman" w:hAnsi="Times New Roman"/>
+                      <w:sz w:val="22"/>
+                      <w:szCs w:val="22"/>
+                    </w:rPr>
+                    <w:t xml:space="preserve">Đại diện cách khắc phục chỉ bằng câu lệnh, theo cách đặt nhãn của AVeriTeC </w:t>
+                  </w:r>
+                  <w:r>
+                    <w:rPr>
+                      <w:rFonts w:ascii="Times New Roman" w:cs="Times New Roman" w:eastAsia="Times New Roman" w:hAnsi="Times New Roman"/>
+                      <w:sz w:val="22"/>
+                      <w:szCs w:val="22"/>
+                    </w:rPr>
+                    <w:t xml:space="preserve">[7]</w:t>
+                  </w:r>
+                </w:p>
+              </w:tc>
+            </w:tr>
+            <w:tr>
+              <w:trPr>
+                <w:cantSplit/>
+              </w:trPr>
+              <w:tc>
+                <w:tcPr>
+                  <w:tcW w:w="1100" w:type="dxa"/>
+                </w:tcPr>
+                <w:p>
+                  <w:pPr>
+                    <w:spacing w:before="20" w:after="20" w:line="252" w:lineRule="auto"/>
+                    <w:jc w:val="left"/>
+                  </w:pPr>
+                  <w:r>
+                    <w:rPr>
+                      <w:rFonts w:ascii="Times New Roman" w:cs="Times New Roman" w:eastAsia="Times New Roman" w:hAnsi="Times New Roman"/>
+                      <w:sz w:val="22"/>
+                      <w:szCs w:val="22"/>
+                    </w:rPr>
+                    <w:t xml:space="preserve">B3</w:t>
+                  </w:r>
+                </w:p>
+              </w:tc>
+              <w:tc>
+                <w:tcPr>
+                  <w:tcW w:w="4700" w:type="dxa"/>
+                </w:tcPr>
+                <w:p>
+                  <w:pPr>
+                    <w:spacing w:before="20" w:after="20" w:line="252" w:lineRule="auto"/>
+                    <w:jc w:val="left"/>
+                  </w:pPr>
+                  <w:r>
+                    <w:rPr>
+                      <w:rFonts w:ascii="Times New Roman" w:cs="Times New Roman" w:eastAsia="Times New Roman" w:hAnsi="Times New Roman"/>
+                      <w:sz w:val="22"/>
+                      <w:szCs w:val="22"/>
+                    </w:rPr>
+                    <w:t xml:space="preserve">Mô hình phân loại ba nhãn tiếng Việt đã huấn luyện sẵn do nhóm SemViQA </w:t>
+                  </w:r>
+                  <w:r>
+                    <w:rPr>
+                      <w:rFonts w:ascii="Times New Roman" w:cs="Times New Roman" w:eastAsia="Times New Roman" w:hAnsi="Times New Roman"/>
+                      <w:sz w:val="22"/>
+                      <w:szCs w:val="22"/>
+                    </w:rPr>
+                    <w:t xml:space="preserve">[11]</w:t>
+                  </w:r>
+                  <w:r>
+                    <w:rPr>
+                      <w:rFonts w:ascii="Times New Roman" w:cs="Times New Roman" w:eastAsia="Times New Roman" w:hAnsi="Times New Roman"/>
+                      <w:sz w:val="22"/>
+                      <w:szCs w:val="22"/>
+                    </w:rPr>
+                    <w:t xml:space="preserve"> công bố, chạy trên cặp tuyên bố và bằng chứng</w:t>
+                  </w:r>
+                </w:p>
+              </w:tc>
+              <w:tc>
+                <w:tcPr>
+                  <w:tcW w:w="3400" w:type="dxa"/>
+                </w:tcPr>
+                <w:p>
+                  <w:pPr>
+                    <w:spacing w:before="20" w:after="20" w:line="252" w:lineRule="auto"/>
+                    <w:jc w:val="left"/>
+                  </w:pPr>
+                  <w:r>
+                    <w:rPr>
+                      <w:rFonts w:ascii="Times New Roman" w:cs="Times New Roman" w:eastAsia="Times New Roman" w:hAnsi="Times New Roman"/>
+                      <w:sz w:val="22"/>
+                      <w:szCs w:val="22"/>
+                    </w:rPr>
+                    <w:t xml:space="preserve">Đại diện hệ thống kiểm chứng tiếng Việt sẵn có</w:t>
+                  </w:r>
+                </w:p>
+              </w:tc>
+            </w:tr>
+            <w:tr>
+              <w:trPr>
+                <w:cantSplit/>
+              </w:trPr>
+              <w:tc>
+                <w:tcPr>
+                  <w:tcW w:w="1100" w:type="dxa"/>
+                </w:tcPr>
+                <w:p>
+                  <w:pPr>
+                    <w:spacing w:before="20" w:after="20" w:line="252" w:lineRule="auto"/>
+                    <w:jc w:val="left"/>
+                  </w:pPr>
+                  <w:r>
+                    <w:rPr>
+                      <w:rFonts w:ascii="Times New Roman" w:cs="Times New Roman" w:eastAsia="Times New Roman" w:hAnsi="Times New Roman"/>
+                      <w:sz w:val="22"/>
+                      <w:szCs w:val="22"/>
+                    </w:rPr>
+                    <w:t xml:space="preserve">P−ĐK</w:t>
+                  </w:r>
+                </w:p>
+              </w:tc>
+              <w:tc>
+                <w:tcPr>
+                  <w:tcW w:w="4700" w:type="dxa"/>
+                </w:tcPr>
+                <w:p>
+                  <w:pPr>
+                    <w:spacing w:before="20" w:after="20" w:line="252" w:lineRule="auto"/>
+                    <w:jc w:val="left"/>
+                  </w:pPr>
+                  <w:r>
+                    <w:rPr>
+                      <w:rFonts w:ascii="Times New Roman" w:cs="Times New Roman" w:eastAsia="Times New Roman" w:hAnsi="Times New Roman"/>
+                      <w:sz w:val="22"/>
+                      <w:szCs w:val="22"/>
+                    </w:rPr>
+                    <w:t xml:space="preserve">P bỏ bước đối chiếu điều kiện, chỉ so giá trị</w:t>
+                  </w:r>
+                </w:p>
+              </w:tc>
+              <w:tc>
+                <w:tcPr>
+                  <w:tcW w:w="3400" w:type="dxa"/>
+                </w:tcPr>
+                <w:p>
+                  <w:pPr>
+                    <w:spacing w:before="20" w:after="20" w:line="252" w:lineRule="auto"/>
+                    <w:jc w:val="left"/>
+                  </w:pPr>
+                  <w:r>
+                    <w:rPr>
+                      <w:rFonts w:ascii="Times New Roman" w:cs="Times New Roman" w:eastAsia="Times New Roman" w:hAnsi="Times New Roman"/>
+                      <w:sz w:val="22"/>
+                      <w:szCs w:val="22"/>
+                    </w:rPr>
+                    <w:t xml:space="preserve">Đo đóng góp của bước đối chiếu điều kiện</w:t>
+                  </w:r>
+                </w:p>
+              </w:tc>
+            </w:tr>
+            <w:tr>
+              <w:trPr>
+                <w:cantSplit/>
+              </w:trPr>
+              <w:tc>
+                <w:tcPr>
+                  <w:tcW w:w="1100" w:type="dxa"/>
+                </w:tcPr>
+                <w:p>
+                  <w:pPr>
+                    <w:spacing w:before="20" w:after="20" w:line="252" w:lineRule="auto"/>
+                    <w:jc w:val="left"/>
+                  </w:pPr>
+                  <w:r>
+                    <w:rPr>
+                      <w:rFonts w:ascii="Times New Roman" w:cs="Times New Roman" w:eastAsia="Times New Roman" w:hAnsi="Times New Roman"/>
+                      <w:sz w:val="22"/>
+                      <w:szCs w:val="22"/>
+                    </w:rPr>
+                    <w:t xml:space="preserve">P−NN</w:t>
+                  </w:r>
+                </w:p>
+              </w:tc>
+              <w:tc>
+                <w:tcPr>
+                  <w:tcW w:w="4700" w:type="dxa"/>
+                </w:tcPr>
+                <w:p>
+                  <w:pPr>
+                    <w:spacing w:before="20" w:after="20" w:line="252" w:lineRule="auto"/>
+                    <w:jc w:val="left"/>
+                  </w:pPr>
+                  <w:r>
+                    <w:rPr>
+                      <w:rFonts w:ascii="Times New Roman" w:cs="Times New Roman" w:eastAsia="Times New Roman" w:hAnsi="Times New Roman"/>
+                      <w:sz w:val="22"/>
+                      <w:szCs w:val="22"/>
+                    </w:rPr>
+                    <w:t xml:space="preserve">P bỏ bước neo nguồn và kiểm tra đầy đủ</w:t>
+                  </w:r>
+                </w:p>
+              </w:tc>
+              <w:tc>
+                <w:tcPr>
+                  <w:tcW w:w="3400" w:type="dxa"/>
+                </w:tcPr>
+                <w:p>
+                  <w:pPr>
+                    <w:spacing w:before="20" w:after="20" w:line="252" w:lineRule="auto"/>
+                    <w:jc w:val="left"/>
+                  </w:pPr>
+                  <w:r>
+                    <w:rPr>
+                      <w:rFonts w:ascii="Times New Roman" w:cs="Times New Roman" w:eastAsia="Times New Roman" w:hAnsi="Times New Roman"/>
+                      <w:sz w:val="22"/>
+                      <w:szCs w:val="22"/>
+                    </w:rPr>
+                    <w:t xml:space="preserve">Đo đóng góp của neo nguồn</w:t>
+                  </w:r>
+                </w:p>
+              </w:tc>
+            </w:tr>
+            <w:tr>
+              <w:trPr>
+                <w:cantSplit/>
+              </w:trPr>
+              <w:tc>
+                <w:tcPr>
+                  <w:tcW w:w="1100" w:type="dxa"/>
+                </w:tcPr>
+                <w:p>
+                  <w:pPr>
+                    <w:spacing w:before="20" w:after="20" w:line="252" w:lineRule="auto"/>
+                    <w:jc w:val="left"/>
+                  </w:pPr>
+                  <w:r>
+                    <w:rPr>
+                      <w:rFonts w:ascii="Times New Roman" w:cs="Times New Roman" w:eastAsia="Times New Roman" w:hAnsi="Times New Roman"/>
+                      <w:sz w:val="22"/>
+                      <w:szCs w:val="22"/>
+                    </w:rPr>
+                    <w:t xml:space="preserve">P</w:t>
+                  </w:r>
+                </w:p>
+              </w:tc>
+              <w:tc>
+                <w:tcPr>
+                  <w:tcW w:w="4700" w:type="dxa"/>
+                </w:tcPr>
+                <w:p>
+                  <w:pPr>
+                    <w:spacing w:before="20" w:after="20" w:line="252" w:lineRule="auto"/>
+                    <w:jc w:val="left"/>
+                  </w:pPr>
+                  <w:r>
+                    <w:rPr>
+                      <w:rFonts w:ascii="Times New Roman" w:cs="Times New Roman" w:eastAsia="Times New Roman" w:hAnsi="Times New Roman"/>
+                      <w:sz w:val="22"/>
+                      <w:szCs w:val="22"/>
+                    </w:rPr>
+                    <w:t xml:space="preserve">LLM trích xuất thông tin</w:t>
+                  </w:r>
+                  <w:r>
+                    <w:rPr>
+                      <w:rFonts w:ascii="Times New Roman" w:cs="Times New Roman" w:eastAsia="Times New Roman" w:hAnsi="Times New Roman"/>
+                      <w:sz w:val="22"/>
+                      <w:szCs w:val="22"/>
+                    </w:rPr>
+                    <w:t xml:space="preserve"> có neo nguồn</w:t>
+                  </w:r>
+                  <w:r>
+                    <w:rPr>
+                      <w:rFonts w:ascii="Times New Roman" w:cs="Times New Roman" w:eastAsia="Times New Roman" w:hAnsi="Times New Roman"/>
+                      <w:sz w:val="22"/>
+                      <w:szCs w:val="22"/>
+                    </w:rPr>
+                    <w:t xml:space="preserve">, Python dùng </w:t>
+                  </w:r>
+                  <w:r>
+                    <w:rPr>
+                      <w:rFonts w:ascii="Times New Roman" w:cs="Times New Roman" w:eastAsia="Times New Roman" w:hAnsi="Times New Roman"/>
+                      <w:sz w:val="22"/>
+                      <w:szCs w:val="22"/>
+                    </w:rPr>
+                    <w:t xml:space="preserve">bộ quyết định có đối chiếu điều kiện</w:t>
+                  </w:r>
+                  <w:r>
+                    <w:rPr>
+                      <w:rFonts w:ascii="Times New Roman" w:cs="Times New Roman" w:eastAsia="Times New Roman" w:hAnsi="Times New Roman"/>
+                      <w:sz w:val="22"/>
+                      <w:szCs w:val="22"/>
+                    </w:rPr>
+                    <w:t xml:space="preserve"> để gán nhãn</w:t>
+                  </w:r>
+                  <w:r>
+                    <w:rPr>
+                      <w:rFonts w:ascii="Times New Roman" w:cs="Times New Roman" w:eastAsia="Times New Roman" w:hAnsi="Times New Roman"/>
+                      <w:sz w:val="22"/>
+                      <w:szCs w:val="22"/>
+                    </w:rPr>
+                    <w:t xml:space="preserve"> bốn lớp</w:t>
+                  </w:r>
+                </w:p>
+              </w:tc>
+              <w:tc>
+                <w:tcPr>
+                  <w:tcW w:w="3400" w:type="dxa"/>
+                </w:tcPr>
+                <w:p>
+                  <w:pPr>
+                    <w:spacing w:before="20" w:after="20" w:line="252" w:lineRule="auto"/>
+                    <w:jc w:val="left"/>
+                  </w:pPr>
+                  <w:r>
+                    <w:rPr>
+                      <w:rFonts w:ascii="Times New Roman" w:cs="Times New Roman" w:eastAsia="Times New Roman" w:hAnsi="Times New Roman"/>
+                      <w:sz w:val="22"/>
+                      <w:szCs w:val="22"/>
+                    </w:rPr>
+                    <w:t xml:space="preserve">Phương pháp đề xuất</w:t>
+                  </w:r>
+                </w:p>
+              </w:tc>
+            </w:tr>
+          </w:tbl>
+          <w:p>
+            <w:pPr>
+              <w:spacing w:before="0" w:after="40" w:line="240" w:lineRule="auto"/>
+              <w:rPr>
+                <w:sz w:val="12"/>
+                <w:szCs w:val="12"/>
+              </w:rPr>
+            </w:pPr>
           </w:p>
         </w:tc>
       </w:tr>
@@ -4184,39 +6026,15 @@
                 <w:sz w:val="26"/>
                 <w:szCs w:val="26"/>
               </w:rPr>
-              <w:t xml:space="preserve">Bổ sung B2: LLM đọc bằng chứng và gán bốn nhãn theo hướng dẫn gán nhãn, có định nghĩa và ví dụ cho nhãn Lệch điều kiện theo cách đặt nhãn của AVeriTeC </w:t>
-            </w:r>
-            <w:r>
-              <w:rPr>
-                <w:rFonts w:ascii="Times New Roman" w:cs="Times New Roman" w:eastAsia="Times New Roman" w:hAnsi="Times New Roman"/>
-                <w:sz w:val="26"/>
-                <w:szCs w:val="26"/>
-              </w:rPr>
-              <w:t xml:space="preserve">[7]</w:t>
-            </w:r>
-            <w:r>
-              <w:rPr>
-                <w:rFonts w:ascii="Times New Roman" w:cs="Times New Roman" w:eastAsia="Times New Roman" w:hAnsi="Times New Roman"/>
-                <w:sz w:val="26"/>
-                <w:szCs w:val="26"/>
-              </w:rPr>
-              <w:t xml:space="preserve">, đại diện cho cách khắc phục chỉ bằng câu lệnh; B3: mô hình phân loại ba nhãn tiếng Việt đã huấn luyện sẵn do nhóm SemViQA </w:t>
-            </w:r>
-            <w:r>
-              <w:rPr>
-                <w:rFonts w:ascii="Times New Roman" w:cs="Times New Roman" w:eastAsia="Times New Roman" w:hAnsi="Times New Roman"/>
-                <w:sz w:val="26"/>
-                <w:szCs w:val="26"/>
-              </w:rPr>
-              <w:t xml:space="preserve">[11]</w:t>
-            </w:r>
-            <w:r>
-              <w:rPr>
-                <w:rFonts w:ascii="Times New Roman" w:cs="Times New Roman" w:eastAsia="Times New Roman" w:hAnsi="Times New Roman"/>
-                <w:sz w:val="26"/>
-                <w:szCs w:val="26"/>
-              </w:rPr>
-              <w:t xml:space="preserve"> công bố, chạy trên cặp (tuyên bố, bằng chứng), đại diện cho hệ thống kiểm chứng tiếng Việt sẵn có. Với B0 và B3 chỉ có ba nhãn, so sánh chính dựa trên FAR và các nhãn chung.</w:t>
+              <w:t xml:space="preserve">Đánh giá bằng FAR (tỷ lệ chấp nhận nhầm), Precision (độ chính xác của dự đoán), Recall (khả năng tìm đủ mẫu đúng) và F1 (chỉ số cân bằng giữa Precision và Recall)</w:t>
+            </w:r>
+            <w:r>
+              <w:rPr>
+                <w:rFonts w:ascii="Times New Roman" w:cs="Times New Roman" w:eastAsia="Times New Roman" w:hAnsi="Times New Roman"/>
+                <w:sz w:val="26"/>
+                <w:szCs w:val="26"/>
+              </w:rPr>
+              <w:t xml:space="preserve"> của từng nhãn và Macro-F1; FAR là tỷ lệ tuyên bố bị gán Đúng trong số các tuyên bố có nhãn chuẩn khác Đúng. Đo thêm Recall@k của BM25, độ đúng từng trường trích xuất, Precision và Recall của bước tách tuyên bố tự động, thời gian và chi phí gọi LLM. Khoảng tin cậy 95% được ước lượng bằng phương pháp bootstrap (lấy mẫu lặp có hoàn lại) theo cụm quảng cáo; chênh lệch FAR giữa P và từng đối chứng được kiểm định bằng McNemar có hiệu chỉnh Holm cho nhiều phép so sánh.</w:t>
             </w:r>
           </w:p>
         </w:tc>
@@ -4261,105 +6079,7 @@
                 <w:sz w:val="26"/>
                 <w:szCs w:val="26"/>
               </w:rPr>
-              <w:t xml:space="preserve">Phân tích thành phần: P−ĐK bỏ bước đối chiếu điều kiện (chỉ so giá trị), P−NN bỏ bước neo nguồn. Mọi phương pháp dùng cùng tuyên bố, cùng top-k đoạn bằng chứng, cùng LLM và cùng cấu hình.</w:t>
-            </w:r>
-          </w:p>
-        </w:tc>
-      </w:tr>
-      <w:tr>
-        <w:trPr>
-          <w:cantSplit w:val="1"/>
-          <w:tblHeader w:val="0"/>
-        </w:trPr>
-        <w:tc>
-          <w:tcPr>
-            <w:gridSpan w:val="2"/>
-            <w:tcBorders>
-              <w:top w:color="000000" w:space="0" w:sz="0" w:val="nil"/>
-              <w:bottom w:color="000000" w:space="0" w:sz="0" w:val="nil"/>
-            </w:tcBorders>
-            <w:tcMar>
-              <w:top w:w="0" w:type="dxa"/>
-              <w:left w:w="90" w:type="dxa"/>
-              <w:bottom w:w="0" w:type="dxa"/>
-              <w:right w:w="90" w:type="dxa"/>
-            </w:tcMar>
-          </w:tcPr>
-          <w:p>
-            <w:pPr>
-              <w:numPr>
-                <w:ilvl w:val="0"/>
-                <w:numId w:val="7"/>
-              </w:numPr>
-              <w:spacing w:after="80" w:line="278" w:lineRule="auto"/>
-              <w:ind w:left="397" w:right="102" w:hanging="198"/>
-              <w:jc w:val="both"/>
-              <w:rPr>
-                <w:rFonts w:ascii="Times New Roman" w:cs="Times New Roman" w:eastAsia="Times New Roman" w:hAnsi="Times New Roman"/>
-                <w:sz w:val="26"/>
-                <w:szCs w:val="26"/>
-              </w:rPr>
-            </w:pPr>
-            <w:r>
-              <w:rPr>
-                <w:rFonts w:ascii="Times New Roman" w:cs="Times New Roman" w:eastAsia="Times New Roman" w:hAnsi="Times New Roman"/>
-                <w:sz w:val="26"/>
-                <w:szCs w:val="26"/>
-              </w:rPr>
-              <w:t xml:space="preserve">Đánh giá bằng FAR (tỷ lệ chấp nhận nhầm), Precision (độ chính xác của dự đoán), Recall (khả năng tìm đủ mẫu đúng) và F1 (chỉ số cân bằng giữa Precision và Recall)</w:t>
-            </w:r>
-            <w:r>
-              <w:rPr>
-                <w:rFonts w:ascii="Times New Roman" w:cs="Times New Roman" w:eastAsia="Times New Roman" w:hAnsi="Times New Roman"/>
-                <w:sz w:val="26"/>
-                <w:szCs w:val="26"/>
-              </w:rPr>
-              <w:t xml:space="preserve"> của từng nhãn và Macro-F1; FAR là tỷ lệ tuyên bố bị gán Đúng trong số các tuyên bố có nhãn chuẩn khác Đúng. Đo thêm Recall@k của BM25, độ đúng từng trường trích xuất, Precision và Recall của bước tách tuyên bố tự động, thời gian và chi phí gọi LLM. Khoảng tin cậy 95% được ước lượng bằng bootstrap theo cụm quảng cáo; chênh lệch FAR giữa P và từng đối chứng được kiểm định bằng McNemar có hiệu chỉnh Holm cho nhiều phép so sánh.</w:t>
-            </w:r>
-          </w:p>
-        </w:tc>
-      </w:tr>
-      <w:tr>
-        <w:trPr>
-          <w:cantSplit w:val="1"/>
-          <w:tblHeader w:val="0"/>
-        </w:trPr>
-        <w:tc>
-          <w:tcPr>
-            <w:gridSpan w:val="2"/>
-            <w:tcBorders>
-              <w:top w:color="000000" w:space="0" w:sz="0" w:val="nil"/>
-              <w:bottom w:color="000000" w:space="0" w:sz="0" w:val="nil"/>
-            </w:tcBorders>
-            <w:tcMar>
-              <w:top w:w="0" w:type="dxa"/>
-              <w:left w:w="90" w:type="dxa"/>
-              <w:bottom w:w="0" w:type="dxa"/>
-              <w:right w:w="90" w:type="dxa"/>
-            </w:tcMar>
-          </w:tcPr>
-          <w:p>
-            <w:pPr>
-              <w:numPr>
-                <w:ilvl w:val="0"/>
-                <w:numId w:val="7"/>
-              </w:numPr>
-              <w:spacing w:after="80" w:line="278" w:lineRule="auto"/>
-              <w:ind w:left="397" w:right="102" w:hanging="198"/>
-              <w:jc w:val="both"/>
-              <w:rPr>
-                <w:rFonts w:ascii="Times New Roman" w:cs="Times New Roman" w:eastAsia="Times New Roman" w:hAnsi="Times New Roman"/>
-                <w:sz w:val="26"/>
-                <w:szCs w:val="26"/>
-              </w:rPr>
-            </w:pPr>
-            <w:r>
-              <w:rPr>
-                <w:rFonts w:ascii="Times New Roman" w:cs="Times New Roman" w:eastAsia="Times New Roman" w:hAnsi="Times New Roman"/>
-                <w:sz w:val="26"/>
-                <w:szCs w:val="26"/>
-              </w:rPr>
-              <w:t xml:space="preserve">Giả thuyết: P có FAR thấp hơn B0–B3 và F1 của nhãn Lệch điều kiện cao hơn B1, B2, trong khi Recall của nhãn Đúng không thấp hơn quá 5 điểm phần trăm so với đối chứng tốt nhất. Mô hình, câu lệnh và giá trị k được chọn trên tập phát triển và khóa trước khi chạy tập kiểm tra; kết quả được báo cáo cả khi không đạt giả thuyết.</w:t>
+              <w:t xml:space="preserve">Giả thuyết ứng với ba câu hỏi nghiên cứu: (H1) FAR của P thấp hơn B0–B3 và Recall của nhãn Đúng không thấp hơn quá 5 điểm phần trăm so với đối chứng tốt nhất; (H2) F1 của nhãn Lệch điều kiện của P cao hơn B1 và B2; (H3) P tốt hơn P−NN về FAR và F1 của nhãn Lệch điều kiện. Mô hình, câu lệnh và giá trị k được chọn trên tập phát triển và khóa trước khi chạy tập kiểm tra; kết quả được báo cáo cả khi không đạt giả thuyết.</w:t>
             </w:r>
           </w:p>
         </w:tc>
@@ -5141,7 +6861,23 @@
                 <w:sz w:val="26"/>
                 <w:szCs w:val="26"/>
               </w:rPr>
-              <w:t xml:space="preserve">Kiểm tra tài nguyên máy và thử các LLM mã nguồn mở có kích thước phù hợp để thử trên bộ pilot.</w:t>
+              <w:t xml:space="preserve">Kiểm tra tài nguyên máy và thử các LLM mã nguồn mở có kích thước phù hợp để </w:t>
+            </w:r>
+            <w:r>
+              <w:rPr>
+                <w:rFonts w:ascii="Times New Roman" w:cs="Times New Roman" w:eastAsia="Times New Roman" w:hAnsi="Times New Roman"/>
+                <w:sz w:val="26"/>
+                <w:szCs w:val="26"/>
+              </w:rPr>
+              <w:t xml:space="preserve">chạy trên bộ dữ liệu thử ban đầu</w:t>
+            </w:r>
+            <w:r>
+              <w:rPr>
+                <w:rFonts w:ascii="Times New Roman" w:cs="Times New Roman" w:eastAsia="Times New Roman" w:hAnsi="Times New Roman"/>
+                <w:sz w:val="26"/>
+                <w:szCs w:val="26"/>
+              </w:rPr>
+              <w:t xml:space="preserve">.</w:t>
             </w:r>
           </w:p>
         </w:tc>
@@ -5403,7 +7139,23 @@
                 <w:sz w:val="26"/>
                 <w:szCs w:val="26"/>
               </w:rPr>
-              <w:t xml:space="preserve">Thu thập bộ pilot (bộ thử ban đầu) khoảng 60 </w:t>
+              <w:t xml:space="preserve">Thu thập </w:t>
+            </w:r>
+            <w:r>
+              <w:rPr>
+                <w:rFonts w:ascii="Times New Roman" w:cs="Times New Roman" w:eastAsia="Times New Roman" w:hAnsi="Times New Roman"/>
+                <w:sz w:val="26"/>
+                <w:szCs w:val="26"/>
+              </w:rPr>
+              <w:t xml:space="preserve">bộ dữ liệu thử ban đầu</w:t>
+            </w:r>
+            <w:r>
+              <w:rPr>
+                <w:rFonts w:ascii="Times New Roman" w:cs="Times New Roman" w:eastAsia="Times New Roman" w:hAnsi="Times New Roman"/>
+                <w:sz w:val="26"/>
+                <w:szCs w:val="26"/>
+              </w:rPr>
+              <w:t xml:space="preserve"> khoảng 60 </w:t>
             </w:r>
             <w:r>
               <w:rPr>
@@ -5615,7 +7367,68 @@
                 <w:sz w:val="26"/>
                 <w:szCs w:val="26"/>
               </w:rPr>
-              <w:t xml:space="preserve">Phân tích lỗi trên bộ pilot để điều chỉnh hướng dẫn nhãn và cấu trúc dữ liệu.</w:t>
+              <w:t xml:space="preserve">Phân tích lỗi trên </w:t>
+            </w:r>
+            <w:r>
+              <w:rPr>
+                <w:rFonts w:ascii="Times New Roman" w:cs="Times New Roman" w:eastAsia="Times New Roman" w:hAnsi="Times New Roman"/>
+                <w:sz w:val="26"/>
+                <w:szCs w:val="26"/>
+              </w:rPr>
+              <w:t xml:space="preserve">bộ dữ liệu thử ban đầu</w:t>
+            </w:r>
+            <w:r>
+              <w:rPr>
+                <w:rFonts w:ascii="Times New Roman" w:cs="Times New Roman" w:eastAsia="Times New Roman" w:hAnsi="Times New Roman"/>
+                <w:sz w:val="26"/>
+                <w:szCs w:val="26"/>
+              </w:rPr>
+              <w:t xml:space="preserve"> để điều chỉnh hướng dẫn nhãn và cấu trúc dữ liệu.</w:t>
+            </w:r>
+          </w:p>
+        </w:tc>
+      </w:tr>
+      <w:tr>
+        <w:trPr>
+          <w:cantSplit w:val="1"/>
+          <w:tblHeader w:val="0"/>
+        </w:trPr>
+        <w:tc>
+          <w:tcPr>
+            <w:gridSpan w:val="2"/>
+            <w:tcBorders>
+              <w:top w:color="000000" w:space="0" w:sz="0" w:val="nil"/>
+              <w:bottom w:color="000000" w:space="0" w:sz="0" w:val="nil"/>
+            </w:tcBorders>
+            <w:tcMar>
+              <w:top w:w="0" w:type="dxa"/>
+              <w:left w:w="90" w:type="dxa"/>
+              <w:bottom w:w="0" w:type="dxa"/>
+              <w:right w:w="90" w:type="dxa"/>
+            </w:tcMar>
+          </w:tcPr>
+          <w:p>
+            <w:pPr>
+              <w:numPr>
+                <w:ilvl w:val="0"/>
+                <w:numId w:val="8"/>
+              </w:numPr>
+              <w:spacing w:after="80" w:line="278" w:lineRule="auto"/>
+              <w:ind w:left="794" w:right="102" w:hanging="198"/>
+              <w:jc w:val="both"/>
+              <w:rPr>
+                <w:rFonts w:ascii="Times New Roman" w:cs="Times New Roman" w:eastAsia="Times New Roman" w:hAnsi="Times New Roman"/>
+                <w:sz w:val="26"/>
+                <w:szCs w:val="26"/>
+              </w:rPr>
+            </w:pPr>
+            <w:r>
+              <w:rPr>
+                <w:rFonts w:ascii="Times New Roman" w:cs="Times New Roman" w:eastAsia="Times New Roman" w:hAnsi="Times New Roman"/>
+                <w:sz w:val="26"/>
+                <w:szCs w:val="26"/>
+              </w:rPr>
+              <w:t xml:space="preserve">Mốc kiểm tra với cán bộ hướng dẫn: chốt đề cương và tên đề tài (12/10); báo cáo kết quả trên bộ dữ liệu thử ban đầu và quy mô dữ liệu đã chốt (31/10).</w:t>
             </w:r>
           </w:p>
         </w:tc>
@@ -5689,7 +7502,23 @@
                 <w:sz w:val="26"/>
                 <w:szCs w:val="26"/>
               </w:rPr>
-              <w:t xml:space="preserve">Mở rộng và hoàn thiện bộ dữ liệu chính theo quy mô khả thi sau khi chốt thử trên bộ pilot.</w:t>
+              <w:t xml:space="preserve">Mở rộng và hoàn thiện bộ dữ liệu chính theo quy mô khả thi sau khi chốt thử trên </w:t>
+            </w:r>
+            <w:r>
+              <w:rPr>
+                <w:rFonts w:ascii="Times New Roman" w:cs="Times New Roman" w:eastAsia="Times New Roman" w:hAnsi="Times New Roman"/>
+                <w:sz w:val="26"/>
+                <w:szCs w:val="26"/>
+              </w:rPr>
+              <w:t xml:space="preserve">bộ dữ liệu thử ban đầu</w:t>
+            </w:r>
+            <w:r>
+              <w:rPr>
+                <w:rFonts w:ascii="Times New Roman" w:cs="Times New Roman" w:eastAsia="Times New Roman" w:hAnsi="Times New Roman"/>
+                <w:sz w:val="26"/>
+                <w:szCs w:val="26"/>
+              </w:rPr>
+              <w:t xml:space="preserve">.</w:t>
             </w:r>
             <w:r>
               <w:rPr>
@@ -6177,39 +8006,23 @@
                 <w:sz w:val="26"/>
                 <w:szCs w:val="26"/>
               </w:rPr>
-              <w:t xml:space="preserve">Để bảo đảm so sánh công bằng, </w:t>
-            </w:r>
-            <w:r>
-              <w:rPr>
-                <w:rFonts w:ascii="Times New Roman" w:cs="Times New Roman" w:eastAsia="Times New Roman" w:hAnsi="Times New Roman"/>
-                <w:sz w:val="26"/>
-                <w:szCs w:val="26"/>
-              </w:rPr>
-              <w:t xml:space="preserve">các phương pháp</w:t>
-            </w:r>
-            <w:r>
-              <w:rPr>
-                <w:rFonts w:ascii="Times New Roman" w:cs="Times New Roman" w:eastAsia="Times New Roman" w:hAnsi="Times New Roman"/>
-                <w:sz w:val="26"/>
-                <w:szCs w:val="26"/>
-              </w:rPr>
-              <w:t xml:space="preserve"> sử dụng cùng phát biểu, cùng top-k đoạn bằng chứng, cùng LLM và cùng cấu hình. B1 và P nhận cùng thông tin đã được cấu trúc; điểm khác nhau là B1 để LLM quyết định nhãn, còn P sử dụng mã Python và bộ quyết định </w:t>
-            </w:r>
-            <w:r>
-              <w:rPr>
-                <w:rFonts w:ascii="Times New Roman" w:cs="Times New Roman" w:eastAsia="Times New Roman" w:hAnsi="Times New Roman"/>
-                <w:sz w:val="26"/>
-                <w:szCs w:val="26"/>
-              </w:rPr>
-              <w:t xml:space="preserve">bốn nhãn</w:t>
-            </w:r>
-            <w:r>
-              <w:rPr>
-                <w:rFonts w:ascii="Times New Roman" w:cs="Times New Roman" w:eastAsia="Times New Roman" w:hAnsi="Times New Roman"/>
-                <w:sz w:val="26"/>
-                <w:szCs w:val="26"/>
-              </w:rPr>
-              <w:t xml:space="preserve">.</w:t>
+              <w:t xml:space="preserve">Chọn mô hình, giá trị k và các ngưỡng trên tập </w:t>
+            </w:r>
+            <w:r>
+              <w:rPr>
+                <w:rFonts w:ascii="Times New Roman" w:cs="Times New Roman" w:eastAsia="Times New Roman" w:hAnsi="Times New Roman"/>
+                <w:sz w:val="26"/>
+                <w:szCs w:val="26"/>
+              </w:rPr>
+              <w:t xml:space="preserve">phát triển</w:t>
+            </w:r>
+            <w:r>
+              <w:rPr>
+                <w:rFonts w:ascii="Times New Roman" w:cs="Times New Roman" w:eastAsia="Times New Roman" w:hAnsi="Times New Roman"/>
+                <w:sz w:val="26"/>
+                <w:szCs w:val="26"/>
+              </w:rPr>
+              <w:t xml:space="preserve">; sau đó giữ cố định cấu hình.</w:t>
             </w:r>
           </w:p>
         </w:tc>
@@ -6254,23 +8067,7 @@
                 <w:sz w:val="26"/>
                 <w:szCs w:val="26"/>
               </w:rPr>
-              <w:t xml:space="preserve">Chọn mô hình, giá trị k và các ngưỡng trên tập </w:t>
-            </w:r>
-            <w:r>
-              <w:rPr>
-                <w:rFonts w:ascii="Times New Roman" w:cs="Times New Roman" w:eastAsia="Times New Roman" w:hAnsi="Times New Roman"/>
-                <w:sz w:val="26"/>
-                <w:szCs w:val="26"/>
-              </w:rPr>
-              <w:t xml:space="preserve">phát triển</w:t>
-            </w:r>
-            <w:r>
-              <w:rPr>
-                <w:rFonts w:ascii="Times New Roman" w:cs="Times New Roman" w:eastAsia="Times New Roman" w:hAnsi="Times New Roman"/>
-                <w:sz w:val="26"/>
-                <w:szCs w:val="26"/>
-              </w:rPr>
-              <w:t xml:space="preserve">; sau đó giữ cố định cấu hình.</w:t>
+              <w:t xml:space="preserve">Bắt đầu tích hợp tính năng kiểm chứng vào CopyPro.</w:t>
             </w:r>
           </w:p>
         </w:tc>
@@ -6315,7 +8112,7 @@
                 <w:sz w:val="26"/>
                 <w:szCs w:val="26"/>
               </w:rPr>
-              <w:t xml:space="preserve">Bắt đầu tích hợp tính năng kiểm chứng vào CopyPro.</w:t>
+              <w:t xml:space="preserve">Mốc kiểm tra với cán bộ hướng dẫn (27/11): dữ liệu và độ tin cậy nhãn hoàn tất; P và các đối chứng chạy trên tập phát triển; cấu hình đã khóa trước khi chạy tập kiểm tra.</w:t>
             </w:r>
           </w:p>
         </w:tc>
@@ -6792,6 +8589,51 @@
                 <w:sz w:val="26"/>
                 <w:szCs w:val="26"/>
               </w:rPr>
+              <w:t xml:space="preserve">Mốc kiểm tra với cán bộ hướng dẫn: kết quả trên tập kiểm tra (08/12), tính năng chạy trên CopyPro (13/12), bản thảo khóa luận đầy đủ (18/12).</w:t>
+            </w:r>
+          </w:p>
+        </w:tc>
+      </w:tr>
+      <w:tr>
+        <w:trPr>
+          <w:cantSplit w:val="1"/>
+          <w:tblHeader w:val="0"/>
+        </w:trPr>
+        <w:tc>
+          <w:tcPr>
+            <w:gridSpan w:val="2"/>
+            <w:tcBorders>
+              <w:top w:color="000000" w:space="0" w:sz="0" w:val="nil"/>
+              <w:bottom w:color="000000" w:space="0" w:sz="0" w:val="nil"/>
+            </w:tcBorders>
+            <w:tcMar>
+              <w:top w:w="0" w:type="dxa"/>
+              <w:left w:w="90" w:type="dxa"/>
+              <w:bottom w:w="0" w:type="dxa"/>
+              <w:right w:w="90" w:type="dxa"/>
+            </w:tcMar>
+          </w:tcPr>
+          <w:p>
+            <w:pPr>
+              <w:numPr>
+                <w:ilvl w:val="0"/>
+                <w:numId w:val="8"/>
+              </w:numPr>
+              <w:spacing w:after="80" w:line="278" w:lineRule="auto"/>
+              <w:ind w:left="794" w:right="102" w:hanging="198"/>
+              <w:jc w:val="both"/>
+              <w:rPr>
+                <w:rFonts w:ascii="Times New Roman" w:cs="Times New Roman" w:eastAsia="Times New Roman" w:hAnsi="Times New Roman"/>
+                <w:sz w:val="26"/>
+                <w:szCs w:val="26"/>
+              </w:rPr>
+            </w:pPr>
+            <w:r>
+              <w:rPr>
+                <w:rFonts w:ascii="Times New Roman" w:cs="Times New Roman" w:eastAsia="Times New Roman" w:hAnsi="Times New Roman"/>
+                <w:sz w:val="26"/>
+                <w:szCs w:val="26"/>
+              </w:rPr>
               <w:t xml:space="preserve">Kiểm tra toàn bộ mã nguồn, dữ liệu trước ngày 31/12/2026.</w:t>
             </w:r>
           </w:p>
@@ -8407,25 +10249,7 @@
                 <w:sz w:val="26"/>
                 <w:szCs w:val="26"/>
               </w:rPr>
-              <w:t xml:space="preserve">T. Schuster, A. Fisch, and R. Barzilay, “Get your vitamin C! Robust fact verification with contrastive evidence,” in </w:t>
-            </w:r>
-            <w:r>
-              <w:rPr>
-                <w:rFonts w:ascii="Times New Roman" w:cs="Times New Roman" w:eastAsia="Times New Roman" w:hAnsi="Times New Roman"/>
-                <w:i/>
-                <w:iCs/>
-                <w:sz w:val="26"/>
-                <w:szCs w:val="26"/>
-              </w:rPr>
-              <w:t xml:space="preserve">Proceedings of the 2021 Conference of the North American Chapter of the Association for Computational Linguistics: Human Language Technologies (NAACL-HLT)</w:t>
-            </w:r>
-            <w:r>
-              <w:rPr>
-                <w:rFonts w:ascii="Times New Roman" w:cs="Times New Roman" w:eastAsia="Times New Roman" w:hAnsi="Times New Roman"/>
-                <w:sz w:val="26"/>
-                <w:szCs w:val="26"/>
-              </w:rPr>
-              <w:t xml:space="preserve">, 2021, pp. 624–643. [Online]. Available: https://aclanthology.org/2021.naacl-main.52/</w:t>
+              <w:t xml:space="preserve">Samsung Việt Nam, “Galaxy Buds3 Pro – Thông số kỹ thuật.” [Online]. Available: https://www.samsung.com/vn/audio-sound/galaxy-buds/galaxy-buds3-pro-silver-sm-r630nzaaxxv/ (truy cập ngày 09/10/2026).</w:t>
             </w:r>
           </w:p>
         </w:tc>
@@ -8474,7 +10298,25 @@
                 <w:sz w:val="26"/>
                 <w:szCs w:val="26"/>
               </w:rPr>
-              <w:t xml:space="preserve">Xiaomi Việt Nam, “Xiaomi 15T – Thông số kỹ thuật.” [Online]. Available: https://www.mi.com/vn/product/xiaomi-15t/specs/ (truy cập ngày 09/10/2026).</w:t>
+              <w:t xml:space="preserve">S. Robertson and H. Zaragoza, “The probabilistic relevance framework: BM25 and beyond,” </w:t>
+            </w:r>
+            <w:r>
+              <w:rPr>
+                <w:rFonts w:ascii="Times New Roman" w:cs="Times New Roman" w:eastAsia="Times New Roman" w:hAnsi="Times New Roman"/>
+                <w:i/>
+                <w:iCs/>
+                <w:sz w:val="26"/>
+                <w:szCs w:val="26"/>
+              </w:rPr>
+              <w:t xml:space="preserve">Foundations and Trends in Information Retrieval</w:t>
+            </w:r>
+            <w:r>
+              <w:rPr>
+                <w:rFonts w:ascii="Times New Roman" w:cs="Times New Roman" w:eastAsia="Times New Roman" w:hAnsi="Times New Roman"/>
+                <w:sz w:val="26"/>
+                <w:szCs w:val="26"/>
+              </w:rPr>
+              <w:t xml:space="preserve">, vol. 3, no. 4, pp. 333–389, 2009.</w:t>
             </w:r>
           </w:p>
         </w:tc>
@@ -8523,7 +10365,25 @@
                 <w:sz w:val="26"/>
                 <w:szCs w:val="26"/>
               </w:rPr>
-              <w:t xml:space="preserve">OPPO Việt Nam, “OPPO Find X8 – Thông số kỹ thuật.” [Online]. Available: https://www.oppo.com/vn/smartphones/series-find-x/find-x8/specs/ (truy cập ngày 09/10/2026).</w:t>
+              <w:t xml:space="preserve">T. Schuster, A. Fisch, and R. Barzilay, “Get your vitamin C! Robust fact verification with contrastive evidence,” in </w:t>
+            </w:r>
+            <w:r>
+              <w:rPr>
+                <w:rFonts w:ascii="Times New Roman" w:cs="Times New Roman" w:eastAsia="Times New Roman" w:hAnsi="Times New Roman"/>
+                <w:i/>
+                <w:iCs/>
+                <w:sz w:val="26"/>
+                <w:szCs w:val="26"/>
+              </w:rPr>
+              <w:t xml:space="preserve">Proceedings of the 2021 Conference of the North American Chapter of the Association for Computational Linguistics: Human Language Technologies (NAACL-HLT)</w:t>
+            </w:r>
+            <w:r>
+              <w:rPr>
+                <w:rFonts w:ascii="Times New Roman" w:cs="Times New Roman" w:eastAsia="Times New Roman" w:hAnsi="Times New Roman"/>
+                <w:sz w:val="26"/>
+                <w:szCs w:val="26"/>
+              </w:rPr>
+              <w:t xml:space="preserve">, 2021, pp. 624–643. [Online]. Available: https://aclanthology.org/2021.naacl-main.52/</w:t>
             </w:r>
           </w:p>
         </w:tc>
@@ -8572,7 +10432,7 @@
                 <w:sz w:val="26"/>
                 <w:szCs w:val="26"/>
               </w:rPr>
-              <w:t xml:space="preserve">Samsung Việt Nam, “Galaxy Buds3 Pro – Thông số kỹ thuật.” [Online]. Available: https://www.samsung.com/vn/audio-sound/galaxy-buds/galaxy-buds3-pro-silver-sm-r630nzaaxxv/ (truy cập ngày 09/10/2026).</w:t>
+              <w:t xml:space="preserve">Xiaomi Việt Nam, “Xiaomi 15T – Thông số kỹ thuật.” [Online]. Available: https://www.mi.com/vn/product/xiaomi-15t/specs/ (truy cập ngày 09/10/2026).</w:t>
             </w:r>
           </w:p>
         </w:tc>
@@ -8621,7 +10481,7 @@
                 <w:sz w:val="26"/>
                 <w:szCs w:val="26"/>
               </w:rPr>
-              <w:t xml:space="preserve">Apple Việt Nam, “Pin Apple Watch.” [Online]. Available: https://www.apple.com/vn/watch/battery/ (truy cập ngày 09/10/2026).</w:t>
+              <w:t xml:space="preserve">OPPO Việt Nam, “OPPO Find X8 – Thông số kỹ thuật.” [Online]. Available: https://www.oppo.com/vn/smartphones/series-find-x/find-x8/specs/ (truy cập ngày 09/10/2026).</w:t>
             </w:r>
           </w:p>
         </w:tc>
@@ -8670,25 +10530,7 @@
                 <w:sz w:val="26"/>
                 <w:szCs w:val="26"/>
               </w:rPr>
-              <w:t xml:space="preserve">S. Robertson and H. Zaragoza, “The probabilistic relevance framework: BM25 and beyond,” </w:t>
-            </w:r>
-            <w:r>
-              <w:rPr>
-                <w:rFonts w:ascii="Times New Roman" w:cs="Times New Roman" w:eastAsia="Times New Roman" w:hAnsi="Times New Roman"/>
-                <w:i/>
-                <w:iCs/>
-                <w:sz w:val="26"/>
-                <w:szCs w:val="26"/>
-              </w:rPr>
-              <w:t xml:space="preserve">Foundations and Trends in Information Retrieval</w:t>
-            </w:r>
-            <w:r>
-              <w:rPr>
-                <w:rFonts w:ascii="Times New Roman" w:cs="Times New Roman" w:eastAsia="Times New Roman" w:hAnsi="Times New Roman"/>
-                <w:sz w:val="26"/>
-                <w:szCs w:val="26"/>
-              </w:rPr>
-              <w:t xml:space="preserve">, vol. 3, no. 4, pp. 333–389, 2009.</w:t>
+              <w:t xml:space="preserve">Apple Việt Nam, “Pin Apple Watch.” [Online]. Available: https://www.apple.com/vn/watch/battery/ (truy cập ngày 09/10/2026).</w:t>
             </w:r>
           </w:p>
         </w:tc>

--- a/de_cuong/23521228_BuiLeHuyPhuoc_DeCuongKLTN.docx
+++ b/de_cuong/23521228_BuiLeHuyPhuoc_DeCuongKLTN.docx
@@ -784,7 +784,7 @@
                 <w:sz w:val="26"/>
                 <w:szCs w:val="26"/>
               </w:rPr>
-              <w:t xml:space="preserve">. Tại Việt Nam, Luật Quảng cáo sửa đổi năm 2025 yêu cầu người có ảnh hưởng khi chuyển tải quảng cáo phải kiểm tra tài liệu liên quan đến sản phẩm (Điều 15a, khoản 3) </w:t>
+              <w:t xml:space="preserve">. Tại Việt Nam, Luật Quảng cáo sửa đổi năm 2025 yêu cầu người có ảnh hưởng khi chuyển tải quảng cáo phải kiểm tra tài liệu liên quan đến sản phẩm (Điều 15a, khoản 3, điểm a) </w:t>
             </w:r>
             <w:r>
               <w:rPr>
@@ -800,14 +800,14 @@
                 <w:sz w:val="26"/>
                 <w:szCs w:val="26"/>
               </w:rPr>
-              <w:t xml:space="preserve">, cho thấy việc đối chiếu quảng cáo với tài liệu sản phẩm đang được coi trọng. Quảng cáo do LLM tạo vì thế cũng cần được kiểm chứng với tài liệu chính hãng trước khi đăng.</w:t>
-            </w:r>
-          </w:p>
-        </w:tc>
-      </w:tr>
-      <w:tr>
-        <w:trPr>
-          <w:cantSplit w:val="1"/>
+              <w:t xml:space="preserve">. Quảng cáo do LLM tạo vì thế cần được kiểm chứng với tài liệu chính hãng trước khi đăng.</w:t>
+            </w:r>
+          </w:p>
+        </w:tc>
+      </w:tr>
+      <w:tr>
+        <w:trPr>
+          <w:cantSplit w:val="0"/>
           <w:tblHeader w:val="0"/>
         </w:trPr>
         <w:tc>
@@ -841,7 +841,7 @@
                 <w:sz w:val="26"/>
                 <w:szCs w:val="26"/>
               </w:rPr>
-              <w:t xml:space="preserve">Website CopyPro mà sinh viên xây dựng trong đồ án chuyên ngành cho thấy rõ vấn đề này. CopyPro tạo quảng cáo cho 10 ngành mặc định bằng nhiều LLM; phần mô tả yêu cầu gồm ngành, loại bài, giọng điệu, tên sản phẩm, từ khóa, đối tượng và thông tin bổ sung nhập tự do, không có trường nào chứa thông số sản phẩm. Vì vậy, nếu người dùng không tự dán thông số vào ô thông tin bổ sung thì con số trong bài do LLM tự sinh; khi thiếu tên sản phẩm, câu lệnh còn yêu cầu LLM “tự giả định hợp lý”, và một số mẫu bài chỉ dặn LLM không tự bịa số liệu. Sau khi tạo, CopyPro chấm điểm chất lượng (bài có số liệu được cộng điểm) và kiểm tra đạo văn, nhưng chưa kiểm tra số liệu có đúng với sản phẩm hay không.</w:t>
+              <w:t xml:space="preserve">Website CopyPro mà sinh viên xây dựng trong đồ án chuyên ngành cho thấy rõ vấn đề này. CopyPro tạo quảng cáo cho 10 ngành bằng nhiều LLM; phần mô tả yêu cầu gồm ngành, loại bài, giọng điệu, tên sản phẩm, từ khóa, đối tượng và thông tin bổ sung nhập tự do, không có trường nào chứa thông số sản phẩm. Nếu người dùng không tự dán thông số, con số trong bài do LLM tự sinh; khi thiếu tên sản phẩm, câu lệnh còn yêu cầu LLM “tự giả định hợp lý”. CopyPro chấm điểm chất lượng (bài có số liệu được cộng điểm) và kiểm tra đạo văn, nhưng chưa kiểm tra số liệu có đúng với sản phẩm hay không.</w:t>
             </w:r>
           </w:p>
         </w:tc>
@@ -894,7 +894,7 @@
                 <w:sz w:val="26"/>
                 <w:szCs w:val="26"/>
               </w:rPr>
-              <w:t xml:space="preserve">Kiểm chứng thông tin tự động thường gồm bước truy hồi bằng chứng và bước dự đoán nhãn cho tuyên bố </w:t>
+              <w:t xml:space="preserve">FEVER </w:t>
             </w:r>
             <w:r>
               <w:rPr>
@@ -910,7 +910,7 @@
                 <w:sz w:val="26"/>
                 <w:szCs w:val="26"/>
               </w:rPr>
-              <w:t xml:space="preserve">. FEVER </w:t>
+              <w:t xml:space="preserve"> đặt bài toán kiểm chứng gồm truy hồi bằng chứng và gán một trong ba nhãn Supported, Refuted, Not Enough Info. AVeriTeC </w:t>
             </w:r>
             <w:r>
               <w:rPr>
@@ -926,7 +926,7 @@
                 <w:sz w:val="26"/>
                 <w:szCs w:val="26"/>
               </w:rPr>
-              <w:t xml:space="preserve"> dùng ba nhãn Supported, Refuted và Not Enough Info; AVeriTeC </w:t>
+              <w:t xml:space="preserve"> bổ sung nhãn Conflicting Evidence/Cherry-picking cho tuyên bố vừa có bằng chứng ủng hộ vừa có bằng chứng bác bỏ, hoặc đúng về mặt kỹ thuật nhưng gây hiểu nhầm do bỏ qua ngữ cảnh quan trọng; Tang và cộng sự </w:t>
             </w:r>
             <w:r>
               <w:rPr>
@@ -942,7 +942,7 @@
                 <w:sz w:val="26"/>
                 <w:szCs w:val="26"/>
               </w:rPr>
-              <w:t xml:space="preserve"> bổ sung nhãn Conflicting Evidence/Cherry-picking cho tuyên bố vừa có bằng chứng ủng hộ vừa có bằng chứng bác bỏ, hoặc đúng về mặt kỹ thuật nhưng gây hiểu nhầm do bỏ qua ngữ cảnh quan trọng. Với tiếng Việt, ViFactCheck </w:t>
+              <w:t xml:space="preserve"> tách riêng loại tuyên bố nửa sự thật này trên dữ liệu PolitiFact. Với tiếng Việt, ViFactCheck </w:t>
             </w:r>
             <w:r>
               <w:rPr>
@@ -958,7 +958,7 @@
                 <w:sz w:val="26"/>
                 <w:szCs w:val="26"/>
               </w:rPr>
-              <w:t xml:space="preserve"> (tin tức đa lĩnh vực), ViWikiFC </w:t>
+              <w:t xml:space="preserve"> kiểm chứng tin tức đa lĩnh vực, ViNumFCR </w:t>
             </w:r>
             <w:r>
               <w:rPr>
@@ -974,7 +974,7 @@
                 <w:sz w:val="26"/>
                 <w:szCs w:val="26"/>
               </w:rPr>
-              <w:t xml:space="preserve"> (Wikipedia) và ViNumFCR </w:t>
+              <w:t xml:space="preserve"> tập trung vào tuyên bố số liệu, SemViQA </w:t>
             </w:r>
             <w:r>
               <w:rPr>
@@ -990,23 +990,7 @@
                 <w:sz w:val="26"/>
                 <w:szCs w:val="26"/>
               </w:rPr>
-              <w:t xml:space="preserve"> (tuyên bố số liệu trên tin tức mạng xã hội) xây dựng dữ liệu kiểm chứng, còn SemViQA </w:t>
-            </w:r>
-            <w:r>
-              <w:rPr>
-                <w:rFonts w:ascii="Times New Roman" w:cs="Times New Roman" w:eastAsia="Times New Roman" w:hAnsi="Times New Roman"/>
-                <w:sz w:val="26"/>
-                <w:szCs w:val="26"/>
-              </w:rPr>
-              <w:t xml:space="preserve">[11]</w:t>
-            </w:r>
-            <w:r>
-              <w:rPr>
-                <w:rFonts w:ascii="Times New Roman" w:cs="Times New Roman" w:eastAsia="Times New Roman" w:hAnsi="Times New Roman"/>
-                <w:sz w:val="26"/>
-                <w:szCs w:val="26"/>
-              </w:rPr>
-              <w:t xml:space="preserve"> kết hợp truy hồi bằng chứng theo ngữ nghĩa với phân loại nhãn hai bước.</w:t>
+              <w:t xml:space="preserve"> kết hợp truy hồi theo ngữ nghĩa với phân loại nhãn hai bước.</w:t>
             </w:r>
           </w:p>
         </w:tc>
@@ -1047,7 +1031,23 @@
                 <w:sz w:val="26"/>
                 <w:szCs w:val="26"/>
               </w:rPr>
-              <w:t xml:space="preserve">Với tuyên bố chứa số liệu, Chungkham và cộng sự </w:t>
+              <w:t xml:space="preserve">NumPert </w:t>
+            </w:r>
+            <w:r>
+              <w:rPr>
+                <w:rFonts w:ascii="Times New Roman" w:cs="Times New Roman" w:eastAsia="Times New Roman" w:hAnsi="Times New Roman"/>
+                <w:sz w:val="26"/>
+                <w:szCs w:val="26"/>
+              </w:rPr>
+              <w:t xml:space="preserve">[11]</w:t>
+            </w:r>
+            <w:r>
+              <w:rPr>
+                <w:rFonts w:ascii="Times New Roman" w:cs="Times New Roman" w:eastAsia="Times New Roman" w:hAnsi="Times New Roman"/>
+                <w:sz w:val="26"/>
+                <w:szCs w:val="26"/>
+              </w:rPr>
+              <w:t xml:space="preserve"> cho thấy độ chính xác của các mô hình ngôn ngữ, kể cả mô hình thương mại hàng đầu, có thể giảm đến 62% khi con số trong tuyên bố bị thay đổi có kiểm soát. VeriFin </w:t>
             </w:r>
             <w:r>
               <w:rPr>
@@ -1063,7 +1063,7 @@
                 <w:sz w:val="26"/>
                 <w:szCs w:val="26"/>
               </w:rPr>
-              <w:t xml:space="preserve"> huấn luyện một mô hình kiểm định để chọn đường suy luận tốt nhất trong nhiều đường do LLM sinh, còn NumPert </w:t>
+              <w:t xml:space="preserve"> kiểm chứng tuyên bố số liệu tài chính do LLM sinh bằng bộ giải ký hiệu trên dữ liệu có cấu trúc và không chấp nhận nhầm tuyên bố sai nào trong thực nghiệm của tác giả. FactLens </w:t>
             </w:r>
             <w:r>
               <w:rPr>
@@ -1079,7 +1079,7 @@
                 <w:sz w:val="26"/>
                 <w:szCs w:val="26"/>
               </w:rPr>
-              <w:t xml:space="preserve"> cho thấy độ chính xác của các mô hình ngôn ngữ, kể cả mô hình thương mại hàng đầu, có thể giảm đến 62% khi con số trong tuyên bố bị thay đổi có kiểm soát. FactLens </w:t>
+              <w:t xml:space="preserve"> đánh giá việc tách tuyên bố phức tạp thành tuyên bố nhỏ; MiniCheck </w:t>
             </w:r>
             <w:r>
               <w:rPr>
@@ -1095,7 +1095,7 @@
                 <w:sz w:val="26"/>
                 <w:szCs w:val="26"/>
               </w:rPr>
-              <w:t xml:space="preserve"> đánh giá việc tách tuyên bố phức tạp thành các tuyên bố nhỏ để kiểm chứng. Với văn bản do LLM tạo, MiniCheck </w:t>
+              <w:t xml:space="preserve"> kiểm tra tuyên bố trong văn bản do LLM tạo có được tài liệu nền hỗ trợ hay không. Gần nhất về miền ứng dụng, Nguyen và cộng sự </w:t>
             </w:r>
             <w:r>
               <w:rPr>
@@ -1111,7 +1111,7 @@
                 <w:sz w:val="26"/>
                 <w:szCs w:val="26"/>
               </w:rPr>
-              <w:t xml:space="preserve"> kiểm tra các tuyên bố trong đầu ra có được tài liệu nền hỗ trợ hay không, ViHallu </w:t>
+              <w:t xml:space="preserve"> dùng LLM trích giấy phép, địa chỉ, dịch vụ trong quảng cáo dịch vụ làm đẹp rồi so khớp với dữ liệu cấp phép của cơ quan y tế, còn Jiang và cộng sự </w:t>
             </w:r>
             <w:r>
               <w:rPr>
@@ -1127,87 +1127,7 @@
                 <w:sz w:val="26"/>
                 <w:szCs w:val="26"/>
               </w:rPr>
-              <w:t xml:space="preserve"> cung cấp dữ liệu phát hiện ảo giác tiếng Việt. Gần nhất với đề tài, Nguyen và cộng sự </w:t>
-            </w:r>
-            <w:r>
-              <w:rPr>
-                <w:rFonts w:ascii="Times New Roman" w:cs="Times New Roman" w:eastAsia="Times New Roman" w:hAnsi="Times New Roman"/>
-                <w:sz w:val="26"/>
-                <w:szCs w:val="26"/>
-              </w:rPr>
-              <w:t xml:space="preserve">[16]</w:t>
-            </w:r>
-            <w:r>
-              <w:rPr>
-                <w:rFonts w:ascii="Times New Roman" w:cs="Times New Roman" w:eastAsia="Times New Roman" w:hAnsi="Times New Roman"/>
-                <w:sz w:val="26"/>
-                <w:szCs w:val="26"/>
-              </w:rPr>
-              <w:t xml:space="preserve"> dùng LLM trích giấy phép, địa chỉ và dịch vụ trong bài quảng cáo dịch vụ làm đẹp và thẩm mỹ rồi so khớp với dữ liệu cấp phép của cơ quan y tế, còn Jiang và cộng sự </w:t>
-            </w:r>
-            <w:r>
-              <w:rPr>
-                <w:rFonts w:ascii="Times New Roman" w:cs="Times New Roman" w:eastAsia="Times New Roman" w:hAnsi="Times New Roman"/>
-                <w:sz w:val="26"/>
-                <w:szCs w:val="26"/>
-              </w:rPr>
-              <w:t xml:space="preserve">[17]</w:t>
-            </w:r>
-            <w:r>
-              <w:rPr>
-                <w:rFonts w:ascii="Times New Roman" w:cs="Times New Roman" w:eastAsia="Times New Roman" w:hAnsi="Times New Roman"/>
-                <w:sz w:val="26"/>
-                <w:szCs w:val="26"/>
-              </w:rPr>
-              <w:t xml:space="preserve"> phát hiện ảo giác trong thông tin sản phẩm do LLM bổ sung trên sàn thương mại điện tử. Các nghiên cứu về giải thích độ bất định </w:t>
-            </w:r>
-            <w:r>
-              <w:rPr>
-                <w:rFonts w:ascii="Times New Roman" w:cs="Times New Roman" w:eastAsia="Times New Roman" w:hAnsi="Times New Roman"/>
-                <w:sz w:val="26"/>
-                <w:szCs w:val="26"/>
-              </w:rPr>
-              <w:t xml:space="preserve">[18]</w:t>
-            </w:r>
-            <w:r>
-              <w:rPr>
-                <w:rFonts w:ascii="Times New Roman" w:cs="Times New Roman" w:eastAsia="Times New Roman" w:hAnsi="Times New Roman"/>
-                <w:sz w:val="26"/>
-                <w:szCs w:val="26"/>
-              </w:rPr>
-              <w:t xml:space="preserve">, xử lý bằng chứng xung đột </w:t>
-            </w:r>
-            <w:r>
-              <w:rPr>
-                <w:rFonts w:ascii="Times New Roman" w:cs="Times New Roman" w:eastAsia="Times New Roman" w:hAnsi="Times New Roman"/>
-                <w:sz w:val="26"/>
-                <w:szCs w:val="26"/>
-              </w:rPr>
-              <w:t xml:space="preserve">[19]</w:t>
-            </w:r>
-            <w:r>
-              <w:rPr>
-                <w:rFonts w:ascii="Times New Roman" w:cs="Times New Roman" w:eastAsia="Times New Roman" w:hAnsi="Times New Roman"/>
-                <w:sz w:val="26"/>
-                <w:szCs w:val="26"/>
-              </w:rPr>
-              <w:t xml:space="preserve"> và truy hồi bằng chứng nhanh </w:t>
-            </w:r>
-            <w:r>
-              <w:rPr>
-                <w:rFonts w:ascii="Times New Roman" w:cs="Times New Roman" w:eastAsia="Times New Roman" w:hAnsi="Times New Roman"/>
-                <w:sz w:val="26"/>
-                <w:szCs w:val="26"/>
-              </w:rPr>
-              <w:t xml:space="preserve">[20]</w:t>
-            </w:r>
-            <w:r>
-              <w:rPr>
-                <w:rFonts w:ascii="Times New Roman" w:cs="Times New Roman" w:eastAsia="Times New Roman" w:hAnsi="Times New Roman"/>
-                <w:sz w:val="26"/>
-                <w:szCs w:val="26"/>
-              </w:rPr>
-              <w:t xml:space="preserve"> cung cấp kỹ thuật cho từng bước của quy trình kiểm chứng.</w:t>
+              <w:t xml:space="preserve"> phát hiện ảo giác trong thông tin sản phẩm do LLM bổ sung trên sàn thương mại điện tử.</w:t>
             </w:r>
           </w:p>
         </w:tc>
@@ -1260,39 +1180,23 @@
                 <w:sz w:val="26"/>
                 <w:szCs w:val="26"/>
               </w:rPr>
-              <w:t xml:space="preserve">Bảng 1 tóm tắt các nghiên cứu trên. Các phương pháp này chủ yếu xét mức khớp nội dung giữa tuyên bố và bằng chứng, chưa biểu diễn tường minh điều kiện ràng buộc của thông số kỹ thuật như chế độ đo, bộ phận hoặc phụ kiện đi kèm, phiên bản máy hay kiểu giá trị “lên đến”. Với tập ba nhãn như FEVER </w:t>
-            </w:r>
-            <w:r>
-              <w:rPr>
-                <w:rFonts w:ascii="Times New Roman" w:cs="Times New Roman" w:eastAsia="Times New Roman" w:hAnsi="Times New Roman"/>
-                <w:sz w:val="26"/>
-                <w:szCs w:val="26"/>
-              </w:rPr>
-              <w:t xml:space="preserve">[6]</w:t>
-            </w:r>
-            <w:r>
-              <w:rPr>
-                <w:rFonts w:ascii="Times New Roman" w:cs="Times New Roman" w:eastAsia="Times New Roman" w:hAnsi="Times New Roman"/>
-                <w:sz w:val="26"/>
-                <w:szCs w:val="26"/>
-              </w:rPr>
-              <w:t xml:space="preserve">, tuyên bố đúng con số nhưng thiếu điều kiện không có nhãn riêng nên có nguy cơ bị chấp nhận là Supported. Với tập nhãn có lớp gây hiểu nhầm, lớp này vẫn là điểm yếu: Fathom </w:t>
-            </w:r>
-            <w:r>
-              <w:rPr>
-                <w:rFonts w:ascii="Times New Roman" w:cs="Times New Roman" w:eastAsia="Times New Roman" w:hAnsi="Times New Roman"/>
-                <w:sz w:val="26"/>
-                <w:szCs w:val="26"/>
-              </w:rPr>
-              <w:t xml:space="preserve">[20]</w:t>
-            </w:r>
-            <w:r>
-              <w:rPr>
-                <w:rFonts w:ascii="Times New Roman" w:cs="Times New Roman" w:eastAsia="Times New Roman" w:hAnsi="Times New Roman"/>
-                <w:sz w:val="26"/>
-                <w:szCs w:val="26"/>
-              </w:rPr>
-              <w:t xml:space="preserve"> đạt F1 bằng 0 ở nhãn Conflicting/Cherry-picking trên tập phát triển của AVeriTeC. Hai hướng gần với đề tài nhất kiểm tra thông tin trong bài quảng cáo </w:t>
+              <w:t xml:space="preserve">Bảng 1 tóm tắt các nghiên cứu trên. Các phương pháp kiểm chứng chủ yếu xét mức khớp nội dung giữa tuyên bố và bằng chứng, chưa biểu diễn tường minh điều kiện ràng buộc của thông số như chế độ hoạt động, bộ phận, phụ kiện, điều kiện đo, phiên bản hay kiểu giá trị “lên đến”. Với tập ba nhãn </w:t>
+            </w:r>
+            <w:r>
+              <w:rPr>
+                <w:rFonts w:ascii="Times New Roman" w:cs="Times New Roman" w:eastAsia="Times New Roman" w:hAnsi="Times New Roman"/>
+                <w:sz w:val="26"/>
+                <w:szCs w:val="26"/>
+              </w:rPr>
+              <w:t xml:space="preserve">[5]</w:t>
+            </w:r>
+            <w:r>
+              <w:rPr>
+                <w:rFonts w:ascii="Times New Roman" w:cs="Times New Roman" w:eastAsia="Times New Roman" w:hAnsi="Times New Roman"/>
+                <w:sz w:val="26"/>
+                <w:szCs w:val="26"/>
+              </w:rPr>
+              <w:t xml:space="preserve">, tuyên bố đúng con số nhưng thiếu điều kiện dễ bị chấp nhận là Supported; lớp gây hiểu nhầm vẫn là điểm yếu, ví dụ Fathom </w:t>
             </w:r>
             <w:r>
               <w:rPr>
@@ -1308,23 +1212,39 @@
                 <w:sz w:val="26"/>
                 <w:szCs w:val="26"/>
               </w:rPr>
-              <w:t xml:space="preserve"> và thông tin sản phẩm do LLM bổ sung </w:t>
-            </w:r>
-            <w:r>
-              <w:rPr>
-                <w:rFonts w:ascii="Times New Roman" w:cs="Times New Roman" w:eastAsia="Times New Roman" w:hAnsi="Times New Roman"/>
-                <w:sz w:val="26"/>
-                <w:szCs w:val="26"/>
-              </w:rPr>
-              <w:t xml:space="preserve">[17]</w:t>
-            </w:r>
-            <w:r>
-              <w:rPr>
-                <w:rFonts w:ascii="Times New Roman" w:cs="Times New Roman" w:eastAsia="Times New Roman" w:hAnsi="Times New Roman"/>
-                <w:sz w:val="26"/>
-                <w:szCs w:val="26"/>
-              </w:rPr>
-              <w:t xml:space="preserve">, nhưng chưa đưa điều kiện ràng buộc vào phép so khớp. Trong các tài liệu đã khảo sát, chưa thấy nghiên cứu kiểm chứng tuyên bố thông số có điều kiện ràng buộc trong quảng cáo tiếng Việt bằng phép đối chiếu tường minh điều kiện.</w:t>
+              <w:t xml:space="preserve"> đạt F1 bằng 0 ở nhãn Conflicting/Cherry-picking trên tập phát triển của AVeriTeC. Hướng nửa sự thật </w:t>
+            </w:r>
+            <w:r>
+              <w:rPr>
+                <w:rFonts w:ascii="Times New Roman" w:cs="Times New Roman" w:eastAsia="Times New Roman" w:hAnsi="Times New Roman"/>
+                <w:sz w:val="26"/>
+                <w:szCs w:val="26"/>
+              </w:rPr>
+              <w:t xml:space="preserve">[7]</w:t>
+            </w:r>
+            <w:r>
+              <w:rPr>
+                <w:rFonts w:ascii="Times New Roman" w:cs="Times New Roman" w:eastAsia="Times New Roman" w:hAnsi="Times New Roman"/>
+                <w:sz w:val="26"/>
+                <w:szCs w:val="26"/>
+              </w:rPr>
+              <w:t xml:space="preserve"> phải suy luận ngữ cảnh bị bỏ, trong khi điều kiện của thông số được hãng công bố tường minh nên có thể liệt kê và đối chiếu. VeriFin </w:t>
+            </w:r>
+            <w:r>
+              <w:rPr>
+                <w:rFonts w:ascii="Times New Roman" w:cs="Times New Roman" w:eastAsia="Times New Roman" w:hAnsi="Times New Roman"/>
+                <w:sz w:val="26"/>
+                <w:szCs w:val="26"/>
+              </w:rPr>
+              <w:t xml:space="preserve">[12]</w:t>
+            </w:r>
+            <w:r>
+              <w:rPr>
+                <w:rFonts w:ascii="Times New Roman" w:cs="Times New Roman" w:eastAsia="Times New Roman" w:hAnsi="Times New Roman"/>
+                <w:sz w:val="26"/>
+                <w:szCs w:val="26"/>
+              </w:rPr>
+              <w:t xml:space="preserve"> kiểm tra tất định trên dữ liệu có cấu trúc, còn trang thông số và quảng cáo là văn bản tự do, điều kiện thường nằm ở chú thích tách khỏi con số. Trong các tài liệu đã khảo sát đến tháng 10/2026, chưa thấy nghiên cứu kiểm chứng tuyên bố thông số có điều kiện ràng buộc trong quảng cáo, nhất là quảng cáo tiếng Việt, bằng phép đối chiếu tường minh điều kiện.</w:t>
             </w:r>
           </w:p>
         </w:tc>
@@ -1391,9 +1311,9 @@
             </w:tblPr>
             <w:tblGrid>
               <w:gridCol w:w="1900"/>
-              <w:gridCol w:w="2300"/>
-              <w:gridCol w:w="2300"/>
-              <w:gridCol w:w="2700"/>
+              <w:gridCol w:w="2350"/>
+              <w:gridCol w:w="2450"/>
+              <w:gridCol w:w="2500"/>
             </w:tblGrid>
             <w:tr>
               <w:trPr>
@@ -1415,8 +1335,8 @@
                       <w:rFonts w:ascii="Times New Roman" w:cs="Times New Roman" w:eastAsia="Times New Roman" w:hAnsi="Times New Roman"/>
                       <w:b/>
                       <w:bCs/>
-                      <w:sz w:val="22"/>
-                      <w:szCs w:val="22"/>
+                      <w:sz w:val="21"/>
+                      <w:szCs w:val="21"/>
                     </w:rPr>
                     <w:t xml:space="preserve">Nghiên cứu</w:t>
                   </w:r>
@@ -1424,7 +1344,7 @@
               </w:tc>
               <w:tc>
                 <w:tcPr>
-                  <w:tcW w:w="2300" w:type="dxa"/>
+                  <w:tcW w:w="2350" w:type="dxa"/>
                   <w:vAlign w:val="center"/>
                 </w:tcPr>
                 <w:p>
@@ -1437,8 +1357,8 @@
                       <w:rFonts w:ascii="Times New Roman" w:cs="Times New Roman" w:eastAsia="Times New Roman" w:hAnsi="Times New Roman"/>
                       <w:b/>
                       <w:bCs/>
-                      <w:sz w:val="22"/>
-                      <w:szCs w:val="22"/>
+                      <w:sz w:val="21"/>
+                      <w:szCs w:val="21"/>
                     </w:rPr>
                     <w:t xml:space="preserve">Dữ liệu và nhãn</w:t>
                   </w:r>
@@ -1446,7 +1366,7 @@
               </w:tc>
               <w:tc>
                 <w:tcPr>
-                  <w:tcW w:w="2300" w:type="dxa"/>
+                  <w:tcW w:w="2450" w:type="dxa"/>
                   <w:vAlign w:val="center"/>
                 </w:tcPr>
                 <w:p>
@@ -1459,8 +1379,8 @@
                       <w:rFonts w:ascii="Times New Roman" w:cs="Times New Roman" w:eastAsia="Times New Roman" w:hAnsi="Times New Roman"/>
                       <w:b/>
                       <w:bCs/>
-                      <w:sz w:val="22"/>
-                      <w:szCs w:val="22"/>
+                      <w:sz w:val="21"/>
+                      <w:szCs w:val="21"/>
                     </w:rPr>
                     <w:t xml:space="preserve">Cách xác định nhãn</w:t>
                   </w:r>
@@ -1468,7 +1388,7 @@
               </w:tc>
               <w:tc>
                 <w:tcPr>
-                  <w:tcW w:w="2700" w:type="dxa"/>
+                  <w:tcW w:w="2500" w:type="dxa"/>
                   <w:vAlign w:val="center"/>
                 </w:tcPr>
                 <w:p>
@@ -1481,10 +1401,10 @@
                       <w:rFonts w:ascii="Times New Roman" w:cs="Times New Roman" w:eastAsia="Times New Roman" w:hAnsi="Times New Roman"/>
                       <w:b/>
                       <w:bCs/>
-                      <w:sz w:val="22"/>
-                      <w:szCs w:val="22"/>
+                      <w:sz w:val="21"/>
+                      <w:szCs w:val="21"/>
                     </w:rPr>
-                    <w:t xml:space="preserve">Xử lý điều kiện ràng buộc của thông số</w:t>
+                    <w:t xml:space="preserve">Với điều kiện ràng buộc</w:t>
                   </w:r>
                 </w:p>
               </w:tc>
@@ -1505,24 +1425,24 @@
                   <w:r>
                     <w:rPr>
                       <w:rFonts w:ascii="Times New Roman" w:cs="Times New Roman" w:eastAsia="Times New Roman" w:hAnsi="Times New Roman"/>
-                      <w:sz w:val="22"/>
-                      <w:szCs w:val="22"/>
+                      <w:sz w:val="21"/>
+                      <w:szCs w:val="21"/>
                     </w:rPr>
                     <w:t xml:space="preserve">FEVER </w:t>
                   </w:r>
                   <w:r>
                     <w:rPr>
                       <w:rFonts w:ascii="Times New Roman" w:cs="Times New Roman" w:eastAsia="Times New Roman" w:hAnsi="Times New Roman"/>
-                      <w:sz w:val="22"/>
-                      <w:szCs w:val="22"/>
+                      <w:sz w:val="21"/>
+                      <w:szCs w:val="21"/>
                     </w:rPr>
-                    <w:t xml:space="preserve">[6]</w:t>
+                    <w:t xml:space="preserve">[5]</w:t>
                   </w:r>
                 </w:p>
               </w:tc>
               <w:tc>
                 <w:tcPr>
-                  <w:tcW w:w="2300" w:type="dxa"/>
+                  <w:tcW w:w="2350" w:type="dxa"/>
                 </w:tcPr>
                 <w:p>
                   <w:pPr>
@@ -1532,16 +1452,16 @@
                   <w:r>
                     <w:rPr>
                       <w:rFonts w:ascii="Times New Roman" w:cs="Times New Roman" w:eastAsia="Times New Roman" w:hAnsi="Times New Roman"/>
-                      <w:sz w:val="22"/>
-                      <w:szCs w:val="22"/>
+                      <w:sz w:val="21"/>
+                      <w:szCs w:val="21"/>
                     </w:rPr>
-                    <w:t xml:space="preserve">Tuyên bố tạo từ câu Wikipedia; ba nhãn Supported, Refuted, NEI</w:t>
+                    <w:t xml:space="preserve">Câu Wikipedia; Supported, Refuted, NEI</w:t>
                   </w:r>
                 </w:p>
               </w:tc>
               <w:tc>
                 <w:tcPr>
-                  <w:tcW w:w="2300" w:type="dxa"/>
+                  <w:tcW w:w="2450" w:type="dxa"/>
                 </w:tcPr>
                 <w:p>
                   <w:pPr>
@@ -1551,16 +1471,16 @@
                   <w:r>
                     <w:rPr>
                       <w:rFonts w:ascii="Times New Roman" w:cs="Times New Roman" w:eastAsia="Times New Roman" w:hAnsi="Times New Roman"/>
-                      <w:sz w:val="22"/>
-                      <w:szCs w:val="22"/>
+                      <w:sz w:val="21"/>
+                      <w:szCs w:val="21"/>
                     </w:rPr>
-                    <w:t xml:space="preserve">Truy hồi bằng chứng rồi phân loại cặp tuyên bố và bằng chứng</w:t>
+                    <w:t xml:space="preserve">Truy hồi bằng chứng, phân loại cặp tuyên bố và bằng chứng</w:t>
                   </w:r>
                 </w:p>
               </w:tc>
               <w:tc>
                 <w:tcPr>
-                  <w:tcW w:w="2700" w:type="dxa"/>
+                  <w:tcW w:w="2500" w:type="dxa"/>
                 </w:tcPr>
                 <w:p>
                   <w:pPr>
@@ -1570,10 +1490,10 @@
                   <w:r>
                     <w:rPr>
                       <w:rFonts w:ascii="Times New Roman" w:cs="Times New Roman" w:eastAsia="Times New Roman" w:hAnsi="Times New Roman"/>
-                      <w:sz w:val="22"/>
-                      <w:szCs w:val="22"/>
+                      <w:sz w:val="21"/>
+                      <w:szCs w:val="21"/>
                     </w:rPr>
-                    <w:t xml:space="preserve">Không có; tuyên bố đúng con số nhưng sai điều kiện không có nhãn riêng</w:t>
+                    <w:t xml:space="preserve">Không có nhãn cho tuyên bố đúng số, sai điều kiện</w:t>
                   </w:r>
                 </w:p>
               </w:tc>
@@ -1594,40 +1514,40 @@
                   <w:r>
                     <w:rPr>
                       <w:rFonts w:ascii="Times New Roman" w:cs="Times New Roman" w:eastAsia="Times New Roman" w:hAnsi="Times New Roman"/>
-                      <w:sz w:val="22"/>
-                      <w:szCs w:val="22"/>
+                      <w:sz w:val="21"/>
+                      <w:szCs w:val="21"/>
                     </w:rPr>
                     <w:t xml:space="preserve">AVeriTeC </w:t>
                   </w:r>
                   <w:r>
                     <w:rPr>
                       <w:rFonts w:ascii="Times New Roman" w:cs="Times New Roman" w:eastAsia="Times New Roman" w:hAnsi="Times New Roman"/>
-                      <w:sz w:val="22"/>
-                      <w:szCs w:val="22"/>
+                      <w:sz w:val="21"/>
+                      <w:szCs w:val="21"/>
                     </w:rPr>
-                    <w:t xml:space="preserve">[7]</w:t>
+                    <w:t xml:space="preserve">[6]</w:t>
                   </w:r>
                   <w:r>
                     <w:rPr>
                       <w:rFonts w:ascii="Times New Roman" w:cs="Times New Roman" w:eastAsia="Times New Roman" w:hAnsi="Times New Roman"/>
-                      <w:sz w:val="22"/>
-                      <w:szCs w:val="22"/>
+                      <w:sz w:val="21"/>
+                      <w:szCs w:val="21"/>
                     </w:rPr>
                     <w:t xml:space="preserve">, Fathom </w:t>
                   </w:r>
                   <w:r>
                     <w:rPr>
                       <w:rFonts w:ascii="Times New Roman" w:cs="Times New Roman" w:eastAsia="Times New Roman" w:hAnsi="Times New Roman"/>
-                      <w:sz w:val="22"/>
-                      <w:szCs w:val="22"/>
+                      <w:sz w:val="21"/>
+                      <w:szCs w:val="21"/>
                     </w:rPr>
-                    <w:t xml:space="preserve">[20]</w:t>
+                    <w:t xml:space="preserve">[16]</w:t>
                   </w:r>
                 </w:p>
               </w:tc>
               <w:tc>
                 <w:tcPr>
-                  <w:tcW w:w="2300" w:type="dxa"/>
+                  <w:tcW w:w="2350" w:type="dxa"/>
                 </w:tcPr>
                 <w:p>
                   <w:pPr>
@@ -1637,16 +1557,16 @@
                   <w:r>
                     <w:rPr>
                       <w:rFonts w:ascii="Times New Roman" w:cs="Times New Roman" w:eastAsia="Times New Roman" w:hAnsi="Times New Roman"/>
-                      <w:sz w:val="22"/>
-                      <w:szCs w:val="22"/>
+                      <w:sz w:val="21"/>
+                      <w:szCs w:val="21"/>
                     </w:rPr>
-                    <w:t xml:space="preserve">Tuyên bố thực tế, bằng chứng trên web; thêm nhãn Conflicting/Cherry-picking</w:t>
+                    <w:t xml:space="preserve">Tuyên bố thực tế; thêm nhãn Conflicting/Cherry-picking</w:t>
                   </w:r>
                 </w:p>
               </w:tc>
               <w:tc>
                 <w:tcPr>
-                  <w:tcW w:w="2300" w:type="dxa"/>
+                  <w:tcW w:w="2450" w:type="dxa"/>
                 </w:tcPr>
                 <w:p>
                   <w:pPr>
@@ -1656,16 +1576,16 @@
                   <w:r>
                     <w:rPr>
                       <w:rFonts w:ascii="Times New Roman" w:cs="Times New Roman" w:eastAsia="Times New Roman" w:hAnsi="Times New Roman"/>
-                      <w:sz w:val="22"/>
-                      <w:szCs w:val="22"/>
+                      <w:sz w:val="21"/>
+                      <w:szCs w:val="21"/>
                     </w:rPr>
-                    <w:t xml:space="preserve">LLM hoặc mô hình phân loại gán nhãn từ bằng chứng truy hồi</w:t>
+                    <w:t xml:space="preserve">LLM hoặc mô hình phân loại trên bằng chứng truy hồi</w:t>
                   </w:r>
                 </w:p>
               </w:tc>
               <w:tc>
                 <w:tcPr>
-                  <w:tcW w:w="2700" w:type="dxa"/>
+                  <w:tcW w:w="2500" w:type="dxa"/>
                 </w:tcPr>
                 <w:p>
                   <w:pPr>
@@ -1675,10 +1595,10 @@
                   <w:r>
                     <w:rPr>
                       <w:rFonts w:ascii="Times New Roman" w:cs="Times New Roman" w:eastAsia="Times New Roman" w:hAnsi="Times New Roman"/>
-                      <w:sz w:val="22"/>
-                      <w:szCs w:val="22"/>
+                      <w:sz w:val="21"/>
+                      <w:szCs w:val="21"/>
                     </w:rPr>
-                    <w:t xml:space="preserve">Lớp gây hiểu nhầm không gắn với điều kiện cụ thể; Fathom đạt F1 bằng 0 ở lớp này trên tập phát triển</w:t>
+                    <w:t xml:space="preserve">Nhãn gây hiểu nhầm không gắn điều kiện; Fathom đạt F1 bằng 0 ở nhãn này</w:t>
                   </w:r>
                 </w:p>
               </w:tc>
@@ -1699,56 +1619,24 @@
                   <w:r>
                     <w:rPr>
                       <w:rFonts w:ascii="Times New Roman" w:cs="Times New Roman" w:eastAsia="Times New Roman" w:hAnsi="Times New Roman"/>
-                      <w:sz w:val="22"/>
-                      <w:szCs w:val="22"/>
+                      <w:sz w:val="21"/>
+                      <w:szCs w:val="21"/>
                     </w:rPr>
-                    <w:t xml:space="preserve">ViFactCheck </w:t>
+                    <w:t xml:space="preserve">Tang và cộng sự </w:t>
                   </w:r>
                   <w:r>
                     <w:rPr>
                       <w:rFonts w:ascii="Times New Roman" w:cs="Times New Roman" w:eastAsia="Times New Roman" w:hAnsi="Times New Roman"/>
-                      <w:sz w:val="22"/>
-                      <w:szCs w:val="22"/>
+                      <w:sz w:val="21"/>
+                      <w:szCs w:val="21"/>
                     </w:rPr>
-                    <w:t xml:space="preserve">[8]</w:t>
-                  </w:r>
-                  <w:r>
-                    <w:rPr>
-                      <w:rFonts w:ascii="Times New Roman" w:cs="Times New Roman" w:eastAsia="Times New Roman" w:hAnsi="Times New Roman"/>
-                      <w:sz w:val="22"/>
-                      <w:szCs w:val="22"/>
-                    </w:rPr>
-                    <w:t xml:space="preserve">, ViWikiFC </w:t>
-                  </w:r>
-                  <w:r>
-                    <w:rPr>
-                      <w:rFonts w:ascii="Times New Roman" w:cs="Times New Roman" w:eastAsia="Times New Roman" w:hAnsi="Times New Roman"/>
-                      <w:sz w:val="22"/>
-                      <w:szCs w:val="22"/>
-                    </w:rPr>
-                    <w:t xml:space="preserve">[9]</w:t>
-                  </w:r>
-                  <w:r>
-                    <w:rPr>
-                      <w:rFonts w:ascii="Times New Roman" w:cs="Times New Roman" w:eastAsia="Times New Roman" w:hAnsi="Times New Roman"/>
-                      <w:sz w:val="22"/>
-                      <w:szCs w:val="22"/>
-                    </w:rPr>
-                    <w:t xml:space="preserve">, SemViQA </w:t>
-                  </w:r>
-                  <w:r>
-                    <w:rPr>
-                      <w:rFonts w:ascii="Times New Roman" w:cs="Times New Roman" w:eastAsia="Times New Roman" w:hAnsi="Times New Roman"/>
-                      <w:sz w:val="22"/>
-                      <w:szCs w:val="22"/>
-                    </w:rPr>
-                    <w:t xml:space="preserve">[11]</w:t>
+                    <w:t xml:space="preserve">[7]</w:t>
                   </w:r>
                 </w:p>
               </w:tc>
               <w:tc>
                 <w:tcPr>
-                  <w:tcW w:w="2300" w:type="dxa"/>
+                  <w:tcW w:w="2350" w:type="dxa"/>
                 </w:tcPr>
                 <w:p>
                   <w:pPr>
@@ -1758,16 +1646,16 @@
                   <w:r>
                     <w:rPr>
                       <w:rFonts w:ascii="Times New Roman" w:cs="Times New Roman" w:eastAsia="Times New Roman" w:hAnsi="Times New Roman"/>
-                      <w:sz w:val="22"/>
-                      <w:szCs w:val="22"/>
+                      <w:sz w:val="21"/>
+                      <w:szCs w:val="21"/>
                     </w:rPr>
-                    <w:t xml:space="preserve">Tin tức và Wikipedia tiếng Việt; ba nhãn</w:t>
+                    <w:t xml:space="preserve">Tuyên bố chính trị; thêm nhãn nửa sự thật</w:t>
                   </w:r>
                 </w:p>
               </w:tc>
               <w:tc>
                 <w:tcPr>
-                  <w:tcW w:w="2300" w:type="dxa"/>
+                  <w:tcW w:w="2450" w:type="dxa"/>
                 </w:tcPr>
                 <w:p>
                   <w:pPr>
@@ -1777,16 +1665,16 @@
                   <w:r>
                     <w:rPr>
                       <w:rFonts w:ascii="Times New Roman" w:cs="Times New Roman" w:eastAsia="Times New Roman" w:hAnsi="Times New Roman"/>
-                      <w:sz w:val="22"/>
-                      <w:szCs w:val="22"/>
+                      <w:sz w:val="21"/>
+                      <w:szCs w:val="21"/>
                     </w:rPr>
-                    <w:t xml:space="preserve">Chọn hoặc truy hồi bằng chứng rồi phân loại nhãn</w:t>
+                    <w:t xml:space="preserve">Suy ra ý định, ước lượng ảnh hưởng của ngữ cảnh bị bỏ</w:t>
                   </w:r>
                 </w:p>
               </w:tc>
               <w:tc>
                 <w:tcPr>
-                  <w:tcW w:w="2700" w:type="dxa"/>
+                  <w:tcW w:w="2500" w:type="dxa"/>
                 </w:tcPr>
                 <w:p>
                   <w:pPr>
@@ -1796,10 +1684,10 @@
                   <w:r>
                     <w:rPr>
                       <w:rFonts w:ascii="Times New Roman" w:cs="Times New Roman" w:eastAsia="Times New Roman" w:hAnsi="Times New Roman"/>
-                      <w:sz w:val="22"/>
-                      <w:szCs w:val="22"/>
+                      <w:sz w:val="21"/>
+                      <w:szCs w:val="21"/>
                     </w:rPr>
-                    <w:t xml:space="preserve">Không có; dữ liệu không thuộc miền thông số kỹ thuật</w:t>
+                    <w:t xml:space="preserve">Phải suy luận ngữ cảnh bị bỏ, không có danh mục điều kiện</w:t>
                   </w:r>
                 </w:p>
               </w:tc>
@@ -1820,56 +1708,40 @@
                   <w:r>
                     <w:rPr>
                       <w:rFonts w:ascii="Times New Roman" w:cs="Times New Roman" w:eastAsia="Times New Roman" w:hAnsi="Times New Roman"/>
-                      <w:sz w:val="22"/>
-                      <w:szCs w:val="22"/>
+                      <w:sz w:val="21"/>
+                      <w:szCs w:val="21"/>
                     </w:rPr>
-                    <w:t xml:space="preserve">ViNumFCR </w:t>
+                    <w:t xml:space="preserve">ViFactCheck </w:t>
                   </w:r>
                   <w:r>
                     <w:rPr>
                       <w:rFonts w:ascii="Times New Roman" w:cs="Times New Roman" w:eastAsia="Times New Roman" w:hAnsi="Times New Roman"/>
-                      <w:sz w:val="22"/>
-                      <w:szCs w:val="22"/>
+                      <w:sz w:val="21"/>
+                      <w:szCs w:val="21"/>
                     </w:rPr>
-                    <w:t xml:space="preserve">[10]</w:t>
+                    <w:t xml:space="preserve">[8]</w:t>
                   </w:r>
                   <w:r>
                     <w:rPr>
                       <w:rFonts w:ascii="Times New Roman" w:cs="Times New Roman" w:eastAsia="Times New Roman" w:hAnsi="Times New Roman"/>
-                      <w:sz w:val="22"/>
-                      <w:szCs w:val="22"/>
+                      <w:sz w:val="21"/>
+                      <w:szCs w:val="21"/>
                     </w:rPr>
-                    <w:t xml:space="preserve">, NumPert </w:t>
+                    <w:t xml:space="preserve">, SemViQA </w:t>
                   </w:r>
                   <w:r>
                     <w:rPr>
                       <w:rFonts w:ascii="Times New Roman" w:cs="Times New Roman" w:eastAsia="Times New Roman" w:hAnsi="Times New Roman"/>
-                      <w:sz w:val="22"/>
-                      <w:szCs w:val="22"/>
+                      <w:sz w:val="21"/>
+                      <w:szCs w:val="21"/>
                     </w:rPr>
-                    <w:t xml:space="preserve">[13]</w:t>
-                  </w:r>
-                  <w:r>
-                    <w:rPr>
-                      <w:rFonts w:ascii="Times New Roman" w:cs="Times New Roman" w:eastAsia="Times New Roman" w:hAnsi="Times New Roman"/>
-                      <w:sz w:val="22"/>
-                      <w:szCs w:val="22"/>
-                    </w:rPr>
-                    <w:t xml:space="preserve">, Chungkham và cộng sự </w:t>
-                  </w:r>
-                  <w:r>
-                    <w:rPr>
-                      <w:rFonts w:ascii="Times New Roman" w:cs="Times New Roman" w:eastAsia="Times New Roman" w:hAnsi="Times New Roman"/>
-                      <w:sz w:val="22"/>
-                      <w:szCs w:val="22"/>
-                    </w:rPr>
-                    <w:t xml:space="preserve">[12]</w:t>
+                    <w:t xml:space="preserve">[10]</w:t>
                   </w:r>
                 </w:p>
               </w:tc>
               <w:tc>
                 <w:tcPr>
-                  <w:tcW w:w="2300" w:type="dxa"/>
+                  <w:tcW w:w="2350" w:type="dxa"/>
                 </w:tcPr>
                 <w:p>
                   <w:pPr>
@@ -1879,16 +1751,16 @@
                   <w:r>
                     <w:rPr>
                       <w:rFonts w:ascii="Times New Roman" w:cs="Times New Roman" w:eastAsia="Times New Roman" w:hAnsi="Times New Roman"/>
-                      <w:sz w:val="22"/>
-                      <w:szCs w:val="22"/>
+                      <w:sz w:val="21"/>
+                      <w:szCs w:val="21"/>
                     </w:rPr>
-                    <w:t xml:space="preserve">Tuyên bố chứa số liệu</w:t>
+                    <w:t xml:space="preserve">Tin tức, Wikipedia tiếng Việt; ba nhãn</w:t>
                   </w:r>
                 </w:p>
               </w:tc>
               <w:tc>
                 <w:tcPr>
-                  <w:tcW w:w="2300" w:type="dxa"/>
+                  <w:tcW w:w="2450" w:type="dxa"/>
                 </w:tcPr>
                 <w:p>
                   <w:pPr>
@@ -1898,16 +1770,16 @@
                   <w:r>
                     <w:rPr>
                       <w:rFonts w:ascii="Times New Roman" w:cs="Times New Roman" w:eastAsia="Times New Roman" w:hAnsi="Times New Roman"/>
-                      <w:sz w:val="22"/>
-                      <w:szCs w:val="22"/>
+                      <w:sz w:val="21"/>
+                      <w:szCs w:val="21"/>
                     </w:rPr>
-                    <w:t xml:space="preserve">Mô hình ngôn ngữ suy luận trên con số</w:t>
+                    <w:t xml:space="preserve">Truy hồi bằng chứng, phân loại nhãn</w:t>
                   </w:r>
                 </w:p>
               </w:tc>
               <w:tc>
                 <w:tcPr>
-                  <w:tcW w:w="2700" w:type="dxa"/>
+                  <w:tcW w:w="2500" w:type="dxa"/>
                 </w:tcPr>
                 <w:p>
                   <w:pPr>
@@ -1917,10 +1789,10 @@
                   <w:r>
                     <w:rPr>
                       <w:rFonts w:ascii="Times New Roman" w:cs="Times New Roman" w:eastAsia="Times New Roman" w:hAnsi="Times New Roman"/>
-                      <w:sz w:val="22"/>
-                      <w:szCs w:val="22"/>
+                      <w:sz w:val="21"/>
+                      <w:szCs w:val="21"/>
                     </w:rPr>
-                    <w:t xml:space="preserve">Tập trung vào giá trị con số, không biểu diễn điều kiện đi kèm con số</w:t>
+                    <w:t xml:space="preserve">Không xét; dữ liệu không thuộc miền thông số</w:t>
                   </w:r>
                 </w:p>
               </w:tc>
@@ -1941,24 +1813,40 @@
                   <w:r>
                     <w:rPr>
                       <w:rFonts w:ascii="Times New Roman" w:cs="Times New Roman" w:eastAsia="Times New Roman" w:hAnsi="Times New Roman"/>
-                      <w:sz w:val="22"/>
-                      <w:szCs w:val="22"/>
+                      <w:sz w:val="21"/>
+                      <w:szCs w:val="21"/>
                     </w:rPr>
-                    <w:t xml:space="preserve">MiniCheck </w:t>
+                    <w:t xml:space="preserve">ViNumFCR </w:t>
                   </w:r>
                   <w:r>
                     <w:rPr>
                       <w:rFonts w:ascii="Times New Roman" w:cs="Times New Roman" w:eastAsia="Times New Roman" w:hAnsi="Times New Roman"/>
-                      <w:sz w:val="22"/>
-                      <w:szCs w:val="22"/>
+                      <w:sz w:val="21"/>
+                      <w:szCs w:val="21"/>
                     </w:rPr>
-                    <w:t xml:space="preserve">[15]</w:t>
+                    <w:t xml:space="preserve">[9]</w:t>
+                  </w:r>
+                  <w:r>
+                    <w:rPr>
+                      <w:rFonts w:ascii="Times New Roman" w:cs="Times New Roman" w:eastAsia="Times New Roman" w:hAnsi="Times New Roman"/>
+                      <w:sz w:val="21"/>
+                      <w:szCs w:val="21"/>
+                    </w:rPr>
+                    <w:t xml:space="preserve">, NumPert </w:t>
+                  </w:r>
+                  <w:r>
+                    <w:rPr>
+                      <w:rFonts w:ascii="Times New Roman" w:cs="Times New Roman" w:eastAsia="Times New Roman" w:hAnsi="Times New Roman"/>
+                      <w:sz w:val="21"/>
+                      <w:szCs w:val="21"/>
+                    </w:rPr>
+                    <w:t xml:space="preserve">[11]</w:t>
                   </w:r>
                 </w:p>
               </w:tc>
               <w:tc>
                 <w:tcPr>
-                  <w:tcW w:w="2300" w:type="dxa"/>
+                  <w:tcW w:w="2350" w:type="dxa"/>
                 </w:tcPr>
                 <w:p>
                   <w:pPr>
@@ -1968,16 +1856,16 @@
                   <w:r>
                     <w:rPr>
                       <w:rFonts w:ascii="Times New Roman" w:cs="Times New Roman" w:eastAsia="Times New Roman" w:hAnsi="Times New Roman"/>
-                      <w:sz w:val="22"/>
-                      <w:szCs w:val="22"/>
+                      <w:sz w:val="21"/>
+                      <w:szCs w:val="21"/>
                     </w:rPr>
-                    <w:t xml:space="preserve">Câu trong văn bản do LLM tạo và tài liệu nền; được hỗ trợ hay không</w:t>
+                    <w:t xml:space="preserve">Tuyên bố số liệu, có tiếng Việt</w:t>
                   </w:r>
                 </w:p>
               </w:tc>
               <w:tc>
                 <w:tcPr>
-                  <w:tcW w:w="2300" w:type="dxa"/>
+                  <w:tcW w:w="2450" w:type="dxa"/>
                 </w:tcPr>
                 <w:p>
                   <w:pPr>
@@ -1987,16 +1875,16 @@
                   <w:r>
                     <w:rPr>
                       <w:rFonts w:ascii="Times New Roman" w:cs="Times New Roman" w:eastAsia="Times New Roman" w:hAnsi="Times New Roman"/>
-                      <w:sz w:val="22"/>
-                      <w:szCs w:val="22"/>
+                      <w:sz w:val="21"/>
+                      <w:szCs w:val="21"/>
                     </w:rPr>
-                    <w:t xml:space="preserve">Mô hình nhỏ kiểm tra từng câu với tài liệu nền</w:t>
+                    <w:t xml:space="preserve">Mô hình ngôn ngữ suy luận trên con số</w:t>
                   </w:r>
                 </w:p>
               </w:tc>
               <w:tc>
                 <w:tcPr>
-                  <w:tcW w:w="2700" w:type="dxa"/>
+                  <w:tcW w:w="2500" w:type="dxa"/>
                 </w:tcPr>
                 <w:p>
                   <w:pPr>
@@ -2006,10 +1894,10 @@
                   <w:r>
                     <w:rPr>
                       <w:rFonts w:ascii="Times New Roman" w:cs="Times New Roman" w:eastAsia="Times New Roman" w:hAnsi="Times New Roman"/>
-                      <w:sz w:val="22"/>
-                      <w:szCs w:val="22"/>
+                      <w:sz w:val="21"/>
+                      <w:szCs w:val="21"/>
                     </w:rPr>
-                    <w:t xml:space="preserve">Không phân biệt sai giá trị với lệch điều kiện</w:t>
+                    <w:t xml:space="preserve">Xét con số, không xét điều kiện đi kèm</w:t>
                   </w:r>
                 </w:p>
               </w:tc>
@@ -2030,24 +1918,40 @@
                   <w:r>
                     <w:rPr>
                       <w:rFonts w:ascii="Times New Roman" w:cs="Times New Roman" w:eastAsia="Times New Roman" w:hAnsi="Times New Roman"/>
-                      <w:sz w:val="22"/>
-                      <w:szCs w:val="22"/>
+                      <w:sz w:val="21"/>
+                      <w:szCs w:val="21"/>
                     </w:rPr>
-                    <w:t xml:space="preserve">Jiang và cộng sự </w:t>
+                    <w:t xml:space="preserve">MiniCheck </w:t>
                   </w:r>
                   <w:r>
                     <w:rPr>
                       <w:rFonts w:ascii="Times New Roman" w:cs="Times New Roman" w:eastAsia="Times New Roman" w:hAnsi="Times New Roman"/>
-                      <w:sz w:val="22"/>
-                      <w:szCs w:val="22"/>
+                      <w:sz w:val="21"/>
+                      <w:szCs w:val="21"/>
                     </w:rPr>
-                    <w:t xml:space="preserve">[17]</w:t>
+                    <w:t xml:space="preserve">[14]</w:t>
+                  </w:r>
+                  <w:r>
+                    <w:rPr>
+                      <w:rFonts w:ascii="Times New Roman" w:cs="Times New Roman" w:eastAsia="Times New Roman" w:hAnsi="Times New Roman"/>
+                      <w:sz w:val="21"/>
+                      <w:szCs w:val="21"/>
+                    </w:rPr>
+                    <w:t xml:space="preserve">, Jiang và cộng sự </w:t>
+                  </w:r>
+                  <w:r>
+                    <w:rPr>
+                      <w:rFonts w:ascii="Times New Roman" w:cs="Times New Roman" w:eastAsia="Times New Roman" w:hAnsi="Times New Roman"/>
+                      <w:sz w:val="21"/>
+                      <w:szCs w:val="21"/>
+                    </w:rPr>
+                    <w:t xml:space="preserve">[1]</w:t>
                   </w:r>
                 </w:p>
               </w:tc>
               <w:tc>
                 <w:tcPr>
-                  <w:tcW w:w="2300" w:type="dxa"/>
+                  <w:tcW w:w="2350" w:type="dxa"/>
                 </w:tcPr>
                 <w:p>
                   <w:pPr>
@@ -2057,16 +1961,16 @@
                   <w:r>
                     <w:rPr>
                       <w:rFonts w:ascii="Times New Roman" w:cs="Times New Roman" w:eastAsia="Times New Roman" w:hAnsi="Times New Roman"/>
-                      <w:sz w:val="22"/>
-                      <w:szCs w:val="22"/>
+                      <w:sz w:val="21"/>
+                      <w:szCs w:val="21"/>
                     </w:rPr>
-                    <w:t xml:space="preserve">Thông tin sản phẩm do LLM bổ sung trên sàn thương mại điện tử</w:t>
+                    <w:t xml:space="preserve">Văn bản do LLM tạo; thông tin sản phẩm</w:t>
                   </w:r>
                 </w:p>
               </w:tc>
               <w:tc>
                 <w:tcPr>
-                  <w:tcW w:w="2300" w:type="dxa"/>
+                  <w:tcW w:w="2450" w:type="dxa"/>
                 </w:tcPr>
                 <w:p>
                   <w:pPr>
@@ -2076,16 +1980,16 @@
                   <w:r>
                     <w:rPr>
                       <w:rFonts w:ascii="Times New Roman" w:cs="Times New Roman" w:eastAsia="Times New Roman" w:hAnsi="Times New Roman"/>
-                      <w:sz w:val="22"/>
-                      <w:szCs w:val="22"/>
+                      <w:sz w:val="21"/>
+                      <w:szCs w:val="21"/>
                     </w:rPr>
-                    <w:t xml:space="preserve">Phát hiện ảo giác ở mức thuộc tính sản phẩm</w:t>
+                    <w:t xml:space="preserve">Kiểm tra câu hoặc thuộc tính có được nguồn hỗ trợ</w:t>
                   </w:r>
                 </w:p>
               </w:tc>
               <w:tc>
                 <w:tcPr>
-                  <w:tcW w:w="2700" w:type="dxa"/>
+                  <w:tcW w:w="2500" w:type="dxa"/>
                 </w:tcPr>
                 <w:p>
                   <w:pPr>
@@ -2095,10 +1999,10 @@
                   <w:r>
                     <w:rPr>
                       <w:rFonts w:ascii="Times New Roman" w:cs="Times New Roman" w:eastAsia="Times New Roman" w:hAnsi="Times New Roman"/>
-                      <w:sz w:val="22"/>
-                      <w:szCs w:val="22"/>
+                      <w:sz w:val="21"/>
+                      <w:szCs w:val="21"/>
                     </w:rPr>
-                    <w:t xml:space="preserve">Không biểu diễn điều kiện để giá trị thuộc tính đúng</w:t>
+                    <w:t xml:space="preserve">Không tách sai giá trị với lệch điều kiện</w:t>
                   </w:r>
                 </w:p>
               </w:tc>
@@ -2119,24 +2023,24 @@
                   <w:r>
                     <w:rPr>
                       <w:rFonts w:ascii="Times New Roman" w:cs="Times New Roman" w:eastAsia="Times New Roman" w:hAnsi="Times New Roman"/>
-                      <w:sz w:val="22"/>
-                      <w:szCs w:val="22"/>
+                      <w:sz w:val="21"/>
+                      <w:szCs w:val="21"/>
                     </w:rPr>
-                    <w:t xml:space="preserve">Nguyen và cộng sự </w:t>
+                    <w:t xml:space="preserve">VeriFin </w:t>
                   </w:r>
                   <w:r>
                     <w:rPr>
                       <w:rFonts w:ascii="Times New Roman" w:cs="Times New Roman" w:eastAsia="Times New Roman" w:hAnsi="Times New Roman"/>
-                      <w:sz w:val="22"/>
-                      <w:szCs w:val="22"/>
+                      <w:sz w:val="21"/>
+                      <w:szCs w:val="21"/>
                     </w:rPr>
-                    <w:t xml:space="preserve">[16]</w:t>
+                    <w:t xml:space="preserve">[12]</w:t>
                   </w:r>
                 </w:p>
               </w:tc>
               <w:tc>
                 <w:tcPr>
-                  <w:tcW w:w="2300" w:type="dxa"/>
+                  <w:tcW w:w="2350" w:type="dxa"/>
                 </w:tcPr>
                 <w:p>
                   <w:pPr>
@@ -2146,16 +2050,16 @@
                   <w:r>
                     <w:rPr>
                       <w:rFonts w:ascii="Times New Roman" w:cs="Times New Roman" w:eastAsia="Times New Roman" w:hAnsi="Times New Roman"/>
-                      <w:sz w:val="22"/>
-                      <w:szCs w:val="22"/>
+                      <w:sz w:val="21"/>
+                      <w:szCs w:val="21"/>
                     </w:rPr>
-                    <w:t xml:space="preserve">Bài quảng cáo dịch vụ làm đẹp, thẩm mỹ; một nhãn vi phạm cho cả bài</w:t>
+                    <w:t xml:space="preserve">Tuyên bố số liệu tài chính do LLM sinh</w:t>
                   </w:r>
                 </w:p>
               </w:tc>
               <w:tc>
                 <w:tcPr>
-                  <w:tcW w:w="2300" w:type="dxa"/>
+                  <w:tcW w:w="2450" w:type="dxa"/>
                 </w:tcPr>
                 <w:p>
                   <w:pPr>
@@ -2165,16 +2069,16 @@
                   <w:r>
                     <w:rPr>
                       <w:rFonts w:ascii="Times New Roman" w:cs="Times New Roman" w:eastAsia="Times New Roman" w:hAnsi="Times New Roman"/>
-                      <w:sz w:val="22"/>
-                      <w:szCs w:val="22"/>
+                      <w:sz w:val="21"/>
+                      <w:szCs w:val="21"/>
                     </w:rPr>
-                    <w:t xml:space="preserve">LLM trích giấy phép, địa chỉ, dịch vụ rồi so khớp với dữ liệu cấp phép theo ngưỡng độ tương đồng</w:t>
+                    <w:t xml:space="preserve">Bộ giải ký hiệu trên dữ liệu XBRL có cấu trúc</w:t>
                   </w:r>
                 </w:p>
               </w:tc>
               <w:tc>
                 <w:tcPr>
-                  <w:tcW w:w="2700" w:type="dxa"/>
+                  <w:tcW w:w="2500" w:type="dxa"/>
                 </w:tcPr>
                 <w:p>
                   <w:pPr>
@@ -2184,10 +2088,99 @@
                   <w:r>
                     <w:rPr>
                       <w:rFonts w:ascii="Times New Roman" w:cs="Times New Roman" w:eastAsia="Times New Roman" w:hAnsi="Times New Roman"/>
-                      <w:sz w:val="22"/>
-                      <w:szCs w:val="22"/>
+                      <w:sz w:val="21"/>
+                      <w:szCs w:val="21"/>
                     </w:rPr>
-                    <w:t xml:space="preserve">Không chỉ ra nội dung nào sai, không xét điều kiện áp dụng</w:t>
+                    <w:t xml:space="preserve">Kiểm tra tất định nhưng cần dữ liệu có cấu trúc</w:t>
+                  </w:r>
+                </w:p>
+              </w:tc>
+            </w:tr>
+            <w:tr>
+              <w:trPr>
+                <w:cantSplit/>
+              </w:trPr>
+              <w:tc>
+                <w:tcPr>
+                  <w:tcW w:w="1900" w:type="dxa"/>
+                </w:tcPr>
+                <w:p>
+                  <w:pPr>
+                    <w:spacing w:before="20" w:after="20" w:line="252" w:lineRule="auto"/>
+                    <w:jc w:val="left"/>
+                  </w:pPr>
+                  <w:r>
+                    <w:rPr>
+                      <w:rFonts w:ascii="Times New Roman" w:cs="Times New Roman" w:eastAsia="Times New Roman" w:hAnsi="Times New Roman"/>
+                      <w:sz w:val="21"/>
+                      <w:szCs w:val="21"/>
+                    </w:rPr>
+                    <w:t xml:space="preserve">Nguyen và cộng sự </w:t>
+                  </w:r>
+                  <w:r>
+                    <w:rPr>
+                      <w:rFonts w:ascii="Times New Roman" w:cs="Times New Roman" w:eastAsia="Times New Roman" w:hAnsi="Times New Roman"/>
+                      <w:sz w:val="21"/>
+                      <w:szCs w:val="21"/>
+                    </w:rPr>
+                    <w:t xml:space="preserve">[15]</w:t>
+                  </w:r>
+                </w:p>
+              </w:tc>
+              <w:tc>
+                <w:tcPr>
+                  <w:tcW w:w="2350" w:type="dxa"/>
+                </w:tcPr>
+                <w:p>
+                  <w:pPr>
+                    <w:spacing w:before="20" w:after="20" w:line="252" w:lineRule="auto"/>
+                    <w:jc w:val="left"/>
+                  </w:pPr>
+                  <w:r>
+                    <w:rPr>
+                      <w:rFonts w:ascii="Times New Roman" w:cs="Times New Roman" w:eastAsia="Times New Roman" w:hAnsi="Times New Roman"/>
+                      <w:sz w:val="21"/>
+                      <w:szCs w:val="21"/>
+                    </w:rPr>
+                    <w:t xml:space="preserve">Quảng cáo dịch vụ làm đẹp; một nhãn cho cả bài</w:t>
+                  </w:r>
+                </w:p>
+              </w:tc>
+              <w:tc>
+                <w:tcPr>
+                  <w:tcW w:w="2450" w:type="dxa"/>
+                </w:tcPr>
+                <w:p>
+                  <w:pPr>
+                    <w:spacing w:before="20" w:after="20" w:line="252" w:lineRule="auto"/>
+                    <w:jc w:val="left"/>
+                  </w:pPr>
+                  <w:r>
+                    <w:rPr>
+                      <w:rFonts w:ascii="Times New Roman" w:cs="Times New Roman" w:eastAsia="Times New Roman" w:hAnsi="Times New Roman"/>
+                      <w:sz w:val="21"/>
+                      <w:szCs w:val="21"/>
+                    </w:rPr>
+                    <w:t xml:space="preserve">LLM trích thông tin, so khớp theo ngưỡng tương đồng</w:t>
+                  </w:r>
+                </w:p>
+              </w:tc>
+              <w:tc>
+                <w:tcPr>
+                  <w:tcW w:w="2500" w:type="dxa"/>
+                </w:tcPr>
+                <w:p>
+                  <w:pPr>
+                    <w:spacing w:before="20" w:after="20" w:line="252" w:lineRule="auto"/>
+                    <w:jc w:val="left"/>
+                  </w:pPr>
+                  <w:r>
+                    <w:rPr>
+                      <w:rFonts w:ascii="Times New Roman" w:cs="Times New Roman" w:eastAsia="Times New Roman" w:hAnsi="Times New Roman"/>
+                      <w:sz w:val="21"/>
+                      <w:szCs w:val="21"/>
+                    </w:rPr>
+                    <w:t xml:space="preserve">Không biểu diễn điều kiện của thông số</w:t>
                   </w:r>
                 </w:p>
               </w:tc>
@@ -2210,8 +2203,8 @@
                       <w:rFonts w:ascii="Times New Roman" w:cs="Times New Roman" w:eastAsia="Times New Roman" w:hAnsi="Times New Roman"/>
                       <w:b/>
                       <w:bCs/>
-                      <w:sz w:val="22"/>
-                      <w:szCs w:val="22"/>
+                      <w:sz w:val="21"/>
+                      <w:szCs w:val="21"/>
                     </w:rPr>
                     <w:t xml:space="preserve">Đề tài này</w:t>
                   </w:r>
@@ -2219,7 +2212,7 @@
               </w:tc>
               <w:tc>
                 <w:tcPr>
-                  <w:tcW w:w="2300" w:type="dxa"/>
+                  <w:tcW w:w="2350" w:type="dxa"/>
                 </w:tcPr>
                 <w:p>
                   <w:pPr>
@@ -2229,16 +2222,16 @@
                   <w:r>
                     <w:rPr>
                       <w:rFonts w:ascii="Times New Roman" w:cs="Times New Roman" w:eastAsia="Times New Roman" w:hAnsi="Times New Roman"/>
-                      <w:sz w:val="22"/>
-                      <w:szCs w:val="22"/>
+                      <w:sz w:val="21"/>
+                      <w:szCs w:val="21"/>
                     </w:rPr>
-                    <w:t xml:space="preserve">Quảng cáo tiếng Việt do LLM tạo về thiết bị điện tử tiêu dùng; bốn nhãn, có Lệch điều kiện</w:t>
+                    <w:t xml:space="preserve">Quảng cáo tiếng Việt do LLM tạo; bốn nhãn</w:t>
                   </w:r>
                 </w:p>
               </w:tc>
               <w:tc>
                 <w:tcPr>
-                  <w:tcW w:w="2300" w:type="dxa"/>
+                  <w:tcW w:w="2450" w:type="dxa"/>
                 </w:tcPr>
                 <w:p>
                   <w:pPr>
@@ -2248,16 +2241,16 @@
                   <w:r>
                     <w:rPr>
                       <w:rFonts w:ascii="Times New Roman" w:cs="Times New Roman" w:eastAsia="Times New Roman" w:hAnsi="Times New Roman"/>
-                      <w:sz w:val="22"/>
-                      <w:szCs w:val="22"/>
+                      <w:sz w:val="21"/>
+                      <w:szCs w:val="21"/>
                     </w:rPr>
-                    <w:t xml:space="preserve">LLM trích xuất có neo nguồn; bộ quyết định dựa trên quy tắc</w:t>
+                    <w:t xml:space="preserve">LLM trích xuất có neo nguồn, bộ quyết định theo quy tắc</w:t>
                   </w:r>
                 </w:p>
               </w:tc>
               <w:tc>
                 <w:tcPr>
-                  <w:tcW w:w="2700" w:type="dxa"/>
+                  <w:tcW w:w="2500" w:type="dxa"/>
                 </w:tcPr>
                 <w:p>
                   <w:pPr>
@@ -2267,10 +2260,10 @@
                   <w:r>
                     <w:rPr>
                       <w:rFonts w:ascii="Times New Roman" w:cs="Times New Roman" w:eastAsia="Times New Roman" w:hAnsi="Times New Roman"/>
-                      <w:sz w:val="22"/>
-                      <w:szCs w:val="22"/>
+                      <w:sz w:val="21"/>
+                      <w:szCs w:val="21"/>
                     </w:rPr>
-                    <w:t xml:space="preserve">Biểu diễn tường minh và đối chiếu khi quyết định nhãn; trả nhãn cho từng tuyên bố kèm đoạn nguồn và lý do</w:t>
+                    <w:t xml:space="preserve">Đối chiếu tường minh sáu loại điều kiện; nhãn cho từng tuyên bố</w:t>
                   </w:r>
                 </w:p>
               </w:tc>
@@ -2289,7 +2282,7 @@
       </w:tr>
       <w:tr>
         <w:trPr>
-          <w:cantSplit w:val="1"/>
+          <w:cantSplit w:val="0"/>
           <w:tblHeader w:val="0"/>
         </w:trPr>
         <w:tc>
@@ -2308,7 +2301,6 @@
           </w:tcPr>
           <w:p>
             <w:pPr>
-              <w:keepLines w:val="1"/>
               <w:spacing w:after="80" w:before="160" w:line="278" w:lineRule="auto"/>
               <w:ind w:right="102"/>
               <w:jc w:val="both"/>
@@ -2533,7 +2525,7 @@
       </w:tr>
       <w:tr>
         <w:trPr>
-          <w:cantSplit w:val="1"/>
+          <w:cantSplit w:val="0"/>
           <w:tblHeader w:val="0"/>
         </w:trPr>
         <w:tc>
@@ -2575,15 +2567,56 @@
                 <w:sz w:val="26"/>
                 <w:szCs w:val="26"/>
               </w:rPr>
-              <w:t xml:space="preserve">[21]</w:t>
-            </w:r>
-            <w:r>
-              <w:rPr>
-                <w:rFonts w:ascii="Times New Roman" w:cs="Times New Roman" w:eastAsia="Times New Roman" w:hAnsi="Times New Roman"/>
-                <w:sz w:val="26"/>
-                <w:szCs w:val="26"/>
-              </w:rPr>
-              <w:t xml:space="preserve">. Với tài liệu này, tuyên bố “nghe nhạc 6 giờ khi bật chống ồn” là Đúng; “nghe nhạc 7 giờ khi bật chống ồn” là Lệch điều kiện vì 7 giờ chỉ đạt khi tắt chống ồn; “pin 8 giờ” là Sai vì thuận lợi hơn mọi giá trị được công bố; tuyên bố về thời lượng pin ở một chế độ mà trang không công bố là Chưa đủ thông tin. Phép so khớp chỉ dựa trên con số dễ chấp nhận tuyên bố thứ hai vì con số 7 giờ có trong tài liệu.</w:t>
+              <w:t xml:space="preserve">[17]</w:t>
+            </w:r>
+            <w:r>
+              <w:rPr>
+                <w:rFonts w:ascii="Times New Roman" w:cs="Times New Roman" w:eastAsia="Times New Roman" w:hAnsi="Times New Roman"/>
+                <w:sz w:val="26"/>
+                <w:szCs w:val="26"/>
+              </w:rPr>
+              <w:t xml:space="preserve">. Với tài liệu này, tuyên bố “nghe nhạc 6 giờ khi bật chống ồn” là Đúng; “nghe nhạc 7 giờ khi bật chống ồn” là Lệch điều kiện vì 7 giờ chỉ đạt khi tắt chống ồn; “nghe nhạc 8 giờ” là Sai vì thuận lợi hơn mọi giá trị công bố cho tai nghe; tuyên bố về thời lượng pin ở một chế độ mà trang không công bố là Chưa đủ thông tin. Phép so khớp chỉ dựa trên con số dễ chấp nhận tuyên bố thứ hai vì con số 7 giờ có trong tài liệu.</w:t>
+            </w:r>
+          </w:p>
+        </w:tc>
+      </w:tr>
+      <w:tr>
+        <w:trPr>
+          <w:cantSplit w:val="1"/>
+          <w:tblHeader w:val="0"/>
+        </w:trPr>
+        <w:tc>
+          <w:tcPr>
+            <w:gridSpan w:val="2"/>
+            <w:tcBorders>
+              <w:top w:color="000000" w:space="0" w:sz="0" w:val="nil"/>
+              <w:bottom w:color="000000" w:space="0" w:sz="0" w:val="nil"/>
+            </w:tcBorders>
+            <w:tcMar>
+              <w:top w:w="0" w:type="dxa"/>
+              <w:left w:w="90" w:type="dxa"/>
+              <w:bottom w:w="0" w:type="dxa"/>
+              <w:right w:w="90" w:type="dxa"/>
+            </w:tcMar>
+          </w:tcPr>
+          <w:p>
+            <w:pPr>
+              <w:spacing w:after="80" w:line="278" w:lineRule="auto"/>
+              <w:ind w:right="102"/>
+              <w:jc w:val="both"/>
+              <w:rPr>
+                <w:rFonts w:ascii="Times New Roman" w:cs="Times New Roman" w:eastAsia="Times New Roman" w:hAnsi="Times New Roman"/>
+                <w:sz w:val="26"/>
+                <w:szCs w:val="26"/>
+              </w:rPr>
+            </w:pPr>
+            <w:r>
+              <w:rPr>
+                <w:rFonts w:ascii="Times New Roman" w:cs="Times New Roman" w:eastAsia="Times New Roman" w:hAnsi="Times New Roman"/>
+                <w:sz w:val="26"/>
+                <w:szCs w:val="26"/>
+              </w:rPr>
+              <w:t xml:space="preserve">Bài toán khó ở ba điểm: (1) điều kiện thường nằm ở chú thích tách khỏi con số nên đoạn bằng chứng truy hồi được có thể thiếu điều kiện; (2) cùng một con số có thể đúng ở điều kiện này nhưng gây hiểu nhầm ở điều kiện khác; (3) LLM có thể bỏ hoặc tự thêm điều kiện khi trích xuất. Ngoài ra, chưa có bộ dữ liệu tiếng Việt cho loại tuyên bố này.</w:t>
             </w:r>
           </w:p>
         </w:tc>
@@ -2745,7 +2778,7 @@
       </w:tr>
       <w:tr>
         <w:trPr>
-          <w:cantSplit w:val="1"/>
+          <w:cantSplit w:val="0"/>
           <w:tblHeader w:val="0"/>
         </w:trPr>
         <w:tc>
@@ -2764,7 +2797,6 @@
           </w:tcPr>
           <w:p>
             <w:pPr>
-              <w:keepLines w:val="1"/>
               <w:spacing w:after="80" w:before="160" w:line="278" w:lineRule="auto"/>
               <w:ind w:right="102"/>
               <w:jc w:val="both"/>
@@ -2802,71 +2834,87 @@
                 <w:sz w:val="26"/>
                 <w:szCs w:val="26"/>
               </w:rPr>
-              <w:t xml:space="preserve">Đề tài không xây dựng lại một hệ thống kiểm chứng tổng quát mà tập trung khắc phục hạn chế nêu trên cho tuyên bố có điều kiện ràng buộc. Các thành phần riêng lẻ như tách tuyên bố </w:t>
-            </w:r>
-            <w:r>
-              <w:rPr>
-                <w:rFonts w:ascii="Times New Roman" w:cs="Times New Roman" w:eastAsia="Times New Roman" w:hAnsi="Times New Roman"/>
-                <w:sz w:val="26"/>
-                <w:szCs w:val="26"/>
-              </w:rPr>
-              <w:t xml:space="preserve">[14]</w:t>
-            </w:r>
-            <w:r>
-              <w:rPr>
-                <w:rFonts w:ascii="Times New Roman" w:cs="Times New Roman" w:eastAsia="Times New Roman" w:hAnsi="Times New Roman"/>
-                <w:sz w:val="26"/>
-                <w:szCs w:val="26"/>
-              </w:rPr>
-              <w:t xml:space="preserve">, truy hồi bằng BM25 </w:t>
-            </w:r>
-            <w:r>
-              <w:rPr>
-                <w:rFonts w:ascii="Times New Roman" w:cs="Times New Roman" w:eastAsia="Times New Roman" w:hAnsi="Times New Roman"/>
-                <w:sz w:val="26"/>
-                <w:szCs w:val="26"/>
-              </w:rPr>
-              <w:t xml:space="preserve">[22]</w:t>
-            </w:r>
-            <w:r>
-              <w:rPr>
-                <w:rFonts w:ascii="Times New Roman" w:cs="Times New Roman" w:eastAsia="Times New Roman" w:hAnsi="Times New Roman"/>
-                <w:sz w:val="26"/>
-                <w:szCs w:val="26"/>
-              </w:rPr>
-              <w:t xml:space="preserve">, dùng LLM trích thông tin rồi so khớp với dữ liệu tham chiếu </w:t>
-            </w:r>
-            <w:r>
-              <w:rPr>
-                <w:rFonts w:ascii="Times New Roman" w:cs="Times New Roman" w:eastAsia="Times New Roman" w:hAnsi="Times New Roman"/>
-                <w:sz w:val="26"/>
-                <w:szCs w:val="26"/>
-              </w:rPr>
-              <w:t xml:space="preserve">[16]</w:t>
-            </w:r>
-            <w:r>
-              <w:rPr>
-                <w:rFonts w:ascii="Times New Roman" w:cs="Times New Roman" w:eastAsia="Times New Roman" w:hAnsi="Times New Roman"/>
-                <w:sz w:val="26"/>
-                <w:szCs w:val="26"/>
-              </w:rPr>
-              <w:t xml:space="preserve"> hay tập nhãn có lớp gây hiểu nhầm </w:t>
-            </w:r>
-            <w:r>
-              <w:rPr>
-                <w:rFonts w:ascii="Times New Roman" w:cs="Times New Roman" w:eastAsia="Times New Roman" w:hAnsi="Times New Roman"/>
-                <w:sz w:val="26"/>
-                <w:szCs w:val="26"/>
-              </w:rPr>
-              <w:t xml:space="preserve">[7]</w:t>
-            </w:r>
-            <w:r>
-              <w:rPr>
-                <w:rFonts w:ascii="Times New Roman" w:cs="Times New Roman" w:eastAsia="Times New Roman" w:hAnsi="Times New Roman"/>
-                <w:sz w:val="26"/>
-                <w:szCs w:val="26"/>
-              </w:rPr>
-              <w:t xml:space="preserve"> đã có trong các nghiên cứu trước; điểm mới của đề tài nằm ở cách biểu diễn và đối chiếu điều kiện ràng buộc nêu dưới đây.</w:t>
+              <w:t xml:space="preserve">Đề tài không xây dựng lại một hệ thống kiểm chứng tổng quát. Các thành phần riêng lẻ như tách tuyên bố </w:t>
+            </w:r>
+            <w:r>
+              <w:rPr>
+                <w:rFonts w:ascii="Times New Roman" w:cs="Times New Roman" w:eastAsia="Times New Roman" w:hAnsi="Times New Roman"/>
+                <w:sz w:val="26"/>
+                <w:szCs w:val="26"/>
+              </w:rPr>
+              <w:t xml:space="preserve">[13]</w:t>
+            </w:r>
+            <w:r>
+              <w:rPr>
+                <w:rFonts w:ascii="Times New Roman" w:cs="Times New Roman" w:eastAsia="Times New Roman" w:hAnsi="Times New Roman"/>
+                <w:sz w:val="26"/>
+                <w:szCs w:val="26"/>
+              </w:rPr>
+              <w:t xml:space="preserve">, truy hồi BM25 </w:t>
+            </w:r>
+            <w:r>
+              <w:rPr>
+                <w:rFonts w:ascii="Times New Roman" w:cs="Times New Roman" w:eastAsia="Times New Roman" w:hAnsi="Times New Roman"/>
+                <w:sz w:val="26"/>
+                <w:szCs w:val="26"/>
+              </w:rPr>
+              <w:t xml:space="preserve">[18]</w:t>
+            </w:r>
+            <w:r>
+              <w:rPr>
+                <w:rFonts w:ascii="Times New Roman" w:cs="Times New Roman" w:eastAsia="Times New Roman" w:hAnsi="Times New Roman"/>
+                <w:sz w:val="26"/>
+                <w:szCs w:val="26"/>
+              </w:rPr>
+              <w:t xml:space="preserve">, dùng LLM trích thông tin rồi so khớp </w:t>
+            </w:r>
+            <w:r>
+              <w:rPr>
+                <w:rFonts w:ascii="Times New Roman" w:cs="Times New Roman" w:eastAsia="Times New Roman" w:hAnsi="Times New Roman"/>
+                <w:sz w:val="26"/>
+                <w:szCs w:val="26"/>
+              </w:rPr>
+              <w:t xml:space="preserve">[15]</w:t>
+            </w:r>
+            <w:r>
+              <w:rPr>
+                <w:rFonts w:ascii="Times New Roman" w:cs="Times New Roman" w:eastAsia="Times New Roman" w:hAnsi="Times New Roman"/>
+                <w:sz w:val="26"/>
+                <w:szCs w:val="26"/>
+              </w:rPr>
+              <w:t xml:space="preserve">, nhãn gây hiểu nhầm </w:t>
+            </w:r>
+            <w:r>
+              <w:rPr>
+                <w:rFonts w:ascii="Times New Roman" w:cs="Times New Roman" w:eastAsia="Times New Roman" w:hAnsi="Times New Roman"/>
+                <w:sz w:val="26"/>
+                <w:szCs w:val="26"/>
+              </w:rPr>
+              <w:t xml:space="preserve">[6]</w:t>
+            </w:r>
+            <w:r>
+              <w:rPr>
+                <w:rFonts w:ascii="Times New Roman" w:cs="Times New Roman" w:eastAsia="Times New Roman" w:hAnsi="Times New Roman"/>
+                <w:sz w:val="26"/>
+                <w:szCs w:val="26"/>
+              </w:rPr>
+              <w:t xml:space="preserve"> hay kiểm tra tất định yếu tố đi kèm con số </w:t>
+            </w:r>
+            <w:r>
+              <w:rPr>
+                <w:rFonts w:ascii="Times New Roman" w:cs="Times New Roman" w:eastAsia="Times New Roman" w:hAnsi="Times New Roman"/>
+                <w:sz w:val="26"/>
+                <w:szCs w:val="26"/>
+              </w:rPr>
+              <w:t xml:space="preserve">[12]</w:t>
+            </w:r>
+            <w:r>
+              <w:rPr>
+                <w:rFonts w:ascii="Times New Roman" w:cs="Times New Roman" w:eastAsia="Times New Roman" w:hAnsi="Times New Roman"/>
+                <w:sz w:val="26"/>
+                <w:szCs w:val="26"/>
+              </w:rPr>
+              <w:t xml:space="preserve"> đã có; điểm mới nằm ở cách biểu diễn và đối chiếu điều kiện ràng buộc trong văn bản quảng cáo, nêu dưới đây.</w:t>
             </w:r>
           </w:p>
           <w:p>
@@ -2914,7 +2962,23 @@
                 <w:sz w:val="26"/>
                 <w:szCs w:val="26"/>
               </w:rPr>
-              <w:t xml:space="preserve">Cụ thể hóa lớp tuyên bố gây hiểu nhầm (tương tự nhãn Cherry-picking của AVeriTeC </w:t>
+              <w:t xml:space="preserve">Cụ thể hóa lớp tuyên bố gây hiểu nhầm (nhãn Cherry-picking của AVeriTeC </w:t>
+            </w:r>
+            <w:r>
+              <w:rPr>
+                <w:rFonts w:ascii="Times New Roman" w:cs="Times New Roman" w:eastAsia="Times New Roman" w:hAnsi="Times New Roman"/>
+                <w:sz w:val="26"/>
+                <w:szCs w:val="26"/>
+              </w:rPr>
+              <w:t xml:space="preserve">[6]</w:t>
+            </w:r>
+            <w:r>
+              <w:rPr>
+                <w:rFonts w:ascii="Times New Roman" w:cs="Times New Roman" w:eastAsia="Times New Roman" w:hAnsi="Times New Roman"/>
+                <w:sz w:val="26"/>
+                <w:szCs w:val="26"/>
+              </w:rPr>
+              <w:t xml:space="preserve">, tuyên bố nửa sự thật </w:t>
             </w:r>
             <w:r>
               <w:rPr>
@@ -2930,14 +2994,14 @@
                 <w:sz w:val="26"/>
                 <w:szCs w:val="26"/>
               </w:rPr>
-              <w:t xml:space="preserve">) thành nhãn Lệch điều kiện cho thông số kỹ thuật. Nhãn này được xác định bằng phép đối chiếu điều kiện tường minh thay vì để LLM tự phán đoán.</w:t>
-            </w:r>
-          </w:p>
-        </w:tc>
-      </w:tr>
-      <w:tr>
-        <w:trPr>
-          <w:cantSplit w:val="1"/>
+              <w:t xml:space="preserve">) thành nhãn Lệch điều kiện cho thông số kỹ thuật, xác định bằng phép đối chiếu điều kiện tường minh thay vì để LLM tự phán đoán hay suy luận ngữ cảnh bị bỏ.</w:t>
+            </w:r>
+          </w:p>
+        </w:tc>
+      </w:tr>
+      <w:tr>
+        <w:trPr>
+          <w:cantSplit w:val="0"/>
           <w:tblHeader w:val="0"/>
         </w:trPr>
         <w:tc>
@@ -2975,7 +3039,7 @@
                 <w:sz w:val="26"/>
                 <w:szCs w:val="26"/>
               </w:rPr>
-              <w:t xml:space="preserve">Biểu diễn mỗi thông số, ở cả tuyên bố và tài liệu, thành bộ (sản phẩm và phiên bản, bộ phận, thuộc tính, giá trị, đơn vị, điều kiện ràng buộc, kiểu giá trị). LLM trích xuất bộ này nhưng mỗi trường phải kèm câu trích nguyên văn; Python kiểm tra câu trích có trong văn bản và con số khớp với giá trị, trường không neo được vào nguồn thì bị loại. Neo nguồn loại bỏ giá trị và điều kiện mà LLM tự thêm; bước kiểm tra đầy đủ theo các cách diễn đạt điều kiện ghi trong tệp cấu hình phát hiện điều kiện bị LLM bỏ sót. Biểu diễn và bộ quyết định được thiết kế không gắn với một nhóm sản phẩm cụ thể; khi thêm nhóm mới, phần cần bổ sung là danh sách thuộc tính và điều kiện bắt buộc của nhóm đó.</w:t>
+              <w:t xml:space="preserve">Biểu diễn mỗi thông số, ở cả tuyên bố và tài liệu, thành bộ (sản phẩm và phiên bản, bộ phận, thuộc tính, giá trị, đơn vị, điều kiện ràng buộc, kiểu giá trị). Bộ này được LLM trích từ văn bản tự do nên mỗi trường phải kèm câu trích nguyên văn để Python kiểm tra (neo nguồn); bước kiểm tra đầy đủ theo các cách diễn đạt điều kiện trong tệp cấu hình phát hiện điều kiện bị bỏ sót. Bộ quyết định không gắn với nhóm sản phẩm; thêm nhóm mới chỉ cần thêm tệp cấu hình.</w:t>
             </w:r>
           </w:p>
         </w:tc>
@@ -3044,7 +3108,7 @@
                 <w:sz w:val="26"/>
                 <w:szCs w:val="26"/>
               </w:rPr>
-              <w:t xml:space="preserve">Phương pháp P kiểm chứng tuyên bố có điều kiện ràng buộc, gồm trích xuất có neo nguồn và bộ quyết định bốn nhãn, được cài đặt thành mã nguồn có kiểm thử cho từng quy tắc.</w:t>
+              <w:t xml:space="preserve">Phương pháp P gồm trích xuất có neo nguồn và bộ quyết định bốn nhãn, cài đặt thành mã nguồn có kiểm thử cho từng quy tắc.</w:t>
             </w:r>
           </w:p>
         </w:tc>
@@ -3089,15 +3153,15 @@
                 <w:sz w:val="26"/>
                 <w:szCs w:val="26"/>
               </w:rPr>
-              <w:t xml:space="preserve">Bộ dữ liệu tiếng Việt gồm các tuyên bố thông số có điều kiện ràng buộc trong quảng cáo do LLM tạo, gán bốn nhãn kèm đoạn nguồn và lý do, cùng tập cặp tối thiểu dựa trên ý tưởng cặp tương phản của VitaminC </w:t>
-            </w:r>
-            <w:r>
-              <w:rPr>
-                <w:rFonts w:ascii="Times New Roman" w:cs="Times New Roman" w:eastAsia="Times New Roman" w:hAnsi="Times New Roman"/>
-                <w:sz w:val="26"/>
-                <w:szCs w:val="26"/>
-              </w:rPr>
-              <w:t xml:space="preserve">[23]</w:t>
+              <w:t xml:space="preserve">Bộ dữ liệu tiếng Việt gồm tuyên bố thông số có điều kiện ràng buộc trong quảng cáo do LLM tạo, gán bốn nhãn kèm đoạn nguồn và lý do, cùng tập cặp tối thiểu theo ý tưởng cặp tương phản của VitaminC </w:t>
+            </w:r>
+            <w:r>
+              <w:rPr>
+                <w:rFonts w:ascii="Times New Roman" w:cs="Times New Roman" w:eastAsia="Times New Roman" w:hAnsi="Times New Roman"/>
+                <w:sz w:val="26"/>
+                <w:szCs w:val="26"/>
+              </w:rPr>
+              <w:t xml:space="preserve">[19]</w:t>
             </w:r>
             <w:r>
               <w:rPr>
@@ -3150,7 +3214,7 @@
                 <w:sz w:val="26"/>
                 <w:szCs w:val="26"/>
               </w:rPr>
-              <w:t xml:space="preserve">Kết quả đánh giá có đối chứng: so sánh P với bốn phương pháp đối chứng đại diện cho các cách kiểm chứng hiện có và hai bản bỏ thành phần, trên cùng tuyên bố, cùng bằng chứng và cùng LLM.</w:t>
+              <w:t xml:space="preserve">Kết quả đánh giá có đối chứng với bốn cách kiểm chứng hiện có và hai bản bỏ thành phần, trên cùng tuyên bố và cùng bằng chứng.</w:t>
             </w:r>
           </w:p>
         </w:tc>
@@ -3195,7 +3259,7 @@
                 <w:sz w:val="26"/>
                 <w:szCs w:val="26"/>
               </w:rPr>
-              <w:t xml:space="preserve">Tính năng “Kiểm chứng thông số” trong CopyPro, giúp người viết quảng cáo phát hiện và sửa tuyên bố sai hoặc lệch điều kiện trước khi đăng.</w:t>
+              <w:t xml:space="preserve">Tính năng “Kiểm chứng thông số” trong CopyPro giúp người viết phát hiện và sửa tuyên bố sai hoặc lệch điều kiện trước khi đăng.</w:t>
             </w:r>
           </w:p>
         </w:tc>
@@ -3264,23 +3328,23 @@
                 <w:sz w:val="26"/>
                 <w:szCs w:val="26"/>
               </w:rPr>
-              <w:t xml:space="preserve">So với cách kiểm chứng ba nhãn như FEVER </w:t>
-            </w:r>
-            <w:r>
-              <w:rPr>
-                <w:rFonts w:ascii="Times New Roman" w:cs="Times New Roman" w:eastAsia="Times New Roman" w:hAnsi="Times New Roman"/>
-                <w:sz w:val="26"/>
-                <w:szCs w:val="26"/>
-              </w:rPr>
-              <w:t xml:space="preserve">[6]</w:t>
-            </w:r>
-            <w:r>
-              <w:rPr>
-                <w:rFonts w:ascii="Times New Roman" w:cs="Times New Roman" w:eastAsia="Times New Roman" w:hAnsi="Times New Roman"/>
-                <w:sz w:val="26"/>
-                <w:szCs w:val="26"/>
-              </w:rPr>
-              <w:t xml:space="preserve"> và các hệ thống tiếng Việt </w:t>
+              <w:t xml:space="preserve">So với kiểm chứng ba nhãn </w:t>
+            </w:r>
+            <w:r>
+              <w:rPr>
+                <w:rFonts w:ascii="Times New Roman" w:cs="Times New Roman" w:eastAsia="Times New Roman" w:hAnsi="Times New Roman"/>
+                <w:sz w:val="26"/>
+                <w:szCs w:val="26"/>
+              </w:rPr>
+              <w:t xml:space="preserve">[5]</w:t>
+            </w:r>
+            <w:r>
+              <w:rPr>
+                <w:rFonts w:ascii="Times New Roman" w:cs="Times New Roman" w:eastAsia="Times New Roman" w:hAnsi="Times New Roman"/>
+                <w:sz w:val="26"/>
+                <w:szCs w:val="26"/>
+              </w:rPr>
+              <w:t xml:space="preserve">, </w:t>
             </w:r>
             <w:r>
               <w:rPr>
@@ -3304,15 +3368,15 @@
                 <w:sz w:val="26"/>
                 <w:szCs w:val="26"/>
               </w:rPr>
-              <w:t xml:space="preserve">[11]</w:t>
-            </w:r>
-            <w:r>
-              <w:rPr>
-                <w:rFonts w:ascii="Times New Roman" w:cs="Times New Roman" w:eastAsia="Times New Roman" w:hAnsi="Times New Roman"/>
-                <w:sz w:val="26"/>
-                <w:szCs w:val="26"/>
-              </w:rPr>
-              <w:t xml:space="preserve">: thêm nhãn và bước đối chiếu điều kiện, nên tuyên bố đúng con số nhưng sai điều kiện không còn bị chấp nhận là Đúng; kỳ vọng giảm FAR (tỷ lệ tuyên bố không đúng bị chấp nhận là Đúng).</w:t>
+              <w:t xml:space="preserve">[10]</w:t>
+            </w:r>
+            <w:r>
+              <w:rPr>
+                <w:rFonts w:ascii="Times New Roman" w:cs="Times New Roman" w:eastAsia="Times New Roman" w:hAnsi="Times New Roman"/>
+                <w:sz w:val="26"/>
+                <w:szCs w:val="26"/>
+              </w:rPr>
+              <w:t xml:space="preserve">: tuyên bố đúng con số nhưng sai điều kiện không còn bị chấp nhận là Đúng; kỳ vọng giảm FAR (tỷ lệ tuyên bố không đúng bị chấp nhận là Đúng).</w:t>
             </w:r>
           </w:p>
         </w:tc>
@@ -3357,31 +3421,31 @@
                 <w:sz w:val="26"/>
                 <w:szCs w:val="26"/>
               </w:rPr>
-              <w:t xml:space="preserve">So với cách để LLM gán bốn nhãn chỉ bằng câu lệnh theo kiểu AVeriTeC </w:t>
-            </w:r>
-            <w:r>
-              <w:rPr>
-                <w:rFonts w:ascii="Times New Roman" w:cs="Times New Roman" w:eastAsia="Times New Roman" w:hAnsi="Times New Roman"/>
-                <w:sz w:val="26"/>
-                <w:szCs w:val="26"/>
-              </w:rPr>
-              <w:t xml:space="preserve">[7]</w:t>
-            </w:r>
-            <w:r>
-              <w:rPr>
-                <w:rFonts w:ascii="Times New Roman" w:cs="Times New Roman" w:eastAsia="Times New Roman" w:hAnsi="Times New Roman"/>
-                <w:sz w:val="26"/>
-                <w:szCs w:val="26"/>
-              </w:rPr>
-              <w:t xml:space="preserve">: nhãn được quyết định bằng quy tắc tường minh trên dữ liệu đã neo nguồn nên giải thích và kiểm thử được, trong khi đối chứng cũng nhận cùng hướng dẫn gán nhãn dưới dạng văn bản; kỳ vọng tăng F1 của nhãn Lệch điều kiện, lớp mà Fathom </w:t>
-            </w:r>
-            <w:r>
-              <w:rPr>
-                <w:rFonts w:ascii="Times New Roman" w:cs="Times New Roman" w:eastAsia="Times New Roman" w:hAnsi="Times New Roman"/>
-                <w:sz w:val="26"/>
-                <w:szCs w:val="26"/>
-              </w:rPr>
-              <w:t xml:space="preserve">[20]</w:t>
+              <w:t xml:space="preserve">So với để LLM gán bốn nhãn bằng câu lệnh theo kiểu AVeriTeC </w:t>
+            </w:r>
+            <w:r>
+              <w:rPr>
+                <w:rFonts w:ascii="Times New Roman" w:cs="Times New Roman" w:eastAsia="Times New Roman" w:hAnsi="Times New Roman"/>
+                <w:sz w:val="26"/>
+                <w:szCs w:val="26"/>
+              </w:rPr>
+              <w:t xml:space="preserve">[6]</w:t>
+            </w:r>
+            <w:r>
+              <w:rPr>
+                <w:rFonts w:ascii="Times New Roman" w:cs="Times New Roman" w:eastAsia="Times New Roman" w:hAnsi="Times New Roman"/>
+                <w:sz w:val="26"/>
+                <w:szCs w:val="26"/>
+              </w:rPr>
+              <w:t xml:space="preserve">: nhãn được quyết định bằng quy tắc tường minh trên dữ liệu đã neo nguồn nên giải thích và kiểm thử được; kỳ vọng tăng F1 của nhãn Lệch điều kiện, lớp mà Fathom </w:t>
+            </w:r>
+            <w:r>
+              <w:rPr>
+                <w:rFonts w:ascii="Times New Roman" w:cs="Times New Roman" w:eastAsia="Times New Roman" w:hAnsi="Times New Roman"/>
+                <w:sz w:val="26"/>
+                <w:szCs w:val="26"/>
+              </w:rPr>
+              <w:t xml:space="preserve">[16]</w:t>
             </w:r>
             <w:r>
               <w:rPr>
@@ -3434,23 +3498,55 @@
                 <w:sz w:val="26"/>
                 <w:szCs w:val="26"/>
               </w:rPr>
-              <w:t xml:space="preserve">So với hướng LLM trích thông tin kết hợp quy tắc của </w:t>
-            </w:r>
-            <w:r>
-              <w:rPr>
-                <w:rFonts w:ascii="Times New Roman" w:cs="Times New Roman" w:eastAsia="Times New Roman" w:hAnsi="Times New Roman"/>
-                <w:sz w:val="26"/>
-                <w:szCs w:val="26"/>
-              </w:rPr>
-              <w:t xml:space="preserve">[16]</w:t>
-            </w:r>
-            <w:r>
-              <w:rPr>
-                <w:rFonts w:ascii="Times New Roman" w:cs="Times New Roman" w:eastAsia="Times New Roman" w:hAnsi="Times New Roman"/>
-                <w:sz w:val="26"/>
-                <w:szCs w:val="26"/>
-              </w:rPr>
-              <w:t xml:space="preserve">: kiểm chứng từng tuyên bố thay vì một nhãn cho cả bài, so khớp theo điều kiện thay vì theo ngưỡng độ tương đồng, và kiểm tra câu trích để LLM không thêm hoặc bỏ điều kiện.</w:t>
+              <w:t xml:space="preserve">So với các cách kiểm tra quảng cáo và văn bản do LLM tạo </w:t>
+            </w:r>
+            <w:r>
+              <w:rPr>
+                <w:rFonts w:ascii="Times New Roman" w:cs="Times New Roman" w:eastAsia="Times New Roman" w:hAnsi="Times New Roman"/>
+                <w:sz w:val="26"/>
+                <w:szCs w:val="26"/>
+              </w:rPr>
+              <w:t xml:space="preserve">[15]</w:t>
+            </w:r>
+            <w:r>
+              <w:rPr>
+                <w:rFonts w:ascii="Times New Roman" w:cs="Times New Roman" w:eastAsia="Times New Roman" w:hAnsi="Times New Roman"/>
+                <w:sz w:val="26"/>
+                <w:szCs w:val="26"/>
+              </w:rPr>
+              <w:t xml:space="preserve">, </w:t>
+            </w:r>
+            <w:r>
+              <w:rPr>
+                <w:rFonts w:ascii="Times New Roman" w:cs="Times New Roman" w:eastAsia="Times New Roman" w:hAnsi="Times New Roman"/>
+                <w:sz w:val="26"/>
+                <w:szCs w:val="26"/>
+              </w:rPr>
+              <w:t xml:space="preserve">[1]</w:t>
+            </w:r>
+            <w:r>
+              <w:rPr>
+                <w:rFonts w:ascii="Times New Roman" w:cs="Times New Roman" w:eastAsia="Times New Roman" w:hAnsi="Times New Roman"/>
+                <w:sz w:val="26"/>
+                <w:szCs w:val="26"/>
+              </w:rPr>
+              <w:t xml:space="preserve">, </w:t>
+            </w:r>
+            <w:r>
+              <w:rPr>
+                <w:rFonts w:ascii="Times New Roman" w:cs="Times New Roman" w:eastAsia="Times New Roman" w:hAnsi="Times New Roman"/>
+                <w:sz w:val="26"/>
+                <w:szCs w:val="26"/>
+              </w:rPr>
+              <w:t xml:space="preserve">[14]</w:t>
+            </w:r>
+            <w:r>
+              <w:rPr>
+                <w:rFonts w:ascii="Times New Roman" w:cs="Times New Roman" w:eastAsia="Times New Roman" w:hAnsi="Times New Roman"/>
+                <w:sz w:val="26"/>
+                <w:szCs w:val="26"/>
+              </w:rPr>
+              <w:t xml:space="preserve">: kiểm chứng từng tuyên bố, so khớp theo điều kiện thay vì theo độ tương đồng, nên phân biệt được sai giá trị với lệch điều kiện.</w:t>
             </w:r>
           </w:p>
         </w:tc>
@@ -3474,6 +3570,29 @@
               <w:right w:w="90" w:type="dxa"/>
             </w:tcMar>
           </w:tcPr>
+          <w:p>
+            <w:pPr>
+              <w:keepLines w:val="1"/>
+              <w:spacing w:after="80" w:before="160" w:line="278" w:lineRule="auto"/>
+              <w:ind w:right="102"/>
+              <w:jc w:val="both"/>
+              <w:rPr>
+                <w:rFonts w:ascii="Times New Roman" w:cs="Times New Roman" w:eastAsia="Times New Roman" w:hAnsi="Times New Roman"/>
+                <w:sz w:val="26"/>
+                <w:szCs w:val="26"/>
+              </w:rPr>
+            </w:pPr>
+            <w:r>
+              <w:rPr>
+                <w:rFonts w:ascii="Times New Roman" w:cs="Times New Roman" w:eastAsia="Times New Roman" w:hAnsi="Times New Roman"/>
+                <w:b/>
+                <w:bCs/>
+                <w:sz w:val="26"/>
+                <w:szCs w:val="26"/>
+              </w:rPr>
+              <w:t xml:space="preserve">Mục tiêu:</w:t>
+            </w:r>
+          </w:p>
           <w:p>
             <w:pPr>
               <w:numPr>
@@ -3495,39 +3614,39 @@
                 <w:sz w:val="26"/>
                 <w:szCs w:val="26"/>
               </w:rPr>
-              <w:t xml:space="preserve">So với phát hiện ảo giác ở mức thuộc tính </w:t>
-            </w:r>
-            <w:r>
-              <w:rPr>
-                <w:rFonts w:ascii="Times New Roman" w:cs="Times New Roman" w:eastAsia="Times New Roman" w:hAnsi="Times New Roman"/>
-                <w:sz w:val="26"/>
-                <w:szCs w:val="26"/>
-              </w:rPr>
-              <w:t xml:space="preserve">[17]</w:t>
-            </w:r>
-            <w:r>
-              <w:rPr>
-                <w:rFonts w:ascii="Times New Roman" w:cs="Times New Roman" w:eastAsia="Times New Roman" w:hAnsi="Times New Roman"/>
-                <w:sz w:val="26"/>
-                <w:szCs w:val="26"/>
-              </w:rPr>
-              <w:t xml:space="preserve"> và kiểm tra mức khớp với tài liệu nền </w:t>
-            </w:r>
-            <w:r>
-              <w:rPr>
-                <w:rFonts w:ascii="Times New Roman" w:cs="Times New Roman" w:eastAsia="Times New Roman" w:hAnsi="Times New Roman"/>
-                <w:sz w:val="26"/>
-                <w:szCs w:val="26"/>
-              </w:rPr>
-              <w:t xml:space="preserve">[15]</w:t>
-            </w:r>
-            <w:r>
-              <w:rPr>
-                <w:rFonts w:ascii="Times New Roman" w:cs="Times New Roman" w:eastAsia="Times New Roman" w:hAnsi="Times New Roman"/>
-                <w:sz w:val="26"/>
-                <w:szCs w:val="26"/>
-              </w:rPr>
-              <w:t xml:space="preserve">: đưa điều kiện ràng buộc vào đơn vị so khớp, nên phân biệt được tuyên bố sai giá trị với tuyên bố lệch điều kiện.</w:t>
+              <w:t xml:space="preserve">M1. </w:t>
+            </w:r>
+            <w:r>
+              <w:rPr>
+                <w:rFonts w:ascii="Times New Roman" w:cs="Times New Roman" w:eastAsia="Times New Roman" w:hAnsi="Times New Roman"/>
+                <w:sz w:val="26"/>
+                <w:szCs w:val="26"/>
+              </w:rPr>
+              <w:t xml:space="preserve">Thu thập các quảng cáo về </w:t>
+            </w:r>
+            <w:r>
+              <w:rPr>
+                <w:rFonts w:ascii="Times New Roman" w:cs="Times New Roman" w:eastAsia="Times New Roman" w:hAnsi="Times New Roman"/>
+                <w:sz w:val="26"/>
+                <w:szCs w:val="26"/>
+              </w:rPr>
+              <w:t xml:space="preserve">điện thoại thông minh, tai nghe không dây và đồng hồ thông minh</w:t>
+            </w:r>
+            <w:r>
+              <w:rPr>
+                <w:rFonts w:ascii="Times New Roman" w:cs="Times New Roman" w:eastAsia="Times New Roman" w:hAnsi="Times New Roman"/>
+                <w:sz w:val="26"/>
+                <w:szCs w:val="26"/>
+              </w:rPr>
+              <w:t xml:space="preserve"> do LLM tạo ra và tài liệu tham chiếu của đúng sản phẩm được quảng cáo để làm bằng chứng kiểm chứng</w:t>
+            </w:r>
+            <w:r>
+              <w:rPr>
+                <w:rFonts w:ascii="Times New Roman" w:cs="Times New Roman" w:eastAsia="Times New Roman" w:hAnsi="Times New Roman"/>
+                <w:sz w:val="26"/>
+                <w:szCs w:val="26"/>
+              </w:rPr>
+              <w:t xml:space="preserve">; tách các tuyên bố về thông số có điều kiện ràng buộc, gán nhãn bốn lớp và tạo tập cặp tối thiểu theo từng loại lệch điều kiện.</w:t>
             </w:r>
           </w:p>
         </w:tc>
@@ -3551,29 +3670,6 @@
               <w:right w:w="90" w:type="dxa"/>
             </w:tcMar>
           </w:tcPr>
-          <w:p>
-            <w:pPr>
-              <w:keepLines w:val="1"/>
-              <w:spacing w:after="80" w:before="160" w:line="278" w:lineRule="auto"/>
-              <w:ind w:right="102"/>
-              <w:jc w:val="both"/>
-              <w:rPr>
-                <w:rFonts w:ascii="Times New Roman" w:cs="Times New Roman" w:eastAsia="Times New Roman" w:hAnsi="Times New Roman"/>
-                <w:sz w:val="26"/>
-                <w:szCs w:val="26"/>
-              </w:rPr>
-            </w:pPr>
-            <w:r>
-              <w:rPr>
-                <w:rFonts w:ascii="Times New Roman" w:cs="Times New Roman" w:eastAsia="Times New Roman" w:hAnsi="Times New Roman"/>
-                <w:b/>
-                <w:bCs/>
-                <w:sz w:val="26"/>
-                <w:szCs w:val="26"/>
-              </w:rPr>
-              <w:t xml:space="preserve">Mục tiêu:</w:t>
-            </w:r>
-          </w:p>
           <w:p>
             <w:pPr>
               <w:numPr>
@@ -3595,39 +3691,7 @@
                 <w:sz w:val="26"/>
                 <w:szCs w:val="26"/>
               </w:rPr>
-              <w:t xml:space="preserve">M1. </w:t>
-            </w:r>
-            <w:r>
-              <w:rPr>
-                <w:rFonts w:ascii="Times New Roman" w:cs="Times New Roman" w:eastAsia="Times New Roman" w:hAnsi="Times New Roman"/>
-                <w:sz w:val="26"/>
-                <w:szCs w:val="26"/>
-              </w:rPr>
-              <w:t xml:space="preserve">Thu thập các quảng cáo về </w:t>
-            </w:r>
-            <w:r>
-              <w:rPr>
-                <w:rFonts w:ascii="Times New Roman" w:cs="Times New Roman" w:eastAsia="Times New Roman" w:hAnsi="Times New Roman"/>
-                <w:sz w:val="26"/>
-                <w:szCs w:val="26"/>
-              </w:rPr>
-              <w:t xml:space="preserve">điện thoại thông minh, tai nghe không dây và đồng hồ thông minh</w:t>
-            </w:r>
-            <w:r>
-              <w:rPr>
-                <w:rFonts w:ascii="Times New Roman" w:cs="Times New Roman" w:eastAsia="Times New Roman" w:hAnsi="Times New Roman"/>
-                <w:sz w:val="26"/>
-                <w:szCs w:val="26"/>
-              </w:rPr>
-              <w:t xml:space="preserve"> do LLM tạo ra và tài liệu tham chiếu của đúng sản phẩm được quảng cáo để làm bằng chứng kiểm chứng</w:t>
-            </w:r>
-            <w:r>
-              <w:rPr>
-                <w:rFonts w:ascii="Times New Roman" w:cs="Times New Roman" w:eastAsia="Times New Roman" w:hAnsi="Times New Roman"/>
-                <w:sz w:val="26"/>
-                <w:szCs w:val="26"/>
-              </w:rPr>
-              <w:t xml:space="preserve">; tách các tuyên bố về thông số có điều kiện ràng buộc, gán nhãn bốn lớp và tạo tập cặp tối thiểu theo từng loại lệch điều kiện.</w:t>
+              <w:t xml:space="preserve">M2. Đề xuất và cài đặt phương pháp P kiểm chứng tuyên bố có điều kiện ràng buộc, gồm trích xuất bộ thông số có neo nguồn và bộ quyết định bốn nhãn dựa trên đối chiếu điều kiện.</w:t>
             </w:r>
           </w:p>
         </w:tc>
@@ -3672,7 +3736,63 @@
                 <w:sz w:val="26"/>
                 <w:szCs w:val="26"/>
               </w:rPr>
-              <w:t xml:space="preserve">M2. Đề xuất và cài đặt phương pháp P kiểm chứng tuyên bố có điều kiện ràng buộc, gồm trích xuất bộ thông số có neo nguồn và bộ quyết định bốn nhãn dựa trên đối chiếu điều kiện.</w:t>
+              <w:t xml:space="preserve">M3. </w:t>
+            </w:r>
+            <w:r>
+              <w:rPr>
+                <w:rFonts w:ascii="Times New Roman" w:cs="Times New Roman" w:eastAsia="Times New Roman" w:hAnsi="Times New Roman"/>
+                <w:sz w:val="26"/>
+                <w:szCs w:val="26"/>
+              </w:rPr>
+              <w:t xml:space="preserve">Xây dựng và so sánh P với </w:t>
+            </w:r>
+            <w:r>
+              <w:rPr>
+                <w:rFonts w:ascii="Times New Roman" w:cs="Times New Roman" w:eastAsia="Times New Roman" w:hAnsi="Times New Roman"/>
+                <w:sz w:val="26"/>
+                <w:szCs w:val="26"/>
+              </w:rPr>
+              <w:t xml:space="preserve">các phương pháp đối chứng (B0–B3) và các bản bỏ thành phần</w:t>
+            </w:r>
+            <w:r>
+              <w:rPr>
+                <w:rFonts w:ascii="Times New Roman" w:cs="Times New Roman" w:eastAsia="Times New Roman" w:hAnsi="Times New Roman"/>
+                <w:sz w:val="26"/>
+                <w:szCs w:val="26"/>
+              </w:rPr>
+              <w:t xml:space="preserve">, nhằm xác định </w:t>
+            </w:r>
+            <w:r>
+              <w:rPr>
+                <w:rFonts w:ascii="Times New Roman" w:cs="Times New Roman" w:eastAsia="Times New Roman" w:hAnsi="Times New Roman"/>
+                <w:sz w:val="26"/>
+                <w:szCs w:val="26"/>
+              </w:rPr>
+              <w:t xml:space="preserve">phương pháp</w:t>
+            </w:r>
+            <w:r>
+              <w:rPr>
+                <w:rFonts w:ascii="Times New Roman" w:cs="Times New Roman" w:eastAsia="Times New Roman" w:hAnsi="Times New Roman"/>
+                <w:sz w:val="26"/>
+                <w:szCs w:val="26"/>
+              </w:rPr>
+              <w:t xml:space="preserve"> có giúp giảm chấp nhận nhầm quảng cáo</w:t>
+            </w:r>
+            <w:r>
+              <w:rPr>
+                <w:rFonts w:ascii="Times New Roman" w:cs="Times New Roman" w:eastAsia="Times New Roman" w:hAnsi="Times New Roman"/>
+                <w:sz w:val="26"/>
+                <w:szCs w:val="26"/>
+              </w:rPr>
+              <w:t xml:space="preserve"> và phát hiện tốt hơn tuyên bố lệch điều kiện</w:t>
+            </w:r>
+            <w:r>
+              <w:rPr>
+                <w:rFonts w:ascii="Times New Roman" w:cs="Times New Roman" w:eastAsia="Times New Roman" w:hAnsi="Times New Roman"/>
+                <w:sz w:val="26"/>
+                <w:szCs w:val="26"/>
+              </w:rPr>
+              <w:t xml:space="preserve"> hay không.</w:t>
             </w:r>
           </w:p>
         </w:tc>
@@ -3717,63 +3837,114 @@
                 <w:sz w:val="26"/>
                 <w:szCs w:val="26"/>
               </w:rPr>
-              <w:t xml:space="preserve">M3. </w:t>
-            </w:r>
-            <w:r>
-              <w:rPr>
-                <w:rFonts w:ascii="Times New Roman" w:cs="Times New Roman" w:eastAsia="Times New Roman" w:hAnsi="Times New Roman"/>
-                <w:sz w:val="26"/>
-                <w:szCs w:val="26"/>
-              </w:rPr>
-              <w:t xml:space="preserve">Xây dựng và so sánh P với </w:t>
-            </w:r>
-            <w:r>
-              <w:rPr>
-                <w:rFonts w:ascii="Times New Roman" w:cs="Times New Roman" w:eastAsia="Times New Roman" w:hAnsi="Times New Roman"/>
-                <w:sz w:val="26"/>
-                <w:szCs w:val="26"/>
-              </w:rPr>
-              <w:t xml:space="preserve">các phương pháp đối chứng (B0–B3) và các bản bỏ thành phần</w:t>
-            </w:r>
-            <w:r>
-              <w:rPr>
-                <w:rFonts w:ascii="Times New Roman" w:cs="Times New Roman" w:eastAsia="Times New Roman" w:hAnsi="Times New Roman"/>
-                <w:sz w:val="26"/>
-                <w:szCs w:val="26"/>
-              </w:rPr>
-              <w:t xml:space="preserve">, nhằm xác định </w:t>
-            </w:r>
-            <w:r>
-              <w:rPr>
-                <w:rFonts w:ascii="Times New Roman" w:cs="Times New Roman" w:eastAsia="Times New Roman" w:hAnsi="Times New Roman"/>
-                <w:sz w:val="26"/>
-                <w:szCs w:val="26"/>
-              </w:rPr>
-              <w:t xml:space="preserve">phương pháp</w:t>
-            </w:r>
-            <w:r>
-              <w:rPr>
-                <w:rFonts w:ascii="Times New Roman" w:cs="Times New Roman" w:eastAsia="Times New Roman" w:hAnsi="Times New Roman"/>
-                <w:sz w:val="26"/>
-                <w:szCs w:val="26"/>
-              </w:rPr>
-              <w:t xml:space="preserve"> có giúp giảm chấp nhận nhầm quảng cáo</w:t>
-            </w:r>
-            <w:r>
-              <w:rPr>
-                <w:rFonts w:ascii="Times New Roman" w:cs="Times New Roman" w:eastAsia="Times New Roman" w:hAnsi="Times New Roman"/>
-                <w:sz w:val="26"/>
-                <w:szCs w:val="26"/>
-              </w:rPr>
-              <w:t xml:space="preserve"> và phát hiện tốt hơn tuyên bố lệch điều kiện</w:t>
-            </w:r>
-            <w:r>
-              <w:rPr>
-                <w:rFonts w:ascii="Times New Roman" w:cs="Times New Roman" w:eastAsia="Times New Roman" w:hAnsi="Times New Roman"/>
-                <w:sz w:val="26"/>
-                <w:szCs w:val="26"/>
-              </w:rPr>
-              <w:t xml:space="preserve"> hay không.</w:t>
+              <w:t xml:space="preserve">M4. Tích hợp tính năng kiểm chứng vào website CopyPro để người dùng xem nhãn, đoạn nguồn và lý do của từng tuyên bố ngay sau khi tạo quảng cáo.</w:t>
+            </w:r>
+          </w:p>
+        </w:tc>
+      </w:tr>
+      <w:tr>
+        <w:trPr>
+          <w:cantSplit w:val="0"/>
+          <w:tblHeader w:val="0"/>
+        </w:trPr>
+        <w:tc>
+          <w:tcPr>
+            <w:gridSpan w:val="2"/>
+            <w:tcBorders>
+              <w:top w:color="000000" w:space="0" w:sz="0" w:val="nil"/>
+              <w:bottom w:color="000000" w:space="0" w:sz="0" w:val="nil"/>
+            </w:tcBorders>
+            <w:tcMar>
+              <w:top w:w="0" w:type="dxa"/>
+              <w:left w:w="90" w:type="dxa"/>
+              <w:bottom w:w="0" w:type="dxa"/>
+              <w:right w:w="90" w:type="dxa"/>
+            </w:tcMar>
+          </w:tcPr>
+          <w:p>
+            <w:pPr>
+              <w:spacing w:after="80" w:before="160" w:line="278" w:lineRule="auto"/>
+              <w:ind w:right="102"/>
+              <w:jc w:val="both"/>
+              <w:rPr>
+                <w:rFonts w:ascii="Times New Roman" w:cs="Times New Roman" w:eastAsia="Times New Roman" w:hAnsi="Times New Roman"/>
+                <w:sz w:val="26"/>
+                <w:szCs w:val="26"/>
+              </w:rPr>
+            </w:pPr>
+            <w:r>
+              <w:rPr>
+                <w:rFonts w:ascii="Times New Roman" w:cs="Times New Roman" w:eastAsia="Times New Roman" w:hAnsi="Times New Roman"/>
+                <w:b/>
+                <w:bCs/>
+                <w:sz w:val="26"/>
+                <w:szCs w:val="26"/>
+              </w:rPr>
+              <w:t xml:space="preserve">Phạm vi:</w:t>
+            </w:r>
+            <w:r>
+              <w:rPr>
+                <w:rFonts w:ascii="Times New Roman" w:cs="Times New Roman" w:eastAsia="Times New Roman" w:hAnsi="Times New Roman"/>
+                <w:sz w:val="26"/>
+                <w:szCs w:val="26"/>
+              </w:rPr>
+              <w:t xml:space="preserve"> Kiểm chứng các </w:t>
+            </w:r>
+            <w:r>
+              <w:rPr>
+                <w:rFonts w:ascii="Times New Roman" w:cs="Times New Roman" w:eastAsia="Times New Roman" w:hAnsi="Times New Roman"/>
+                <w:sz w:val="26"/>
+                <w:szCs w:val="26"/>
+              </w:rPr>
+              <w:t xml:space="preserve">tuyên bố về thông số kỹ thuật có điều kiện ràng buộc</w:t>
+            </w:r>
+            <w:r>
+              <w:rPr>
+                <w:rFonts w:ascii="Times New Roman" w:cs="Times New Roman" w:eastAsia="Times New Roman" w:hAnsi="Times New Roman"/>
+                <w:sz w:val="26"/>
+                <w:szCs w:val="26"/>
+              </w:rPr>
+              <w:t xml:space="preserve"> trong quảng cáo tiếng Việt do LLM tạo về </w:t>
+            </w:r>
+            <w:r>
+              <w:rPr>
+                <w:rFonts w:ascii="Times New Roman" w:cs="Times New Roman" w:eastAsia="Times New Roman" w:hAnsi="Times New Roman"/>
+                <w:sz w:val="26"/>
+                <w:szCs w:val="26"/>
+              </w:rPr>
+              <w:t xml:space="preserve">thiết bị điện tử tiêu dùng có tài liệu thông số chính hãng; thực nghiệm giới hạn ở ba nhóm đại diện: điện thoại thông minh, tai nghe không dây và đồng hồ thông minh</w:t>
+            </w:r>
+            <w:r>
+              <w:rPr>
+                <w:rFonts w:ascii="Times New Roman" w:cs="Times New Roman" w:eastAsia="Times New Roman" w:hAnsi="Times New Roman"/>
+                <w:sz w:val="26"/>
+                <w:szCs w:val="26"/>
+              </w:rPr>
+              <w:t xml:space="preserve">, tập trung vào </w:t>
+            </w:r>
+            <w:r>
+              <w:rPr>
+                <w:rFonts w:ascii="Times New Roman" w:cs="Times New Roman" w:eastAsia="Times New Roman" w:hAnsi="Times New Roman"/>
+                <w:sz w:val="26"/>
+                <w:szCs w:val="26"/>
+              </w:rPr>
+              <w:t xml:space="preserve">sáu nhóm thông số thường được công bố kèm điều kiện: thời lượng pin, dung lượng pin, sạc nhanh, kháng nước và bụi, màn hình (độ sáng, tần số quét) và zoom camera.</w:t>
+            </w:r>
+            <w:r>
+              <w:rPr>
+                <w:rFonts w:ascii="Times New Roman" w:cs="Times New Roman" w:eastAsia="Times New Roman" w:hAnsi="Times New Roman"/>
+                <w:sz w:val="26"/>
+                <w:szCs w:val="26"/>
+              </w:rPr>
+              <w:t xml:space="preserve"> Hệ thống chỉ sử dụng tài liệu văn bản của đúng sản phẩm làm bằng chứng</w:t>
+            </w:r>
+            <w:r>
+              <w:rPr>
+                <w:rFonts w:ascii="Times New Roman" w:cs="Times New Roman" w:eastAsia="Times New Roman" w:hAnsi="Times New Roman"/>
+                <w:sz w:val="26"/>
+                <w:szCs w:val="26"/>
+              </w:rPr>
+              <w:t xml:space="preserve">; nhãn Chưa đủ thông tin nghĩa là không tìm thấy thông tin trong kho tài liệu đã thu thập.</w:t>
             </w:r>
           </w:p>
         </w:tc>
@@ -3818,122 +3989,14 @@
                 <w:sz w:val="26"/>
                 <w:szCs w:val="26"/>
               </w:rPr>
-              <w:t xml:space="preserve">M4. Tích hợp tính năng kiểm chứng vào website CopyPro để người dùng xem nhãn, đoạn nguồn và lý do của từng tuyên bố ngay sau khi tạo quảng cáo.</w:t>
-            </w:r>
-          </w:p>
-        </w:tc>
-      </w:tr>
-      <w:tr>
-        <w:trPr>
-          <w:cantSplit w:val="1"/>
-          <w:tblHeader w:val="0"/>
-        </w:trPr>
-        <w:tc>
-          <w:tcPr>
-            <w:gridSpan w:val="2"/>
-            <w:tcBorders>
-              <w:top w:color="000000" w:space="0" w:sz="0" w:val="nil"/>
-              <w:bottom w:color="000000" w:space="0" w:sz="0" w:val="nil"/>
-            </w:tcBorders>
-            <w:tcMar>
-              <w:top w:w="0" w:type="dxa"/>
-              <w:left w:w="90" w:type="dxa"/>
-              <w:bottom w:w="0" w:type="dxa"/>
-              <w:right w:w="90" w:type="dxa"/>
-            </w:tcMar>
-          </w:tcPr>
-          <w:p>
-            <w:pPr>
-              <w:keepLines w:val="1"/>
-              <w:spacing w:after="80" w:before="160" w:line="278" w:lineRule="auto"/>
-              <w:ind w:right="102"/>
-              <w:jc w:val="both"/>
-              <w:rPr>
-                <w:rFonts w:ascii="Times New Roman" w:cs="Times New Roman" w:eastAsia="Times New Roman" w:hAnsi="Times New Roman"/>
-                <w:sz w:val="26"/>
-                <w:szCs w:val="26"/>
-              </w:rPr>
-            </w:pPr>
-            <w:r>
-              <w:rPr>
-                <w:rFonts w:ascii="Times New Roman" w:cs="Times New Roman" w:eastAsia="Times New Roman" w:hAnsi="Times New Roman"/>
-                <w:b/>
-                <w:bCs/>
-                <w:sz w:val="26"/>
-                <w:szCs w:val="26"/>
-              </w:rPr>
-              <w:t xml:space="preserve">Phạm vi:</w:t>
-            </w:r>
-            <w:r>
-              <w:rPr>
-                <w:rFonts w:ascii="Times New Roman" w:cs="Times New Roman" w:eastAsia="Times New Roman" w:hAnsi="Times New Roman"/>
-                <w:sz w:val="26"/>
-                <w:szCs w:val="26"/>
-              </w:rPr>
-              <w:t xml:space="preserve"> Kiểm chứng các </w:t>
-            </w:r>
-            <w:r>
-              <w:rPr>
-                <w:rFonts w:ascii="Times New Roman" w:cs="Times New Roman" w:eastAsia="Times New Roman" w:hAnsi="Times New Roman"/>
-                <w:sz w:val="26"/>
-                <w:szCs w:val="26"/>
-              </w:rPr>
-              <w:t xml:space="preserve">tuyên bố về thông số kỹ thuật có điều kiện ràng buộc</w:t>
-            </w:r>
-            <w:r>
-              <w:rPr>
-                <w:rFonts w:ascii="Times New Roman" w:cs="Times New Roman" w:eastAsia="Times New Roman" w:hAnsi="Times New Roman"/>
-                <w:sz w:val="26"/>
-                <w:szCs w:val="26"/>
-              </w:rPr>
-              <w:t xml:space="preserve"> trong quảng cáo tiếng Việt do LLM tạo về </w:t>
-            </w:r>
-            <w:r>
-              <w:rPr>
-                <w:rFonts w:ascii="Times New Roman" w:cs="Times New Roman" w:eastAsia="Times New Roman" w:hAnsi="Times New Roman"/>
-                <w:sz w:val="26"/>
-                <w:szCs w:val="26"/>
-              </w:rPr>
-              <w:t xml:space="preserve">thiết bị điện tử tiêu dùng có tài liệu thông số chính hãng; thực nghiệm giới hạn ở ba nhóm đại diện: điện thoại thông minh, tai nghe không dây và đồng hồ thông minh</w:t>
-            </w:r>
-            <w:r>
-              <w:rPr>
-                <w:rFonts w:ascii="Times New Roman" w:cs="Times New Roman" w:eastAsia="Times New Roman" w:hAnsi="Times New Roman"/>
-                <w:sz w:val="26"/>
-                <w:szCs w:val="26"/>
-              </w:rPr>
-              <w:t xml:space="preserve">, tập trung vào </w:t>
-            </w:r>
-            <w:r>
-              <w:rPr>
-                <w:rFonts w:ascii="Times New Roman" w:cs="Times New Roman" w:eastAsia="Times New Roman" w:hAnsi="Times New Roman"/>
-                <w:sz w:val="26"/>
-                <w:szCs w:val="26"/>
-              </w:rPr>
-              <w:t xml:space="preserve">sáu nhóm thông số thường được công bố kèm điều kiện: thời lượng pin, dung lượng pin, sạc nhanh, kháng nước và bụi, màn hình (độ sáng, tần số quét) và zoom camera.</w:t>
-            </w:r>
-            <w:r>
-              <w:rPr>
-                <w:rFonts w:ascii="Times New Roman" w:cs="Times New Roman" w:eastAsia="Times New Roman" w:hAnsi="Times New Roman"/>
-                <w:sz w:val="26"/>
-                <w:szCs w:val="26"/>
-              </w:rPr>
-              <w:t xml:space="preserve"> Hệ thống chỉ sử dụng tài liệu văn bản của đúng sản phẩm làm bằng chứng</w:t>
-            </w:r>
-            <w:r>
-              <w:rPr>
-                <w:rFonts w:ascii="Times New Roman" w:cs="Times New Roman" w:eastAsia="Times New Roman" w:hAnsi="Times New Roman"/>
-                <w:sz w:val="26"/>
-                <w:szCs w:val="26"/>
-              </w:rPr>
-              <w:t xml:space="preserve">; nhãn Chưa đủ thông tin nghĩa là không tìm thấy thông tin trong kho tài liệu đã thu thập.</w:t>
-            </w:r>
-          </w:p>
-        </w:tc>
-      </w:tr>
-      <w:tr>
-        <w:trPr>
-          <w:cantSplit w:val="1"/>
+              <w:t xml:space="preserve">Điều kiện ràng buộc được xét gồm sáu loại: chế độ hoạt động (bật hoặc tắt chống ồn, chế độ tiết kiệm pin), bộ phận (tai nghe hay hộp sạc), phụ kiện (bộ sạc có công suất nhất định), điều kiện đo (độ sâu và thời gian ngâm nước, phần diện tích màn hình được đo), phiên bản sản phẩm và kiểu giá trị (“lên đến”, “tối đa”, “điển hình”, “định mức”).</w:t>
+            </w:r>
+          </w:p>
+        </w:tc>
+      </w:tr>
+      <w:tr>
+        <w:trPr>
+          <w:cantSplit w:val="0"/>
           <w:tblHeader w:val="0"/>
         </w:trPr>
         <w:tc>
@@ -3971,7 +4034,7 @@
                 <w:sz w:val="26"/>
                 <w:szCs w:val="26"/>
               </w:rPr>
-              <w:t xml:space="preserve">Điều kiện ràng buộc được xét gồm sáu loại: chế độ hoạt động (bật hoặc tắt chống ồn, chế độ tiết kiệm pin), bộ phận (tai nghe hay hộp sạc), phụ kiện (bộ sạc có công suất nhất định), điều kiện đo (độ sâu và thời gian ngâm nước, phần diện tích màn hình được đo), phiên bản sản phẩm và kiểu giá trị (“lên đến”, “tối đa”, “điển hình”, “định mức”).</w:t>
+              <w:t xml:space="preserve">Lý do và tiêu chí chọn nhóm sản phẩm: trong các ngành CopyPro hỗ trợ, thiết bị điện tử tiêu dùng có trang thông số chính hãng công khai, ghi rõ con số và điều kiện đo; quảng cáo mỹ phẩm, ẩm thực hay du lịch chủ yếu nêu cảm nhận, giá, ưu đãi nên khó có bằng chứng văn bản chuẩn. Phương pháp áp dụng được cho một nhóm thiết bị khi (1) hãng có trang thông số chính thức bằng tiếng Việt và (2) thông số là số liệu đo được, công bố kèm điều kiện. Nhóm đưa vào thực nghiệm phải thỏa thêm (3) có chung các nhóm thông số như pin và kháng nước để so sánh giữa các nhóm và (4) có sản phẩm của cùng các hãng để nguồn bằng chứng đồng nhất.</w:t>
             </w:r>
           </w:p>
         </w:tc>
@@ -4016,7 +4079,55 @@
                 <w:sz w:val="26"/>
                 <w:szCs w:val="26"/>
               </w:rPr>
-              <w:t xml:space="preserve">Lý do chọn thiết bị điện tử tiêu dùng trong các ngành CopyPro hỗ trợ: đây là nhóm có trang thông số chính hãng công khai, ghi rõ con số và điều kiện đo. Quảng cáo ở các ngành như mỹ phẩm, ẩm thực hay du lịch chủ yếu nêu cảm nhận, giá, ưu đãi hoặc số liệu từ thử nghiệm không công bố, nên khó có bằng chứng văn bản chuẩn để đối chiếu.</w:t>
+              <w:t xml:space="preserve">Ba nhóm được chọn thỏa cả bốn tiêu chí: iPhone 17 công bố tốc độ sạc kèm công suất bộ tiếp hợp và độ sáng theo điều kiện hiển thị (mục 1) </w:t>
+            </w:r>
+            <w:r>
+              <w:rPr>
+                <w:rFonts w:ascii="Times New Roman" w:cs="Times New Roman" w:eastAsia="Times New Roman" w:hAnsi="Times New Roman"/>
+                <w:sz w:val="26"/>
+                <w:szCs w:val="26"/>
+              </w:rPr>
+              <w:t xml:space="preserve">[2]</w:t>
+            </w:r>
+            <w:r>
+              <w:rPr>
+                <w:rFonts w:ascii="Times New Roman" w:cs="Times New Roman" w:eastAsia="Times New Roman" w:hAnsi="Times New Roman"/>
+                <w:sz w:val="26"/>
+                <w:szCs w:val="26"/>
+              </w:rPr>
+              <w:t xml:space="preserve">; Galaxy Buds3 Pro công bố thời lượng pin theo chế độ chống ồn, chuẩn IP57 dựa trên thử ngâm 1 mét nước ngọt tối đa 30 phút và chỉ áp dụng cho tai nghe </w:t>
+            </w:r>
+            <w:r>
+              <w:rPr>
+                <w:rFonts w:ascii="Times New Roman" w:cs="Times New Roman" w:eastAsia="Times New Roman" w:hAnsi="Times New Roman"/>
+                <w:sz w:val="26"/>
+                <w:szCs w:val="26"/>
+              </w:rPr>
+              <w:t xml:space="preserve">[17]</w:t>
+            </w:r>
+            <w:r>
+              <w:rPr>
+                <w:rFonts w:ascii="Times New Roman" w:cs="Times New Roman" w:eastAsia="Times New Roman" w:hAnsi="Times New Roman"/>
+                <w:sz w:val="26"/>
+                <w:szCs w:val="26"/>
+              </w:rPr>
+              <w:t xml:space="preserve">; Apple Watch SE 3 dùng được lên đến 18 giờ ở chế độ thường và 32 giờ ở chế độ nguồn điện thấp </w:t>
+            </w:r>
+            <w:r>
+              <w:rPr>
+                <w:rFonts w:ascii="Times New Roman" w:cs="Times New Roman" w:eastAsia="Times New Roman" w:hAnsi="Times New Roman"/>
+                <w:sz w:val="26"/>
+                <w:szCs w:val="26"/>
+              </w:rPr>
+              <w:t xml:space="preserve">[20]</w:t>
+            </w:r>
+            <w:r>
+              <w:rPr>
+                <w:rFonts w:ascii="Times New Roman" w:cs="Times New Roman" w:eastAsia="Times New Roman" w:hAnsi="Times New Roman"/>
+                <w:sz w:val="26"/>
+                <w:szCs w:val="26"/>
+              </w:rPr>
+              <w:t xml:space="preserve">.</w:t>
             </w:r>
           </w:p>
         </w:tc>
@@ -4061,7 +4172,7 @@
                 <w:sz w:val="26"/>
                 <w:szCs w:val="26"/>
               </w:rPr>
-              <w:t xml:space="preserve">Tiêu chí chọn nhóm sản phẩm: phương pháp áp dụng được cho một nhóm thiết bị điện tử tiêu dùng khi (1) hãng có trang thông số chính thức bằng tiếng Việt để làm bằng chứng và (2) thông số là số liệu đo được, được công bố kèm điều kiện ràng buộc. Nhóm được đưa vào thực nghiệm phải thỏa thêm: (3) có chung các nhóm thông số pin, sạc và kháng nước để so sánh kết quả giữa các nhóm trên cùng loại thông số; (4) có sản phẩm của cùng các hãng để nguồn bằng chứng đồng nhất.</w:t>
+              <w:t xml:space="preserve">Sản phẩm: khoảng 12 mẫu (khoảng 5 điện thoại, 4 tai nghe không dây, 3 đồng hồ thông minh) đang bán chính hãng tại Việt Nam của ít nhất ba hãng (dự kiến Apple, Samsung, Xiaomi, OPPO), ưu tiên các trang có chú thích điều kiện đầy đủ.</w:t>
             </w:r>
           </w:p>
         </w:tc>
@@ -4106,78 +4217,14 @@
                 <w:sz w:val="26"/>
                 <w:szCs w:val="26"/>
               </w:rPr>
-              <w:t xml:space="preserve">Ba nhóm được chọn thỏa cả bốn tiêu chí. Với điện thoại, độ sáng cực đại 3200 nit của Xiaomi 15T được công bố “trên 25% diện tích màn hình” </w:t>
-            </w:r>
-            <w:r>
-              <w:rPr>
-                <w:rFonts w:ascii="Times New Roman" w:cs="Times New Roman" w:eastAsia="Times New Roman" w:hAnsi="Times New Roman"/>
-                <w:sz w:val="26"/>
-                <w:szCs w:val="26"/>
-              </w:rPr>
-              <w:t xml:space="preserve">[24]</w:t>
-            </w:r>
-            <w:r>
-              <w:rPr>
-                <w:rFonts w:ascii="Times New Roman" w:cs="Times New Roman" w:eastAsia="Times New Roman" w:hAnsi="Times New Roman"/>
-                <w:sz w:val="26"/>
-                <w:szCs w:val="26"/>
-              </w:rPr>
-              <w:t xml:space="preserve">; độ sáng tối đa 4500 nit của OPPO Find X8 được ghi kèm điều kiện 1% APL, tức chỉ một vùng rất nhỏ của màn hình hiển thị sáng </w:t>
-            </w:r>
-            <w:r>
-              <w:rPr>
-                <w:rFonts w:ascii="Times New Roman" w:cs="Times New Roman" w:eastAsia="Times New Roman" w:hAnsi="Times New Roman"/>
-                <w:sz w:val="26"/>
-                <w:szCs w:val="26"/>
-              </w:rPr>
-              <w:t xml:space="preserve">[25]</w:t>
-            </w:r>
-            <w:r>
-              <w:rPr>
-                <w:rFonts w:ascii="Times New Roman" w:cs="Times New Roman" w:eastAsia="Times New Roman" w:hAnsi="Times New Roman"/>
-                <w:sz w:val="26"/>
-                <w:szCs w:val="26"/>
-              </w:rPr>
-              <w:t xml:space="preserve">. Với tai nghe, Galaxy Buds3 Pro công bố thời lượng pin theo chế độ chống ồn như ví dụ ở mục 2, và chỉ tai nghe đạt IP57 còn hộp sạc không có khả năng kháng nước </w:t>
-            </w:r>
-            <w:r>
-              <w:rPr>
-                <w:rFonts w:ascii="Times New Roman" w:cs="Times New Roman" w:eastAsia="Times New Roman" w:hAnsi="Times New Roman"/>
-                <w:sz w:val="26"/>
-                <w:szCs w:val="26"/>
-              </w:rPr>
-              <w:t xml:space="preserve">[21]</w:t>
-            </w:r>
-            <w:r>
-              <w:rPr>
-                <w:rFonts w:ascii="Times New Roman" w:cs="Times New Roman" w:eastAsia="Times New Roman" w:hAnsi="Times New Roman"/>
-                <w:sz w:val="26"/>
-                <w:szCs w:val="26"/>
-              </w:rPr>
-              <w:t xml:space="preserve">. Với đồng hồ, Apple Watch SE 3 dùng được lên đến 18 giờ ở chế độ thường và 32 giờ ở chế độ nguồn điện thấp </w:t>
-            </w:r>
-            <w:r>
-              <w:rPr>
-                <w:rFonts w:ascii="Times New Roman" w:cs="Times New Roman" w:eastAsia="Times New Roman" w:hAnsi="Times New Roman"/>
-                <w:sz w:val="26"/>
-                <w:szCs w:val="26"/>
-              </w:rPr>
-              <w:t xml:space="preserve">[26]</w:t>
-            </w:r>
-            <w:r>
-              <w:rPr>
-                <w:rFonts w:ascii="Times New Roman" w:cs="Times New Roman" w:eastAsia="Times New Roman" w:hAnsi="Times New Roman"/>
-                <w:sz w:val="26"/>
-                <w:szCs w:val="26"/>
-              </w:rPr>
-              <w:t xml:space="preserve">.</w:t>
-            </w:r>
-          </w:p>
-        </w:tc>
-      </w:tr>
-      <w:tr>
-        <w:trPr>
-          <w:cantSplit w:val="1"/>
+              <w:t xml:space="preserve">Quảng cáo: do CopyPro tạo ở ngành Công nghệ bằng hai LLM thuộc hai họ mô hình khác nhau (dự kiến Gemini 2.5 Flash và GPT-OSS 120B qua Groq, thay cho Llama 3.3 70B đã bị Groq ngừng phục vụ từ 16/08/2026), với ba loại bài mô tả sản phẩm, bài đăng mạng xã hội, trang đích, ở hai chế độ: chỉ nhập tên sản phẩm, và nhập thêm đoạn thông số chính hãng vào ô thông tin bổ sung.</w:t>
+            </w:r>
+          </w:p>
+        </w:tc>
+      </w:tr>
+      <w:tr>
+        <w:trPr>
+          <w:cantSplit w:val="0"/>
           <w:tblHeader w:val="0"/>
         </w:trPr>
         <w:tc>
@@ -4215,7 +4262,7 @@
                 <w:sz w:val="26"/>
                 <w:szCs w:val="26"/>
               </w:rPr>
-              <w:t xml:space="preserve">Sản phẩm: khoảng 12 mẫu (khoảng 5 điện thoại, 4 tai nghe không dây, 3 đồng hồ thông minh) đang bán chính hãng tại Việt Nam của ít nhất ba hãng (dự kiến Apple, Samsung, Xiaomi, OPPO), ưu tiên các trang có chú thích điều kiện đầy đủ.</w:t>
+              <w:t xml:space="preserve">Không thuộc phạm vi: tuyên bố về thông số không kèm điều kiện (ví dụ khối lượng, kích thước, phiên bản Bluetooth), tuyên bố cảm tính, so sánh với sản phẩm khác, giá và khuyến mãi; đo hiệu năng thực tế; kết luận pháp lý; đánh giá trên quảng cáo do người viết; tự nhận diện sản phẩm (người dùng chọn mẫu khi kiểm chứng). Máy tính xách tay, tivi và đồ gia dụng không thuộc phạm vi thực nghiệm vì cần định nghĩa thêm nhiều thuộc tính và điều kiện riêng, ví dụ thông số thay đổi theo cấu hình máy, vượt quá khối lượng gán nhãn của một người; khả năng mở rộng chỉ được thử trên một nhóm nhỏ là máy tính bảng (Nội dung 3).</w:t>
             </w:r>
           </w:p>
         </w:tc>
@@ -4239,6 +4286,112 @@
               <w:right w:w="90" w:type="dxa"/>
             </w:tcMar>
           </w:tcPr>
+          <w:p>
+            <w:pPr>
+              <w:keepLines w:val="1"/>
+              <w:spacing w:after="80" w:before="160" w:line="278" w:lineRule="auto"/>
+              <w:ind w:right="102"/>
+              <w:jc w:val="both"/>
+              <w:rPr>
+                <w:rFonts w:ascii="Times New Roman" w:cs="Times New Roman" w:eastAsia="Times New Roman" w:hAnsi="Times New Roman"/>
+                <w:sz w:val="26"/>
+                <w:szCs w:val="26"/>
+              </w:rPr>
+            </w:pPr>
+            <w:r>
+              <w:rPr>
+                <w:rFonts w:ascii="Times New Roman" w:cs="Times New Roman" w:eastAsia="Times New Roman" w:hAnsi="Times New Roman"/>
+                <w:b/>
+                <w:bCs/>
+                <w:sz w:val="26"/>
+                <w:szCs w:val="26"/>
+              </w:rPr>
+              <w:t xml:space="preserve">Đối tượng:</w:t>
+            </w:r>
+            <w:r>
+              <w:rPr>
+                <w:rFonts w:ascii="Times New Roman" w:cs="Times New Roman" w:eastAsia="Times New Roman" w:hAnsi="Times New Roman"/>
+                <w:sz w:val="26"/>
+                <w:szCs w:val="26"/>
+              </w:rPr>
+              <w:t xml:space="preserve"> Các phương pháp kiểm chứng tuyên bố quảng cáo do LLM tạo bằng bằng chứng văn bản, tập trung phát hiện thông số không phù hợp với tài liệu của sản phẩm hoặc phiên bản được quảng cáo, cũng như các thông số được áp dụng sai điều kiện.</w:t>
+            </w:r>
+            <w:r>
+              <w:rPr>
+                <w:rFonts w:ascii="Times New Roman" w:cs="Times New Roman" w:eastAsia="Times New Roman" w:hAnsi="Times New Roman"/>
+                <w:sz w:val="26"/>
+                <w:szCs w:val="26"/>
+              </w:rPr>
+              <w:t xml:space="preserve"> Dữ liệu nghiên cứu là các tuyên bố về thông số có điều kiện ràng buộc trong quảng cáo tiếng Việt về điện thoại thông minh, tai nghe không dây, đồng hồ thông minh và trang thông số chính hãng tương ứng.</w:t>
+            </w:r>
+          </w:p>
+        </w:tc>
+      </w:tr>
+      <w:tr>
+        <w:trPr>
+          <w:cantSplit w:val="1"/>
+          <w:tblHeader w:val="0"/>
+        </w:trPr>
+        <w:tc>
+          <w:tcPr>
+            <w:gridSpan w:val="2"/>
+            <w:tcBorders>
+              <w:top w:color="000000" w:space="0" w:sz="0" w:val="nil"/>
+              <w:bottom w:color="000000" w:space="0" w:sz="0" w:val="nil"/>
+            </w:tcBorders>
+            <w:tcMar>
+              <w:top w:w="0" w:type="dxa"/>
+              <w:left w:w="90" w:type="dxa"/>
+              <w:bottom w:w="0" w:type="dxa"/>
+              <w:right w:w="90" w:type="dxa"/>
+            </w:tcMar>
+          </w:tcPr>
+          <w:p>
+            <w:pPr>
+              <w:keepLines w:val="1"/>
+              <w:spacing w:after="80" w:before="160" w:line="278" w:lineRule="auto"/>
+              <w:ind w:right="102"/>
+              <w:jc w:val="both"/>
+              <w:rPr>
+                <w:rFonts w:ascii="Times New Roman" w:cs="Times New Roman" w:eastAsia="Times New Roman" w:hAnsi="Times New Roman"/>
+                <w:sz w:val="26"/>
+                <w:szCs w:val="26"/>
+              </w:rPr>
+            </w:pPr>
+            <w:r>
+              <w:rPr>
+                <w:rFonts w:ascii="Times New Roman" w:cs="Times New Roman" w:eastAsia="Times New Roman" w:hAnsi="Times New Roman"/>
+                <w:b/>
+                <w:bCs/>
+                <w:sz w:val="26"/>
+                <w:szCs w:val="26"/>
+              </w:rPr>
+              <w:t xml:space="preserve">Phương pháp thực hiện:</w:t>
+            </w:r>
+          </w:p>
+          <w:p>
+            <w:pPr>
+              <w:keepLines w:val="1"/>
+              <w:spacing w:after="80" w:before="160" w:line="278" w:lineRule="auto"/>
+              <w:ind w:right="102"/>
+              <w:jc w:val="both"/>
+              <w:rPr>
+                <w:rFonts w:ascii="Times New Roman" w:cs="Times New Roman" w:eastAsia="Times New Roman" w:hAnsi="Times New Roman"/>
+                <w:sz w:val="26"/>
+                <w:szCs w:val="26"/>
+              </w:rPr>
+            </w:pPr>
+            <w:r>
+              <w:rPr>
+                <w:rFonts w:ascii="Times New Roman" w:cs="Times New Roman" w:eastAsia="Times New Roman" w:hAnsi="Times New Roman"/>
+                <w:b/>
+                <w:bCs/>
+                <w:sz w:val="26"/>
+                <w:szCs w:val="26"/>
+              </w:rPr>
+              <w:t xml:space="preserve">Nội dung 1 (ứng với M1): Xây dựng dữ liệu kiểm chứng</w:t>
+            </w:r>
+          </w:p>
           <w:p>
             <w:pPr>
               <w:numPr>
@@ -4260,14 +4413,22 @@
                 <w:sz w:val="26"/>
                 <w:szCs w:val="26"/>
               </w:rPr>
-              <w:t xml:space="preserve">Quảng cáo: do CopyPro tạo ở ngành Công nghệ bằng hai LLM có sẵn trên website (Gemini 2.5 Flash và Llama 3.3 70B) với ba loại bài có sẵn (mô tả sản phẩm, bài đăng mạng xã hội, trang đích), ở hai chế độ: chỉ nhập tên sản phẩm, và nhập thêm đoạn thông số chính hãng vào ô thông tin bổ sung.</w:t>
-            </w:r>
-          </w:p>
-        </w:tc>
-      </w:tr>
-      <w:tr>
-        <w:trPr>
-          <w:cantSplit w:val="0"/>
+              <w:t xml:space="preserve">Thu thập trang thông số chính hãng của các mẫu sản phẩm đã chọn, lưu đường dẫn, ngày truy cập, bản chụp và mã băm để truy vết. </w:t>
+            </w:r>
+            <w:r>
+              <w:rPr>
+                <w:rFonts w:ascii="Times New Roman" w:cs="Times New Roman" w:eastAsia="Times New Roman" w:hAnsi="Times New Roman"/>
+                <w:sz w:val="26"/>
+                <w:szCs w:val="26"/>
+              </w:rPr>
+              <w:t xml:space="preserve">Chia tài liệu thành các đoạn nhưng giữ thông số cùng điều kiện đi kèm.</w:t>
+            </w:r>
+          </w:p>
+        </w:tc>
+      </w:tr>
+      <w:tr>
+        <w:trPr>
+          <w:cantSplit w:val="1"/>
           <w:tblHeader w:val="0"/>
         </w:trPr>
         <w:tc>
@@ -4305,7 +4466,7 @@
                 <w:sz w:val="26"/>
                 <w:szCs w:val="26"/>
               </w:rPr>
-              <w:t xml:space="preserve">Không thuộc phạm vi: tuyên bố về thông số không kèm điều kiện (ví dụ khối lượng, kích thước, phiên bản Bluetooth), tuyên bố cảm tính (ví dụ “đẹp nhất”, “mượt mà”), so sánh với sản phẩm khác, giá và khuyến mãi. Máy tính xách tay, máy tính bảng, tivi và đồ gia dụng không thuộc phạm vi thực nghiệm: các nhóm này dùng được cùng cách biểu diễn và bộ quyết định nhưng cần định nghĩa thêm nhiều thuộc tính và điều kiện bắt buộc riêng (ví dụ thông số thay đổi theo cấu hình máy, điện năng tiêu thụ theo tiêu chuẩn đo); khối lượng gán nhãn khi đó vượt quá sức một người trong thời gian khóa luận nên được để lại làm hướng mở rộng. Đề tài không đo hiệu năng thực tế và không đưa ra kết luận pháp lý. Người dùng chọn mẫu sản phẩm khi kiểm chứng, hệ thống không tự nhận diện sản phẩm.</w:t>
+              <w:t xml:space="preserve">Lập danh sách thuộc tính có điều kiện ràng buộc và điều kiện bắt buộc của từng thuộc tính cho mỗi nhóm sản phẩm (ví dụ sạc nhanh cần công suất bộ sạc, zoom cần phân biệt quang học và kỹ thuật số, pin tai nghe cần chế độ chống ồn và có tính hộp sạc hay không), lưu thành tệp cấu hình kèm các cách diễn đạt và cách hiểu thông thường của từng điều kiện; cách hiểu thông thường được đối chiếu bằng khảo sát nhanh 5–10 người đọc.</w:t>
             </w:r>
           </w:p>
         </w:tc>
@@ -4329,112 +4490,6 @@
               <w:right w:w="90" w:type="dxa"/>
             </w:tcMar>
           </w:tcPr>
-          <w:p>
-            <w:pPr>
-              <w:keepLines w:val="1"/>
-              <w:spacing w:after="80" w:before="160" w:line="278" w:lineRule="auto"/>
-              <w:ind w:right="102"/>
-              <w:jc w:val="both"/>
-              <w:rPr>
-                <w:rFonts w:ascii="Times New Roman" w:cs="Times New Roman" w:eastAsia="Times New Roman" w:hAnsi="Times New Roman"/>
-                <w:sz w:val="26"/>
-                <w:szCs w:val="26"/>
-              </w:rPr>
-            </w:pPr>
-            <w:r>
-              <w:rPr>
-                <w:rFonts w:ascii="Times New Roman" w:cs="Times New Roman" w:eastAsia="Times New Roman" w:hAnsi="Times New Roman"/>
-                <w:b/>
-                <w:bCs/>
-                <w:sz w:val="26"/>
-                <w:szCs w:val="26"/>
-              </w:rPr>
-              <w:t xml:space="preserve">Đối tượng:</w:t>
-            </w:r>
-            <w:r>
-              <w:rPr>
-                <w:rFonts w:ascii="Times New Roman" w:cs="Times New Roman" w:eastAsia="Times New Roman" w:hAnsi="Times New Roman"/>
-                <w:sz w:val="26"/>
-                <w:szCs w:val="26"/>
-              </w:rPr>
-              <w:t xml:space="preserve"> Các phương pháp kiểm chứng tuyên bố quảng cáo do LLM tạo bằng bằng chứng văn bản, tập trung phát hiện thông số không phù hợp với tài liệu của sản phẩm hoặc phiên bản được quảng cáo, cũng như các thông số được áp dụng sai điều kiện.</w:t>
-            </w:r>
-            <w:r>
-              <w:rPr>
-                <w:rFonts w:ascii="Times New Roman" w:cs="Times New Roman" w:eastAsia="Times New Roman" w:hAnsi="Times New Roman"/>
-                <w:sz w:val="26"/>
-                <w:szCs w:val="26"/>
-              </w:rPr>
-              <w:t xml:space="preserve"> Dữ liệu nghiên cứu là các tuyên bố về thông số có điều kiện ràng buộc trong quảng cáo tiếng Việt về điện thoại thông minh, tai nghe không dây, đồng hồ thông minh và trang thông số chính hãng tương ứng.</w:t>
-            </w:r>
-          </w:p>
-        </w:tc>
-      </w:tr>
-      <w:tr>
-        <w:trPr>
-          <w:cantSplit w:val="1"/>
-          <w:tblHeader w:val="0"/>
-        </w:trPr>
-        <w:tc>
-          <w:tcPr>
-            <w:gridSpan w:val="2"/>
-            <w:tcBorders>
-              <w:top w:color="000000" w:space="0" w:sz="0" w:val="nil"/>
-              <w:bottom w:color="000000" w:space="0" w:sz="0" w:val="nil"/>
-            </w:tcBorders>
-            <w:tcMar>
-              <w:top w:w="0" w:type="dxa"/>
-              <w:left w:w="90" w:type="dxa"/>
-              <w:bottom w:w="0" w:type="dxa"/>
-              <w:right w:w="90" w:type="dxa"/>
-            </w:tcMar>
-          </w:tcPr>
-          <w:p>
-            <w:pPr>
-              <w:keepLines w:val="1"/>
-              <w:spacing w:after="80" w:before="160" w:line="278" w:lineRule="auto"/>
-              <w:ind w:right="102"/>
-              <w:jc w:val="both"/>
-              <w:rPr>
-                <w:rFonts w:ascii="Times New Roman" w:cs="Times New Roman" w:eastAsia="Times New Roman" w:hAnsi="Times New Roman"/>
-                <w:sz w:val="26"/>
-                <w:szCs w:val="26"/>
-              </w:rPr>
-            </w:pPr>
-            <w:r>
-              <w:rPr>
-                <w:rFonts w:ascii="Times New Roman" w:cs="Times New Roman" w:eastAsia="Times New Roman" w:hAnsi="Times New Roman"/>
-                <w:b/>
-                <w:bCs/>
-                <w:sz w:val="26"/>
-                <w:szCs w:val="26"/>
-              </w:rPr>
-              <w:t xml:space="preserve">Phương pháp thực hiện:</w:t>
-            </w:r>
-          </w:p>
-          <w:p>
-            <w:pPr>
-              <w:keepLines w:val="1"/>
-              <w:spacing w:after="80" w:before="160" w:line="278" w:lineRule="auto"/>
-              <w:ind w:right="102"/>
-              <w:jc w:val="both"/>
-              <w:rPr>
-                <w:rFonts w:ascii="Times New Roman" w:cs="Times New Roman" w:eastAsia="Times New Roman" w:hAnsi="Times New Roman"/>
-                <w:sz w:val="26"/>
-                <w:szCs w:val="26"/>
-              </w:rPr>
-            </w:pPr>
-            <w:r>
-              <w:rPr>
-                <w:rFonts w:ascii="Times New Roman" w:cs="Times New Roman" w:eastAsia="Times New Roman" w:hAnsi="Times New Roman"/>
-                <w:b/>
-                <w:bCs/>
-                <w:sz w:val="26"/>
-                <w:szCs w:val="26"/>
-              </w:rPr>
-              <w:t xml:space="preserve">Nội dung 1 (ứng với M1): Xây dựng dữ liệu kiểm chứng</w:t>
-            </w:r>
-          </w:p>
           <w:p>
             <w:pPr>
               <w:numPr>
@@ -4456,15 +4511,7 @@
                 <w:sz w:val="26"/>
                 <w:szCs w:val="26"/>
               </w:rPr>
-              <w:t xml:space="preserve">Thu thập trang thông số chính hãng của các mẫu sản phẩm đã chọn, lưu đường dẫn, ngày truy cập, bản chụp và mã băm để truy vết. </w:t>
-            </w:r>
-            <w:r>
-              <w:rPr>
-                <w:rFonts w:ascii="Times New Roman" w:cs="Times New Roman" w:eastAsia="Times New Roman" w:hAnsi="Times New Roman"/>
-                <w:sz w:val="26"/>
-                <w:szCs w:val="26"/>
-              </w:rPr>
-              <w:t xml:space="preserve">Chia tài liệu thành các đoạn nhưng giữ thông số cùng điều kiện đi kèm.</w:t>
+              <w:t xml:space="preserve">Sinh quảng cáo bằng CopyPro theo hai chế độ nêu ở phần phạm vi; lưu câu lệnh, mô hình, tham số và đầu ra của mỗi lần sinh.</w:t>
             </w:r>
           </w:p>
         </w:tc>
@@ -4509,7 +4556,63 @@
                 <w:sz w:val="26"/>
                 <w:szCs w:val="26"/>
               </w:rPr>
-              <w:t xml:space="preserve">Lập danh sách thuộc tính có điều kiện ràng buộc và điều kiện bắt buộc của từng thuộc tính cho mỗi nhóm sản phẩm (ví dụ sạc nhanh cần công suất bộ sạc, độ sáng cần chế độ hiển thị, zoom cần phân biệt quang học và kỹ thuật số, pin tai nghe cần chế độ chống ồn và có tính hộp sạc hay không, pin đồng hồ cần chế độ sử dụng), lưu thành tệp cấu hình.</w:t>
+              <w:t xml:space="preserve">Tách nội dung quảng cáo thành các </w:t>
+            </w:r>
+            <w:r>
+              <w:rPr>
+                <w:rFonts w:ascii="Times New Roman" w:cs="Times New Roman" w:eastAsia="Times New Roman" w:hAnsi="Times New Roman"/>
+                <w:sz w:val="26"/>
+                <w:szCs w:val="26"/>
+              </w:rPr>
+              <w:t xml:space="preserve">tuyên bố</w:t>
+            </w:r>
+            <w:r>
+              <w:rPr>
+                <w:rFonts w:ascii="Times New Roman" w:cs="Times New Roman" w:eastAsia="Times New Roman" w:hAnsi="Times New Roman"/>
+                <w:sz w:val="26"/>
+                <w:szCs w:val="26"/>
+              </w:rPr>
+              <w:t xml:space="preserve"> nhỏ có thể kiểm chứng độc lập, đồng thời giữ lại ngữ cảnh</w:t>
+            </w:r>
+            <w:r>
+              <w:rPr>
+                <w:rFonts w:ascii="Times New Roman" w:cs="Times New Roman" w:eastAsia="Times New Roman" w:hAnsi="Times New Roman"/>
+                <w:sz w:val="26"/>
+                <w:szCs w:val="26"/>
+              </w:rPr>
+              <w:t xml:space="preserve"> (sản phẩm, phiên bản, bộ phận, điều kiện)</w:t>
+            </w:r>
+            <w:r>
+              <w:rPr>
+                <w:rFonts w:ascii="Times New Roman" w:cs="Times New Roman" w:eastAsia="Times New Roman" w:hAnsi="Times New Roman"/>
+                <w:sz w:val="26"/>
+                <w:szCs w:val="26"/>
+              </w:rPr>
+              <w:t xml:space="preserve"> để không làm thay đổi ý nghĩa ban đầu, giống như hướng kiểm chứng từng phát biểu nhỏ của FactLens </w:t>
+            </w:r>
+            <w:r>
+              <w:rPr>
+                <w:rFonts w:ascii="Times New Roman" w:cs="Times New Roman" w:eastAsia="Times New Roman" w:hAnsi="Times New Roman"/>
+                <w:sz w:val="26"/>
+                <w:szCs w:val="26"/>
+              </w:rPr>
+              <w:t xml:space="preserve">[13]</w:t>
+            </w:r>
+            <w:r>
+              <w:rPr>
+                <w:rFonts w:ascii="Times New Roman" w:cs="Times New Roman" w:eastAsia="Times New Roman" w:hAnsi="Times New Roman"/>
+                <w:sz w:val="26"/>
+                <w:szCs w:val="26"/>
+              </w:rPr>
+              <w:t xml:space="preserve">.</w:t>
+            </w:r>
+            <w:r>
+              <w:rPr>
+                <w:rFonts w:ascii="Times New Roman" w:cs="Times New Roman" w:eastAsia="Times New Roman" w:hAnsi="Times New Roman"/>
+                <w:sz w:val="26"/>
+                <w:szCs w:val="26"/>
+              </w:rPr>
+              <w:t xml:space="preserve"> Chỉ giữ các tuyên bố có thuộc tính nằm trong danh sách thuộc tính có điều kiện ràng buộc.</w:t>
             </w:r>
           </w:p>
         </w:tc>
@@ -4554,7 +4657,7 @@
                 <w:sz w:val="26"/>
                 <w:szCs w:val="26"/>
               </w:rPr>
-              <w:t xml:space="preserve">Sinh quảng cáo bằng CopyPro theo hai chế độ nêu ở phần phạm vi; lưu câu lệnh, mô hình, tham số và đầu ra của mỗi lần sinh.</w:t>
+              <w:t xml:space="preserve">Gán nhãn bốn lớp theo hướng dẫn viết trước; lưu đoạn bằng chứng và lý do. Gán lại ngẫu nhiên 20% số tuyên bố sau ít nhất 10 ngày với nhãn cũ được ẩn để đo độ nhất quán, và nhờ một người thứ hai gán độc lập khoảng 60 tuyên bố theo cùng hướng dẫn để tính hệ số kappa của Cohen.</w:t>
             </w:r>
           </w:p>
         </w:tc>
@@ -4599,63 +4702,7 @@
                 <w:sz w:val="26"/>
                 <w:szCs w:val="26"/>
               </w:rPr>
-              <w:t xml:space="preserve">Tách nội dung quảng cáo thành các </w:t>
-            </w:r>
-            <w:r>
-              <w:rPr>
-                <w:rFonts w:ascii="Times New Roman" w:cs="Times New Roman" w:eastAsia="Times New Roman" w:hAnsi="Times New Roman"/>
-                <w:sz w:val="26"/>
-                <w:szCs w:val="26"/>
-              </w:rPr>
-              <w:t xml:space="preserve">tuyên bố</w:t>
-            </w:r>
-            <w:r>
-              <w:rPr>
-                <w:rFonts w:ascii="Times New Roman" w:cs="Times New Roman" w:eastAsia="Times New Roman" w:hAnsi="Times New Roman"/>
-                <w:sz w:val="26"/>
-                <w:szCs w:val="26"/>
-              </w:rPr>
-              <w:t xml:space="preserve"> nhỏ có thể kiểm chứng độc lập, đồng thời giữ lại ngữ cảnh</w:t>
-            </w:r>
-            <w:r>
-              <w:rPr>
-                <w:rFonts w:ascii="Times New Roman" w:cs="Times New Roman" w:eastAsia="Times New Roman" w:hAnsi="Times New Roman"/>
-                <w:sz w:val="26"/>
-                <w:szCs w:val="26"/>
-              </w:rPr>
-              <w:t xml:space="preserve"> (sản phẩm, phiên bản, bộ phận, điều kiện)</w:t>
-            </w:r>
-            <w:r>
-              <w:rPr>
-                <w:rFonts w:ascii="Times New Roman" w:cs="Times New Roman" w:eastAsia="Times New Roman" w:hAnsi="Times New Roman"/>
-                <w:sz w:val="26"/>
-                <w:szCs w:val="26"/>
-              </w:rPr>
-              <w:t xml:space="preserve"> để không làm thay đổi ý nghĩa ban đầu, giống như hướng kiểm chứng từng phát biểu nhỏ của FactLens </w:t>
-            </w:r>
-            <w:r>
-              <w:rPr>
-                <w:rFonts w:ascii="Times New Roman" w:cs="Times New Roman" w:eastAsia="Times New Roman" w:hAnsi="Times New Roman"/>
-                <w:sz w:val="26"/>
-                <w:szCs w:val="26"/>
-              </w:rPr>
-              <w:t xml:space="preserve">[14]</w:t>
-            </w:r>
-            <w:r>
-              <w:rPr>
-                <w:rFonts w:ascii="Times New Roman" w:cs="Times New Roman" w:eastAsia="Times New Roman" w:hAnsi="Times New Roman"/>
-                <w:sz w:val="26"/>
-                <w:szCs w:val="26"/>
-              </w:rPr>
-              <w:t xml:space="preserve">.</w:t>
-            </w:r>
-            <w:r>
-              <w:rPr>
-                <w:rFonts w:ascii="Times New Roman" w:cs="Times New Roman" w:eastAsia="Times New Roman" w:hAnsi="Times New Roman"/>
-                <w:sz w:val="26"/>
-                <w:szCs w:val="26"/>
-              </w:rPr>
-              <w:t xml:space="preserve"> Chỉ giữ các tuyên bố có thuộc tính nằm trong danh sách thuộc tính có điều kiện ràng buộc.</w:t>
+              <w:t xml:space="preserve">Tạo tập cặp tối thiểu: từ các tuyên bố Đúng, tạo biến thể bỏ điều kiện, đổi điều kiện, đổi bộ phận, đổi kiểu giá trị (biến mức “lên đến” thành mức chắc chắn đạt), đổi giá trị và đổi phiên bản; nhãn của mỗi biến thể được kiểm tra lại thủ công.</w:t>
             </w:r>
           </w:p>
         </w:tc>
@@ -4700,7 +4747,7 @@
                 <w:sz w:val="26"/>
                 <w:szCs w:val="26"/>
               </w:rPr>
-              <w:t xml:space="preserve">Gán nhãn bốn lớp theo hướng dẫn viết trước; lưu đoạn bằng chứng và lý do. Gán lại ngẫu nhiên 20% số tuyên bố sau ít nhất 10 ngày với nhãn cũ được ẩn để đo độ nhất quán, và nhờ một người thứ hai gán độc lập khoảng 60 tuyên bố theo cùng hướng dẫn để tính hệ số kappa của Cohen.</w:t>
+              <w:t xml:space="preserve">Chia dữ liệu theo mẫu sản phẩm thành tập phát triển (khoảng 4 mẫu, gồm 2 mẫu thử ban đầu, có đủ ba nhóm) và tập kiểm tra cuối (các mẫu còn lại, nhóm sản phẩm và hãng nào cũng có mẫu) để tránh rò rỉ thông tin giữa hai tập.</w:t>
             </w:r>
           </w:p>
         </w:tc>
@@ -4724,6 +4771,29 @@
               <w:right w:w="90" w:type="dxa"/>
             </w:tcMar>
           </w:tcPr>
+          <w:p>
+            <w:pPr>
+              <w:keepLines w:val="1"/>
+              <w:spacing w:after="80" w:before="160" w:line="278" w:lineRule="auto"/>
+              <w:ind w:right="102"/>
+              <w:jc w:val="both"/>
+              <w:rPr>
+                <w:rFonts w:ascii="Times New Roman" w:cs="Times New Roman" w:eastAsia="Times New Roman" w:hAnsi="Times New Roman"/>
+                <w:sz w:val="26"/>
+                <w:szCs w:val="26"/>
+              </w:rPr>
+            </w:pPr>
+            <w:r>
+              <w:rPr>
+                <w:rFonts w:ascii="Times New Roman" w:cs="Times New Roman" w:eastAsia="Times New Roman" w:hAnsi="Times New Roman"/>
+                <w:b/>
+                <w:bCs/>
+                <w:sz w:val="26"/>
+                <w:szCs w:val="26"/>
+              </w:rPr>
+              <w:t xml:space="preserve">Nội dung 2 (ứng với M2): Phương pháp kiểm chứng có xét điều kiện ràng buộc (P)</w:t>
+            </w:r>
+          </w:p>
           <w:p>
             <w:pPr>
               <w:numPr>
@@ -4745,14 +4815,62 @@
                 <w:sz w:val="26"/>
                 <w:szCs w:val="26"/>
               </w:rPr>
-              <w:t xml:space="preserve">Tạo tập cặp tối thiểu: từ các tuyên bố Đúng, tạo biến thể bỏ điều kiện, đổi điều kiện, đổi bộ phận, đổi kiểu giá trị (biến mức “lên đến” thành mức chắc chắn đạt), đổi giá trị và đổi phiên bản; nhãn của mỗi biến thể được kiểm tra lại thủ công.</w:t>
-            </w:r>
-          </w:p>
-        </w:tc>
-      </w:tr>
-      <w:tr>
-        <w:trPr>
-          <w:cantSplit w:val="1"/>
+              <w:t xml:space="preserve">Sử dụng BM25 làm phương pháp truy hồi nền để xếp hạng các đoạn tài liệu theo mức độ liên quan</w:t>
+            </w:r>
+            <w:r>
+              <w:rPr>
+                <w:rFonts w:ascii="Times New Roman" w:cs="Times New Roman" w:eastAsia="Times New Roman" w:hAnsi="Times New Roman"/>
+                <w:sz w:val="26"/>
+                <w:szCs w:val="26"/>
+              </w:rPr>
+              <w:t xml:space="preserve"> </w:t>
+            </w:r>
+            <w:r>
+              <w:rPr>
+                <w:rFonts w:ascii="Times New Roman" w:cs="Times New Roman" w:eastAsia="Times New Roman" w:hAnsi="Times New Roman"/>
+                <w:sz w:val="26"/>
+                <w:szCs w:val="26"/>
+              </w:rPr>
+              <w:t xml:space="preserve">[18]</w:t>
+            </w:r>
+            <w:r>
+              <w:rPr>
+                <w:rFonts w:ascii="Times New Roman" w:cs="Times New Roman" w:eastAsia="Times New Roman" w:hAnsi="Times New Roman"/>
+                <w:sz w:val="26"/>
+                <w:szCs w:val="26"/>
+              </w:rPr>
+              <w:t xml:space="preserve">; cách áp dụng BM25 được tham khảo từ giai đoạn đầu trong quy trình truy hồi bằng chứng của Fathom </w:t>
+            </w:r>
+            <w:r>
+              <w:rPr>
+                <w:rFonts w:ascii="Times New Roman" w:cs="Times New Roman" w:eastAsia="Times New Roman" w:hAnsi="Times New Roman"/>
+                <w:sz w:val="26"/>
+                <w:szCs w:val="26"/>
+              </w:rPr>
+              <w:t xml:space="preserve">[16]</w:t>
+            </w:r>
+            <w:r>
+              <w:rPr>
+                <w:rFonts w:ascii="Times New Roman" w:cs="Times New Roman" w:eastAsia="Times New Roman" w:hAnsi="Times New Roman"/>
+                <w:sz w:val="26"/>
+                <w:szCs w:val="26"/>
+              </w:rPr>
+              <w:t xml:space="preserve">.</w:t>
+            </w:r>
+            <w:r>
+              <w:rPr>
+                <w:rFonts w:ascii="Times New Roman" w:cs="Times New Roman" w:eastAsia="Times New Roman" w:hAnsi="Times New Roman"/>
+                <w:sz w:val="26"/>
+                <w:szCs w:val="26"/>
+              </w:rPr>
+              <w:t xml:space="preserve"> Chỉ tìm trong tài liệu của mẫu sản phẩm người dùng đã chọn.</w:t>
+            </w:r>
+          </w:p>
+        </w:tc>
+      </w:tr>
+      <w:tr>
+        <w:trPr>
+          <w:cantSplit w:val="0"/>
           <w:tblHeader w:val="0"/>
         </w:trPr>
         <w:tc>
@@ -4790,7 +4908,7 @@
                 <w:sz w:val="26"/>
                 <w:szCs w:val="26"/>
               </w:rPr>
-              <w:t xml:space="preserve">Chia dữ liệu theo mẫu sản phẩm thành tập phát triển (khoảng 4 mẫu, gồm 2 mẫu thử ban đầu, có đủ ba nhóm) và tập kiểm tra cuối (các mẫu còn lại, nhóm sản phẩm và hãng nào cũng có mẫu) để tránh rò rỉ thông tin giữa hai tập.</w:t>
+              <w:t xml:space="preserve">Trích xuất có neo nguồn: LLM chuyển tuyên bố và các đoạn bằng chứng thành bộ thông số bảy trường nêu ở mục 3, mỗi trường kèm câu trích nguyên văn. Python kiểm tra câu trích có trong văn bản gốc và con số trong câu trích bằng giá trị đã trích; trường không đạt bị loại thay vì đoán. Bước kiểm tra đầy đủ bổ sung điều kiện có trong văn bản mà LLM bỏ sót, nhận theo các cách diễn đạt trong tệp cấu hình; nếu không xác định được thì kết luận Chưa đủ thông tin.</w:t>
             </w:r>
           </w:p>
         </w:tc>
@@ -4814,29 +4932,6 @@
               <w:right w:w="90" w:type="dxa"/>
             </w:tcMar>
           </w:tcPr>
-          <w:p>
-            <w:pPr>
-              <w:keepLines w:val="1"/>
-              <w:spacing w:after="80" w:before="160" w:line="278" w:lineRule="auto"/>
-              <w:ind w:right="102"/>
-              <w:jc w:val="both"/>
-              <w:rPr>
-                <w:rFonts w:ascii="Times New Roman" w:cs="Times New Roman" w:eastAsia="Times New Roman" w:hAnsi="Times New Roman"/>
-                <w:sz w:val="26"/>
-                <w:szCs w:val="26"/>
-              </w:rPr>
-            </w:pPr>
-            <w:r>
-              <w:rPr>
-                <w:rFonts w:ascii="Times New Roman" w:cs="Times New Roman" w:eastAsia="Times New Roman" w:hAnsi="Times New Roman"/>
-                <w:b/>
-                <w:bCs/>
-                <w:sz w:val="26"/>
-                <w:szCs w:val="26"/>
-              </w:rPr>
-              <w:t xml:space="preserve">Nội dung 2 (ứng với M2): Phương pháp kiểm chứng có xét điều kiện ràng buộc (P)</w:t>
-            </w:r>
-          </w:p>
           <w:p>
             <w:pPr>
               <w:numPr>
@@ -4858,55 +4953,7 @@
                 <w:sz w:val="26"/>
                 <w:szCs w:val="26"/>
               </w:rPr>
-              <w:t xml:space="preserve">Sử dụng BM25 làm phương pháp truy hồi nền để xếp hạng các đoạn tài liệu theo mức độ liên quan</w:t>
-            </w:r>
-            <w:r>
-              <w:rPr>
-                <w:rFonts w:ascii="Times New Roman" w:cs="Times New Roman" w:eastAsia="Times New Roman" w:hAnsi="Times New Roman"/>
-                <w:sz w:val="26"/>
-                <w:szCs w:val="26"/>
-              </w:rPr>
-              <w:t xml:space="preserve"> </w:t>
-            </w:r>
-            <w:r>
-              <w:rPr>
-                <w:rFonts w:ascii="Times New Roman" w:cs="Times New Roman" w:eastAsia="Times New Roman" w:hAnsi="Times New Roman"/>
-                <w:sz w:val="26"/>
-                <w:szCs w:val="26"/>
-              </w:rPr>
-              <w:t xml:space="preserve">[22]</w:t>
-            </w:r>
-            <w:r>
-              <w:rPr>
-                <w:rFonts w:ascii="Times New Roman" w:cs="Times New Roman" w:eastAsia="Times New Roman" w:hAnsi="Times New Roman"/>
-                <w:sz w:val="26"/>
-                <w:szCs w:val="26"/>
-              </w:rPr>
-              <w:t xml:space="preserve">; cách áp dụng BM25 được tham khảo từ giai đoạn đầu trong quy trình truy hồi bằng chứng của Fathom </w:t>
-            </w:r>
-            <w:r>
-              <w:rPr>
-                <w:rFonts w:ascii="Times New Roman" w:cs="Times New Roman" w:eastAsia="Times New Roman" w:hAnsi="Times New Roman"/>
-                <w:sz w:val="26"/>
-                <w:szCs w:val="26"/>
-              </w:rPr>
-              <w:t xml:space="preserve">[20]</w:t>
-            </w:r>
-            <w:r>
-              <w:rPr>
-                <w:rFonts w:ascii="Times New Roman" w:cs="Times New Roman" w:eastAsia="Times New Roman" w:hAnsi="Times New Roman"/>
-                <w:sz w:val="26"/>
-                <w:szCs w:val="26"/>
-              </w:rPr>
-              <w:t xml:space="preserve">.</w:t>
-            </w:r>
-            <w:r>
-              <w:rPr>
-                <w:rFonts w:ascii="Times New Roman" w:cs="Times New Roman" w:eastAsia="Times New Roman" w:hAnsi="Times New Roman"/>
-                <w:sz w:val="26"/>
-                <w:szCs w:val="26"/>
-              </w:rPr>
-              <w:t xml:space="preserve"> Chỉ tìm trong tài liệu của mẫu sản phẩm người dùng đã chọn.</w:t>
+              <w:t xml:space="preserve">Tách và lọc tuyên bố tự động: LLM tách bài quảng cáo thành các tuyên bố, Python giữ lại tuyên bố có thuộc tính trong tệp cấu hình. Bước này phục vụ tính năng trên CopyPro và được đánh giá riêng bằng Precision và Recall so với tuyên bố tách thủ công.</w:t>
             </w:r>
           </w:p>
         </w:tc>
@@ -4951,14 +4998,30 @@
                 <w:sz w:val="26"/>
                 <w:szCs w:val="26"/>
               </w:rPr>
-              <w:t xml:space="preserve">Trích xuất có neo nguồn: LLM chuyển tuyên bố và các đoạn bằng chứng thành bộ thông số (sản phẩm và phiên bản, bộ phận, thuộc tính, giá trị, đơn vị, điều kiện ràng buộc, kiểu giá trị), mỗi trường kèm câu trích nguyên văn. Python kiểm tra câu trích có trong văn bản gốc và con số trong câu trích bằng giá trị đã trích; trường không đạt bị loại thay vì đoán. Sau đó kiểm tra đầy đủ: điều kiện có trong văn bản (nhận theo các cách diễn đạt ghi trong tệp cấu hình) mà LLM bỏ sót được bổ sung; nếu không xác định được thì kết luận Chưa đủ thông tin.</w:t>
-            </w:r>
-          </w:p>
-        </w:tc>
-      </w:tr>
-      <w:tr>
-        <w:trPr>
-          <w:cantSplit w:val="1"/>
+              <w:t xml:space="preserve">Sử dụng Python để chuẩn hóa tên sản phẩm, phiên bản, giá trị và đơn vị đo về dạng biểu diễn nhất quán trước khi so sánh</w:t>
+            </w:r>
+            <w:r>
+              <w:rPr>
+                <w:rFonts w:ascii="Times New Roman" w:cs="Times New Roman" w:eastAsia="Times New Roman" w:hAnsi="Times New Roman"/>
+                <w:sz w:val="26"/>
+                <w:szCs w:val="26"/>
+              </w:rPr>
+              <w:t xml:space="preserve">, gồm cả từ chỉ kiểu giá trị như “lên đến”, “tối đa”, “điển hình”, “định mức”</w:t>
+            </w:r>
+            <w:r>
+              <w:rPr>
+                <w:rFonts w:ascii="Times New Roman" w:cs="Times New Roman" w:eastAsia="Times New Roman" w:hAnsi="Times New Roman"/>
+                <w:sz w:val="26"/>
+                <w:szCs w:val="26"/>
+              </w:rPr>
+              <w:t xml:space="preserve">.</w:t>
+            </w:r>
+          </w:p>
+        </w:tc>
+      </w:tr>
+      <w:tr>
+        <w:trPr>
+          <w:cantSplit w:val="0"/>
           <w:tblHeader w:val="0"/>
         </w:trPr>
         <w:tc>
@@ -4996,113 +5059,7 @@
                 <w:sz w:val="26"/>
                 <w:szCs w:val="26"/>
               </w:rPr>
-              <w:t xml:space="preserve">Tách và lọc tuyên bố tự động: LLM tách bài quảng cáo thành các tuyên bố, Python giữ lại tuyên bố có thuộc tính trong tệp cấu hình. Bước này phục vụ tính năng trên CopyPro và được đánh giá riêng bằng Precision và Recall so với tuyên bố tách thủ công.</w:t>
-            </w:r>
-          </w:p>
-        </w:tc>
-      </w:tr>
-      <w:tr>
-        <w:trPr>
-          <w:cantSplit w:val="1"/>
-          <w:tblHeader w:val="0"/>
-        </w:trPr>
-        <w:tc>
-          <w:tcPr>
-            <w:gridSpan w:val="2"/>
-            <w:tcBorders>
-              <w:top w:color="000000" w:space="0" w:sz="0" w:val="nil"/>
-              <w:bottom w:color="000000" w:space="0" w:sz="0" w:val="nil"/>
-            </w:tcBorders>
-            <w:tcMar>
-              <w:top w:w="0" w:type="dxa"/>
-              <w:left w:w="90" w:type="dxa"/>
-              <w:bottom w:w="0" w:type="dxa"/>
-              <w:right w:w="90" w:type="dxa"/>
-            </w:tcMar>
-          </w:tcPr>
-          <w:p>
-            <w:pPr>
-              <w:numPr>
-                <w:ilvl w:val="0"/>
-                <w:numId w:val="7"/>
-              </w:numPr>
-              <w:spacing w:after="80" w:line="278" w:lineRule="auto"/>
-              <w:ind w:left="397" w:right="102" w:hanging="198"/>
-              <w:jc w:val="both"/>
-              <w:rPr>
-                <w:rFonts w:ascii="Times New Roman" w:cs="Times New Roman" w:eastAsia="Times New Roman" w:hAnsi="Times New Roman"/>
-                <w:sz w:val="26"/>
-                <w:szCs w:val="26"/>
-              </w:rPr>
-            </w:pPr>
-            <w:r>
-              <w:rPr>
-                <w:rFonts w:ascii="Times New Roman" w:cs="Times New Roman" w:eastAsia="Times New Roman" w:hAnsi="Times New Roman"/>
-                <w:sz w:val="26"/>
-                <w:szCs w:val="26"/>
-              </w:rPr>
-              <w:t xml:space="preserve">Sử dụng Python để chuẩn hóa tên sản phẩm, phiên bản, giá trị và đơn vị đo về dạng biểu diễn nhất quán trước khi so sánh</w:t>
-            </w:r>
-            <w:r>
-              <w:rPr>
-                <w:rFonts w:ascii="Times New Roman" w:cs="Times New Roman" w:eastAsia="Times New Roman" w:hAnsi="Times New Roman"/>
-                <w:sz w:val="26"/>
-                <w:szCs w:val="26"/>
-              </w:rPr>
-              <w:t xml:space="preserve">, gồm cả từ chỉ kiểu giá trị như “lên đến”, “tối đa”, “điển hình”, “định mức”</w:t>
-            </w:r>
-            <w:r>
-              <w:rPr>
-                <w:rFonts w:ascii="Times New Roman" w:cs="Times New Roman" w:eastAsia="Times New Roman" w:hAnsi="Times New Roman"/>
-                <w:sz w:val="26"/>
-                <w:szCs w:val="26"/>
-              </w:rPr>
-              <w:t xml:space="preserve">.</w:t>
-            </w:r>
-          </w:p>
-        </w:tc>
-      </w:tr>
-      <w:tr>
-        <w:trPr>
-          <w:cantSplit w:val="0"/>
-          <w:tblHeader w:val="0"/>
-        </w:trPr>
-        <w:tc>
-          <w:tcPr>
-            <w:gridSpan w:val="2"/>
-            <w:tcBorders>
-              <w:top w:color="000000" w:space="0" w:sz="0" w:val="nil"/>
-              <w:bottom w:color="000000" w:space="0" w:sz="0" w:val="nil"/>
-            </w:tcBorders>
-            <w:tcMar>
-              <w:top w:w="0" w:type="dxa"/>
-              <w:left w:w="90" w:type="dxa"/>
-              <w:bottom w:w="0" w:type="dxa"/>
-              <w:right w:w="90" w:type="dxa"/>
-            </w:tcMar>
-          </w:tcPr>
-          <w:p>
-            <w:pPr>
-              <w:numPr>
-                <w:ilvl w:val="0"/>
-                <w:numId w:val="7"/>
-              </w:numPr>
-              <w:spacing w:after="80" w:line="278" w:lineRule="auto"/>
-              <w:ind w:left="397" w:right="102" w:hanging="198"/>
-              <w:jc w:val="both"/>
-              <w:rPr>
-                <w:rFonts w:ascii="Times New Roman" w:cs="Times New Roman" w:eastAsia="Times New Roman" w:hAnsi="Times New Roman"/>
-                <w:sz w:val="26"/>
-                <w:szCs w:val="26"/>
-              </w:rPr>
-            </w:pPr>
-            <w:r>
-              <w:rPr>
-                <w:rFonts w:ascii="Times New Roman" w:cs="Times New Roman" w:eastAsia="Times New Roman" w:hAnsi="Times New Roman"/>
-                <w:sz w:val="26"/>
-                <w:szCs w:val="26"/>
-              </w:rPr>
-              <w:t xml:space="preserve">Bộ quyết định bốn nhãn: A tìm thông số cùng sản phẩm và thuộc tính; B xác định điều kiện của tuyên bố (điều kiện nêu rõ, hoặc cách hiểu thông thường với điều kiện không nêu) rồi đối chiếu với điều kiện của từng thông số trong tài liệu, gồm chế độ hoạt động, bộ phận, phụ kiện, phiên bản, điều kiện đo và kiểu giá trị; C so giá trị theo đơn vị và hướng thuận lợi của thuộc tính; D tổng hợp nhãn theo thứ tự: không có thông số cùng sản phẩm và thuộc tính → Chưa đủ thông tin; mức tối đa bị biến thành mức chắc chắn đạt → Lệch điều kiện; cùng điều kiện và giá trị khớp → Đúng; giá trị trùng giá trị ở điều kiện khác → Lệch điều kiện; cùng điều kiện nhưng giá trị mâu thuẫn, hoặc giá trị thuận lợi hơn mọi giá trị công bố → Sai; còn lại → Chưa đủ thông tin. Danh sách thuộc tính và điều kiện bắt buộc của từng nhóm sản phẩm được lưu thành tệp cấu hình tách khỏi các quy tắc A–D, nên thêm nhóm sản phẩm mới không phải sửa bộ quyết định.</w:t>
+              <w:t xml:space="preserve">Bộ quyết định bốn nhãn: A tìm thông số cùng sản phẩm và thuộc tính; B xác định điều kiện của tuyên bố (nêu rõ, hoặc theo cách hiểu thông thường) rồi đối chiếu với điều kiện của từng thông số trong tài liệu theo sáu loại điều kiện; C so giá trị theo đơn vị và hướng thuận lợi của thuộc tính; D tổng hợp nhãn theo thứ tự: không có thông số cùng sản phẩm và thuộc tính → Chưa đủ thông tin; mức “lên đến” bị biến thành mức chắc chắn đạt → Lệch điều kiện; cùng điều kiện và giá trị khớp → Đúng; giá trị trùng giá trị ở điều kiện khác → Lệch điều kiện; giá trị mâu thuẫn ở cùng điều kiện hoặc thuận lợi hơn mọi giá trị công bố → Sai; còn lại → Chưa đủ thông tin. Thuộc tính và điều kiện bắt buộc của từng nhóm nằm trong tệp cấu hình, tách khỏi quy tắc A–D.</w:t>
             </w:r>
           </w:p>
         </w:tc>
@@ -5310,7 +5267,105 @@
                 <w:sz w:val="26"/>
                 <w:szCs w:val="26"/>
               </w:rPr>
-              <w:t xml:space="preserve">P với bốn phương pháp đối chứng B0–B3 đại diện cho các cách kiểm chứng hiện có và hai bản bỏ thành phần P−ĐK, P−NN (Bảng 2). Mọi phương pháp dùng cùng tuyên bố, cùng k đoạn bằng chứng xếp hạng cao nhất (top-k), cùng LLM và cùng cấu hình. B0 và B3 chỉ có ba nhãn nên được so sánh chủ yếu bằng FAR và các nhãn chung.</w:t>
+              <w:t xml:space="preserve">P với bốn phương pháp đối chứng B0–B3 đại diện cho các cách kiểm chứng hiện có và hai bản bỏ thành phần P−ĐK, P−NN (Bảng 2). Mọi phương pháp dùng cùng tuyên bố và cùng k đoạn bằng chứng xếp hạng cao nhất (top-k); các phương pháp dùng LLM, trừ B4, dùng cùng LLM và cùng cấu hình. B0 và B3 chỉ có ba nhãn nên được so sánh chủ yếu bằng FAR và các nhãn chung.</w:t>
+            </w:r>
+          </w:p>
+        </w:tc>
+      </w:tr>
+      <w:tr>
+        <w:trPr>
+          <w:cantSplit w:val="0"/>
+          <w:tblHeader w:val="0"/>
+        </w:trPr>
+        <w:tc>
+          <w:tcPr>
+            <w:gridSpan w:val="2"/>
+            <w:tcBorders>
+              <w:top w:color="000000" w:space="0" w:sz="0" w:val="nil"/>
+              <w:bottom w:color="000000" w:space="0" w:sz="0" w:val="nil"/>
+            </w:tcBorders>
+            <w:tcMar>
+              <w:top w:w="0" w:type="dxa"/>
+              <w:left w:w="90" w:type="dxa"/>
+              <w:bottom w:w="0" w:type="dxa"/>
+              <w:right w:w="90" w:type="dxa"/>
+            </w:tcMar>
+          </w:tcPr>
+          <w:p>
+            <w:pPr>
+              <w:numPr>
+                <w:ilvl w:val="0"/>
+                <w:numId w:val="7"/>
+              </w:numPr>
+              <w:spacing w:after="80" w:line="278" w:lineRule="auto"/>
+              <w:ind w:left="397" w:right="102" w:hanging="198"/>
+              <w:jc w:val="both"/>
+              <w:rPr>
+                <w:rFonts w:ascii="Times New Roman" w:cs="Times New Roman" w:eastAsia="Times New Roman" w:hAnsi="Times New Roman"/>
+                <w:sz w:val="26"/>
+                <w:szCs w:val="26"/>
+              </w:rPr>
+            </w:pPr>
+            <w:r>
+              <w:rPr>
+                <w:rFonts w:ascii="Times New Roman" w:cs="Times New Roman" w:eastAsia="Times New Roman" w:hAnsi="Times New Roman"/>
+                <w:sz w:val="26"/>
+                <w:szCs w:val="26"/>
+              </w:rPr>
+              <w:t xml:space="preserve">Đánh giá bằng FAR (tỷ lệ chấp nhận nhầm), Precision (độ chính xác của dự đoán), Recall (khả năng tìm đủ mẫu đúng) và F1 (chỉ số cân bằng giữa Precision và Recall)</w:t>
+            </w:r>
+            <w:r>
+              <w:rPr>
+                <w:rFonts w:ascii="Times New Roman" w:cs="Times New Roman" w:eastAsia="Times New Roman" w:hAnsi="Times New Roman"/>
+                <w:sz w:val="26"/>
+                <w:szCs w:val="26"/>
+              </w:rPr>
+              <w:t xml:space="preserve"> của từng nhãn và Macro-F1 (trung bình F1 các nhãn); FAR là tỷ lệ tuyên bố bị gán Đúng trong số các tuyên bố có nhãn chuẩn khác Đúng. Đo thêm Recall@k của BM25, độ đúng từng trường trích xuất, Precision và Recall của bước tách tuyên bố tự động, thời gian và chi phí gọi LLM. Khoảng tin cậy 95% được ước lượng bằng phương pháp bootstrap (lấy mẫu lặp có hoàn lại) theo cụm quảng cáo; chênh lệch FAR giữa P và từng đối chứng được kiểm định bằng McNemar có hiệu chỉnh Holm cho nhiều phép so sánh.</w:t>
+            </w:r>
+          </w:p>
+        </w:tc>
+      </w:tr>
+      <w:tr>
+        <w:trPr>
+          <w:cantSplit w:val="1"/>
+          <w:tblHeader w:val="0"/>
+        </w:trPr>
+        <w:tc>
+          <w:tcPr>
+            <w:gridSpan w:val="2"/>
+            <w:tcBorders>
+              <w:top w:color="000000" w:space="0" w:sz="0" w:val="nil"/>
+              <w:bottom w:color="000000" w:space="0" w:sz="0" w:val="nil"/>
+            </w:tcBorders>
+            <w:tcMar>
+              <w:top w:w="0" w:type="dxa"/>
+              <w:left w:w="90" w:type="dxa"/>
+              <w:bottom w:w="0" w:type="dxa"/>
+              <w:right w:w="90" w:type="dxa"/>
+            </w:tcMar>
+          </w:tcPr>
+          <w:p>
+            <w:pPr>
+              <w:numPr>
+                <w:ilvl w:val="0"/>
+                <w:numId w:val="7"/>
+              </w:numPr>
+              <w:spacing w:after="80" w:line="278" w:lineRule="auto"/>
+              <w:ind w:left="397" w:right="102" w:hanging="198"/>
+              <w:jc w:val="both"/>
+              <w:rPr>
+                <w:rFonts w:ascii="Times New Roman" w:cs="Times New Roman" w:eastAsia="Times New Roman" w:hAnsi="Times New Roman"/>
+                <w:sz w:val="26"/>
+                <w:szCs w:val="26"/>
+              </w:rPr>
+            </w:pPr>
+            <w:r>
+              <w:rPr>
+                <w:rFonts w:ascii="Times New Roman" w:cs="Times New Roman" w:eastAsia="Times New Roman" w:hAnsi="Times New Roman"/>
+                <w:sz w:val="26"/>
+                <w:szCs w:val="26"/>
+              </w:rPr>
+              <w:t xml:space="preserve">Giả thuyết ứng với ba câu hỏi nghiên cứu: (H1) FAR của P thấp hơn B0–B3 và Recall của nhãn Đúng không thấp hơn quá 5 điểm phần trăm so với đối chứng tốt nhất; (H2) F1 của nhãn Lệch điều kiện của P cao hơn B1 và B2; (H3) P tốt hơn P−NN về FAR và F1 của nhãn Lệch điều kiện. Mô hình, câu lệnh và giá trị k được chọn trên tập phát triển và khóa trước khi chạy tập kiểm tra; kết quả được báo cáo cả khi không đạt giả thuyết.</w:t>
             </w:r>
           </w:p>
         </w:tc>
@@ -5376,9 +5431,9 @@
               </w:tblCellMar>
             </w:tblPr>
             <w:tblGrid>
-              <w:gridCol w:w="1100"/>
-              <w:gridCol w:w="4700"/>
-              <w:gridCol w:w="3400"/>
+              <w:gridCol w:w="1000"/>
+              <w:gridCol w:w="5000"/>
+              <w:gridCol w:w="3200"/>
             </w:tblGrid>
             <w:tr>
               <w:trPr>
@@ -5387,7 +5442,7 @@
               </w:trPr>
               <w:tc>
                 <w:tcPr>
-                  <w:tcW w:w="1100" w:type="dxa"/>
+                  <w:tcW w:w="1000" w:type="dxa"/>
                   <w:vAlign w:val="center"/>
                 </w:tcPr>
                 <w:p>
@@ -5400,8 +5455,8 @@
                       <w:rFonts w:ascii="Times New Roman" w:cs="Times New Roman" w:eastAsia="Times New Roman" w:hAnsi="Times New Roman"/>
                       <w:b/>
                       <w:bCs/>
-                      <w:sz w:val="22"/>
-                      <w:szCs w:val="22"/>
+                      <w:sz w:val="21"/>
+                      <w:szCs w:val="21"/>
                     </w:rPr>
                     <w:t xml:space="preserve">Ký hiệu</w:t>
                   </w:r>
@@ -5409,7 +5464,7 @@
               </w:tc>
               <w:tc>
                 <w:tcPr>
-                  <w:tcW w:w="4700" w:type="dxa"/>
+                  <w:tcW w:w="5000" w:type="dxa"/>
                   <w:vAlign w:val="center"/>
                 </w:tcPr>
                 <w:p>
@@ -5422,8 +5477,8 @@
                       <w:rFonts w:ascii="Times New Roman" w:cs="Times New Roman" w:eastAsia="Times New Roman" w:hAnsi="Times New Roman"/>
                       <w:b/>
                       <w:bCs/>
-                      <w:sz w:val="22"/>
-                      <w:szCs w:val="22"/>
+                      <w:sz w:val="21"/>
+                      <w:szCs w:val="21"/>
                     </w:rPr>
                     <w:t xml:space="preserve">Cách gán nhãn</w:t>
                   </w:r>
@@ -5431,7 +5486,7 @@
               </w:tc>
               <w:tc>
                 <w:tcPr>
-                  <w:tcW w:w="3400" w:type="dxa"/>
+                  <w:tcW w:w="3200" w:type="dxa"/>
                   <w:vAlign w:val="center"/>
                 </w:tcPr>
                 <w:p>
@@ -5444,8 +5499,8 @@
                       <w:rFonts w:ascii="Times New Roman" w:cs="Times New Roman" w:eastAsia="Times New Roman" w:hAnsi="Times New Roman"/>
                       <w:b/>
                       <w:bCs/>
-                      <w:sz w:val="22"/>
-                      <w:szCs w:val="22"/>
+                      <w:sz w:val="21"/>
+                      <w:szCs w:val="21"/>
                     </w:rPr>
                     <w:t xml:space="preserve">Vai trò trong so sánh</w:t>
                   </w:r>
@@ -5458,7 +5513,7 @@
               </w:trPr>
               <w:tc>
                 <w:tcPr>
-                  <w:tcW w:w="1100" w:type="dxa"/>
+                  <w:tcW w:w="1000" w:type="dxa"/>
                 </w:tcPr>
                 <w:p>
                   <w:pPr>
@@ -5468,8 +5523,8 @@
                   <w:r>
                     <w:rPr>
                       <w:rFonts w:ascii="Times New Roman" w:cs="Times New Roman" w:eastAsia="Times New Roman" w:hAnsi="Times New Roman"/>
-                      <w:sz w:val="22"/>
-                      <w:szCs w:val="22"/>
+                      <w:sz w:val="21"/>
+                      <w:szCs w:val="21"/>
                     </w:rPr>
                     <w:t xml:space="preserve">B0</w:t>
                   </w:r>
@@ -5477,7 +5532,7 @@
               </w:tc>
               <w:tc>
                 <w:tcPr>
-                  <w:tcW w:w="4700" w:type="dxa"/>
+                  <w:tcW w:w="5000" w:type="dxa"/>
                 </w:tcPr>
                 <w:p>
                   <w:pPr>
@@ -5487,16 +5542,16 @@
                   <w:r>
                     <w:rPr>
                       <w:rFonts w:ascii="Times New Roman" w:cs="Times New Roman" w:eastAsia="Times New Roman" w:hAnsi="Times New Roman"/>
-                      <w:sz w:val="22"/>
-                      <w:szCs w:val="22"/>
+                      <w:sz w:val="21"/>
+                      <w:szCs w:val="21"/>
                     </w:rPr>
                     <w:t xml:space="preserve">LLM đọc trực tiếp rồi gán nhãn</w:t>
                   </w:r>
                   <w:r>
                     <w:rPr>
                       <w:rFonts w:ascii="Times New Roman" w:cs="Times New Roman" w:eastAsia="Times New Roman" w:hAnsi="Times New Roman"/>
-                      <w:sz w:val="22"/>
-                      <w:szCs w:val="22"/>
+                      <w:sz w:val="21"/>
+                      <w:szCs w:val="21"/>
                     </w:rPr>
                     <w:t xml:space="preserve"> theo ba lớp Supported, Refuted, NEI</w:t>
                   </w:r>
@@ -5504,7 +5559,7 @@
               </w:tc>
               <w:tc>
                 <w:tcPr>
-                  <w:tcW w:w="3400" w:type="dxa"/>
+                  <w:tcW w:w="3200" w:type="dxa"/>
                 </w:tcPr>
                 <w:p>
                   <w:pPr>
@@ -5514,16 +5569,156 @@
                   <w:r>
                     <w:rPr>
                       <w:rFonts w:ascii="Times New Roman" w:cs="Times New Roman" w:eastAsia="Times New Roman" w:hAnsi="Times New Roman"/>
-                      <w:sz w:val="22"/>
-                      <w:szCs w:val="22"/>
+                      <w:sz w:val="21"/>
+                      <w:szCs w:val="21"/>
                     </w:rPr>
-                    <w:t xml:space="preserve">Đại diện cách kiểm chứng ba nhãn phổ biến </w:t>
+                    <w:t xml:space="preserve">Đại diện kiểm chứng ba nhãn phổ biến </w:t>
                   </w:r>
                   <w:r>
                     <w:rPr>
                       <w:rFonts w:ascii="Times New Roman" w:cs="Times New Roman" w:eastAsia="Times New Roman" w:hAnsi="Times New Roman"/>
-                      <w:sz w:val="22"/>
-                      <w:szCs w:val="22"/>
+                      <w:sz w:val="21"/>
+                      <w:szCs w:val="21"/>
+                    </w:rPr>
+                    <w:t xml:space="preserve">[5]</w:t>
+                  </w:r>
+                </w:p>
+              </w:tc>
+            </w:tr>
+            <w:tr>
+              <w:trPr>
+                <w:cantSplit/>
+              </w:trPr>
+              <w:tc>
+                <w:tcPr>
+                  <w:tcW w:w="1000" w:type="dxa"/>
+                </w:tcPr>
+                <w:p>
+                  <w:pPr>
+                    <w:spacing w:before="20" w:after="20" w:line="252" w:lineRule="auto"/>
+                    <w:jc w:val="left"/>
+                  </w:pPr>
+                  <w:r>
+                    <w:rPr>
+                      <w:rFonts w:ascii="Times New Roman" w:cs="Times New Roman" w:eastAsia="Times New Roman" w:hAnsi="Times New Roman"/>
+                      <w:sz w:val="21"/>
+                      <w:szCs w:val="21"/>
+                    </w:rPr>
+                    <w:t xml:space="preserve">B1</w:t>
+                  </w:r>
+                </w:p>
+              </w:tc>
+              <w:tc>
+                <w:tcPr>
+                  <w:tcW w:w="5000" w:type="dxa"/>
+                </w:tcPr>
+                <w:p>
+                  <w:pPr>
+                    <w:spacing w:before="20" w:after="20" w:line="252" w:lineRule="auto"/>
+                    <w:jc w:val="left"/>
+                  </w:pPr>
+                  <w:r>
+                    <w:rPr>
+                      <w:rFonts w:ascii="Times New Roman" w:cs="Times New Roman" w:eastAsia="Times New Roman" w:hAnsi="Times New Roman"/>
+                      <w:sz w:val="21"/>
+                      <w:szCs w:val="21"/>
+                    </w:rPr>
+                    <w:t xml:space="preserve">LLM nhận thông tin có cấu trúc rồi gán nhãn</w:t>
+                  </w:r>
+                  <w:r>
+                    <w:rPr>
+                      <w:rFonts w:ascii="Times New Roman" w:cs="Times New Roman" w:eastAsia="Times New Roman" w:hAnsi="Times New Roman"/>
+                      <w:sz w:val="21"/>
+                      <w:szCs w:val="21"/>
+                    </w:rPr>
+                    <w:t xml:space="preserve"> bốn lớp, cùng bộ thông số và hướng dẫn gán nhãn với P</w:t>
+                  </w:r>
+                </w:p>
+              </w:tc>
+              <w:tc>
+                <w:tcPr>
+                  <w:tcW w:w="3200" w:type="dxa"/>
+                </w:tcPr>
+                <w:p>
+                  <w:pPr>
+                    <w:spacing w:before="20" w:after="20" w:line="252" w:lineRule="auto"/>
+                    <w:jc w:val="left"/>
+                  </w:pPr>
+                  <w:r>
+                    <w:rPr>
+                      <w:rFonts w:ascii="Times New Roman" w:cs="Times New Roman" w:eastAsia="Times New Roman" w:hAnsi="Times New Roman"/>
+                      <w:sz w:val="21"/>
+                      <w:szCs w:val="21"/>
+                    </w:rPr>
+                    <w:t xml:space="preserve">Tách riêng tác động của bộ quyết định</w:t>
+                  </w:r>
+                </w:p>
+              </w:tc>
+            </w:tr>
+            <w:tr>
+              <w:trPr>
+                <w:cantSplit/>
+              </w:trPr>
+              <w:tc>
+                <w:tcPr>
+                  <w:tcW w:w="1000" w:type="dxa"/>
+                </w:tcPr>
+                <w:p>
+                  <w:pPr>
+                    <w:spacing w:before="20" w:after="20" w:line="252" w:lineRule="auto"/>
+                    <w:jc w:val="left"/>
+                  </w:pPr>
+                  <w:r>
+                    <w:rPr>
+                      <w:rFonts w:ascii="Times New Roman" w:cs="Times New Roman" w:eastAsia="Times New Roman" w:hAnsi="Times New Roman"/>
+                      <w:sz w:val="21"/>
+                      <w:szCs w:val="21"/>
+                    </w:rPr>
+                    <w:t xml:space="preserve">B2</w:t>
+                  </w:r>
+                </w:p>
+              </w:tc>
+              <w:tc>
+                <w:tcPr>
+                  <w:tcW w:w="5000" w:type="dxa"/>
+                </w:tcPr>
+                <w:p>
+                  <w:pPr>
+                    <w:spacing w:before="20" w:after="20" w:line="252" w:lineRule="auto"/>
+                    <w:jc w:val="left"/>
+                  </w:pPr>
+                  <w:r>
+                    <w:rPr>
+                      <w:rFonts w:ascii="Times New Roman" w:cs="Times New Roman" w:eastAsia="Times New Roman" w:hAnsi="Times New Roman"/>
+                      <w:sz w:val="21"/>
+                      <w:szCs w:val="21"/>
+                    </w:rPr>
+                    <w:t xml:space="preserve">LLM đọc bằng chứng, gán bốn nhãn theo hướng dẫn có định nghĩa và ví dụ nhãn Lệch điều kiện</w:t>
+                  </w:r>
+                </w:p>
+              </w:tc>
+              <w:tc>
+                <w:tcPr>
+                  <w:tcW w:w="3200" w:type="dxa"/>
+                </w:tcPr>
+                <w:p>
+                  <w:pPr>
+                    <w:spacing w:before="20" w:after="20" w:line="252" w:lineRule="auto"/>
+                    <w:jc w:val="left"/>
+                  </w:pPr>
+                  <w:r>
+                    <w:rPr>
+                      <w:rFonts w:ascii="Times New Roman" w:cs="Times New Roman" w:eastAsia="Times New Roman" w:hAnsi="Times New Roman"/>
+                      <w:sz w:val="21"/>
+                      <w:szCs w:val="21"/>
+                    </w:rPr>
+                    <w:t xml:space="preserve">Khắc phục chỉ bằng câu lệnh, theo cách đặt nhãn của AVeriTeC </w:t>
+                  </w:r>
+                  <w:r>
+                    <w:rPr>
+                      <w:rFonts w:ascii="Times New Roman" w:cs="Times New Roman" w:eastAsia="Times New Roman" w:hAnsi="Times New Roman"/>
+                      <w:sz w:val="21"/>
+                      <w:szCs w:val="21"/>
                     </w:rPr>
                     <w:t xml:space="preserve">[6]</w:t>
                   </w:r>
@@ -5536,7 +5731,7 @@
               </w:trPr>
               <w:tc>
                 <w:tcPr>
-                  <w:tcW w:w="1100" w:type="dxa"/>
+                  <w:tcW w:w="1000" w:type="dxa"/>
                 </w:tcPr>
                 <w:p>
                   <w:pPr>
@@ -5546,16 +5741,16 @@
                   <w:r>
                     <w:rPr>
                       <w:rFonts w:ascii="Times New Roman" w:cs="Times New Roman" w:eastAsia="Times New Roman" w:hAnsi="Times New Roman"/>
-                      <w:sz w:val="22"/>
-                      <w:szCs w:val="22"/>
+                      <w:sz w:val="21"/>
+                      <w:szCs w:val="21"/>
                     </w:rPr>
-                    <w:t xml:space="preserve">B1</w:t>
+                    <w:t xml:space="preserve">B3</w:t>
                   </w:r>
                 </w:p>
               </w:tc>
               <w:tc>
                 <w:tcPr>
-                  <w:tcW w:w="4700" w:type="dxa"/>
+                  <w:tcW w:w="5000" w:type="dxa"/>
                 </w:tcPr>
                 <w:p>
                   <w:pPr>
@@ -5565,24 +5760,32 @@
                   <w:r>
                     <w:rPr>
                       <w:rFonts w:ascii="Times New Roman" w:cs="Times New Roman" w:eastAsia="Times New Roman" w:hAnsi="Times New Roman"/>
-                      <w:sz w:val="22"/>
-                      <w:szCs w:val="22"/>
+                      <w:sz w:val="21"/>
+                      <w:szCs w:val="21"/>
                     </w:rPr>
-                    <w:t xml:space="preserve">LLM nhận thông tin có cấu trúc rồi gán nhãn</w:t>
+                    <w:t xml:space="preserve">Mô hình ba nhãn tiếng Việt đã huấn luyện sẵn của SemViQA </w:t>
                   </w:r>
                   <w:r>
                     <w:rPr>
                       <w:rFonts w:ascii="Times New Roman" w:cs="Times New Roman" w:eastAsia="Times New Roman" w:hAnsi="Times New Roman"/>
-                      <w:sz w:val="22"/>
-                      <w:szCs w:val="22"/>
+                      <w:sz w:val="21"/>
+                      <w:szCs w:val="21"/>
                     </w:rPr>
-                    <w:t xml:space="preserve"> theo bốn lớp, dùng cùng bộ thông số và cùng hướng dẫn gán nhãn với P</w:t>
+                    <w:t xml:space="preserve">[10]</w:t>
+                  </w:r>
+                  <w:r>
+                    <w:rPr>
+                      <w:rFonts w:ascii="Times New Roman" w:cs="Times New Roman" w:eastAsia="Times New Roman" w:hAnsi="Times New Roman"/>
+                      <w:sz w:val="21"/>
+                      <w:szCs w:val="21"/>
+                    </w:rPr>
+                    <w:t xml:space="preserve">, chạy trên cặp tuyên bố và bằng chứng</w:t>
                   </w:r>
                 </w:p>
               </w:tc>
               <w:tc>
                 <w:tcPr>
-                  <w:tcW w:w="3400" w:type="dxa"/>
+                  <w:tcW w:w="3200" w:type="dxa"/>
                 </w:tcPr>
                 <w:p>
                   <w:pPr>
@@ -5592,10 +5795,10 @@
                   <w:r>
                     <w:rPr>
                       <w:rFonts w:ascii="Times New Roman" w:cs="Times New Roman" w:eastAsia="Times New Roman" w:hAnsi="Times New Roman"/>
-                      <w:sz w:val="22"/>
-                      <w:szCs w:val="22"/>
+                      <w:sz w:val="21"/>
+                      <w:szCs w:val="21"/>
                     </w:rPr>
-                    <w:t xml:space="preserve">So với P để tách riêng tác động của bộ quyết định</w:t>
+                    <w:t xml:space="preserve">Hệ thống kiểm chứng tiếng Việt sẵn có</w:t>
                   </w:r>
                 </w:p>
               </w:tc>
@@ -5606,7 +5809,7 @@
               </w:trPr>
               <w:tc>
                 <w:tcPr>
-                  <w:tcW w:w="1100" w:type="dxa"/>
+                  <w:tcW w:w="1000" w:type="dxa"/>
                 </w:tcPr>
                 <w:p>
                   <w:pPr>
@@ -5616,16 +5819,16 @@
                   <w:r>
                     <w:rPr>
                       <w:rFonts w:ascii="Times New Roman" w:cs="Times New Roman" w:eastAsia="Times New Roman" w:hAnsi="Times New Roman"/>
-                      <w:sz w:val="22"/>
-                      <w:szCs w:val="22"/>
+                      <w:sz w:val="21"/>
+                      <w:szCs w:val="21"/>
                     </w:rPr>
-                    <w:t xml:space="preserve">B2</w:t>
+                    <w:t xml:space="preserve">P−ĐK</w:t>
                   </w:r>
                 </w:p>
               </w:tc>
               <w:tc>
                 <w:tcPr>
-                  <w:tcW w:w="4700" w:type="dxa"/>
+                  <w:tcW w:w="5000" w:type="dxa"/>
                 </w:tcPr>
                 <w:p>
                   <w:pPr>
@@ -5635,16 +5838,16 @@
                   <w:r>
                     <w:rPr>
                       <w:rFonts w:ascii="Times New Roman" w:cs="Times New Roman" w:eastAsia="Times New Roman" w:hAnsi="Times New Roman"/>
-                      <w:sz w:val="22"/>
-                      <w:szCs w:val="22"/>
+                      <w:sz w:val="21"/>
+                      <w:szCs w:val="21"/>
                     </w:rPr>
-                    <w:t xml:space="preserve">LLM đọc bằng chứng và gán bốn nhãn theo hướng dẫn gán nhãn, có định nghĩa và ví dụ cho nhãn Lệch điều kiện</w:t>
+                    <w:t xml:space="preserve">P bỏ đối chiếu điều kiện, chỉ so giá trị</w:t>
                   </w:r>
                 </w:p>
               </w:tc>
               <w:tc>
                 <w:tcPr>
-                  <w:tcW w:w="3400" w:type="dxa"/>
+                  <w:tcW w:w="3200" w:type="dxa"/>
                 </w:tcPr>
                 <w:p>
                   <w:pPr>
@@ -5654,18 +5857,10 @@
                   <w:r>
                     <w:rPr>
                       <w:rFonts w:ascii="Times New Roman" w:cs="Times New Roman" w:eastAsia="Times New Roman" w:hAnsi="Times New Roman"/>
-                      <w:sz w:val="22"/>
-                      <w:szCs w:val="22"/>
+                      <w:sz w:val="21"/>
+                      <w:szCs w:val="21"/>
                     </w:rPr>
-                    <w:t xml:space="preserve">Đại diện cách khắc phục chỉ bằng câu lệnh, theo cách đặt nhãn của AVeriTeC </w:t>
-                  </w:r>
-                  <w:r>
-                    <w:rPr>
-                      <w:rFonts w:ascii="Times New Roman" w:cs="Times New Roman" w:eastAsia="Times New Roman" w:hAnsi="Times New Roman"/>
-                      <w:sz w:val="22"/>
-                      <w:szCs w:val="22"/>
-                    </w:rPr>
-                    <w:t xml:space="preserve">[7]</w:t>
+                    <w:t xml:space="preserve">Đo đóng góp của đối chiếu điều kiện</w:t>
                   </w:r>
                 </w:p>
               </w:tc>
@@ -5676,7 +5871,7 @@
               </w:trPr>
               <w:tc>
                 <w:tcPr>
-                  <w:tcW w:w="1100" w:type="dxa"/>
+                  <w:tcW w:w="1000" w:type="dxa"/>
                 </w:tcPr>
                 <w:p>
                   <w:pPr>
@@ -5686,16 +5881,16 @@
                   <w:r>
                     <w:rPr>
                       <w:rFonts w:ascii="Times New Roman" w:cs="Times New Roman" w:eastAsia="Times New Roman" w:hAnsi="Times New Roman"/>
-                      <w:sz w:val="22"/>
-                      <w:szCs w:val="22"/>
+                      <w:sz w:val="21"/>
+                      <w:szCs w:val="21"/>
                     </w:rPr>
-                    <w:t xml:space="preserve">B3</w:t>
+                    <w:t xml:space="preserve">P−NN</w:t>
                   </w:r>
                 </w:p>
               </w:tc>
               <w:tc>
                 <w:tcPr>
-                  <w:tcW w:w="4700" w:type="dxa"/>
+                  <w:tcW w:w="5000" w:type="dxa"/>
                 </w:tcPr>
                 <w:p>
                   <w:pPr>
@@ -5705,32 +5900,16 @@
                   <w:r>
                     <w:rPr>
                       <w:rFonts w:ascii="Times New Roman" w:cs="Times New Roman" w:eastAsia="Times New Roman" w:hAnsi="Times New Roman"/>
-                      <w:sz w:val="22"/>
-                      <w:szCs w:val="22"/>
+                      <w:sz w:val="21"/>
+                      <w:szCs w:val="21"/>
                     </w:rPr>
-                    <w:t xml:space="preserve">Mô hình phân loại ba nhãn tiếng Việt đã huấn luyện sẵn do nhóm SemViQA </w:t>
-                  </w:r>
-                  <w:r>
-                    <w:rPr>
-                      <w:rFonts w:ascii="Times New Roman" w:cs="Times New Roman" w:eastAsia="Times New Roman" w:hAnsi="Times New Roman"/>
-                      <w:sz w:val="22"/>
-                      <w:szCs w:val="22"/>
-                    </w:rPr>
-                    <w:t xml:space="preserve">[11]</w:t>
-                  </w:r>
-                  <w:r>
-                    <w:rPr>
-                      <w:rFonts w:ascii="Times New Roman" w:cs="Times New Roman" w:eastAsia="Times New Roman" w:hAnsi="Times New Roman"/>
-                      <w:sz w:val="22"/>
-                      <w:szCs w:val="22"/>
-                    </w:rPr>
-                    <w:t xml:space="preserve"> công bố, chạy trên cặp tuyên bố và bằng chứng</w:t>
+                    <w:t xml:space="preserve">P bỏ neo nguồn và kiểm tra đầy đủ</w:t>
                   </w:r>
                 </w:p>
               </w:tc>
               <w:tc>
                 <w:tcPr>
-                  <w:tcW w:w="3400" w:type="dxa"/>
+                  <w:tcW w:w="3200" w:type="dxa"/>
                 </w:tcPr>
                 <w:p>
                   <w:pPr>
@@ -5740,132 +5919,8 @@
                   <w:r>
                     <w:rPr>
                       <w:rFonts w:ascii="Times New Roman" w:cs="Times New Roman" w:eastAsia="Times New Roman" w:hAnsi="Times New Roman"/>
-                      <w:sz w:val="22"/>
-                      <w:szCs w:val="22"/>
-                    </w:rPr>
-                    <w:t xml:space="preserve">Đại diện hệ thống kiểm chứng tiếng Việt sẵn có</w:t>
-                  </w:r>
-                </w:p>
-              </w:tc>
-            </w:tr>
-            <w:tr>
-              <w:trPr>
-                <w:cantSplit/>
-              </w:trPr>
-              <w:tc>
-                <w:tcPr>
-                  <w:tcW w:w="1100" w:type="dxa"/>
-                </w:tcPr>
-                <w:p>
-                  <w:pPr>
-                    <w:spacing w:before="20" w:after="20" w:line="252" w:lineRule="auto"/>
-                    <w:jc w:val="left"/>
-                  </w:pPr>
-                  <w:r>
-                    <w:rPr>
-                      <w:rFonts w:ascii="Times New Roman" w:cs="Times New Roman" w:eastAsia="Times New Roman" w:hAnsi="Times New Roman"/>
-                      <w:sz w:val="22"/>
-                      <w:szCs w:val="22"/>
-                    </w:rPr>
-                    <w:t xml:space="preserve">P−ĐK</w:t>
-                  </w:r>
-                </w:p>
-              </w:tc>
-              <w:tc>
-                <w:tcPr>
-                  <w:tcW w:w="4700" w:type="dxa"/>
-                </w:tcPr>
-                <w:p>
-                  <w:pPr>
-                    <w:spacing w:before="20" w:after="20" w:line="252" w:lineRule="auto"/>
-                    <w:jc w:val="left"/>
-                  </w:pPr>
-                  <w:r>
-                    <w:rPr>
-                      <w:rFonts w:ascii="Times New Roman" w:cs="Times New Roman" w:eastAsia="Times New Roman" w:hAnsi="Times New Roman"/>
-                      <w:sz w:val="22"/>
-                      <w:szCs w:val="22"/>
-                    </w:rPr>
-                    <w:t xml:space="preserve">P bỏ bước đối chiếu điều kiện, chỉ so giá trị</w:t>
-                  </w:r>
-                </w:p>
-              </w:tc>
-              <w:tc>
-                <w:tcPr>
-                  <w:tcW w:w="3400" w:type="dxa"/>
-                </w:tcPr>
-                <w:p>
-                  <w:pPr>
-                    <w:spacing w:before="20" w:after="20" w:line="252" w:lineRule="auto"/>
-                    <w:jc w:val="left"/>
-                  </w:pPr>
-                  <w:r>
-                    <w:rPr>
-                      <w:rFonts w:ascii="Times New Roman" w:cs="Times New Roman" w:eastAsia="Times New Roman" w:hAnsi="Times New Roman"/>
-                      <w:sz w:val="22"/>
-                      <w:szCs w:val="22"/>
-                    </w:rPr>
-                    <w:t xml:space="preserve">Đo đóng góp của bước đối chiếu điều kiện</w:t>
-                  </w:r>
-                </w:p>
-              </w:tc>
-            </w:tr>
-            <w:tr>
-              <w:trPr>
-                <w:cantSplit/>
-              </w:trPr>
-              <w:tc>
-                <w:tcPr>
-                  <w:tcW w:w="1100" w:type="dxa"/>
-                </w:tcPr>
-                <w:p>
-                  <w:pPr>
-                    <w:spacing w:before="20" w:after="20" w:line="252" w:lineRule="auto"/>
-                    <w:jc w:val="left"/>
-                  </w:pPr>
-                  <w:r>
-                    <w:rPr>
-                      <w:rFonts w:ascii="Times New Roman" w:cs="Times New Roman" w:eastAsia="Times New Roman" w:hAnsi="Times New Roman"/>
-                      <w:sz w:val="22"/>
-                      <w:szCs w:val="22"/>
-                    </w:rPr>
-                    <w:t xml:space="preserve">P−NN</w:t>
-                  </w:r>
-                </w:p>
-              </w:tc>
-              <w:tc>
-                <w:tcPr>
-                  <w:tcW w:w="4700" w:type="dxa"/>
-                </w:tcPr>
-                <w:p>
-                  <w:pPr>
-                    <w:spacing w:before="20" w:after="20" w:line="252" w:lineRule="auto"/>
-                    <w:jc w:val="left"/>
-                  </w:pPr>
-                  <w:r>
-                    <w:rPr>
-                      <w:rFonts w:ascii="Times New Roman" w:cs="Times New Roman" w:eastAsia="Times New Roman" w:hAnsi="Times New Roman"/>
-                      <w:sz w:val="22"/>
-                      <w:szCs w:val="22"/>
-                    </w:rPr>
-                    <w:t xml:space="preserve">P bỏ bước neo nguồn và kiểm tra đầy đủ</w:t>
-                  </w:r>
-                </w:p>
-              </w:tc>
-              <w:tc>
-                <w:tcPr>
-                  <w:tcW w:w="3400" w:type="dxa"/>
-                </w:tcPr>
-                <w:p>
-                  <w:pPr>
-                    <w:spacing w:before="20" w:after="20" w:line="252" w:lineRule="auto"/>
-                    <w:jc w:val="left"/>
-                  </w:pPr>
-                  <w:r>
-                    <w:rPr>
-                      <w:rFonts w:ascii="Times New Roman" w:cs="Times New Roman" w:eastAsia="Times New Roman" w:hAnsi="Times New Roman"/>
-                      <w:sz w:val="22"/>
-                      <w:szCs w:val="22"/>
+                      <w:sz w:val="21"/>
+                      <w:szCs w:val="21"/>
                     </w:rPr>
                     <w:t xml:space="preserve">Đo đóng góp của neo nguồn</w:t>
                   </w:r>
@@ -5878,7 +5933,7 @@
               </w:trPr>
               <w:tc>
                 <w:tcPr>
-                  <w:tcW w:w="1100" w:type="dxa"/>
+                  <w:tcW w:w="1000" w:type="dxa"/>
                 </w:tcPr>
                 <w:p>
                   <w:pPr>
@@ -5888,16 +5943,16 @@
                   <w:r>
                     <w:rPr>
                       <w:rFonts w:ascii="Times New Roman" w:cs="Times New Roman" w:eastAsia="Times New Roman" w:hAnsi="Times New Roman"/>
-                      <w:sz w:val="22"/>
-                      <w:szCs w:val="22"/>
+                      <w:sz w:val="21"/>
+                      <w:szCs w:val="21"/>
                     </w:rPr>
-                    <w:t xml:space="preserve">P</w:t>
+                    <w:t xml:space="preserve">B4</w:t>
                   </w:r>
                 </w:p>
               </w:tc>
               <w:tc>
                 <w:tcPr>
-                  <w:tcW w:w="4700" w:type="dxa"/>
+                  <w:tcW w:w="5000" w:type="dxa"/>
                 </w:tcPr>
                 <w:p>
                   <w:pPr>
@@ -5907,56 +5962,16 @@
                   <w:r>
                     <w:rPr>
                       <w:rFonts w:ascii="Times New Roman" w:cs="Times New Roman" w:eastAsia="Times New Roman" w:hAnsi="Times New Roman"/>
-                      <w:sz w:val="22"/>
-                      <w:szCs w:val="22"/>
+                      <w:sz w:val="21"/>
+                      <w:szCs w:val="21"/>
                     </w:rPr>
-                    <w:t xml:space="preserve">LLM trích xuất thông tin</w:t>
-                  </w:r>
-                  <w:r>
-                    <w:rPr>
-                      <w:rFonts w:ascii="Times New Roman" w:cs="Times New Roman" w:eastAsia="Times New Roman" w:hAnsi="Times New Roman"/>
-                      <w:sz w:val="22"/>
-                      <w:szCs w:val="22"/>
-                    </w:rPr>
-                    <w:t xml:space="preserve"> có neo nguồn</w:t>
-                  </w:r>
-                  <w:r>
-                    <w:rPr>
-                      <w:rFonts w:ascii="Times New Roman" w:cs="Times New Roman" w:eastAsia="Times New Roman" w:hAnsi="Times New Roman"/>
-                      <w:sz w:val="22"/>
-                      <w:szCs w:val="22"/>
-                    </w:rPr>
-                    <w:t xml:space="preserve">, Python dùng </w:t>
-                  </w:r>
-                  <w:r>
-                    <w:rPr>
-                      <w:rFonts w:ascii="Times New Roman" w:cs="Times New Roman" w:eastAsia="Times New Roman" w:hAnsi="Times New Roman"/>
-                      <w:sz w:val="22"/>
-                      <w:szCs w:val="22"/>
-                    </w:rPr>
-                    <w:t xml:space="preserve">bộ quyết định có đối chiếu điều kiện</w:t>
-                  </w:r>
-                  <w:r>
-                    <w:rPr>
-                      <w:rFonts w:ascii="Times New Roman" w:cs="Times New Roman" w:eastAsia="Times New Roman" w:hAnsi="Times New Roman"/>
-                      <w:sz w:val="22"/>
-                      <w:szCs w:val="22"/>
-                    </w:rPr>
-                    <w:t xml:space="preserve"> để gán nhãn</w:t>
-                  </w:r>
-                  <w:r>
-                    <w:rPr>
-                      <w:rFonts w:ascii="Times New Roman" w:cs="Times New Roman" w:eastAsia="Times New Roman" w:hAnsi="Times New Roman"/>
-                      <w:sz w:val="22"/>
-                      <w:szCs w:val="22"/>
-                    </w:rPr>
-                    <w:t xml:space="preserve"> bốn lớp</w:t>
+                    <w:t xml:space="preserve">Như B2 nhưng dùng LLM mạnh hơn có chế độ suy luận</w:t>
                   </w:r>
                 </w:p>
               </w:tc>
               <w:tc>
                 <w:tcPr>
-                  <w:tcW w:w="3400" w:type="dxa"/>
+                  <w:tcW w:w="3200" w:type="dxa"/>
                 </w:tcPr>
                 <w:p>
                   <w:pPr>
@@ -5966,8 +5981,110 @@
                   <w:r>
                     <w:rPr>
                       <w:rFonts w:ascii="Times New Roman" w:cs="Times New Roman" w:eastAsia="Times New Roman" w:hAnsi="Times New Roman"/>
-                      <w:sz w:val="22"/>
-                      <w:szCs w:val="22"/>
+                      <w:sz w:val="21"/>
+                      <w:szCs w:val="21"/>
+                    </w:rPr>
+                    <w:t xml:space="preserve">Mốc tham chiếu (phần mở rộng), không dùng kiểm định giả thuyết</w:t>
+                  </w:r>
+                </w:p>
+              </w:tc>
+            </w:tr>
+            <w:tr>
+              <w:trPr>
+                <w:cantSplit/>
+              </w:trPr>
+              <w:tc>
+                <w:tcPr>
+                  <w:tcW w:w="1000" w:type="dxa"/>
+                </w:tcPr>
+                <w:p>
+                  <w:pPr>
+                    <w:spacing w:before="20" w:after="20" w:line="252" w:lineRule="auto"/>
+                    <w:jc w:val="left"/>
+                  </w:pPr>
+                  <w:r>
+                    <w:rPr>
+                      <w:rFonts w:ascii="Times New Roman" w:cs="Times New Roman" w:eastAsia="Times New Roman" w:hAnsi="Times New Roman"/>
+                      <w:sz w:val="21"/>
+                      <w:szCs w:val="21"/>
+                    </w:rPr>
+                    <w:t xml:space="preserve">P</w:t>
+                  </w:r>
+                </w:p>
+              </w:tc>
+              <w:tc>
+                <w:tcPr>
+                  <w:tcW w:w="5000" w:type="dxa"/>
+                </w:tcPr>
+                <w:p>
+                  <w:pPr>
+                    <w:spacing w:before="20" w:after="20" w:line="252" w:lineRule="auto"/>
+                    <w:jc w:val="left"/>
+                  </w:pPr>
+                  <w:r>
+                    <w:rPr>
+                      <w:rFonts w:ascii="Times New Roman" w:cs="Times New Roman" w:eastAsia="Times New Roman" w:hAnsi="Times New Roman"/>
+                      <w:sz w:val="21"/>
+                      <w:szCs w:val="21"/>
+                    </w:rPr>
+                    <w:t xml:space="preserve">LLM trích xuất thông tin</w:t>
+                  </w:r>
+                  <w:r>
+                    <w:rPr>
+                      <w:rFonts w:ascii="Times New Roman" w:cs="Times New Roman" w:eastAsia="Times New Roman" w:hAnsi="Times New Roman"/>
+                      <w:sz w:val="21"/>
+                      <w:szCs w:val="21"/>
+                    </w:rPr>
+                    <w:t xml:space="preserve"> có neo nguồn</w:t>
+                  </w:r>
+                  <w:r>
+                    <w:rPr>
+                      <w:rFonts w:ascii="Times New Roman" w:cs="Times New Roman" w:eastAsia="Times New Roman" w:hAnsi="Times New Roman"/>
+                      <w:sz w:val="21"/>
+                      <w:szCs w:val="21"/>
+                    </w:rPr>
+                    <w:t xml:space="preserve">, Python dùng </w:t>
+                  </w:r>
+                  <w:r>
+                    <w:rPr>
+                      <w:rFonts w:ascii="Times New Roman" w:cs="Times New Roman" w:eastAsia="Times New Roman" w:hAnsi="Times New Roman"/>
+                      <w:sz w:val="21"/>
+                      <w:szCs w:val="21"/>
+                    </w:rPr>
+                    <w:t xml:space="preserve">bộ quyết định có đối chiếu điều kiện</w:t>
+                  </w:r>
+                  <w:r>
+                    <w:rPr>
+                      <w:rFonts w:ascii="Times New Roman" w:cs="Times New Roman" w:eastAsia="Times New Roman" w:hAnsi="Times New Roman"/>
+                      <w:sz w:val="21"/>
+                      <w:szCs w:val="21"/>
+                    </w:rPr>
+                    <w:t xml:space="preserve"> để gán nhãn</w:t>
+                  </w:r>
+                  <w:r>
+                    <w:rPr>
+                      <w:rFonts w:ascii="Times New Roman" w:cs="Times New Roman" w:eastAsia="Times New Roman" w:hAnsi="Times New Roman"/>
+                      <w:sz w:val="21"/>
+                      <w:szCs w:val="21"/>
+                    </w:rPr>
+                    <w:t xml:space="preserve"> bốn lớp</w:t>
+                  </w:r>
+                </w:p>
+              </w:tc>
+              <w:tc>
+                <w:tcPr>
+                  <w:tcW w:w="3200" w:type="dxa"/>
+                </w:tcPr>
+                <w:p>
+                  <w:pPr>
+                    <w:spacing w:before="20" w:after="20" w:line="252" w:lineRule="auto"/>
+                    <w:jc w:val="left"/>
+                  </w:pPr>
+                  <w:r>
+                    <w:rPr>
+                      <w:rFonts w:ascii="Times New Roman" w:cs="Times New Roman" w:eastAsia="Times New Roman" w:hAnsi="Times New Roman"/>
+                      <w:sz w:val="21"/>
+                      <w:szCs w:val="21"/>
                     </w:rPr>
                     <w:t xml:space="preserve">Phương pháp đề xuất</w:t>
                   </w:r>
@@ -6026,15 +6143,7 @@
                 <w:sz w:val="26"/>
                 <w:szCs w:val="26"/>
               </w:rPr>
-              <w:t xml:space="preserve">Đánh giá bằng FAR (tỷ lệ chấp nhận nhầm), Precision (độ chính xác của dự đoán), Recall (khả năng tìm đủ mẫu đúng) và F1 (chỉ số cân bằng giữa Precision và Recall)</w:t>
-            </w:r>
-            <w:r>
-              <w:rPr>
-                <w:rFonts w:ascii="Times New Roman" w:cs="Times New Roman" w:eastAsia="Times New Roman" w:hAnsi="Times New Roman"/>
-                <w:sz w:val="26"/>
-                <w:szCs w:val="26"/>
-              </w:rPr>
-              <w:t xml:space="preserve"> của từng nhãn và Macro-F1; FAR là tỷ lệ tuyên bố bị gán Đúng trong số các tuyên bố có nhãn chuẩn khác Đúng. Đo thêm Recall@k của BM25, độ đúng từng trường trích xuất, Precision và Recall của bước tách tuyên bố tự động, thời gian và chi phí gọi LLM. Khoảng tin cậy 95% được ước lượng bằng phương pháp bootstrap (lấy mẫu lặp có hoàn lại) theo cụm quảng cáo; chênh lệch FAR giữa P và từng đối chứng được kiểm định bằng McNemar có hiệu chỉnh Holm cho nhiều phép so sánh.</w:t>
+              <w:t xml:space="preserve">Báo kết quả riêng cho tuyên bố từ quảng cáo thông thường và cho tập cặp tối thiểu, theo từng loại biến đổi, từng nhóm sản phẩm, từng hãng và từng LLM sinh quảng cáo; báo thêm kết quả đầu–cuối (tách tuyên bố tự động rồi kiểm chứng) trên quảng cáo của tập kiểm tra; phân tích lỗi theo nguồn gốc: tách tuyên bố, truy hồi, trích xuất hay quyết định.</w:t>
             </w:r>
           </w:p>
         </w:tc>
@@ -6079,52 +6188,7 @@
                 <w:sz w:val="26"/>
                 <w:szCs w:val="26"/>
               </w:rPr>
-              <w:t xml:space="preserve">Giả thuyết ứng với ba câu hỏi nghiên cứu: (H1) FAR của P thấp hơn B0–B3 và Recall của nhãn Đúng không thấp hơn quá 5 điểm phần trăm so với đối chứng tốt nhất; (H2) F1 của nhãn Lệch điều kiện của P cao hơn B1 và B2; (H3) P tốt hơn P−NN về FAR và F1 của nhãn Lệch điều kiện. Mô hình, câu lệnh và giá trị k được chọn trên tập phát triển và khóa trước khi chạy tập kiểm tra; kết quả được báo cáo cả khi không đạt giả thuyết.</w:t>
-            </w:r>
-          </w:p>
-        </w:tc>
-      </w:tr>
-      <w:tr>
-        <w:trPr>
-          <w:cantSplit w:val="1"/>
-          <w:tblHeader w:val="0"/>
-        </w:trPr>
-        <w:tc>
-          <w:tcPr>
-            <w:gridSpan w:val="2"/>
-            <w:tcBorders>
-              <w:top w:color="000000" w:space="0" w:sz="0" w:val="nil"/>
-              <w:bottom w:color="000000" w:space="0" w:sz="0" w:val="nil"/>
-            </w:tcBorders>
-            <w:tcMar>
-              <w:top w:w="0" w:type="dxa"/>
-              <w:left w:w="90" w:type="dxa"/>
-              <w:bottom w:w="0" w:type="dxa"/>
-              <w:right w:w="90" w:type="dxa"/>
-            </w:tcMar>
-          </w:tcPr>
-          <w:p>
-            <w:pPr>
-              <w:numPr>
-                <w:ilvl w:val="0"/>
-                <w:numId w:val="7"/>
-              </w:numPr>
-              <w:spacing w:after="80" w:line="278" w:lineRule="auto"/>
-              <w:ind w:left="397" w:right="102" w:hanging="198"/>
-              <w:jc w:val="both"/>
-              <w:rPr>
-                <w:rFonts w:ascii="Times New Roman" w:cs="Times New Roman" w:eastAsia="Times New Roman" w:hAnsi="Times New Roman"/>
-                <w:sz w:val="26"/>
-                <w:szCs w:val="26"/>
-              </w:rPr>
-            </w:pPr>
-            <w:r>
-              <w:rPr>
-                <w:rFonts w:ascii="Times New Roman" w:cs="Times New Roman" w:eastAsia="Times New Roman" w:hAnsi="Times New Roman"/>
-                <w:sz w:val="26"/>
-                <w:szCs w:val="26"/>
-              </w:rPr>
-              <w:t xml:space="preserve">Báo kết quả riêng cho tuyên bố từ quảng cáo thông thường và cho tập cặp tối thiểu, theo từng loại biến đổi, từng nhóm sản phẩm, từng hãng và từng LLM sinh quảng cáo; báo thêm kết quả đầu–cuối (tách tuyên bố tự động rồi kiểm chứng) trên quảng cáo của tập kiểm tra; phân tích lỗi theo nguồn gốc: tách tuyên bố, truy hồi, trích xuất hay quyết định.</w:t>
+              <w:t xml:space="preserve">Phần mở rộng, chỉ làm khi đúng tiến độ: chạy B4 làm mốc tham chiếu; thử khả năng mở rộng trên máy tính bảng (2 mẫu, khoảng 30 tuyên bố) bằng cách chỉ viết thêm tệp cấu hình, giữ nguyên quy tắc A–D đã khóa, rồi so FAR và F1 với ba nhóm chính.</w:t>
             </w:r>
           </w:p>
         </w:tc>
@@ -6951,7 +7015,7 @@
                 <w:sz w:val="26"/>
                 <w:szCs w:val="26"/>
               </w:rPr>
-              <w:t xml:space="preserve">Điều chỉnh đề tài theo nhận xét của Khoa: tập trung vào tuyên bố về thông số kỹ thuật có điều kiện ràng buộc, mở rộng từ tai nghe không dây sang thiết bị điện tử tiêu dùng với ba nhóm thực nghiệm có tiêu chí chọn rõ ràng, bổ sung tổng quan, hạn chế của các phương pháp hiện có, tính mới và đóng góp; thống nhất tên đề tài với cán bộ hướng dẫn.</w:t>
+              <w:t xml:space="preserve">Điều chỉnh đề tài theo nhận xét của Khoa (tổng quan, đóng góp, phạm vi sản phẩm) và thống nhất tên đề tài với cán bộ hướng dẫn.</w:t>
             </w:r>
           </w:p>
         </w:tc>
@@ -6996,7 +7060,7 @@
                 <w:sz w:val="26"/>
                 <w:szCs w:val="26"/>
               </w:rPr>
-              <w:t xml:space="preserve">Khảo sát bổ sung các nghiên cứu về phát hiện ảo giác của LLM, kiểm chứng thông tin sản phẩm và kiểm chứng tiếng Việt.</w:t>
+              <w:t xml:space="preserve">Khảo sát bổ sung các nghiên cứu về ảo giác của LLM, tuyên bố nửa sự thật, kiểm chứng kết hợp ký hiệu và kiểm chứng tiếng Việt.</w:t>
             </w:r>
           </w:p>
         </w:tc>
@@ -7041,7 +7105,7 @@
                 <w:sz w:val="26"/>
                 <w:szCs w:val="26"/>
               </w:rPr>
-              <w:t xml:space="preserve">Chọn khoảng 12 mẫu thuộc ba nhóm sản phẩm của ít nhất ba hãng theo bốn tiêu chí đã nêu; thu thập trang thông số chính hãng, lưu bản chụp và mã băm (ưu tiên 2 mẫu thử ban đầu: 1 điện thoại, 1 tai nghe). </w:t>
+              <w:t xml:space="preserve">Chọn khoảng 12 mẫu của ít nhất ba hãng; thu thập trang thông số chính hãng, lưu bản chụp và mã băm (trước hết 2 mẫu thử: 1 điện thoại, 1 tai nghe). </w:t>
             </w:r>
             <w:r>
               <w:rPr>
@@ -7094,7 +7158,7 @@
                 <w:sz w:val="26"/>
                 <w:szCs w:val="26"/>
               </w:rPr>
-              <w:t xml:space="preserve">Định nghĩa điều kiện bắt buộc cho sáu nhóm thông số, lưu thành tệp cấu hình theo nhóm sản phẩm; viết hướng dẫn gán nhãn bốn lớp; giữ các ví dụ minh họa về tai nghe và bổ sung ví dụ cho điện thoại, đồng hồ thông minh.</w:t>
+              <w:t xml:space="preserve">Viết tệp cấu hình điều kiện bắt buộc theo nhóm sản phẩm và hướng dẫn gán nhãn bốn lớp, bổ sung ví dụ cho điện thoại và đồng hồ; khảo sát nhanh cách hiểu của 5–10 người đọc.</w:t>
             </w:r>
           </w:p>
         </w:tc>
@@ -7770,7 +7834,7 @@
                 <w:sz w:val="26"/>
                 <w:szCs w:val="26"/>
               </w:rPr>
-              <w:t xml:space="preserve">Xây dựng bộ quyết định bốn nhãn: A kiểm tra khớp sản phẩm, phiên bản, bộ phận và thuộc tính; B đối chiếu điều kiện ràng buộc; C so giá trị; D tổng hợp nhãn và sinh lý do; kiểm thử riêng từng quy tắc.</w:t>
+              <w:t xml:space="preserve">Xây dựng bộ quyết định bốn nhãn (quy tắc A–D) và sinh lý do; kiểm thử riêng từng quy tắc.</w:t>
             </w:r>
           </w:p>
         </w:tc>
@@ -8544,7 +8608,7 @@
                 <w:sz w:val="26"/>
                 <w:szCs w:val="26"/>
               </w:rPr>
-              <w:t xml:space="preserve">Hoàn thiện luận văn, biểu đồ, bảng kết quả, hướng dẫn cài đặt và hướng dẫn chạy lại.</w:t>
+              <w:t xml:space="preserve">Nếu đúng tiến độ: chạy B4 và thử khả năng mở rộng trên máy tính bảng.</w:t>
             </w:r>
           </w:p>
         </w:tc>
@@ -8589,7 +8653,7 @@
                 <w:sz w:val="26"/>
                 <w:szCs w:val="26"/>
               </w:rPr>
-              <w:t xml:space="preserve">Mốc kiểm tra với cán bộ hướng dẫn: kết quả trên tập kiểm tra (08/12), tính năng chạy trên CopyPro (13/12), bản thảo khóa luận đầy đủ (18/12).</w:t>
+              <w:t xml:space="preserve">Hoàn thiện luận văn, biểu đồ, bảng kết quả, hướng dẫn cài đặt và hướng dẫn chạy lại.</w:t>
             </w:r>
           </w:p>
         </w:tc>
@@ -8634,6 +8698,51 @@
                 <w:sz w:val="26"/>
                 <w:szCs w:val="26"/>
               </w:rPr>
+              <w:t xml:space="preserve">Mốc kiểm tra với cán bộ hướng dẫn: kết quả trên tập kiểm tra (08/12), tính năng chạy trên CopyPro (13/12), bản thảo khóa luận đầy đủ (18/12).</w:t>
+            </w:r>
+          </w:p>
+        </w:tc>
+      </w:tr>
+      <w:tr>
+        <w:trPr>
+          <w:cantSplit w:val="1"/>
+          <w:tblHeader w:val="0"/>
+        </w:trPr>
+        <w:tc>
+          <w:tcPr>
+            <w:gridSpan w:val="2"/>
+            <w:tcBorders>
+              <w:top w:color="000000" w:space="0" w:sz="0" w:val="nil"/>
+              <w:bottom w:color="000000" w:space="0" w:sz="0" w:val="nil"/>
+            </w:tcBorders>
+            <w:tcMar>
+              <w:top w:w="0" w:type="dxa"/>
+              <w:left w:w="90" w:type="dxa"/>
+              <w:bottom w:w="0" w:type="dxa"/>
+              <w:right w:w="90" w:type="dxa"/>
+            </w:tcMar>
+          </w:tcPr>
+          <w:p>
+            <w:pPr>
+              <w:numPr>
+                <w:ilvl w:val="0"/>
+                <w:numId w:val="8"/>
+              </w:numPr>
+              <w:spacing w:after="80" w:line="278" w:lineRule="auto"/>
+              <w:ind w:left="794" w:right="102" w:hanging="198"/>
+              <w:jc w:val="both"/>
+              <w:rPr>
+                <w:rFonts w:ascii="Times New Roman" w:cs="Times New Roman" w:eastAsia="Times New Roman" w:hAnsi="Times New Roman"/>
+                <w:sz w:val="26"/>
+                <w:szCs w:val="26"/>
+              </w:rPr>
+            </w:pPr>
+            <w:r>
+              <w:rPr>
+                <w:rFonts w:ascii="Times New Roman" w:cs="Times New Roman" w:eastAsia="Times New Roman" w:hAnsi="Times New Roman"/>
+                <w:sz w:val="26"/>
+                <w:szCs w:val="26"/>
+              </w:rPr>
               <w:t xml:space="preserve">Kiểm tra toàn bộ mã nguồn, dữ liệu trước ngày 31/12/2026.</w:t>
             </w:r>
           </w:p>
@@ -8747,7 +8856,7 @@
                 <w:sz w:val="26"/>
                 <w:szCs w:val="26"/>
               </w:rPr>
-              <w:t xml:space="preserve">Trang thông số của một số hãng thiếu chú thích điều kiện, hiển thị bằng mã động hoặc ghi không nhất quán: ưu tiên hãng có chú thích đầy đủ, chụp lại trang sau khi hiển thị xong; thông số không có hoặc mâu thuẫn trong tài liệu được gán Chưa đủ thông tin và thống kê riêng.</w:t>
+              <w:t xml:space="preserve">Trang thông số thiếu chú thích điều kiện, hiển thị bằng mã động hoặc ghi không nhất quán: ưu tiên hãng có chú thích đầy đủ, chụp lại trang sau khi hiển thị xong; thông số không có hoặc mâu thuẫn được gán Chưa đủ thông tin và thống kê riêng.</w:t>
             </w:r>
           </w:p>
         </w:tc>
@@ -8792,7 +8901,7 @@
                 <w:sz w:val="26"/>
                 <w:szCs w:val="26"/>
               </w:rPr>
-              <w:t xml:space="preserve">Gán nhãn chậm hơn dự kiến: giảm số tuyên bố từ quảng cáo thông thường nhưng giữ tập cặp tối thiểu và giữ đủ các hãng trong tập kiểm tra.</w:t>
+              <w:t xml:space="preserve">Mô hình bị nhà cung cấp ngừng phục vụ hoặc giới hạn lượt gọi: lưu tên, phiên bản và đầu ra của mọi lần gọi, dùng bộ nhớ đệm; nếu mô hình dùng để kiểm chứng ngừng phục vụ trước khi khóa cấu hình thì chuyển sang mô hình kế nhiệm do nhà cung cấp khuyến nghị và chạy lại trên tập phát triển.</w:t>
             </w:r>
           </w:p>
         </w:tc>
@@ -8837,7 +8946,7 @@
                 <w:sz w:val="26"/>
                 <w:szCs w:val="26"/>
               </w:rPr>
-              <w:t xml:space="preserve">Giới hạn lượt gọi API: lưu bộ nhớ đệm kết quả gọi LLM, dùng các mô hình đã có trên CopyPro cho cả sinh quảng cáo và kiểm chứng.</w:t>
+              <w:t xml:space="preserve">Gán nhãn chậm hoặc không tìm được người gán thứ hai: giảm số tuyên bố từ quảng cáo thông thường nhưng giữ tập cặp tối thiểu và đủ các hãng trong tập kiểm tra; nếu không có người thứ hai thì chỉ báo độ nhất quán khi gán lại và ghi rõ giới hạn này.</w:t>
             </w:r>
           </w:p>
         </w:tc>
@@ -8882,7 +8991,7 @@
                 <w:sz w:val="26"/>
                 <w:szCs w:val="26"/>
               </w:rPr>
-              <w:t xml:space="preserve">Không đủ thời gian cho cả ba nhóm sản phẩm: giảm số mẫu mỗi nhóm nhưng giữ đủ ba nhóm trong tập kiểm tra để vẫn so sánh được giữa các nhóm.</w:t>
+              <w:t xml:space="preserve">Thiếu thời gian: phần lõi bắt buộc gồm bộ dữ liệu, P, B0–B3, P−ĐK, P−NN và tính năng trên CopyPro; phần mở rộng (B4, thử trên máy tính bảng) được bỏ trước; nếu vẫn chậm thì giảm số mẫu mỗi nhóm nhưng giữ đủ ba nhóm trong tập kiểm tra.</w:t>
             </w:r>
           </w:p>
         </w:tc>
@@ -8908,26 +9017,71 @@
           </w:tcPr>
           <w:p>
             <w:pPr>
-              <w:numPr>
-                <w:ilvl w:val="0"/>
-                <w:numId w:val="7"/>
-              </w:numPr>
-              <w:spacing w:after="80" w:line="278" w:lineRule="auto"/>
-              <w:ind w:left="397" w:right="102" w:hanging="198"/>
-              <w:jc w:val="both"/>
-              <w:rPr>
-                <w:rFonts w:ascii="Times New Roman" w:cs="Times New Roman" w:eastAsia="Times New Roman" w:hAnsi="Times New Roman"/>
-                <w:sz w:val="26"/>
-                <w:szCs w:val="26"/>
-              </w:rPr>
-            </w:pPr>
-            <w:r>
-              <w:rPr>
-                <w:rFonts w:ascii="Times New Roman" w:cs="Times New Roman" w:eastAsia="Times New Roman" w:hAnsi="Times New Roman"/>
-                <w:sz w:val="26"/>
-                <w:szCs w:val="26"/>
-              </w:rPr>
-              <w:t xml:space="preserve">Không tìm được người gán thứ hai: chỉ báo độ nhất quán khi gán lại và ghi rõ giới hạn này, không gọi là độ đồng thuận giữa hai người.</w:t>
+              <w:keepLines w:val="1"/>
+              <w:spacing w:after="80" w:before="160" w:line="278" w:lineRule="auto"/>
+              <w:ind w:right="102"/>
+              <w:jc w:val="both"/>
+              <w:rPr>
+                <w:rFonts w:ascii="Times New Roman" w:cs="Times New Roman" w:eastAsia="Times New Roman" w:hAnsi="Times New Roman"/>
+                <w:sz w:val="26"/>
+                <w:szCs w:val="26"/>
+              </w:rPr>
+            </w:pPr>
+            <w:r>
+              <w:rPr>
+                <w:rFonts w:ascii="Times New Roman" w:cs="Times New Roman" w:eastAsia="Times New Roman" w:hAnsi="Times New Roman"/>
+                <w:b/>
+                <w:bCs/>
+                <w:sz w:val="26"/>
+                <w:szCs w:val="26"/>
+              </w:rPr>
+              <w:t xml:space="preserve">Tài liệu tham khảo</w:t>
+            </w:r>
+          </w:p>
+          <w:p>
+            <w:pPr>
+              <w:keepLines w:val="1"/>
+              <w:spacing w:after="140" w:before="60" w:line="278" w:lineRule="auto"/>
+              <w:ind w:right="102"/>
+              <w:rPr>
+                <w:rFonts w:ascii="Times New Roman" w:cs="Times New Roman" w:eastAsia="Times New Roman" w:hAnsi="Times New Roman"/>
+                <w:sz w:val="26"/>
+                <w:szCs w:val="26"/>
+              </w:rPr>
+            </w:pPr>
+            <w:r>
+              <w:rPr>
+                <w:rFonts w:ascii="Times New Roman" w:cs="Times New Roman" w:eastAsia="Times New Roman" w:hAnsi="Times New Roman"/>
+                <w:sz w:val="26"/>
+                <w:szCs w:val="26"/>
+              </w:rPr>
+              <w:t xml:space="preserve">[1] </w:t>
+            </w:r>
+            <w:r>
+              <w:rPr>
+                <w:rFonts w:ascii="Times New Roman" w:cs="Times New Roman" w:eastAsia="Times New Roman" w:hAnsi="Times New Roman"/>
+                <w:sz w:val="26"/>
+                <w:szCs w:val="26"/>
+              </w:rPr>
+              <w:t xml:space="preserve">L. Jiang, K. Jiang, X. Chu, S. Gulati, and P. Garg, “Hallucination detection in LLM-enriched product listings,” in </w:t>
+            </w:r>
+            <w:r>
+              <w:rPr>
+                <w:rFonts w:ascii="Times New Roman" w:cs="Times New Roman" w:eastAsia="Times New Roman" w:hAnsi="Times New Roman"/>
+                <w:i/>
+                <w:iCs/>
+                <w:sz w:val="26"/>
+                <w:szCs w:val="26"/>
+              </w:rPr>
+              <w:t xml:space="preserve">Proceedings of the Seventh Workshop on e-Commerce and NLP (ECNLP) @ LREC-COLING 2024</w:t>
+            </w:r>
+            <w:r>
+              <w:rPr>
+                <w:rFonts w:ascii="Times New Roman" w:cs="Times New Roman" w:eastAsia="Times New Roman" w:hAnsi="Times New Roman"/>
+                <w:sz w:val="26"/>
+                <w:szCs w:val="26"/>
+              </w:rPr>
+              <w:t xml:space="preserve">, 2024, pp. 29–39. [Online]. Available: https://aclanthology.org/2024.ecnlp-1.4/</w:t>
             </w:r>
           </w:p>
         </w:tc>
@@ -8954,29 +9108,6 @@
           <w:p>
             <w:pPr>
               <w:keepLines w:val="1"/>
-              <w:spacing w:after="80" w:before="160" w:line="278" w:lineRule="auto"/>
-              <w:ind w:right="102"/>
-              <w:jc w:val="both"/>
-              <w:rPr>
-                <w:rFonts w:ascii="Times New Roman" w:cs="Times New Roman" w:eastAsia="Times New Roman" w:hAnsi="Times New Roman"/>
-                <w:sz w:val="26"/>
-                <w:szCs w:val="26"/>
-              </w:rPr>
-            </w:pPr>
-            <w:r>
-              <w:rPr>
-                <w:rFonts w:ascii="Times New Roman" w:cs="Times New Roman" w:eastAsia="Times New Roman" w:hAnsi="Times New Roman"/>
-                <w:b/>
-                <w:bCs/>
-                <w:sz w:val="26"/>
-                <w:szCs w:val="26"/>
-              </w:rPr>
-              <w:t xml:space="preserve">Tài liệu tham khảo</w:t>
-            </w:r>
-          </w:p>
-          <w:p>
-            <w:pPr>
-              <w:keepLines w:val="1"/>
               <w:spacing w:after="140" w:before="60" w:line="278" w:lineRule="auto"/>
               <w:ind w:right="102"/>
               <w:rPr>
@@ -8991,15 +9122,15 @@
                 <w:sz w:val="26"/>
                 <w:szCs w:val="26"/>
               </w:rPr>
-              <w:t xml:space="preserve">[1] </w:t>
-            </w:r>
-            <w:r>
-              <w:rPr>
-                <w:rFonts w:ascii="Times New Roman" w:cs="Times New Roman" w:eastAsia="Times New Roman" w:hAnsi="Times New Roman"/>
-                <w:sz w:val="26"/>
-                <w:szCs w:val="26"/>
-              </w:rPr>
-              <w:t xml:space="preserve">A. T.-H. Nguyen, K. Q. Tran, T. V. Huynh, P. T.-H. Nguyen, C. T. Nguyen, and K. V. Nguyen, “DSC2025 – ViHallu challenge: Detecting hallucination in Vietnamese LLMs,” arXiv preprint arXiv:2601.04711, 2026. [Online]. Available: https://arxiv.org/abs/2601.04711</w:t>
+              <w:t xml:space="preserve">[2] </w:t>
+            </w:r>
+            <w:r>
+              <w:rPr>
+                <w:rFonts w:ascii="Times New Roman" w:cs="Times New Roman" w:eastAsia="Times New Roman" w:hAnsi="Times New Roman"/>
+                <w:sz w:val="26"/>
+                <w:szCs w:val="26"/>
+              </w:rPr>
+              <w:t xml:space="preserve">Apple Việt Nam, “iPhone 17 – Thông số kỹ thuật.” [Online]. Available: https://www.apple.com/vn/iphone-17/specs/ (truy cập ngày 10/10/2026).</w:t>
             </w:r>
           </w:p>
         </w:tc>
@@ -9040,15 +9171,15 @@
                 <w:sz w:val="26"/>
                 <w:szCs w:val="26"/>
               </w:rPr>
-              <w:t xml:space="preserve">[2] </w:t>
-            </w:r>
-            <w:r>
-              <w:rPr>
-                <w:rFonts w:ascii="Times New Roman" w:cs="Times New Roman" w:eastAsia="Times New Roman" w:hAnsi="Times New Roman"/>
-                <w:sz w:val="26"/>
-                <w:szCs w:val="26"/>
-              </w:rPr>
-              <w:t xml:space="preserve">Apple Việt Nam, “iPhone 17 – Thông số kỹ thuật.” [Online]. Available: https://www.apple.com/vn/iphone-17/specs/ (truy cập ngày 09/10/2026).</w:t>
+              <w:t xml:space="preserve">[3] </w:t>
+            </w:r>
+            <w:r>
+              <w:rPr>
+                <w:rFonts w:ascii="Times New Roman" w:cs="Times New Roman" w:eastAsia="Times New Roman" w:hAnsi="Times New Roman"/>
+                <w:sz w:val="26"/>
+                <w:szCs w:val="26"/>
+              </w:rPr>
+              <w:t xml:space="preserve">M. Hastak and D. Murphy, “Effects of a Bristol Windows advertisement with an ‘up to’ savings claim on consumer take-away and beliefs,” U.S. Federal Trade Commission, Washington, DC, USA, Staff Report, Jun. 2012. [Online]. Available: https://www.ftc.gov/reports/effects-bristol-windows-advertisement-savings-claim-consumer-take-away-beliefs</w:t>
             </w:r>
           </w:p>
         </w:tc>
@@ -9089,15 +9220,33 @@
                 <w:sz w:val="26"/>
                 <w:szCs w:val="26"/>
               </w:rPr>
-              <w:t xml:space="preserve">[3] </w:t>
-            </w:r>
-            <w:r>
-              <w:rPr>
-                <w:rFonts w:ascii="Times New Roman" w:cs="Times New Roman" w:eastAsia="Times New Roman" w:hAnsi="Times New Roman"/>
-                <w:sz w:val="26"/>
-                <w:szCs w:val="26"/>
-              </w:rPr>
-              <w:t xml:space="preserve">M. Hastak and D. Murphy, “Effects of a Bristol Windows advertisement with an ‘up to’ savings claim on consumer take-away and beliefs,” U.S. Federal Trade Commission, Washington, DC, USA, Staff Report, Jun. 2012. [Online]. Available: https://www.ftc.gov/reports/effects-bristol-windows-advertisement-savings-claim-consumer-take-away-beliefs</w:t>
+              <w:t xml:space="preserve">[4] </w:t>
+            </w:r>
+            <w:r>
+              <w:rPr>
+                <w:rFonts w:ascii="Times New Roman" w:cs="Times New Roman" w:eastAsia="Times New Roman" w:hAnsi="Times New Roman"/>
+                <w:sz w:val="26"/>
+                <w:szCs w:val="26"/>
+              </w:rPr>
+              <w:t xml:space="preserve">Quốc hội nước Cộng hòa xã hội chủ nghĩa Việt Nam, </w:t>
+            </w:r>
+            <w:r>
+              <w:rPr>
+                <w:rFonts w:ascii="Times New Roman" w:cs="Times New Roman" w:eastAsia="Times New Roman" w:hAnsi="Times New Roman"/>
+                <w:i/>
+                <w:iCs/>
+                <w:sz w:val="26"/>
+                <w:szCs w:val="26"/>
+              </w:rPr>
+              <w:t xml:space="preserve">Luật sửa đổi, bổ sung một số điều của Luật Quảng cáo</w:t>
+            </w:r>
+            <w:r>
+              <w:rPr>
+                <w:rFonts w:ascii="Times New Roman" w:cs="Times New Roman" w:eastAsia="Times New Roman" w:hAnsi="Times New Roman"/>
+                <w:sz w:val="26"/>
+                <w:szCs w:val="26"/>
+              </w:rPr>
+              <w:t xml:space="preserve">, Luật số 75/2025/QH15, thông qua ngày 16/06/2025, có hiệu lực từ ngày 01/01/2026.</w:t>
             </w:r>
           </w:p>
         </w:tc>
@@ -9138,15 +9287,15 @@
                 <w:sz w:val="26"/>
                 <w:szCs w:val="26"/>
               </w:rPr>
-              <w:t xml:space="preserve">[4] </w:t>
-            </w:r>
-            <w:r>
-              <w:rPr>
-                <w:rFonts w:ascii="Times New Roman" w:cs="Times New Roman" w:eastAsia="Times New Roman" w:hAnsi="Times New Roman"/>
-                <w:sz w:val="26"/>
-                <w:szCs w:val="26"/>
-              </w:rPr>
-              <w:t xml:space="preserve">Quốc hội nước Cộng hòa xã hội chủ nghĩa Việt Nam, </w:t>
+              <w:t xml:space="preserve">[5] </w:t>
+            </w:r>
+            <w:r>
+              <w:rPr>
+                <w:rFonts w:ascii="Times New Roman" w:cs="Times New Roman" w:eastAsia="Times New Roman" w:hAnsi="Times New Roman"/>
+                <w:sz w:val="26"/>
+                <w:szCs w:val="26"/>
+              </w:rPr>
+              <w:t xml:space="preserve">J. Thorne, A. Vlachos, C. Christodoulopoulos, and A. Mittal, “FEVER: A large-scale dataset for fact extraction and VERification,” in </w:t>
             </w:r>
             <w:r>
               <w:rPr>
@@ -9156,15 +9305,15 @@
                 <w:sz w:val="26"/>
                 <w:szCs w:val="26"/>
               </w:rPr>
-              <w:t xml:space="preserve">Luật sửa đổi, bổ sung một số điều của Luật Quảng cáo</w:t>
-            </w:r>
-            <w:r>
-              <w:rPr>
-                <w:rFonts w:ascii="Times New Roman" w:cs="Times New Roman" w:eastAsia="Times New Roman" w:hAnsi="Times New Roman"/>
-                <w:sz w:val="26"/>
-                <w:szCs w:val="26"/>
-              </w:rPr>
-              <w:t xml:space="preserve">, Luật số 75/2025/QH15, thông qua ngày 16/06/2025, có hiệu lực từ ngày 01/01/2026.</w:t>
+              <w:t xml:space="preserve">Proceedings of the 2018 Conference of the North American Chapter of the Association for Computational Linguistics: Human Language Technologies (NAACL-HLT)</w:t>
+            </w:r>
+            <w:r>
+              <w:rPr>
+                <w:rFonts w:ascii="Times New Roman" w:cs="Times New Roman" w:eastAsia="Times New Roman" w:hAnsi="Times New Roman"/>
+                <w:sz w:val="26"/>
+                <w:szCs w:val="26"/>
+              </w:rPr>
+              <w:t xml:space="preserve">, 2018, pp. 809–819. https://doi.org/10.18653/v1/N18-1074</w:t>
             </w:r>
           </w:p>
         </w:tc>
@@ -9205,15 +9354,15 @@
                 <w:sz w:val="26"/>
                 <w:szCs w:val="26"/>
               </w:rPr>
-              <w:t xml:space="preserve">[5] </w:t>
-            </w:r>
-            <w:r>
-              <w:rPr>
-                <w:rFonts w:ascii="Times New Roman" w:cs="Times New Roman" w:eastAsia="Times New Roman" w:hAnsi="Times New Roman"/>
-                <w:sz w:val="26"/>
-                <w:szCs w:val="26"/>
-              </w:rPr>
-              <w:t xml:space="preserve">Z. Guo, M. Schlichtkrull, and A. Vlachos, “A survey on automated fact-checking,” </w:t>
+              <w:t xml:space="preserve">[6] </w:t>
+            </w:r>
+            <w:r>
+              <w:rPr>
+                <w:rFonts w:ascii="Times New Roman" w:cs="Times New Roman" w:eastAsia="Times New Roman" w:hAnsi="Times New Roman"/>
+                <w:sz w:val="26"/>
+                <w:szCs w:val="26"/>
+              </w:rPr>
+              <w:t xml:space="preserve">M. Schlichtkrull, Z. Guo, and A. Vlachos, “AVeriTeC: A dataset for real-world claim verification with evidence from the web,” in </w:t>
             </w:r>
             <w:r>
               <w:rPr>
@@ -9223,15 +9372,15 @@
                 <w:sz w:val="26"/>
                 <w:szCs w:val="26"/>
               </w:rPr>
-              <w:t xml:space="preserve">Transactions of the Association for Computational Linguistics</w:t>
-            </w:r>
-            <w:r>
-              <w:rPr>
-                <w:rFonts w:ascii="Times New Roman" w:cs="Times New Roman" w:eastAsia="Times New Roman" w:hAnsi="Times New Roman"/>
-                <w:sz w:val="26"/>
-                <w:szCs w:val="26"/>
-              </w:rPr>
-              <w:t xml:space="preserve">, vol. 10, pp. 178–206, 2022. [Online]. Available: https://aclanthology.org/2022.tacl-1.11/</w:t>
+              <w:t xml:space="preserve">Advances in Neural Information Processing Systems 36 (Datasets and Benchmarks Track)</w:t>
+            </w:r>
+            <w:r>
+              <w:rPr>
+                <w:rFonts w:ascii="Times New Roman" w:cs="Times New Roman" w:eastAsia="Times New Roman" w:hAnsi="Times New Roman"/>
+                <w:sz w:val="26"/>
+                <w:szCs w:val="26"/>
+              </w:rPr>
+              <w:t xml:space="preserve">, 2023. [Online]. Available: https://arxiv.org/abs/2305.13117</w:t>
             </w:r>
           </w:p>
         </w:tc>
@@ -9272,15 +9421,15 @@
                 <w:sz w:val="26"/>
                 <w:szCs w:val="26"/>
               </w:rPr>
-              <w:t xml:space="preserve">[6] </w:t>
-            </w:r>
-            <w:r>
-              <w:rPr>
-                <w:rFonts w:ascii="Times New Roman" w:cs="Times New Roman" w:eastAsia="Times New Roman" w:hAnsi="Times New Roman"/>
-                <w:sz w:val="26"/>
-                <w:szCs w:val="26"/>
-              </w:rPr>
-              <w:t xml:space="preserve">J. Thorne, A. Vlachos, C. Christodoulopoulos, and A. Mittal, “FEVER: A large-scale dataset for fact extraction and VERification,” in </w:t>
+              <w:t xml:space="preserve">[7] </w:t>
+            </w:r>
+            <w:r>
+              <w:rPr>
+                <w:rFonts w:ascii="Times New Roman" w:cs="Times New Roman" w:eastAsia="Times New Roman" w:hAnsi="Times New Roman"/>
+                <w:sz w:val="26"/>
+                <w:szCs w:val="26"/>
+              </w:rPr>
+              <w:t xml:space="preserve">Y. Tang, J. Wang, and A. K. H. Tung, “The missing parts: Augmenting fact verification with half truth detection,” in </w:t>
             </w:r>
             <w:r>
               <w:rPr>
@@ -9290,15 +9439,15 @@
                 <w:sz w:val="26"/>
                 <w:szCs w:val="26"/>
               </w:rPr>
-              <w:t xml:space="preserve">Proceedings of the 2018 Conference of the North American Chapter of the Association for Computational Linguistics: Human Language Technologies (NAACL-HLT)</w:t>
-            </w:r>
-            <w:r>
-              <w:rPr>
-                <w:rFonts w:ascii="Times New Roman" w:cs="Times New Roman" w:eastAsia="Times New Roman" w:hAnsi="Times New Roman"/>
-                <w:sz w:val="26"/>
-                <w:szCs w:val="26"/>
-              </w:rPr>
-              <w:t xml:space="preserve">, 2018, pp. 809–819. [Online]. Available: https://aclanthology.org/N18-1074/</w:t>
+              <w:t xml:space="preserve">Proceedings of the 2025 Conference on Empirical Methods in Natural Language Processing (EMNLP)</w:t>
+            </w:r>
+            <w:r>
+              <w:rPr>
+                <w:rFonts w:ascii="Times New Roman" w:cs="Times New Roman" w:eastAsia="Times New Roman" w:hAnsi="Times New Roman"/>
+                <w:sz w:val="26"/>
+                <w:szCs w:val="26"/>
+              </w:rPr>
+              <w:t xml:space="preserve">, 2025, pp. 33979–33996. https://doi.org/10.18653/v1/2025.emnlp-main.1724</w:t>
             </w:r>
           </w:p>
         </w:tc>
@@ -9339,15 +9488,15 @@
                 <w:sz w:val="26"/>
                 <w:szCs w:val="26"/>
               </w:rPr>
-              <w:t xml:space="preserve">[7] </w:t>
-            </w:r>
-            <w:r>
-              <w:rPr>
-                <w:rFonts w:ascii="Times New Roman" w:cs="Times New Roman" w:eastAsia="Times New Roman" w:hAnsi="Times New Roman"/>
-                <w:sz w:val="26"/>
-                <w:szCs w:val="26"/>
-              </w:rPr>
-              <w:t xml:space="preserve">M. Schlichtkrull, Z. Guo, and A. Vlachos, “AVeriTeC: A dataset for real-world claim verification with evidence from the web,” in </w:t>
+              <w:t xml:space="preserve">[8] </w:t>
+            </w:r>
+            <w:r>
+              <w:rPr>
+                <w:rFonts w:ascii="Times New Roman" w:cs="Times New Roman" w:eastAsia="Times New Roman" w:hAnsi="Times New Roman"/>
+                <w:sz w:val="26"/>
+                <w:szCs w:val="26"/>
+              </w:rPr>
+              <w:t xml:space="preserve">T. T. Hoa, T. Q. Duy, K. Q. Tran, and K. V. Nguyen, “ViFactCheck: A new benchmark dataset and methods for multi-domain news fact-checking in Vietnamese,” in </w:t>
             </w:r>
             <w:r>
               <w:rPr>
@@ -9357,15 +9506,15 @@
                 <w:sz w:val="26"/>
                 <w:szCs w:val="26"/>
               </w:rPr>
-              <w:t xml:space="preserve">Advances in Neural Information Processing Systems 36 (Datasets and Benchmarks Track)</w:t>
-            </w:r>
-            <w:r>
-              <w:rPr>
-                <w:rFonts w:ascii="Times New Roman" w:cs="Times New Roman" w:eastAsia="Times New Roman" w:hAnsi="Times New Roman"/>
-                <w:sz w:val="26"/>
-                <w:szCs w:val="26"/>
-              </w:rPr>
-              <w:t xml:space="preserve">, 2023. [Online]. Available: https://arxiv.org/abs/2305.13117</w:t>
+              <w:t xml:space="preserve">Proceedings of the AAAI Conference on Artificial Intelligence</w:t>
+            </w:r>
+            <w:r>
+              <w:rPr>
+                <w:rFonts w:ascii="Times New Roman" w:cs="Times New Roman" w:eastAsia="Times New Roman" w:hAnsi="Times New Roman"/>
+                <w:sz w:val="26"/>
+                <w:szCs w:val="26"/>
+              </w:rPr>
+              <w:t xml:space="preserve">, vol. 39, no. 1, 2025, pp. 308–316. https://doi.org/10.1609/aaai.v39i1.32008</w:t>
             </w:r>
           </w:p>
         </w:tc>
@@ -9406,15 +9555,15 @@
                 <w:sz w:val="26"/>
                 <w:szCs w:val="26"/>
               </w:rPr>
-              <w:t xml:space="preserve">[8] </w:t>
-            </w:r>
-            <w:r>
-              <w:rPr>
-                <w:rFonts w:ascii="Times New Roman" w:cs="Times New Roman" w:eastAsia="Times New Roman" w:hAnsi="Times New Roman"/>
-                <w:sz w:val="26"/>
-                <w:szCs w:val="26"/>
-              </w:rPr>
-              <w:t xml:space="preserve">T. T. Hoa, T. Q. Duy, K. Q. Tran, and K. V. Nguyen, “ViFactCheck: A new benchmark dataset and methods for multi-domain news fact-checking in Vietnamese,” in </w:t>
+              <w:t xml:space="preserve">[9] </w:t>
+            </w:r>
+            <w:r>
+              <w:rPr>
+                <w:rFonts w:ascii="Times New Roman" w:cs="Times New Roman" w:eastAsia="Times New Roman" w:hAnsi="Times New Roman"/>
+                <w:sz w:val="26"/>
+                <w:szCs w:val="26"/>
+              </w:rPr>
+              <w:t xml:space="preserve">N. N.-P. Luong, A. T.-L. Le, T. V. Huynh, K. V. Nguyen, and N. L.-T. Nguyen, “ViNumFCR: A novel Vietnamese benchmark for numerical reasoning fact checking on social media news,” in </w:t>
             </w:r>
             <w:r>
               <w:rPr>
@@ -9424,15 +9573,15 @@
                 <w:sz w:val="26"/>
                 <w:szCs w:val="26"/>
               </w:rPr>
-              <w:t xml:space="preserve">Proceedings of the AAAI Conference on Artificial Intelligence</w:t>
-            </w:r>
-            <w:r>
-              <w:rPr>
-                <w:rFonts w:ascii="Times New Roman" w:cs="Times New Roman" w:eastAsia="Times New Roman" w:hAnsi="Times New Roman"/>
-                <w:sz w:val="26"/>
-                <w:szCs w:val="26"/>
-              </w:rPr>
-              <w:t xml:space="preserve">, vol. 39, no. 1, 2025, pp. 308–316. https://doi.org/10.1609/aaai.v39i1.32008</w:t>
+              <w:t xml:space="preserve">Proceedings of the 18th International Natural Language Generation Conference (INLG)</w:t>
+            </w:r>
+            <w:r>
+              <w:rPr>
+                <w:rFonts w:ascii="Times New Roman" w:cs="Times New Roman" w:eastAsia="Times New Roman" w:hAnsi="Times New Roman"/>
+                <w:sz w:val="26"/>
+                <w:szCs w:val="26"/>
+              </w:rPr>
+              <w:t xml:space="preserve">, 2025, pp. 134–147. [Online]. Available: https://aclanthology.org/2025.inlg-main.9/</w:t>
             </w:r>
           </w:p>
         </w:tc>
@@ -9473,15 +9622,33 @@
                 <w:sz w:val="26"/>
                 <w:szCs w:val="26"/>
               </w:rPr>
-              <w:t xml:space="preserve">[9] </w:t>
-            </w:r>
-            <w:r>
-              <w:rPr>
-                <w:rFonts w:ascii="Times New Roman" w:cs="Times New Roman" w:eastAsia="Times New Roman" w:hAnsi="Times New Roman"/>
-                <w:sz w:val="26"/>
-                <w:szCs w:val="26"/>
-              </w:rPr>
-              <w:t xml:space="preserve">H. T. Le, L. T. To, M. T. Nguyen, and K. V. Nguyen, “ViWikiFC: Fact-checking for Vietnamese Wikipedia-based textual knowledge source,” arXiv preprint arXiv:2405.07615, 2024. [Online]. Available: https://arxiv.org/abs/2405.07615</w:t>
+              <w:t xml:space="preserve">[10] </w:t>
+            </w:r>
+            <w:r>
+              <w:rPr>
+                <w:rFonts w:ascii="Times New Roman" w:cs="Times New Roman" w:eastAsia="Times New Roman" w:hAnsi="Times New Roman"/>
+                <w:sz w:val="26"/>
+                <w:szCs w:val="26"/>
+              </w:rPr>
+              <w:t xml:space="preserve">D. X. Tran, N. V. Nguyen, T. T. Thanh, A. T. Hoang, D. V. Tai, L. T. Di, and P.-L. Le, “SemViQA: A semantic question answering system for Vietnamese information fact-checking,” in </w:t>
+            </w:r>
+            <w:r>
+              <w:rPr>
+                <w:rFonts w:ascii="Times New Roman" w:cs="Times New Roman" w:eastAsia="Times New Roman" w:hAnsi="Times New Roman"/>
+                <w:i/>
+                <w:iCs/>
+                <w:sz w:val="26"/>
+                <w:szCs w:val="26"/>
+              </w:rPr>
+              <w:t xml:space="preserve">Proceedings of the 64th Annual Meeting of the Association for Computational Linguistics (Volume 6: Industry Track)</w:t>
+            </w:r>
+            <w:r>
+              <w:rPr>
+                <w:rFonts w:ascii="Times New Roman" w:cs="Times New Roman" w:eastAsia="Times New Roman" w:hAnsi="Times New Roman"/>
+                <w:sz w:val="26"/>
+                <w:szCs w:val="26"/>
+              </w:rPr>
+              <w:t xml:space="preserve">, 2026, pp. 1341–1358. https://doi.org/10.18653/v1/2026.acl-industry.94</w:t>
             </w:r>
           </w:p>
         </w:tc>
@@ -9522,15 +9689,15 @@
                 <w:sz w:val="26"/>
                 <w:szCs w:val="26"/>
               </w:rPr>
-              <w:t xml:space="preserve">[10] </w:t>
-            </w:r>
-            <w:r>
-              <w:rPr>
-                <w:rFonts w:ascii="Times New Roman" w:cs="Times New Roman" w:eastAsia="Times New Roman" w:hAnsi="Times New Roman"/>
-                <w:sz w:val="26"/>
-                <w:szCs w:val="26"/>
-              </w:rPr>
-              <w:t xml:space="preserve">N. N.-P. Luong, A. T.-L. Le, T. V. Huynh, K. V. Nguyen, and N. L.-T. Nguyen, “ViNumFCR: A novel Vietnamese benchmark for numerical reasoning fact checking on social media news,” in </w:t>
+              <w:t xml:space="preserve">[11] </w:t>
+            </w:r>
+            <w:r>
+              <w:rPr>
+                <w:rFonts w:ascii="Times New Roman" w:cs="Times New Roman" w:eastAsia="Times New Roman" w:hAnsi="Times New Roman"/>
+                <w:sz w:val="26"/>
+                <w:szCs w:val="26"/>
+              </w:rPr>
+              <w:t xml:space="preserve">P. R. Aarnes and V. Setty, “NumPert: Numerical perturbations to probe language models for veracity prediction,” in </w:t>
             </w:r>
             <w:r>
               <w:rPr>
@@ -9540,15 +9707,15 @@
                 <w:sz w:val="26"/>
                 <w:szCs w:val="26"/>
               </w:rPr>
-              <w:t xml:space="preserve">Proceedings of the 18th International Natural Language Generation Conference (INLG)</w:t>
-            </w:r>
-            <w:r>
-              <w:rPr>
-                <w:rFonts w:ascii="Times New Roman" w:cs="Times New Roman" w:eastAsia="Times New Roman" w:hAnsi="Times New Roman"/>
-                <w:sz w:val="26"/>
-                <w:szCs w:val="26"/>
-              </w:rPr>
-              <w:t xml:space="preserve">, 2025, pp. 134–147. [Online]. Available: https://aclanthology.org/2025.inlg-main.9/</w:t>
+              <w:t xml:space="preserve">Proceedings of the 14th International Joint Conference on Natural Language Processing and the 4th Conference of the Asia-Pacific Chapter of the Association for Computational Linguistics: Student Research Workshop</w:t>
+            </w:r>
+            <w:r>
+              <w:rPr>
+                <w:rFonts w:ascii="Times New Roman" w:cs="Times New Roman" w:eastAsia="Times New Roman" w:hAnsi="Times New Roman"/>
+                <w:sz w:val="26"/>
+                <w:szCs w:val="26"/>
+              </w:rPr>
+              <w:t xml:space="preserve">, 2025, pp. 78–95. https://doi.org/10.18653/v1/2025.ijcnlp-srw.8</w:t>
             </w:r>
           </w:p>
         </w:tc>
@@ -9589,33 +9756,15 @@
                 <w:sz w:val="26"/>
                 <w:szCs w:val="26"/>
               </w:rPr>
-              <w:t xml:space="preserve">[11] </w:t>
-            </w:r>
-            <w:r>
-              <w:rPr>
-                <w:rFonts w:ascii="Times New Roman" w:cs="Times New Roman" w:eastAsia="Times New Roman" w:hAnsi="Times New Roman"/>
-                <w:sz w:val="26"/>
-                <w:szCs w:val="26"/>
-              </w:rPr>
-              <w:t xml:space="preserve">D. X. Tran, N. V. Nguyen, T. T. Thanh, A. T. Hoang, D. V. Tai, L. T. Di, and P.-L. Le, “SemViQA: A semantic question answering system for Vietnamese information fact-checking,” in </w:t>
-            </w:r>
-            <w:r>
-              <w:rPr>
-                <w:rFonts w:ascii="Times New Roman" w:cs="Times New Roman" w:eastAsia="Times New Roman" w:hAnsi="Times New Roman"/>
-                <w:i/>
-                <w:iCs/>
-                <w:sz w:val="26"/>
-                <w:szCs w:val="26"/>
-              </w:rPr>
-              <w:t xml:space="preserve">Proceedings of the 64th Annual Meeting of the Association for Computational Linguistics (Volume 6: Industry Track)</w:t>
-            </w:r>
-            <w:r>
-              <w:rPr>
-                <w:rFonts w:ascii="Times New Roman" w:cs="Times New Roman" w:eastAsia="Times New Roman" w:hAnsi="Times New Roman"/>
-                <w:sz w:val="26"/>
-                <w:szCs w:val="26"/>
-              </w:rPr>
-              <w:t xml:space="preserve">, 2026, pp. 1341–1358. https://doi.org/10.18653/v1/2026.acl-industry.94</w:t>
+              <w:t xml:space="preserve">[12] </w:t>
+            </w:r>
+            <w:r>
+              <w:rPr>
+                <w:rFonts w:ascii="Times New Roman" w:cs="Times New Roman" w:eastAsia="Times New Roman" w:hAnsi="Times New Roman"/>
+                <w:sz w:val="26"/>
+                <w:szCs w:val="26"/>
+              </w:rPr>
+              <w:t xml:space="preserve">B. Hall, S. Shome, and W. Eiers, “VeriFin: A neurosymbolic framework for verifying LLM-generated financial claims,” arXiv preprint arXiv:2608.10213, 2026. [Online]. Available: https://arxiv.org/abs/2608.10213</w:t>
             </w:r>
           </w:p>
         </w:tc>
@@ -9656,15 +9805,15 @@
                 <w:sz w:val="26"/>
                 <w:szCs w:val="26"/>
               </w:rPr>
-              <w:t xml:space="preserve">[12] </w:t>
-            </w:r>
-            <w:r>
-              <w:rPr>
-                <w:rFonts w:ascii="Times New Roman" w:cs="Times New Roman" w:eastAsia="Times New Roman" w:hAnsi="Times New Roman"/>
-                <w:sz w:val="26"/>
-                <w:szCs w:val="26"/>
-              </w:rPr>
-              <w:t xml:space="preserve">P. Chungkham, V. V, V. Setty, and A. Anand, “Think right, not more: Test-time scaling for numerical claim verification,” in </w:t>
+              <w:t xml:space="preserve">[13] </w:t>
+            </w:r>
+            <w:r>
+              <w:rPr>
+                <w:rFonts w:ascii="Times New Roman" w:cs="Times New Roman" w:eastAsia="Times New Roman" w:hAnsi="Times New Roman"/>
+                <w:sz w:val="26"/>
+                <w:szCs w:val="26"/>
+              </w:rPr>
+              <w:t xml:space="preserve">K. Mitra, D. Zhang, S. Rahman, and E. Hruschka, “FactLens: Benchmarking fine-grained fact verification,” in </w:t>
             </w:r>
             <w:r>
               <w:rPr>
@@ -9674,15 +9823,15 @@
                 <w:sz w:val="26"/>
                 <w:szCs w:val="26"/>
               </w:rPr>
-              <w:t xml:space="preserve">Findings of the Association for Computational Linguistics: EMNLP 2025</w:t>
-            </w:r>
-            <w:r>
-              <w:rPr>
-                <w:rFonts w:ascii="Times New Roman" w:cs="Times New Roman" w:eastAsia="Times New Roman" w:hAnsi="Times New Roman"/>
-                <w:sz w:val="26"/>
-                <w:szCs w:val="26"/>
-              </w:rPr>
-              <w:t xml:space="preserve">, 2025, pp. 24345–24363. https://doi.org/10.18653/v1/2025.findings-emnlp.1322</w:t>
+              <w:t xml:space="preserve">Findings of the Association for Computational Linguistics: ACL 2025</w:t>
+            </w:r>
+            <w:r>
+              <w:rPr>
+                <w:rFonts w:ascii="Times New Roman" w:cs="Times New Roman" w:eastAsia="Times New Roman" w:hAnsi="Times New Roman"/>
+                <w:sz w:val="26"/>
+                <w:szCs w:val="26"/>
+              </w:rPr>
+              <w:t xml:space="preserve">, 2025, pp. 18085–18096. https://doi.org/10.18653/v1/2025.findings-acl.929</w:t>
             </w:r>
           </w:p>
         </w:tc>
@@ -9723,15 +9872,15 @@
                 <w:sz w:val="26"/>
                 <w:szCs w:val="26"/>
               </w:rPr>
-              <w:t xml:space="preserve">[13] </w:t>
-            </w:r>
-            <w:r>
-              <w:rPr>
-                <w:rFonts w:ascii="Times New Roman" w:cs="Times New Roman" w:eastAsia="Times New Roman" w:hAnsi="Times New Roman"/>
-                <w:sz w:val="26"/>
-                <w:szCs w:val="26"/>
-              </w:rPr>
-              <w:t xml:space="preserve">P. R. Aarnes and V. Setty, “NumPert: Numerical perturbations to probe language models for veracity prediction,” in </w:t>
+              <w:t xml:space="preserve">[14] </w:t>
+            </w:r>
+            <w:r>
+              <w:rPr>
+                <w:rFonts w:ascii="Times New Roman" w:cs="Times New Roman" w:eastAsia="Times New Roman" w:hAnsi="Times New Roman"/>
+                <w:sz w:val="26"/>
+                <w:szCs w:val="26"/>
+              </w:rPr>
+              <w:t xml:space="preserve">L. Tang, P. Laban, and G. Durrett, “MiniCheck: Efficient fact-checking of LLMs on grounding documents,” in </w:t>
             </w:r>
             <w:r>
               <w:rPr>
@@ -9741,15 +9890,15 @@
                 <w:sz w:val="26"/>
                 <w:szCs w:val="26"/>
               </w:rPr>
-              <w:t xml:space="preserve">Proceedings of the 14th International Joint Conference on Natural Language Processing and the 4th Conference of the Asia-Pacific Chapter of the Association for Computational Linguistics: Student Research Workshop</w:t>
-            </w:r>
-            <w:r>
-              <w:rPr>
-                <w:rFonts w:ascii="Times New Roman" w:cs="Times New Roman" w:eastAsia="Times New Roman" w:hAnsi="Times New Roman"/>
-                <w:sz w:val="26"/>
-                <w:szCs w:val="26"/>
-              </w:rPr>
-              <w:t xml:space="preserve">, 2025, pp. 78–95. [Online]. Available: https://aclanthology.org/2025.ijcnlp-srw.8/</w:t>
+              <w:t xml:space="preserve">Proceedings of the 2024 Conference on Empirical Methods in Natural Language Processing (EMNLP)</w:t>
+            </w:r>
+            <w:r>
+              <w:rPr>
+                <w:rFonts w:ascii="Times New Roman" w:cs="Times New Roman" w:eastAsia="Times New Roman" w:hAnsi="Times New Roman"/>
+                <w:sz w:val="26"/>
+                <w:szCs w:val="26"/>
+              </w:rPr>
+              <w:t xml:space="preserve">, 2024, pp. 8818–8847. https://doi.org/10.18653/v1/2024.emnlp-main.499</w:t>
             </w:r>
           </w:p>
         </w:tc>
@@ -9790,15 +9939,15 @@
                 <w:sz w:val="26"/>
                 <w:szCs w:val="26"/>
               </w:rPr>
-              <w:t xml:space="preserve">[14] </w:t>
-            </w:r>
-            <w:r>
-              <w:rPr>
-                <w:rFonts w:ascii="Times New Roman" w:cs="Times New Roman" w:eastAsia="Times New Roman" w:hAnsi="Times New Roman"/>
-                <w:sz w:val="26"/>
-                <w:szCs w:val="26"/>
-              </w:rPr>
-              <w:t xml:space="preserve">K. Mitra, D. Zhang, S. Rahman, and E. Hruschka, “FactLens: Benchmarking fine-grained fact verification,” in </w:t>
+              <w:t xml:space="preserve">[15] </w:t>
+            </w:r>
+            <w:r>
+              <w:rPr>
+                <w:rFonts w:ascii="Times New Roman" w:cs="Times New Roman" w:eastAsia="Times New Roman" w:hAnsi="Times New Roman"/>
+                <w:sz w:val="26"/>
+                <w:szCs w:val="26"/>
+              </w:rPr>
+              <w:t xml:space="preserve">T. T. Nguyen, H. Nguyen Thi Phuong, T. P. Le, and B. T. Nguyen, “Fact-checking for online advertisement posts,” in </w:t>
             </w:r>
             <w:r>
               <w:rPr>
@@ -9808,15 +9957,15 @@
                 <w:sz w:val="26"/>
                 <w:szCs w:val="26"/>
               </w:rPr>
-              <w:t xml:space="preserve">Findings of the Association for Computational Linguistics: ACL 2025</w:t>
-            </w:r>
-            <w:r>
-              <w:rPr>
-                <w:rFonts w:ascii="Times New Roman" w:cs="Times New Roman" w:eastAsia="Times New Roman" w:hAnsi="Times New Roman"/>
-                <w:sz w:val="26"/>
-                <w:szCs w:val="26"/>
-              </w:rPr>
-              <w:t xml:space="preserve">, 2025, pp. 18085–18096. https://doi.org/10.18653/v1/2025.findings-acl.929</w:t>
+              <w:t xml:space="preserve">Proceedings of the 38th Pacific Asia Conference on Language, Information and Computation (PACLIC)</w:t>
+            </w:r>
+            <w:r>
+              <w:rPr>
+                <w:rFonts w:ascii="Times New Roman" w:cs="Times New Roman" w:eastAsia="Times New Roman" w:hAnsi="Times New Roman"/>
+                <w:sz w:val="26"/>
+                <w:szCs w:val="26"/>
+              </w:rPr>
+              <w:t xml:space="preserve">, 2024, pp. 398–406. [Online]. Available: https://aclanthology.org/2024.paclic-1.40/</w:t>
             </w:r>
           </w:p>
         </w:tc>
@@ -9857,15 +10006,15 @@
                 <w:sz w:val="26"/>
                 <w:szCs w:val="26"/>
               </w:rPr>
-              <w:t xml:space="preserve">[15] </w:t>
-            </w:r>
-            <w:r>
-              <w:rPr>
-                <w:rFonts w:ascii="Times New Roman" w:cs="Times New Roman" w:eastAsia="Times New Roman" w:hAnsi="Times New Roman"/>
-                <w:sz w:val="26"/>
-                <w:szCs w:val="26"/>
-              </w:rPr>
-              <w:t xml:space="preserve">L. Tang, P. Laban, and G. Durrett, “MiniCheck: Efficient fact-checking of LLMs on grounding documents,” in </w:t>
+              <w:t xml:space="preserve">[16] </w:t>
+            </w:r>
+            <w:r>
+              <w:rPr>
+                <w:rFonts w:ascii="Times New Roman" w:cs="Times New Roman" w:eastAsia="Times New Roman" w:hAnsi="Times New Roman"/>
+                <w:sz w:val="26"/>
+                <w:szCs w:val="26"/>
+              </w:rPr>
+              <w:t xml:space="preserve">F. B. Rashid and S. Hakak, “Fathom: A fast and modular RAG pipeline for fact-checking,” in </w:t>
             </w:r>
             <w:r>
               <w:rPr>
@@ -9875,15 +10024,15 @@
                 <w:sz w:val="26"/>
                 <w:szCs w:val="26"/>
               </w:rPr>
-              <w:t xml:space="preserve">Proceedings of the 2024 Conference on Empirical Methods in Natural Language Processing (EMNLP)</w:t>
-            </w:r>
-            <w:r>
-              <w:rPr>
-                <w:rFonts w:ascii="Times New Roman" w:cs="Times New Roman" w:eastAsia="Times New Roman" w:hAnsi="Times New Roman"/>
-                <w:sz w:val="26"/>
-                <w:szCs w:val="26"/>
-              </w:rPr>
-              <w:t xml:space="preserve">, 2024, pp. 8818–8847. [Online]. Available: https://aclanthology.org/2024.emnlp-main.499/</w:t>
+              <w:t xml:space="preserve">Proceedings of the Eighth Fact Extraction and VERification Workshop (FEVER)</w:t>
+            </w:r>
+            <w:r>
+              <w:rPr>
+                <w:rFonts w:ascii="Times New Roman" w:cs="Times New Roman" w:eastAsia="Times New Roman" w:hAnsi="Times New Roman"/>
+                <w:sz w:val="26"/>
+                <w:szCs w:val="26"/>
+              </w:rPr>
+              <w:t xml:space="preserve">, 2025, pp. 258–265. https://doi.org/10.18653/v1/2025.fever-1.20</w:t>
             </w:r>
           </w:p>
         </w:tc>
@@ -9924,33 +10073,15 @@
                 <w:sz w:val="26"/>
                 <w:szCs w:val="26"/>
               </w:rPr>
-              <w:t xml:space="preserve">[16] </w:t>
-            </w:r>
-            <w:r>
-              <w:rPr>
-                <w:rFonts w:ascii="Times New Roman" w:cs="Times New Roman" w:eastAsia="Times New Roman" w:hAnsi="Times New Roman"/>
-                <w:sz w:val="26"/>
-                <w:szCs w:val="26"/>
-              </w:rPr>
-              <w:t xml:space="preserve">T. T. Nguyen, H. Nguyen Thi Phuong, T. P. Le, and B. T. Nguyen, “Fact-checking for online advertisement posts,” in </w:t>
-            </w:r>
-            <w:r>
-              <w:rPr>
-                <w:rFonts w:ascii="Times New Roman" w:cs="Times New Roman" w:eastAsia="Times New Roman" w:hAnsi="Times New Roman"/>
-                <w:i/>
-                <w:iCs/>
-                <w:sz w:val="26"/>
-                <w:szCs w:val="26"/>
-              </w:rPr>
-              <w:t xml:space="preserve">Proceedings of the 38th Pacific Asia Conference on Language, Information and Computation (PACLIC)</w:t>
-            </w:r>
-            <w:r>
-              <w:rPr>
-                <w:rFonts w:ascii="Times New Roman" w:cs="Times New Roman" w:eastAsia="Times New Roman" w:hAnsi="Times New Roman"/>
-                <w:sz w:val="26"/>
-                <w:szCs w:val="26"/>
-              </w:rPr>
-              <w:t xml:space="preserve">, 2024, pp. 398–406. [Online]. Available: https://aclanthology.org/2024.paclic-1.40/</w:t>
+              <w:t xml:space="preserve">[17] </w:t>
+            </w:r>
+            <w:r>
+              <w:rPr>
+                <w:rFonts w:ascii="Times New Roman" w:cs="Times New Roman" w:eastAsia="Times New Roman" w:hAnsi="Times New Roman"/>
+                <w:sz w:val="26"/>
+                <w:szCs w:val="26"/>
+              </w:rPr>
+              <w:t xml:space="preserve">Samsung Việt Nam, “Galaxy Buds3 Pro – Thông số kỹ thuật.” [Online]. Available: https://www.samsung.com/vn/audio-sound/galaxy-buds/galaxy-buds3-pro-silver-sm-r630nzaaxxv/ (truy cập ngày 10/10/2026).</w:t>
             </w:r>
           </w:p>
         </w:tc>
@@ -9991,15 +10122,15 @@
                 <w:sz w:val="26"/>
                 <w:szCs w:val="26"/>
               </w:rPr>
-              <w:t xml:space="preserve">[17] </w:t>
-            </w:r>
-            <w:r>
-              <w:rPr>
-                <w:rFonts w:ascii="Times New Roman" w:cs="Times New Roman" w:eastAsia="Times New Roman" w:hAnsi="Times New Roman"/>
-                <w:sz w:val="26"/>
-                <w:szCs w:val="26"/>
-              </w:rPr>
-              <w:t xml:space="preserve">L. Jiang, K. Jiang, X. Chu, S. Gulati, and P. Garg, “Hallucination detection in LLM-enriched product listings,” in </w:t>
+              <w:t xml:space="preserve">[18] </w:t>
+            </w:r>
+            <w:r>
+              <w:rPr>
+                <w:rFonts w:ascii="Times New Roman" w:cs="Times New Roman" w:eastAsia="Times New Roman" w:hAnsi="Times New Roman"/>
+                <w:sz w:val="26"/>
+                <w:szCs w:val="26"/>
+              </w:rPr>
+              <w:t xml:space="preserve">S. Robertson and H. Zaragoza, “The probabilistic relevance framework: BM25 and beyond,” </w:t>
             </w:r>
             <w:r>
               <w:rPr>
@@ -10009,15 +10140,15 @@
                 <w:sz w:val="26"/>
                 <w:szCs w:val="26"/>
               </w:rPr>
-              <w:t xml:space="preserve">Proceedings of the Seventh Workshop on e-Commerce and NLP (ECNLP) @ LREC-COLING 2024</w:t>
-            </w:r>
-            <w:r>
-              <w:rPr>
-                <w:rFonts w:ascii="Times New Roman" w:cs="Times New Roman" w:eastAsia="Times New Roman" w:hAnsi="Times New Roman"/>
-                <w:sz w:val="26"/>
-                <w:szCs w:val="26"/>
-              </w:rPr>
-              <w:t xml:space="preserve">, 2024, pp. 29–39. [Online]. Available: https://aclanthology.org/2024.ecnlp-1.4/</w:t>
+              <w:t xml:space="preserve">Foundations and Trends in Information Retrieval</w:t>
+            </w:r>
+            <w:r>
+              <w:rPr>
+                <w:rFonts w:ascii="Times New Roman" w:cs="Times New Roman" w:eastAsia="Times New Roman" w:hAnsi="Times New Roman"/>
+                <w:sz w:val="26"/>
+                <w:szCs w:val="26"/>
+              </w:rPr>
+              <w:t xml:space="preserve">, vol. 3, no. 4, pp. 333–389, 2009. https://doi.org/10.1561/1500000019</w:t>
             </w:r>
           </w:p>
         </w:tc>
@@ -10058,15 +10189,15 @@
                 <w:sz w:val="26"/>
                 <w:szCs w:val="26"/>
               </w:rPr>
-              <w:t xml:space="preserve">[18] </w:t>
-            </w:r>
-            <w:r>
-              <w:rPr>
-                <w:rFonts w:ascii="Times New Roman" w:cs="Times New Roman" w:eastAsia="Times New Roman" w:hAnsi="Times New Roman"/>
-                <w:sz w:val="26"/>
-                <w:szCs w:val="26"/>
-              </w:rPr>
-              <w:t xml:space="preserve">J. Sun, G. Warren, I. Shklovski, and I. Augenstein, “Explaining sources of uncertainty in automated fact-checking,” in </w:t>
+              <w:t xml:space="preserve">[19] </w:t>
+            </w:r>
+            <w:r>
+              <w:rPr>
+                <w:rFonts w:ascii="Times New Roman" w:cs="Times New Roman" w:eastAsia="Times New Roman" w:hAnsi="Times New Roman"/>
+                <w:sz w:val="26"/>
+                <w:szCs w:val="26"/>
+              </w:rPr>
+              <w:t xml:space="preserve">T. Schuster, A. Fisch, and R. Barzilay, “Get your vitamin C! Robust fact verification with contrastive evidence,” in </w:t>
             </w:r>
             <w:r>
               <w:rPr>
@@ -10076,305 +10207,6 @@
                 <w:sz w:val="26"/>
                 <w:szCs w:val="26"/>
               </w:rPr>
-              <w:t xml:space="preserve">Proceedings of the 64th Annual Meeting of the Association for Computational Linguistics (ACL)</w:t>
-            </w:r>
-            <w:r>
-              <w:rPr>
-                <w:rFonts w:ascii="Times New Roman" w:cs="Times New Roman" w:eastAsia="Times New Roman" w:hAnsi="Times New Roman"/>
-                <w:sz w:val="26"/>
-                <w:szCs w:val="26"/>
-              </w:rPr>
-              <w:t xml:space="preserve">, 2026, pp. 45510–45534. https://doi.org/10.18653/v1/2026.acl-long.2110</w:t>
-            </w:r>
-          </w:p>
-        </w:tc>
-      </w:tr>
-      <w:tr>
-        <w:trPr>
-          <w:cantSplit w:val="1"/>
-          <w:tblHeader w:val="0"/>
-        </w:trPr>
-        <w:tc>
-          <w:tcPr>
-            <w:gridSpan w:val="2"/>
-            <w:tcBorders>
-              <w:top w:color="000000" w:space="0" w:sz="0" w:val="nil"/>
-              <w:bottom w:color="000000" w:space="0" w:sz="0" w:val="nil"/>
-            </w:tcBorders>
-            <w:tcMar>
-              <w:top w:w="0" w:type="dxa"/>
-              <w:left w:w="90" w:type="dxa"/>
-              <w:bottom w:w="0" w:type="dxa"/>
-              <w:right w:w="90" w:type="dxa"/>
-            </w:tcMar>
-          </w:tcPr>
-          <w:p>
-            <w:pPr>
-              <w:keepLines w:val="1"/>
-              <w:spacing w:after="140" w:before="60" w:line="278" w:lineRule="auto"/>
-              <w:ind w:right="102"/>
-              <w:rPr>
-                <w:rFonts w:ascii="Times New Roman" w:cs="Times New Roman" w:eastAsia="Times New Roman" w:hAnsi="Times New Roman"/>
-                <w:sz w:val="26"/>
-                <w:szCs w:val="26"/>
-              </w:rPr>
-            </w:pPr>
-            <w:r>
-              <w:rPr>
-                <w:rFonts w:ascii="Times New Roman" w:cs="Times New Roman" w:eastAsia="Times New Roman" w:hAnsi="Times New Roman"/>
-                <w:sz w:val="26"/>
-                <w:szCs w:val="26"/>
-              </w:rPr>
-              <w:t xml:space="preserve">[19] </w:t>
-            </w:r>
-            <w:r>
-              <w:rPr>
-                <w:rFonts w:ascii="Times New Roman" w:cs="Times New Roman" w:eastAsia="Times New Roman" w:hAnsi="Times New Roman"/>
-                <w:sz w:val="26"/>
-                <w:szCs w:val="26"/>
-              </w:rPr>
-              <w:t xml:space="preserve">S. Zhang et al., “CoVer: Conflict-aware claim verification,” arXiv preprint arXiv:2609.00508, 2026. [Online]. Available: https://arxiv.org/abs/2609.00508</w:t>
-            </w:r>
-          </w:p>
-        </w:tc>
-      </w:tr>
-      <w:tr>
-        <w:trPr>
-          <w:cantSplit w:val="1"/>
-          <w:tblHeader w:val="0"/>
-        </w:trPr>
-        <w:tc>
-          <w:tcPr>
-            <w:gridSpan w:val="2"/>
-            <w:tcBorders>
-              <w:top w:color="000000" w:space="0" w:sz="0" w:val="nil"/>
-              <w:bottom w:color="000000" w:space="0" w:sz="0" w:val="nil"/>
-            </w:tcBorders>
-            <w:tcMar>
-              <w:top w:w="0" w:type="dxa"/>
-              <w:left w:w="90" w:type="dxa"/>
-              <w:bottom w:w="0" w:type="dxa"/>
-              <w:right w:w="90" w:type="dxa"/>
-            </w:tcMar>
-          </w:tcPr>
-          <w:p>
-            <w:pPr>
-              <w:keepLines w:val="1"/>
-              <w:spacing w:after="140" w:before="60" w:line="278" w:lineRule="auto"/>
-              <w:ind w:right="102"/>
-              <w:rPr>
-                <w:rFonts w:ascii="Times New Roman" w:cs="Times New Roman" w:eastAsia="Times New Roman" w:hAnsi="Times New Roman"/>
-                <w:sz w:val="26"/>
-                <w:szCs w:val="26"/>
-              </w:rPr>
-            </w:pPr>
-            <w:r>
-              <w:rPr>
-                <w:rFonts w:ascii="Times New Roman" w:cs="Times New Roman" w:eastAsia="Times New Roman" w:hAnsi="Times New Roman"/>
-                <w:sz w:val="26"/>
-                <w:szCs w:val="26"/>
-              </w:rPr>
-              <w:t xml:space="preserve">[20] </w:t>
-            </w:r>
-            <w:r>
-              <w:rPr>
-                <w:rFonts w:ascii="Times New Roman" w:cs="Times New Roman" w:eastAsia="Times New Roman" w:hAnsi="Times New Roman"/>
-                <w:sz w:val="26"/>
-                <w:szCs w:val="26"/>
-              </w:rPr>
-              <w:t xml:space="preserve">F. B. Rashid and S. Hakak, “Fathom: A fast and modular RAG pipeline for fact-checking,” in </w:t>
-            </w:r>
-            <w:r>
-              <w:rPr>
-                <w:rFonts w:ascii="Times New Roman" w:cs="Times New Roman" w:eastAsia="Times New Roman" w:hAnsi="Times New Roman"/>
-                <w:i/>
-                <w:iCs/>
-                <w:sz w:val="26"/>
-                <w:szCs w:val="26"/>
-              </w:rPr>
-              <w:t xml:space="preserve">Proceedings of the Eighth Fact Extraction and VERification Workshop (FEVER)</w:t>
-            </w:r>
-            <w:r>
-              <w:rPr>
-                <w:rFonts w:ascii="Times New Roman" w:cs="Times New Roman" w:eastAsia="Times New Roman" w:hAnsi="Times New Roman"/>
-                <w:sz w:val="26"/>
-                <w:szCs w:val="26"/>
-              </w:rPr>
-              <w:t xml:space="preserve">, 2025, pp. 258–265. https://doi.org/10.18653/v1/2025.fever-1.20</w:t>
-            </w:r>
-          </w:p>
-        </w:tc>
-      </w:tr>
-      <w:tr>
-        <w:trPr>
-          <w:cantSplit w:val="1"/>
-          <w:tblHeader w:val="0"/>
-        </w:trPr>
-        <w:tc>
-          <w:tcPr>
-            <w:gridSpan w:val="2"/>
-            <w:tcBorders>
-              <w:top w:color="000000" w:space="0" w:sz="0" w:val="nil"/>
-              <w:bottom w:color="000000" w:space="0" w:sz="0" w:val="nil"/>
-            </w:tcBorders>
-            <w:tcMar>
-              <w:top w:w="0" w:type="dxa"/>
-              <w:left w:w="90" w:type="dxa"/>
-              <w:bottom w:w="0" w:type="dxa"/>
-              <w:right w:w="90" w:type="dxa"/>
-            </w:tcMar>
-          </w:tcPr>
-          <w:p>
-            <w:pPr>
-              <w:keepLines w:val="1"/>
-              <w:spacing w:after="140" w:before="60" w:line="278" w:lineRule="auto"/>
-              <w:ind w:right="102"/>
-              <w:rPr>
-                <w:rFonts w:ascii="Times New Roman" w:cs="Times New Roman" w:eastAsia="Times New Roman" w:hAnsi="Times New Roman"/>
-                <w:sz w:val="26"/>
-                <w:szCs w:val="26"/>
-              </w:rPr>
-            </w:pPr>
-            <w:r>
-              <w:rPr>
-                <w:rFonts w:ascii="Times New Roman" w:cs="Times New Roman" w:eastAsia="Times New Roman" w:hAnsi="Times New Roman"/>
-                <w:sz w:val="26"/>
-                <w:szCs w:val="26"/>
-              </w:rPr>
-              <w:t xml:space="preserve">[21] </w:t>
-            </w:r>
-            <w:r>
-              <w:rPr>
-                <w:rFonts w:ascii="Times New Roman" w:cs="Times New Roman" w:eastAsia="Times New Roman" w:hAnsi="Times New Roman"/>
-                <w:sz w:val="26"/>
-                <w:szCs w:val="26"/>
-              </w:rPr>
-              <w:t xml:space="preserve">Samsung Việt Nam, “Galaxy Buds3 Pro – Thông số kỹ thuật.” [Online]. Available: https://www.samsung.com/vn/audio-sound/galaxy-buds/galaxy-buds3-pro-silver-sm-r630nzaaxxv/ (truy cập ngày 09/10/2026).</w:t>
-            </w:r>
-          </w:p>
-        </w:tc>
-      </w:tr>
-      <w:tr>
-        <w:trPr>
-          <w:cantSplit w:val="1"/>
-          <w:tblHeader w:val="0"/>
-        </w:trPr>
-        <w:tc>
-          <w:tcPr>
-            <w:gridSpan w:val="2"/>
-            <w:tcBorders>
-              <w:top w:color="000000" w:space="0" w:sz="0" w:val="nil"/>
-              <w:bottom w:color="000000" w:space="0" w:sz="0" w:val="nil"/>
-            </w:tcBorders>
-            <w:tcMar>
-              <w:top w:w="0" w:type="dxa"/>
-              <w:left w:w="90" w:type="dxa"/>
-              <w:bottom w:w="0" w:type="dxa"/>
-              <w:right w:w="90" w:type="dxa"/>
-            </w:tcMar>
-          </w:tcPr>
-          <w:p>
-            <w:pPr>
-              <w:keepLines w:val="1"/>
-              <w:spacing w:after="140" w:before="60" w:line="278" w:lineRule="auto"/>
-              <w:ind w:right="102"/>
-              <w:rPr>
-                <w:rFonts w:ascii="Times New Roman" w:cs="Times New Roman" w:eastAsia="Times New Roman" w:hAnsi="Times New Roman"/>
-                <w:sz w:val="26"/>
-                <w:szCs w:val="26"/>
-              </w:rPr>
-            </w:pPr>
-            <w:r>
-              <w:rPr>
-                <w:rFonts w:ascii="Times New Roman" w:cs="Times New Roman" w:eastAsia="Times New Roman" w:hAnsi="Times New Roman"/>
-                <w:sz w:val="26"/>
-                <w:szCs w:val="26"/>
-              </w:rPr>
-              <w:t xml:space="preserve">[22] </w:t>
-            </w:r>
-            <w:r>
-              <w:rPr>
-                <w:rFonts w:ascii="Times New Roman" w:cs="Times New Roman" w:eastAsia="Times New Roman" w:hAnsi="Times New Roman"/>
-                <w:sz w:val="26"/>
-                <w:szCs w:val="26"/>
-              </w:rPr>
-              <w:t xml:space="preserve">S. Robertson and H. Zaragoza, “The probabilistic relevance framework: BM25 and beyond,” </w:t>
-            </w:r>
-            <w:r>
-              <w:rPr>
-                <w:rFonts w:ascii="Times New Roman" w:cs="Times New Roman" w:eastAsia="Times New Roman" w:hAnsi="Times New Roman"/>
-                <w:i/>
-                <w:iCs/>
-                <w:sz w:val="26"/>
-                <w:szCs w:val="26"/>
-              </w:rPr>
-              <w:t xml:space="preserve">Foundations and Trends in Information Retrieval</w:t>
-            </w:r>
-            <w:r>
-              <w:rPr>
-                <w:rFonts w:ascii="Times New Roman" w:cs="Times New Roman" w:eastAsia="Times New Roman" w:hAnsi="Times New Roman"/>
-                <w:sz w:val="26"/>
-                <w:szCs w:val="26"/>
-              </w:rPr>
-              <w:t xml:space="preserve">, vol. 3, no. 4, pp. 333–389, 2009.</w:t>
-            </w:r>
-          </w:p>
-        </w:tc>
-      </w:tr>
-      <w:tr>
-        <w:trPr>
-          <w:cantSplit w:val="1"/>
-          <w:tblHeader w:val="0"/>
-        </w:trPr>
-        <w:tc>
-          <w:tcPr>
-            <w:gridSpan w:val="2"/>
-            <w:tcBorders>
-              <w:top w:color="000000" w:space="0" w:sz="0" w:val="nil"/>
-              <w:bottom w:color="000000" w:space="0" w:sz="0" w:val="nil"/>
-            </w:tcBorders>
-            <w:tcMar>
-              <w:top w:w="0" w:type="dxa"/>
-              <w:left w:w="90" w:type="dxa"/>
-              <w:bottom w:w="0" w:type="dxa"/>
-              <w:right w:w="90" w:type="dxa"/>
-            </w:tcMar>
-          </w:tcPr>
-          <w:p>
-            <w:pPr>
-              <w:keepLines w:val="1"/>
-              <w:spacing w:after="140" w:before="60" w:line="278" w:lineRule="auto"/>
-              <w:ind w:right="102"/>
-              <w:rPr>
-                <w:rFonts w:ascii="Times New Roman" w:cs="Times New Roman" w:eastAsia="Times New Roman" w:hAnsi="Times New Roman"/>
-                <w:sz w:val="26"/>
-                <w:szCs w:val="26"/>
-              </w:rPr>
-            </w:pPr>
-            <w:r>
-              <w:rPr>
-                <w:rFonts w:ascii="Times New Roman" w:cs="Times New Roman" w:eastAsia="Times New Roman" w:hAnsi="Times New Roman"/>
-                <w:sz w:val="26"/>
-                <w:szCs w:val="26"/>
-              </w:rPr>
-              <w:t xml:space="preserve">[23] </w:t>
-            </w:r>
-            <w:r>
-              <w:rPr>
-                <w:rFonts w:ascii="Times New Roman" w:cs="Times New Roman" w:eastAsia="Times New Roman" w:hAnsi="Times New Roman"/>
-                <w:sz w:val="26"/>
-                <w:szCs w:val="26"/>
-              </w:rPr>
-              <w:t xml:space="preserve">T. Schuster, A. Fisch, and R. Barzilay, “Get your vitamin C! Robust fact verification with contrastive evidence,” in </w:t>
-            </w:r>
-            <w:r>
-              <w:rPr>
-                <w:rFonts w:ascii="Times New Roman" w:cs="Times New Roman" w:eastAsia="Times New Roman" w:hAnsi="Times New Roman"/>
-                <w:i/>
-                <w:iCs/>
-                <w:sz w:val="26"/>
-                <w:szCs w:val="26"/>
-              </w:rPr>
               <w:t xml:space="preserve">Proceedings of the 2021 Conference of the North American Chapter of the Association for Computational Linguistics: Human Language Technologies (NAACL-HLT)</w:t>
             </w:r>
             <w:r>
@@ -10383,105 +10215,7 @@
                 <w:sz w:val="26"/>
                 <w:szCs w:val="26"/>
               </w:rPr>
-              <w:t xml:space="preserve">, 2021, pp. 624–643. [Online]. Available: https://aclanthology.org/2021.naacl-main.52/</w:t>
-            </w:r>
-          </w:p>
-        </w:tc>
-      </w:tr>
-      <w:tr>
-        <w:trPr>
-          <w:cantSplit w:val="1"/>
-          <w:tblHeader w:val="0"/>
-        </w:trPr>
-        <w:tc>
-          <w:tcPr>
-            <w:gridSpan w:val="2"/>
-            <w:tcBorders>
-              <w:top w:color="000000" w:space="0" w:sz="0" w:val="nil"/>
-              <w:bottom w:color="000000" w:space="0" w:sz="0" w:val="nil"/>
-            </w:tcBorders>
-            <w:tcMar>
-              <w:top w:w="0" w:type="dxa"/>
-              <w:left w:w="90" w:type="dxa"/>
-              <w:bottom w:w="0" w:type="dxa"/>
-              <w:right w:w="90" w:type="dxa"/>
-            </w:tcMar>
-          </w:tcPr>
-          <w:p>
-            <w:pPr>
-              <w:keepLines w:val="1"/>
-              <w:spacing w:after="140" w:before="60" w:line="278" w:lineRule="auto"/>
-              <w:ind w:right="102"/>
-              <w:rPr>
-                <w:rFonts w:ascii="Times New Roman" w:cs="Times New Roman" w:eastAsia="Times New Roman" w:hAnsi="Times New Roman"/>
-                <w:sz w:val="26"/>
-                <w:szCs w:val="26"/>
-              </w:rPr>
-            </w:pPr>
-            <w:r>
-              <w:rPr>
-                <w:rFonts w:ascii="Times New Roman" w:cs="Times New Roman" w:eastAsia="Times New Roman" w:hAnsi="Times New Roman"/>
-                <w:sz w:val="26"/>
-                <w:szCs w:val="26"/>
-              </w:rPr>
-              <w:t xml:space="preserve">[24] </w:t>
-            </w:r>
-            <w:r>
-              <w:rPr>
-                <w:rFonts w:ascii="Times New Roman" w:cs="Times New Roman" w:eastAsia="Times New Roman" w:hAnsi="Times New Roman"/>
-                <w:sz w:val="26"/>
-                <w:szCs w:val="26"/>
-              </w:rPr>
-              <w:t xml:space="preserve">Xiaomi Việt Nam, “Xiaomi 15T – Thông số kỹ thuật.” [Online]. Available: https://www.mi.com/vn/product/xiaomi-15t/specs/ (truy cập ngày 09/10/2026).</w:t>
-            </w:r>
-          </w:p>
-        </w:tc>
-      </w:tr>
-      <w:tr>
-        <w:trPr>
-          <w:cantSplit w:val="1"/>
-          <w:tblHeader w:val="0"/>
-        </w:trPr>
-        <w:tc>
-          <w:tcPr>
-            <w:gridSpan w:val="2"/>
-            <w:tcBorders>
-              <w:top w:color="000000" w:space="0" w:sz="0" w:val="nil"/>
-              <w:bottom w:color="000000" w:space="0" w:sz="0" w:val="nil"/>
-            </w:tcBorders>
-            <w:tcMar>
-              <w:top w:w="0" w:type="dxa"/>
-              <w:left w:w="90" w:type="dxa"/>
-              <w:bottom w:w="0" w:type="dxa"/>
-              <w:right w:w="90" w:type="dxa"/>
-            </w:tcMar>
-          </w:tcPr>
-          <w:p>
-            <w:pPr>
-              <w:keepLines w:val="1"/>
-              <w:spacing w:after="140" w:before="60" w:line="278" w:lineRule="auto"/>
-              <w:ind w:right="102"/>
-              <w:rPr>
-                <w:rFonts w:ascii="Times New Roman" w:cs="Times New Roman" w:eastAsia="Times New Roman" w:hAnsi="Times New Roman"/>
-                <w:sz w:val="26"/>
-                <w:szCs w:val="26"/>
-              </w:rPr>
-            </w:pPr>
-            <w:r>
-              <w:rPr>
-                <w:rFonts w:ascii="Times New Roman" w:cs="Times New Roman" w:eastAsia="Times New Roman" w:hAnsi="Times New Roman"/>
-                <w:sz w:val="26"/>
-                <w:szCs w:val="26"/>
-              </w:rPr>
-              <w:t xml:space="preserve">[25] </w:t>
-            </w:r>
-            <w:r>
-              <w:rPr>
-                <w:rFonts w:ascii="Times New Roman" w:cs="Times New Roman" w:eastAsia="Times New Roman" w:hAnsi="Times New Roman"/>
-                <w:sz w:val="26"/>
-                <w:szCs w:val="26"/>
-              </w:rPr>
-              <w:t xml:space="preserve">OPPO Việt Nam, “OPPO Find X8 – Thông số kỹ thuật.” [Online]. Available: https://www.oppo.com/vn/smartphones/series-find-x/find-x8/specs/ (truy cập ngày 09/10/2026).</w:t>
+              <w:t xml:space="preserve">, 2021, pp. 624–643. https://doi.org/10.18653/v1/2021.naacl-main.52</w:t>
             </w:r>
           </w:p>
         </w:tc>
@@ -10522,15 +10256,15 @@
                 <w:sz w:val="26"/>
                 <w:szCs w:val="26"/>
               </w:rPr>
-              <w:t xml:space="preserve">[26] </w:t>
-            </w:r>
-            <w:r>
-              <w:rPr>
-                <w:rFonts w:ascii="Times New Roman" w:cs="Times New Roman" w:eastAsia="Times New Roman" w:hAnsi="Times New Roman"/>
-                <w:sz w:val="26"/>
-                <w:szCs w:val="26"/>
-              </w:rPr>
-              <w:t xml:space="preserve">Apple Việt Nam, “Pin Apple Watch.” [Online]. Available: https://www.apple.com/vn/watch/battery/ (truy cập ngày 09/10/2026).</w:t>
+              <w:t xml:space="preserve">[20] </w:t>
+            </w:r>
+            <w:r>
+              <w:rPr>
+                <w:rFonts w:ascii="Times New Roman" w:cs="Times New Roman" w:eastAsia="Times New Roman" w:hAnsi="Times New Roman"/>
+                <w:sz w:val="26"/>
+                <w:szCs w:val="26"/>
+              </w:rPr>
+              <w:t xml:space="preserve">Apple Việt Nam, “Pin Apple Watch.” [Online]. Available: https://www.apple.com/vn/watch/battery/ (truy cập ngày 10/10/2026).</w:t>
             </w:r>
           </w:p>
         </w:tc>

--- a/de_cuong/23521228_BuiLeHuyPhuoc_DeCuongKLTN.docx
+++ b/de_cuong/23521228_BuiLeHuyPhuoc_DeCuongKLTN.docx
@@ -4217,7 +4217,7 @@
                 <w:sz w:val="26"/>
                 <w:szCs w:val="26"/>
               </w:rPr>
-              <w:t xml:space="preserve">Quảng cáo: do CopyPro tạo ở ngành Công nghệ bằng hai LLM thuộc hai họ mô hình khác nhau (dự kiến Gemini 2.5 Flash và GPT-OSS 120B qua Groq, thay cho Llama 3.3 70B đã bị Groq ngừng phục vụ từ 16/08/2026), với ba loại bài mô tả sản phẩm, bài đăng mạng xã hội, trang đích, ở hai chế độ: chỉ nhập tên sản phẩm, và nhập thêm đoạn thông số chính hãng vào ô thông tin bổ sung.</w:t>
+              <w:t xml:space="preserve">Quảng cáo: do CopyPro tạo ở ngành Công nghệ bằng hai LLM thuộc hai họ mô hình khác nhau (dự kiến Gemini 3.6 Flash và GPT-OSS 120B qua Groq, đều chưa có lịch ngừng phục vụ; Llama 3.3 70B mà website đang dùng đã bị Groq ngừng từ 16/08/2026), với ba loại bài mô tả sản phẩm, bài đăng mạng xã hội, trang đích, ở hai chế độ: chỉ nhập tên sản phẩm, và nhập thêm đoạn thông số chính hãng vào ô thông tin bổ sung.</w:t>
             </w:r>
           </w:p>
         </w:tc>

--- a/de_cuong/23521228_BuiLeHuyPhuoc_DeCuongKLTN.docx
+++ b/de_cuong/23521228_BuiLeHuyPhuoc_DeCuongKLTN.docx
@@ -841,7 +841,7 @@
                 <w:sz w:val="26"/>
                 <w:szCs w:val="26"/>
               </w:rPr>
-              <w:t xml:space="preserve">Website CopyPro mà sinh viên xây dựng trong đồ án chuyên ngành cho thấy rõ vấn đề này. CopyPro tạo quảng cáo cho 10 ngành bằng nhiều LLM; phần mô tả yêu cầu gồm ngành, loại bài, giọng điệu, tên sản phẩm, từ khóa, đối tượng và thông tin bổ sung nhập tự do, không có trường nào chứa thông số sản phẩm. Nếu người dùng không tự dán thông số, con số trong bài do LLM tự sinh; khi thiếu tên sản phẩm, câu lệnh còn yêu cầu LLM “tự giả định hợp lý”. CopyPro chấm điểm chất lượng (bài có số liệu được cộng điểm) và kiểm tra đạo văn, nhưng chưa kiểm tra số liệu có đúng với sản phẩm hay không.</w:t>
+              <w:t xml:space="preserve">Đề tài được xây dựng thành một tính năng của website CopyPro mà sinh viên phát triển trong đồ án chuyên ngành. CopyPro dùng nhiều LLM để tạo quảng cáo cho 10 ngành, đã có chấm điểm chất lượng và kiểm tra đạo văn, nhưng chưa có bước kiểm tra thông số trong bài có khớp với tài liệu chính hãng hay không. Bước kiểm tra này cần ngay cả khi người dùng đưa đủ thông số cho LLM: khi viết lại cho ngắn gọn và hấp dẫn, LLM có thể giữ con số nhưng bỏ hoặc đổi điều kiện đi kèm, như câu “sạc 50% chỉ trong 20 phút” ở trên. Vì vậy đề tài kiểm chứng quảng cáo sau khi tạo, và đánh giá ở cả hai trường hợp: có và không có đoạn thông số chính hãng trong yêu cầu gửi cho LLM.</w:t>
             </w:r>
           </w:p>
         </w:tc>

--- a/de_cuong/23521228_BuiLeHuyPhuoc_DeCuongKLTN.docx
+++ b/de_cuong/23521228_BuiLeHuyPhuoc_DeCuongKLTN.docx
@@ -704,7 +704,7 @@
                 <w:szCs w:val="26"/>
                 <w:rtl w:val="0"/>
               </w:rPr>
-              <w:t xml:space="preserve">Bùi Lê Huy Phước – 23521228 - 0373025859</w:t>
+              <w:t xml:space="preserve">Bùi Lê Huy Phước – 23521228 - MMTT2023.2 - 0373025859</w:t>
             </w:r>
           </w:p>
         </w:tc>
@@ -2273,21 +2273,21 @@
       </w:tr>
       <w:tr>
         <w:trPr>
-          <w:cantSplit w:val="1"/>
-          <w:jc w:val="center"/>
-        </w:trPr>
-        <w:tc>
-          <w:tcPr>
-            <w:tcW w:w="9513" w:type="dxa"/>
-            <w:gridSpan w:val="2"/>
-            <w:tcBorders>
-              <w:top w:val="nil"/>
-              <w:bottom w:val="nil"/>
-            </w:tcBorders>
-          </w:tcPr>
-          <w:p>
-            <w:pPr>
-              <w:spacing w:after="80" w:before="160" w:line="278" w:lineRule="auto"/>
+          <w:cantSplit w:val="0"/>
+          <w:jc w:val="center"/>
+        </w:trPr>
+        <w:tc>
+          <w:tcPr>
+            <w:tcW w:w="9513" w:type="dxa"/>
+            <w:gridSpan w:val="2"/>
+            <w:tcBorders>
+              <w:top w:val="nil"/>
+              <w:bottom w:val="nil"/>
+            </w:tcBorders>
+          </w:tcPr>
+          <w:p>
+            <w:pPr>
+              <w:spacing w:after="80" w:line="278" w:lineRule="auto"/>
               <w:ind w:right="102"/>
               <w:jc w:val="both"/>
               <w:rPr>
@@ -2301,29 +2301,14 @@
                 <w:rFonts w:ascii="Times New Roman" w:cs="Times New Roman" w:eastAsia="Times New Roman" w:hAnsi="Times New Roman"/>
                 <w:b w:val="1"/>
                 <w:bCs w:val="1"/>
-                <w:sz w:val="26"/>
-                <w:szCs w:val="26"/>
-                <w:rtl w:val="0"/>
-              </w:rPr>
-              <w:t xml:space="preserve">2. Phát biểu bài toán</w:t>
-            </w:r>
-            <w:r>
-              <w:rPr>
-                <w:rtl w:val="0"/>
-              </w:rPr>
-            </w:r>
-          </w:p>
-          <w:p>
-            <w:pPr>
-              <w:spacing w:after="80" w:line="278" w:lineRule="auto"/>
-              <w:ind w:right="102"/>
-              <w:jc w:val="both"/>
-              <w:rPr>
-                <w:rFonts w:ascii="Times New Roman" w:cs="Times New Roman" w:eastAsia="Times New Roman" w:hAnsi="Times New Roman"/>
-                <w:sz w:val="26"/>
-                <w:szCs w:val="26"/>
-              </w:rPr>
-            </w:pPr>
+                <w:i w:val="1"/>
+                <w:iCs w:val="1"/>
+                <w:sz w:val="26"/>
+                <w:szCs w:val="26"/>
+                <w:rtl w:val="0"/>
+              </w:rPr>
+              <w:t xml:space="preserve">Phát biểu bài toán. </w:t>
+            </w:r>
             <w:r>
               <w:rPr>
                 <w:rFonts w:ascii="Times New Roman" w:cs="Times New Roman" w:eastAsia="Times New Roman" w:hAnsi="Times New Roman"/>
@@ -2734,71 +2719,6 @@
           </w:tcPr>
           <w:p>
             <w:pPr>
-              <w:spacing w:after="80" w:before="160" w:line="278" w:lineRule="auto"/>
-              <w:ind w:right="102"/>
-              <w:jc w:val="both"/>
-              <w:rPr>
-                <w:rFonts w:ascii="Times New Roman" w:cs="Times New Roman" w:eastAsia="Times New Roman" w:hAnsi="Times New Roman"/>
-                <w:sz w:val="26"/>
-                <w:szCs w:val="26"/>
-              </w:rPr>
-            </w:pPr>
-            <w:r>
-              <w:rPr>
-                <w:rFonts w:ascii="Times New Roman" w:cs="Times New Roman" w:eastAsia="Times New Roman" w:hAnsi="Times New Roman"/>
-                <w:b w:val="1"/>
-                <w:bCs w:val="1"/>
-                <w:sz w:val="26"/>
-                <w:szCs w:val="26"/>
-                <w:rtl w:val="0"/>
-              </w:rPr>
-              <w:t xml:space="preserve">3. Tính mới, đóng góp và cải tiến so với các phương pháp kiểm chứng hiện có</w:t>
-            </w:r>
-            <w:r>
-              <w:rPr>
-                <w:rtl w:val="0"/>
-              </w:rPr>
-            </w:r>
-          </w:p>
-          <w:p>
-            <w:pPr>
-              <w:spacing w:after="80" w:line="278" w:lineRule="auto"/>
-              <w:ind w:right="102"/>
-              <w:jc w:val="both"/>
-              <w:rPr>
-                <w:rFonts w:ascii="Times New Roman" w:cs="Times New Roman" w:eastAsia="Times New Roman" w:hAnsi="Times New Roman"/>
-                <w:sz w:val="26"/>
-                <w:szCs w:val="26"/>
-              </w:rPr>
-            </w:pPr>
-            <w:r>
-              <w:rPr>
-                <w:rFonts w:ascii="Times New Roman" w:cs="Times New Roman" w:eastAsia="Times New Roman" w:hAnsi="Times New Roman"/>
-                <w:sz w:val="26"/>
-                <w:szCs w:val="26"/>
-                <w:rtl w:val="0"/>
-              </w:rPr>
-              <w:t xml:space="preserve">Đề tài không xây dựng lại một hệ thống kiểm chứng tổng quát. Nhiều thành phần được dùng lại và không được tính là điểm mới: tách tuyên bố [10], truy hồi BM25 [14], dùng LLM trích thông tin rồi so khớp với dữ liệu gốc [12], kiểm tra con số bằng phép tính thay vì để LLM tự kết luận [9], và nhãn cho tuyên bố đúng nhưng gây hiểu nhầm [3], [4]. Mỗi thông số, ở cả tuyên bố và tài liệu, được biểu diễn thành bộ bảy trường (sản phẩm và phiên bản, bộ phận, thuộc tính, giá trị, đơn vị, điều kiện ràng buộc, kiểu giá trị). Cách biểu diễn này dựa trên lược đồ gán nhãn của MeasEval [15], trong đó mỗi số đo được gắn với đối tượng, thuộc tính được đo và các thông tin cần có để hiểu đúng số đo; đề tài cụ thể hóa phần thông tin này thành sáu loại điều kiện nêu ở phần Phạm vi.</w:t>
-            </w:r>
-          </w:p>
-        </w:tc>
-      </w:tr>
-      <w:tr>
-        <w:trPr>
-          <w:cantSplit w:val="1"/>
-          <w:jc w:val="center"/>
-        </w:trPr>
-        <w:tc>
-          <w:tcPr>
-            <w:tcW w:w="9513" w:type="dxa"/>
-            <w:gridSpan w:val="2"/>
-            <w:tcBorders>
-              <w:top w:val="nil"/>
-              <w:bottom w:val="nil"/>
-            </w:tcBorders>
-          </w:tcPr>
-          <w:p>
-            <w:pPr>
               <w:spacing w:after="80" w:line="278" w:lineRule="auto"/>
               <w:ind w:right="102"/>
               <w:jc w:val="both"/>
@@ -2829,6 +2749,43 @@
           </w:p>
           <w:p>
             <w:pPr>
+              <w:spacing w:after="80" w:line="278" w:lineRule="auto"/>
+              <w:ind w:right="102"/>
+              <w:jc w:val="both"/>
+              <w:rPr>
+                <w:rFonts w:ascii="Times New Roman" w:cs="Times New Roman" w:eastAsia="Times New Roman" w:hAnsi="Times New Roman"/>
+                <w:sz w:val="26"/>
+                <w:szCs w:val="26"/>
+              </w:rPr>
+            </w:pPr>
+            <w:r>
+              <w:rPr>
+                <w:rFonts w:ascii="Times New Roman" w:cs="Times New Roman" w:eastAsia="Times New Roman" w:hAnsi="Times New Roman"/>
+                <w:sz w:val="26"/>
+                <w:szCs w:val="26"/>
+                <w:rtl w:val="0"/>
+              </w:rPr>
+              <w:t xml:space="preserve">Đề tài không xây dựng lại một hệ thống kiểm chứng tổng quát. Nhiều thành phần được dùng lại và không được tính là điểm mới: tách tuyên bố [10], truy hồi BM25 [14], dùng LLM trích thông tin rồi so khớp với dữ liệu gốc [12], kiểm tra con số bằng phép tính thay vì để LLM tự kết luận [9], và nhãn cho tuyên bố đúng nhưng gây hiểu nhầm [3], [4]. Mỗi thông số, ở cả tuyên bố và tài liệu, được biểu diễn thành bộ bảy trường (sản phẩm và phiên bản, bộ phận, thuộc tính, giá trị, đơn vị, điều kiện ràng buộc, kiểu giá trị). Cách biểu diễn này dựa trên lược đồ gán nhãn của MeasEval [15], trong đó mỗi số đo được gắn với đối tượng, thuộc tính được đo và các thông tin cần có để hiểu đúng số đo; đề tài cụ thể hóa phần thông tin này thành sáu loại điều kiện nêu ở phần Phạm vi.</w:t>
+            </w:r>
+          </w:p>
+        </w:tc>
+      </w:tr>
+      <w:tr>
+        <w:trPr>
+          <w:cantSplit w:val="0"/>
+          <w:jc w:val="center"/>
+        </w:trPr>
+        <w:tc>
+          <w:tcPr>
+            <w:tcW w:w="9513" w:type="dxa"/>
+            <w:gridSpan w:val="2"/>
+            <w:tcBorders>
+              <w:top w:val="nil"/>
+              <w:bottom w:val="nil"/>
+            </w:tcBorders>
+          </w:tcPr>
+          <w:p>
+            <w:pPr>
               <w:numPr>
                 <w:ilvl w:val="0"/>
                 <w:numId w:val="103"/>
@@ -3314,7 +3271,7 @@
                 <w:szCs w:val="26"/>
                 <w:rtl w:val="0"/>
               </w:rPr>
-              <w:t xml:space="preserve">Mục tiêu:</w:t>
+              <w:t xml:space="preserve">2. Mục tiêu</w:t>
             </w:r>
             <w:r>
               <w:rPr>
@@ -3474,7 +3431,7 @@
       </w:tr>
       <w:tr>
         <w:trPr>
-          <w:cantSplit w:val="0"/>
+          <w:cantSplit w:val="1"/>
           <w:jc w:val="center"/>
         </w:trPr>
         <w:tc>
@@ -3506,16 +3463,33 @@
                 <w:szCs w:val="26"/>
                 <w:rtl w:val="0"/>
               </w:rPr>
-              <w:t xml:space="preserve">Phạm vi:</w:t>
-            </w:r>
-            <w:r>
-              <w:rPr>
-                <w:rFonts w:ascii="Times New Roman" w:cs="Times New Roman" w:eastAsia="Times New Roman" w:hAnsi="Times New Roman"/>
-                <w:sz w:val="26"/>
-                <w:szCs w:val="26"/>
-                <w:rtl w:val="0"/>
-              </w:rPr>
-              <w:t xml:space="preserve"> Kiểm chứng các tuyên bố về thông số kỹ thuật có điều kiện ràng buộc trong quảng cáo tiếng Việt do LLM tạo về thiết bị điện tử tiêu dùng có tài liệu thông số chính hãng; thực nghiệm giới hạn ở ba nhóm đại diện: điện thoại thông minh, tai nghe không dây và đồng hồ thông minh, tập trung vào sáu nhóm thông số thường được công bố kèm điều kiện: thời lượng pin, dung lượng pin, sạc nhanh, kháng nước và bụi, màn hình (độ sáng, tần số quét) và zoom camera. Hệ thống chỉ sử dụng tài liệu văn bản của đúng sản phẩm làm bằng chứng; nhãn Chưa đủ thông tin nghĩa là không tìm thấy thông tin trong kho tài liệu đã thu thập.</w:t>
+              <w:t xml:space="preserve">3. Phạm vi</w:t>
+            </w:r>
+            <w:r>
+              <w:rPr>
+                <w:rtl w:val="0"/>
+              </w:rPr>
+            </w:r>
+          </w:p>
+          <w:p>
+            <w:pPr>
+              <w:spacing w:after="80" w:line="278" w:lineRule="auto"/>
+              <w:ind w:right="102"/>
+              <w:jc w:val="both"/>
+              <w:rPr>
+                <w:rFonts w:ascii="Times New Roman" w:cs="Times New Roman" w:eastAsia="Times New Roman" w:hAnsi="Times New Roman"/>
+                <w:sz w:val="26"/>
+                <w:szCs w:val="26"/>
+              </w:rPr>
+            </w:pPr>
+            <w:r>
+              <w:rPr>
+                <w:rFonts w:ascii="Times New Roman" w:cs="Times New Roman" w:eastAsia="Times New Roman" w:hAnsi="Times New Roman"/>
+                <w:sz w:val="26"/>
+                <w:szCs w:val="26"/>
+                <w:rtl w:val="0"/>
+              </w:rPr>
+              <w:t xml:space="preserve">Kiểm chứng các tuyên bố về thông số kỹ thuật có điều kiện ràng buộc trong quảng cáo tiếng Việt do LLM tạo về thiết bị điện tử tiêu dùng có tài liệu thông số chính hãng; thực nghiệm giới hạn ở ba nhóm đại diện: điện thoại thông minh, tai nghe không dây và đồng hồ thông minh, tập trung vào sáu nhóm thông số thường được công bố kèm điều kiện: thời lượng pin, dung lượng pin, sạc nhanh, kháng nước và bụi, màn hình (độ sáng, tần số quét) và zoom camera. Hệ thống chỉ sử dụng tài liệu văn bản của đúng sản phẩm làm bằng chứng; nhãn Chưa đủ thông tin nghĩa là không tìm thấy thông tin trong kho tài liệu đã thu thập.</w:t>
             </w:r>
           </w:p>
         </w:tc>
@@ -3768,7 +3742,73 @@
       </w:tr>
       <w:tr>
         <w:trPr>
-          <w:cantSplit w:val="0"/>
+          <w:cantSplit w:val="1"/>
+          <w:jc w:val="center"/>
+        </w:trPr>
+        <w:tc>
+          <w:tcPr>
+            <w:tcW w:w="9513" w:type="dxa"/>
+            <w:gridSpan w:val="2"/>
+            <w:tcBorders>
+              <w:top w:val="nil"/>
+              <w:bottom w:val="nil"/>
+            </w:tcBorders>
+          </w:tcPr>
+          <w:p>
+            <w:pPr>
+              <w:spacing w:after="80" w:before="160" w:line="278" w:lineRule="auto"/>
+              <w:ind w:right="102"/>
+              <w:jc w:val="both"/>
+              <w:rPr>
+                <w:rFonts w:ascii="Times New Roman" w:cs="Times New Roman" w:eastAsia="Times New Roman" w:hAnsi="Times New Roman"/>
+                <w:sz w:val="26"/>
+                <w:szCs w:val="26"/>
+              </w:rPr>
+            </w:pPr>
+            <w:r>
+              <w:rPr>
+                <w:rFonts w:ascii="Times New Roman" w:cs="Times New Roman" w:eastAsia="Times New Roman" w:hAnsi="Times New Roman"/>
+                <w:b w:val="1"/>
+                <w:bCs w:val="1"/>
+                <w:sz w:val="26"/>
+                <w:szCs w:val="26"/>
+                <w:rtl w:val="0"/>
+              </w:rPr>
+              <w:t xml:space="preserve">4. Đối tượng</w:t>
+            </w:r>
+            <w:r>
+              <w:rPr>
+                <w:rtl w:val="0"/>
+              </w:rPr>
+            </w:r>
+          </w:p>
+          <w:p>
+            <w:pPr>
+              <w:keepLines w:val="1"/>
+              <w:spacing w:after="80" w:line="278" w:lineRule="auto"/>
+              <w:ind w:right="102"/>
+              <w:jc w:val="both"/>
+              <w:rPr>
+                <w:rFonts w:ascii="Times New Roman" w:cs="Times New Roman" w:eastAsia="Times New Roman" w:hAnsi="Times New Roman"/>
+                <w:sz w:val="26"/>
+                <w:szCs w:val="26"/>
+              </w:rPr>
+            </w:pPr>
+            <w:r>
+              <w:rPr>
+                <w:rFonts w:ascii="Times New Roman" w:cs="Times New Roman" w:eastAsia="Times New Roman" w:hAnsi="Times New Roman"/>
+                <w:sz w:val="26"/>
+                <w:szCs w:val="26"/>
+                <w:rtl w:val="0"/>
+              </w:rPr>
+              <w:t xml:space="preserve">Các phương pháp kiểm chứng tuyên bố quảng cáo do LLM tạo bằng bằng chứng văn bản, tập trung phát hiện thông số không phù hợp với tài liệu của sản phẩm hoặc phiên bản được quảng cáo, cũng như các thông số được áp dụng sai điều kiện. Dữ liệu nghiên cứu là các tuyên bố về thông số có điều kiện ràng buộc trong quảng cáo tiếng Việt về điện thoại thông minh, tai nghe không dây, đồng hồ thông minh và trang thông số chính hãng tương ứng.</w:t>
+            </w:r>
+          </w:p>
+        </w:tc>
+      </w:tr>
+      <w:tr>
+        <w:trPr>
+          <w:cantSplit w:val="1"/>
           <w:jc w:val="center"/>
         </w:trPr>
         <w:tc>
@@ -3801,34 +3841,14 @@
                 <w:szCs w:val="26"/>
                 <w:rtl w:val="0"/>
               </w:rPr>
-              <w:t xml:space="preserve">Đối tượng:</w:t>
-            </w:r>
-            <w:r>
-              <w:rPr>
-                <w:rFonts w:ascii="Times New Roman" w:cs="Times New Roman" w:eastAsia="Times New Roman" w:hAnsi="Times New Roman"/>
-                <w:sz w:val="26"/>
-                <w:szCs w:val="26"/>
-                <w:rtl w:val="0"/>
-              </w:rPr>
-              <w:t xml:space="preserve"> Các phương pháp kiểm chứng tuyên bố quảng cáo do LLM tạo bằng bằng chứng văn bản, tập trung phát hiện thông số không phù hợp với tài liệu của sản phẩm hoặc phiên bản được quảng cáo, cũng như các thông số được áp dụng sai điều kiện. Dữ liệu nghiên cứu là các tuyên bố về thông số có điều kiện ràng buộc trong quảng cáo tiếng Việt về điện thoại thông minh, tai nghe không dây, đồng hồ thông minh và trang thông số chính hãng tương ứng.</w:t>
-            </w:r>
-          </w:p>
-        </w:tc>
-      </w:tr>
-      <w:tr>
-        <w:trPr>
-          <w:cantSplit w:val="1"/>
-          <w:jc w:val="center"/>
-        </w:trPr>
-        <w:tc>
-          <w:tcPr>
-            <w:tcW w:w="9513" w:type="dxa"/>
-            <w:gridSpan w:val="2"/>
-            <w:tcBorders>
-              <w:top w:val="nil"/>
-              <w:bottom w:val="nil"/>
-            </w:tcBorders>
-          </w:tcPr>
+              <w:t xml:space="preserve">5. Phương pháp thực hiện</w:t>
+            </w:r>
+            <w:r>
+              <w:rPr>
+                <w:rtl w:val="0"/>
+              </w:rPr>
+            </w:r>
+          </w:p>
           <w:p>
             <w:pPr>
               <w:keepLines w:val="1"/>
@@ -3846,35 +3866,8 @@
                 <w:rFonts w:ascii="Times New Roman" w:cs="Times New Roman" w:eastAsia="Times New Roman" w:hAnsi="Times New Roman"/>
                 <w:b w:val="1"/>
                 <w:bCs w:val="1"/>
-                <w:sz w:val="26"/>
-                <w:szCs w:val="26"/>
-                <w:rtl w:val="0"/>
-              </w:rPr>
-              <w:t xml:space="preserve">Phương pháp thực hiện:</w:t>
-            </w:r>
-            <w:r>
-              <w:rPr>
-                <w:rtl w:val="0"/>
-              </w:rPr>
-            </w:r>
-          </w:p>
-          <w:p>
-            <w:pPr>
-              <w:keepLines w:val="1"/>
-              <w:spacing w:after="80" w:before="160" w:line="278" w:lineRule="auto"/>
-              <w:ind w:right="102"/>
-              <w:jc w:val="both"/>
-              <w:rPr>
-                <w:rFonts w:ascii="Times New Roman" w:cs="Times New Roman" w:eastAsia="Times New Roman" w:hAnsi="Times New Roman"/>
-                <w:sz w:val="26"/>
-                <w:szCs w:val="26"/>
-              </w:rPr>
-            </w:pPr>
-            <w:r>
-              <w:rPr>
-                <w:rFonts w:ascii="Times New Roman" w:cs="Times New Roman" w:eastAsia="Times New Roman" w:hAnsi="Times New Roman"/>
-                <w:b w:val="1"/>
-                <w:bCs w:val="1"/>
+                <w:i w:val="1"/>
+                <w:iCs w:val="1"/>
                 <w:sz w:val="26"/>
                 <w:szCs w:val="26"/>
                 <w:rtl w:val="0"/>
@@ -4191,6 +4184,8 @@
                 <w:rFonts w:ascii="Times New Roman" w:cs="Times New Roman" w:eastAsia="Times New Roman" w:hAnsi="Times New Roman"/>
                 <w:b w:val="1"/>
                 <w:bCs w:val="1"/>
+                <w:i w:val="1"/>
+                <w:iCs w:val="1"/>
                 <w:sz w:val="26"/>
                 <w:szCs w:val="26"/>
                 <w:rtl w:val="0"/>
@@ -4560,6 +4555,8 @@
                 <w:rFonts w:ascii="Times New Roman" w:cs="Times New Roman" w:eastAsia="Times New Roman" w:hAnsi="Times New Roman"/>
                 <w:b w:val="1"/>
                 <w:bCs w:val="1"/>
+                <w:i w:val="1"/>
+                <w:iCs w:val="1"/>
                 <w:sz w:val="26"/>
                 <w:szCs w:val="26"/>
                 <w:rtl w:val="0"/>
@@ -5594,6 +5591,8 @@
                 <w:rFonts w:ascii="Times New Roman" w:cs="Times New Roman" w:eastAsia="Times New Roman" w:hAnsi="Times New Roman"/>
                 <w:b w:val="1"/>
                 <w:bCs w:val="1"/>
+                <w:i w:val="1"/>
+                <w:iCs w:val="1"/>
                 <w:sz w:val="26"/>
                 <w:szCs w:val="26"/>
                 <w:rtl w:val="0"/>
@@ -5709,7 +5708,7 @@
                 <w:szCs w:val="26"/>
                 <w:rtl w:val="0"/>
               </w:rPr>
-              <w:t xml:space="preserve">Kết quả mong đợi:</w:t>
+              <w:t xml:space="preserve">6. Kết quả mong đợi</w:t>
             </w:r>
             <w:r>
               <w:rPr>
@@ -5971,6 +5970,71 @@
           </w:p>
           <w:p>
             <w:pPr>
+              <w:spacing w:after="80" w:before="160" w:line="278" w:lineRule="auto"/>
+              <w:ind w:right="102"/>
+              <w:jc w:val="both"/>
+              <w:rPr>
+                <w:rFonts w:ascii="Times New Roman" w:cs="Times New Roman" w:eastAsia="Times New Roman" w:hAnsi="Times New Roman"/>
+                <w:sz w:val="26"/>
+                <w:szCs w:val="26"/>
+              </w:rPr>
+            </w:pPr>
+            <w:r>
+              <w:rPr>
+                <w:rFonts w:ascii="Times New Roman" w:cs="Times New Roman" w:eastAsia="Times New Roman" w:hAnsi="Times New Roman"/>
+                <w:b w:val="1"/>
+                <w:bCs w:val="1"/>
+                <w:sz w:val="26"/>
+                <w:szCs w:val="26"/>
+                <w:rtl w:val="0"/>
+              </w:rPr>
+              <w:t xml:space="preserve">1. Mô tả kế hoạch làm việc</w:t>
+            </w:r>
+            <w:r>
+              <w:rPr>
+                <w:rtl w:val="0"/>
+              </w:rPr>
+            </w:r>
+          </w:p>
+          <w:p>
+            <w:pPr>
+              <w:spacing w:after="80" w:line="278" w:lineRule="auto"/>
+              <w:ind w:right="102"/>
+              <w:jc w:val="both"/>
+              <w:rPr>
+                <w:rFonts w:ascii="Times New Roman" w:cs="Times New Roman" w:eastAsia="Times New Roman" w:hAnsi="Times New Roman"/>
+                <w:sz w:val="26"/>
+                <w:szCs w:val="26"/>
+              </w:rPr>
+            </w:pPr>
+            <w:r>
+              <w:rPr>
+                <w:rFonts w:ascii="Times New Roman" w:cs="Times New Roman" w:eastAsia="Times New Roman" w:hAnsi="Times New Roman"/>
+                <w:sz w:val="26"/>
+                <w:szCs w:val="26"/>
+                <w:rtl w:val="0"/>
+              </w:rPr>
+              <w:t xml:space="preserve">Công việc chia thành bốn giai đoạn theo tháng: tháng 09/2026 khảo sát tài liệu, xây dựng hướng dẫn gán nhãn và chuẩn bị môi trường chạy; tháng 10/2026 làm thử trên 2 mẫu sản phẩm để chốt hướng dẫn nhãn, tệp cấu hình và quy mô dữ liệu; tháng 11/2026 hoàn thiện bộ dữ liệu, cài đặt P và các đối chứng, chọn cấu hình trên tập phát triển; tháng 12/2026 chạy tập kiểm tra cuối, tích hợp vào CopyPro và hoàn thiện khóa luận. Phần lõi bắt buộc được làm trước, phần mở rộng (B4, thử trên máy tính bảng) chỉ làm khi đúng tiến độ. Các mốc kiểm tra với cán bộ hướng dẫn được ghi trong thời gian biểu; rủi ro và phương án dự phòng nêu dưới đây.</w:t>
+            </w:r>
+          </w:p>
+        </w:tc>
+      </w:tr>
+      <w:tr>
+        <w:trPr>
+          <w:cantSplit w:val="1"/>
+          <w:jc w:val="center"/>
+        </w:trPr>
+        <w:tc>
+          <w:tcPr>
+            <w:tcW w:w="9513" w:type="dxa"/>
+            <w:gridSpan w:val="2"/>
+            <w:tcBorders>
+              <w:top w:val="nil"/>
+              <w:bottom w:val="nil"/>
+            </w:tcBorders>
+          </w:tcPr>
+          <w:p>
+            <w:pPr>
               <w:keepLines w:val="1"/>
               <w:spacing w:after="80" w:before="160" w:line="278" w:lineRule="auto"/>
               <w:ind w:right="102"/>
@@ -5984,11 +6048,209 @@
             <w:r>
               <w:rPr>
                 <w:rFonts w:ascii="Times New Roman" w:cs="Times New Roman" w:eastAsia="Times New Roman" w:hAnsi="Times New Roman"/>
-                <w:sz w:val="26"/>
-                <w:szCs w:val="26"/>
-                <w:rtl w:val="0"/>
-              </w:rPr>
-              <w:t xml:space="preserve">Nhóm có 1 thành viên</w:t>
+                <w:b w:val="1"/>
+                <w:bCs w:val="1"/>
+                <w:i w:val="1"/>
+                <w:iCs w:val="1"/>
+                <w:sz w:val="26"/>
+                <w:szCs w:val="26"/>
+                <w:rtl w:val="0"/>
+              </w:rPr>
+              <w:t xml:space="preserve">Rủi ro và phương án dự phòng:</w:t>
+            </w:r>
+            <w:r>
+              <w:rPr>
+                <w:rtl w:val="0"/>
+              </w:rPr>
+            </w:r>
+          </w:p>
+          <w:p>
+            <w:pPr>
+              <w:numPr>
+                <w:ilvl w:val="0"/>
+                <w:numId w:val="103"/>
+              </w:numPr>
+              <w:spacing w:after="80" w:line="278" w:lineRule="auto"/>
+              <w:ind w:left="397" w:right="102" w:hanging="198"/>
+              <w:jc w:val="both"/>
+              <w:rPr>
+                <w:rFonts w:ascii="Times New Roman" w:cs="Times New Roman" w:eastAsia="Times New Roman" w:hAnsi="Times New Roman"/>
+                <w:sz w:val="26"/>
+                <w:szCs w:val="26"/>
+              </w:rPr>
+            </w:pPr>
+            <w:r>
+              <w:rPr>
+                <w:rFonts w:ascii="Times New Roman" w:cs="Times New Roman" w:eastAsia="Times New Roman" w:hAnsi="Times New Roman"/>
+                <w:sz w:val="26"/>
+                <w:szCs w:val="26"/>
+                <w:rtl w:val="0"/>
+              </w:rPr>
+              <w:t xml:space="preserve">Quảng cáo do LLM tạo chứa ít tuyên bố có điều kiện ràng buộc: tăng số bài sinh cho mỗi mẫu và đưa các thông số nổi bật (pin, sạc, kháng nước) vào ô từ khóa như người viết quảng cáo thường làm; tập cặp tối thiểu bảo đảm đủ mẫu cho từng loại lệch điều kiện.</w:t>
+            </w:r>
+          </w:p>
+        </w:tc>
+      </w:tr>
+      <w:tr>
+        <w:trPr>
+          <w:cantSplit w:val="0"/>
+          <w:jc w:val="center"/>
+        </w:trPr>
+        <w:tc>
+          <w:tcPr>
+            <w:tcW w:w="9513" w:type="dxa"/>
+            <w:gridSpan w:val="2"/>
+            <w:tcBorders>
+              <w:top w:val="nil"/>
+              <w:bottom w:val="nil"/>
+            </w:tcBorders>
+          </w:tcPr>
+          <w:p>
+            <w:pPr>
+              <w:numPr>
+                <w:ilvl w:val="0"/>
+                <w:numId w:val="103"/>
+              </w:numPr>
+              <w:spacing w:after="80" w:line="278" w:lineRule="auto"/>
+              <w:ind w:left="397" w:right="102" w:hanging="198"/>
+              <w:jc w:val="both"/>
+              <w:rPr>
+                <w:rFonts w:ascii="Times New Roman" w:cs="Times New Roman" w:eastAsia="Times New Roman" w:hAnsi="Times New Roman"/>
+                <w:sz w:val="26"/>
+                <w:szCs w:val="26"/>
+              </w:rPr>
+            </w:pPr>
+            <w:r>
+              <w:rPr>
+                <w:rFonts w:ascii="Times New Roman" w:cs="Times New Roman" w:eastAsia="Times New Roman" w:hAnsi="Times New Roman"/>
+                <w:sz w:val="26"/>
+                <w:szCs w:val="26"/>
+                <w:rtl w:val="0"/>
+              </w:rPr>
+              <w:t xml:space="preserve">Trang thông số thiếu chú thích điều kiện, hiển thị bằng mã động hoặc ghi không nhất quán: ưu tiên hãng có chú thích đầy đủ, chụp lại trang sau khi hiển thị xong; thông số không có hoặc mâu thuẫn được gán Chưa đủ thông tin và thống kê riêng.</w:t>
+            </w:r>
+          </w:p>
+        </w:tc>
+      </w:tr>
+      <w:tr>
+        <w:trPr>
+          <w:cantSplit w:val="0"/>
+          <w:jc w:val="center"/>
+        </w:trPr>
+        <w:tc>
+          <w:tcPr>
+            <w:tcW w:w="9513" w:type="dxa"/>
+            <w:gridSpan w:val="2"/>
+            <w:tcBorders>
+              <w:top w:val="nil"/>
+              <w:bottom w:val="nil"/>
+            </w:tcBorders>
+          </w:tcPr>
+          <w:p>
+            <w:pPr>
+              <w:numPr>
+                <w:ilvl w:val="0"/>
+                <w:numId w:val="103"/>
+              </w:numPr>
+              <w:spacing w:after="80" w:line="278" w:lineRule="auto"/>
+              <w:ind w:left="397" w:right="102" w:hanging="198"/>
+              <w:jc w:val="both"/>
+              <w:rPr>
+                <w:rFonts w:ascii="Times New Roman" w:cs="Times New Roman" w:eastAsia="Times New Roman" w:hAnsi="Times New Roman"/>
+                <w:sz w:val="26"/>
+                <w:szCs w:val="26"/>
+              </w:rPr>
+            </w:pPr>
+            <w:r>
+              <w:rPr>
+                <w:rFonts w:ascii="Times New Roman" w:cs="Times New Roman" w:eastAsia="Times New Roman" w:hAnsi="Times New Roman"/>
+                <w:sz w:val="26"/>
+                <w:szCs w:val="26"/>
+                <w:rtl w:val="0"/>
+              </w:rPr>
+              <w:t xml:space="preserve">Mô hình bị nhà cung cấp ngừng phục vụ hoặc giới hạn lượt gọi: lưu tên, phiên bản và đầu ra của mọi lần gọi, dùng bộ nhớ đệm; nếu mô hình dùng để kiểm chứng ngừng phục vụ trước khi khóa cấu hình thì chuyển sang mô hình kế nhiệm do nhà cung cấp khuyến nghị và chạy lại trên tập phát triển.</w:t>
+            </w:r>
+          </w:p>
+        </w:tc>
+      </w:tr>
+      <w:tr>
+        <w:trPr>
+          <w:cantSplit w:val="0"/>
+          <w:jc w:val="center"/>
+        </w:trPr>
+        <w:tc>
+          <w:tcPr>
+            <w:tcW w:w="9513" w:type="dxa"/>
+            <w:gridSpan w:val="2"/>
+            <w:tcBorders>
+              <w:top w:val="nil"/>
+              <w:bottom w:val="nil"/>
+            </w:tcBorders>
+          </w:tcPr>
+          <w:p>
+            <w:pPr>
+              <w:numPr>
+                <w:ilvl w:val="0"/>
+                <w:numId w:val="103"/>
+              </w:numPr>
+              <w:spacing w:after="80" w:line="278" w:lineRule="auto"/>
+              <w:ind w:left="397" w:right="102" w:hanging="198"/>
+              <w:jc w:val="both"/>
+              <w:rPr>
+                <w:rFonts w:ascii="Times New Roman" w:cs="Times New Roman" w:eastAsia="Times New Roman" w:hAnsi="Times New Roman"/>
+                <w:sz w:val="26"/>
+                <w:szCs w:val="26"/>
+              </w:rPr>
+            </w:pPr>
+            <w:r>
+              <w:rPr>
+                <w:rFonts w:ascii="Times New Roman" w:cs="Times New Roman" w:eastAsia="Times New Roman" w:hAnsi="Times New Roman"/>
+                <w:sz w:val="26"/>
+                <w:szCs w:val="26"/>
+                <w:rtl w:val="0"/>
+              </w:rPr>
+              <w:t xml:space="preserve">Gán nhãn chậm hoặc không tìm được người gán thứ hai: giảm số tuyên bố từ quảng cáo thông thường nhưng giữ tập cặp tối thiểu và đủ các hãng trong tập kiểm tra; nếu không có người thứ hai thì chỉ báo độ nhất quán khi gán lại và ghi rõ giới hạn này.</w:t>
+            </w:r>
+          </w:p>
+        </w:tc>
+      </w:tr>
+      <w:tr>
+        <w:trPr>
+          <w:cantSplit w:val="0"/>
+          <w:jc w:val="center"/>
+        </w:trPr>
+        <w:tc>
+          <w:tcPr>
+            <w:tcW w:w="9513" w:type="dxa"/>
+            <w:gridSpan w:val="2"/>
+            <w:tcBorders>
+              <w:top w:val="nil"/>
+              <w:bottom w:val="nil"/>
+            </w:tcBorders>
+          </w:tcPr>
+          <w:p>
+            <w:pPr>
+              <w:numPr>
+                <w:ilvl w:val="0"/>
+                <w:numId w:val="103"/>
+              </w:numPr>
+              <w:spacing w:after="80" w:line="278" w:lineRule="auto"/>
+              <w:ind w:left="397" w:right="102" w:hanging="198"/>
+              <w:jc w:val="both"/>
+              <w:rPr>
+                <w:rFonts w:ascii="Times New Roman" w:cs="Times New Roman" w:eastAsia="Times New Roman" w:hAnsi="Times New Roman"/>
+                <w:sz w:val="26"/>
+                <w:szCs w:val="26"/>
+              </w:rPr>
+            </w:pPr>
+            <w:r>
+              <w:rPr>
+                <w:rFonts w:ascii="Times New Roman" w:cs="Times New Roman" w:eastAsia="Times New Roman" w:hAnsi="Times New Roman"/>
+                <w:sz w:val="26"/>
+                <w:szCs w:val="26"/>
+                <w:rtl w:val="0"/>
+              </w:rPr>
+              <w:t xml:space="preserve">Thiếu thời gian: phần lõi bắt buộc gồm bộ dữ liệu, P, B0–B3, P−ĐK, P−NN và tính năng trên CopyPro; phần mở rộng (B4, thử trên máy tính bảng) được bỏ trước; nếu vẫn chậm thì giảm số mẫu mỗi nhóm nhưng giữ đủ ba nhóm trong tập kiểm tra.</w:t>
             </w:r>
           </w:p>
         </w:tc>
@@ -6007,6 +6269,34 @@
               <w:bottom w:val="nil"/>
             </w:tcBorders>
           </w:tcPr>
+          <w:p>
+            <w:pPr>
+              <w:spacing w:after="80" w:before="160" w:line="278" w:lineRule="auto"/>
+              <w:ind w:right="102"/>
+              <w:jc w:val="both"/>
+              <w:rPr>
+                <w:rFonts w:ascii="Times New Roman" w:cs="Times New Roman" w:eastAsia="Times New Roman" w:hAnsi="Times New Roman"/>
+                <w:sz w:val="26"/>
+                <w:szCs w:val="26"/>
+              </w:rPr>
+            </w:pPr>
+            <w:r>
+              <w:rPr>
+                <w:rFonts w:ascii="Times New Roman" w:cs="Times New Roman" w:eastAsia="Times New Roman" w:hAnsi="Times New Roman"/>
+                <w:b w:val="1"/>
+                <w:bCs w:val="1"/>
+                <w:sz w:val="26"/>
+                <w:szCs w:val="26"/>
+                <w:rtl w:val="0"/>
+              </w:rPr>
+              <w:t xml:space="preserve">2. Thời gian biểu</w:t>
+            </w:r>
+            <w:r>
+              <w:rPr>
+                <w:rtl w:val="0"/>
+              </w:rPr>
+            </w:r>
+          </w:p>
           <w:p>
             <w:pPr>
               <w:keepLines w:val="1"/>
@@ -7528,7 +7818,6 @@
           </w:tcPr>
           <w:p>
             <w:pPr>
-              <w:keepLines w:val="1"/>
               <w:spacing w:after="80" w:before="160" w:line="278" w:lineRule="auto"/>
               <w:ind w:right="102"/>
               <w:jc w:val="both"/>
@@ -7547,37 +7836,34 @@
                 <w:szCs w:val="26"/>
                 <w:rtl w:val="0"/>
               </w:rPr>
-              <w:t xml:space="preserve">Rủi ro và phương án dự phòng:</w:t>
-            </w:r>
-            <w:r>
-              <w:rPr>
-                <w:rtl w:val="0"/>
-              </w:rPr>
-            </w:r>
-          </w:p>
-          <w:p>
-            <w:pPr>
-              <w:numPr>
-                <w:ilvl w:val="0"/>
-                <w:numId w:val="103"/>
-              </w:numPr>
-              <w:spacing w:after="80" w:line="278" w:lineRule="auto"/>
-              <w:ind w:left="397" w:right="102" w:hanging="198"/>
-              <w:jc w:val="both"/>
-              <w:rPr>
-                <w:rFonts w:ascii="Times New Roman" w:cs="Times New Roman" w:eastAsia="Times New Roman" w:hAnsi="Times New Roman"/>
-                <w:sz w:val="26"/>
-                <w:szCs w:val="26"/>
-              </w:rPr>
-            </w:pPr>
-            <w:r>
-              <w:rPr>
-                <w:rFonts w:ascii="Times New Roman" w:cs="Times New Roman" w:eastAsia="Times New Roman" w:hAnsi="Times New Roman"/>
-                <w:sz w:val="26"/>
-                <w:szCs w:val="26"/>
-                <w:rtl w:val="0"/>
-              </w:rPr>
-              <w:t xml:space="preserve">Quảng cáo do LLM tạo chứa ít tuyên bố có điều kiện ràng buộc: tăng số bài sinh cho mỗi mẫu và đưa các thông số nổi bật (pin, sạc, kháng nước) vào ô từ khóa như người viết quảng cáo thường làm; tập cặp tối thiểu bảo đảm đủ mẫu cho từng loại lệch điều kiện.</w:t>
+              <w:t xml:space="preserve">3. Phân công công việc</w:t>
+            </w:r>
+            <w:r>
+              <w:rPr>
+                <w:rtl w:val="0"/>
+              </w:rPr>
+            </w:r>
+          </w:p>
+          <w:p>
+            <w:pPr>
+              <w:keepLines w:val="1"/>
+              <w:spacing w:after="80" w:line="278" w:lineRule="auto"/>
+              <w:ind w:right="102"/>
+              <w:jc w:val="both"/>
+              <w:rPr>
+                <w:rFonts w:ascii="Times New Roman" w:cs="Times New Roman" w:eastAsia="Times New Roman" w:hAnsi="Times New Roman"/>
+                <w:sz w:val="26"/>
+                <w:szCs w:val="26"/>
+              </w:rPr>
+            </w:pPr>
+            <w:r>
+              <w:rPr>
+                <w:rFonts w:ascii="Times New Roman" w:cs="Times New Roman" w:eastAsia="Times New Roman" w:hAnsi="Times New Roman"/>
+                <w:sz w:val="26"/>
+                <w:szCs w:val="26"/>
+                <w:rtl w:val="0"/>
+              </w:rPr>
+              <w:t xml:space="preserve">Nhóm có 1 thành viên</w:t>
             </w:r>
           </w:p>
         </w:tc>
@@ -7593,154 +7879,27 @@
             <w:gridSpan w:val="2"/>
             <w:tcBorders>
               <w:top w:val="nil"/>
-              <w:bottom w:val="nil"/>
-            </w:tcBorders>
-          </w:tcPr>
-          <w:p>
-            <w:pPr>
-              <w:numPr>
-                <w:ilvl w:val="0"/>
-                <w:numId w:val="103"/>
-              </w:numPr>
-              <w:spacing w:after="80" w:line="278" w:lineRule="auto"/>
-              <w:ind w:left="397" w:right="102" w:hanging="198"/>
-              <w:jc w:val="both"/>
-              <w:rPr>
-                <w:rFonts w:ascii="Times New Roman" w:cs="Times New Roman" w:eastAsia="Times New Roman" w:hAnsi="Times New Roman"/>
-                <w:sz w:val="26"/>
-                <w:szCs w:val="26"/>
-              </w:rPr>
-            </w:pPr>
-            <w:r>
-              <w:rPr>
-                <w:rFonts w:ascii="Times New Roman" w:cs="Times New Roman" w:eastAsia="Times New Roman" w:hAnsi="Times New Roman"/>
-                <w:sz w:val="26"/>
-                <w:szCs w:val="26"/>
-                <w:rtl w:val="0"/>
-              </w:rPr>
-              <w:t xml:space="preserve">Trang thông số thiếu chú thích điều kiện, hiển thị bằng mã động hoặc ghi không nhất quán: ưu tiên hãng có chú thích đầy đủ, chụp lại trang sau khi hiển thị xong; thông số không có hoặc mâu thuẫn được gán Chưa đủ thông tin và thống kê riêng.</w:t>
-            </w:r>
-          </w:p>
-        </w:tc>
-      </w:tr>
-      <w:tr>
-        <w:trPr>
-          <w:cantSplit w:val="0"/>
-          <w:jc w:val="center"/>
-        </w:trPr>
-        <w:tc>
-          <w:tcPr>
-            <w:tcW w:w="9513" w:type="dxa"/>
-            <w:gridSpan w:val="2"/>
-            <w:tcBorders>
-              <w:top w:val="nil"/>
-              <w:bottom w:val="nil"/>
-            </w:tcBorders>
-          </w:tcPr>
-          <w:p>
-            <w:pPr>
-              <w:numPr>
-                <w:ilvl w:val="0"/>
-                <w:numId w:val="103"/>
-              </w:numPr>
-              <w:spacing w:after="80" w:line="278" w:lineRule="auto"/>
-              <w:ind w:left="397" w:right="102" w:hanging="198"/>
-              <w:jc w:val="both"/>
-              <w:rPr>
-                <w:rFonts w:ascii="Times New Roman" w:cs="Times New Roman" w:eastAsia="Times New Roman" w:hAnsi="Times New Roman"/>
-                <w:sz w:val="26"/>
-                <w:szCs w:val="26"/>
-              </w:rPr>
-            </w:pPr>
-            <w:r>
-              <w:rPr>
-                <w:rFonts w:ascii="Times New Roman" w:cs="Times New Roman" w:eastAsia="Times New Roman" w:hAnsi="Times New Roman"/>
-                <w:sz w:val="26"/>
-                <w:szCs w:val="26"/>
-                <w:rtl w:val="0"/>
-              </w:rPr>
-              <w:t xml:space="preserve">Mô hình bị nhà cung cấp ngừng phục vụ hoặc giới hạn lượt gọi: lưu tên, phiên bản và đầu ra của mọi lần gọi, dùng bộ nhớ đệm; nếu mô hình dùng để kiểm chứng ngừng phục vụ trước khi khóa cấu hình thì chuyển sang mô hình kế nhiệm do nhà cung cấp khuyến nghị và chạy lại trên tập phát triển.</w:t>
-            </w:r>
-          </w:p>
-        </w:tc>
-      </w:tr>
-      <w:tr>
-        <w:trPr>
-          <w:cantSplit w:val="0"/>
-          <w:jc w:val="center"/>
-        </w:trPr>
-        <w:tc>
-          <w:tcPr>
-            <w:tcW w:w="9513" w:type="dxa"/>
-            <w:gridSpan w:val="2"/>
-            <w:tcBorders>
-              <w:top w:val="nil"/>
-              <w:bottom w:val="nil"/>
-            </w:tcBorders>
-          </w:tcPr>
-          <w:p>
-            <w:pPr>
-              <w:numPr>
-                <w:ilvl w:val="0"/>
-                <w:numId w:val="103"/>
-              </w:numPr>
-              <w:spacing w:after="80" w:line="278" w:lineRule="auto"/>
-              <w:ind w:left="397" w:right="102" w:hanging="198"/>
-              <w:jc w:val="both"/>
-              <w:rPr>
-                <w:rFonts w:ascii="Times New Roman" w:cs="Times New Roman" w:eastAsia="Times New Roman" w:hAnsi="Times New Roman"/>
-                <w:sz w:val="26"/>
-                <w:szCs w:val="26"/>
-              </w:rPr>
-            </w:pPr>
-            <w:r>
-              <w:rPr>
-                <w:rFonts w:ascii="Times New Roman" w:cs="Times New Roman" w:eastAsia="Times New Roman" w:hAnsi="Times New Roman"/>
-                <w:sz w:val="26"/>
-                <w:szCs w:val="26"/>
-                <w:rtl w:val="0"/>
-              </w:rPr>
-              <w:t xml:space="preserve">Gán nhãn chậm hoặc không tìm được người gán thứ hai: giảm số tuyên bố từ quảng cáo thông thường nhưng giữ tập cặp tối thiểu và đủ các hãng trong tập kiểm tra; nếu không có người thứ hai thì chỉ báo độ nhất quán khi gán lại và ghi rõ giới hạn này.</w:t>
-            </w:r>
-          </w:p>
-        </w:tc>
-      </w:tr>
-      <w:tr>
-        <w:trPr>
-          <w:cantSplit w:val="0"/>
-          <w:jc w:val="center"/>
-        </w:trPr>
-        <w:tc>
-          <w:tcPr>
-            <w:tcW w:w="9513" w:type="dxa"/>
-            <w:gridSpan w:val="2"/>
-            <w:tcBorders>
-              <w:top w:val="nil"/>
-            </w:tcBorders>
-          </w:tcPr>
-          <w:p>
-            <w:pPr>
-              <w:numPr>
-                <w:ilvl w:val="0"/>
-                <w:numId w:val="103"/>
-              </w:numPr>
-              <w:spacing w:after="80" w:line="278" w:lineRule="auto"/>
-              <w:ind w:left="397" w:right="102" w:hanging="198"/>
-              <w:jc w:val="both"/>
-              <w:rPr>
-                <w:rFonts w:ascii="Times New Roman" w:cs="Times New Roman" w:eastAsia="Times New Roman" w:hAnsi="Times New Roman"/>
-                <w:sz w:val="26"/>
-                <w:szCs w:val="26"/>
-              </w:rPr>
-            </w:pPr>
-            <w:r>
-              <w:rPr>
-                <w:rFonts w:ascii="Times New Roman" w:cs="Times New Roman" w:eastAsia="Times New Roman" w:hAnsi="Times New Roman"/>
-                <w:sz w:val="26"/>
-                <w:szCs w:val="26"/>
-                <w:rtl w:val="0"/>
-              </w:rPr>
-              <w:t xml:space="preserve">Thiếu thời gian: phần lõi bắt buộc gồm bộ dữ liệu, P, B0–B3, P−ĐK, P−NN và tính năng trên CopyPro; phần mở rộng (B4, thử trên máy tính bảng) được bỏ trước; nếu vẫn chậm thì giảm số mẫu mỗi nhóm nhưng giữ đủ ba nhóm trong tập kiểm tra.</w:t>
+            </w:tcBorders>
+          </w:tcPr>
+          <w:p>
+            <w:pPr>
+              <w:spacing w:after="80" w:line="278" w:lineRule="auto"/>
+              <w:ind w:right="102"/>
+              <w:jc w:val="both"/>
+              <w:rPr>
+                <w:rFonts w:ascii="Times New Roman" w:cs="Times New Roman" w:eastAsia="Times New Roman" w:hAnsi="Times New Roman"/>
+                <w:sz w:val="26"/>
+                <w:szCs w:val="26"/>
+              </w:rPr>
+            </w:pPr>
+            <w:r>
+              <w:rPr>
+                <w:rFonts w:ascii="Times New Roman" w:cs="Times New Roman" w:eastAsia="Times New Roman" w:hAnsi="Times New Roman"/>
+                <w:sz w:val="26"/>
+                <w:szCs w:val="26"/>
+                <w:rtl w:val="0"/>
+              </w:rPr>
+              <w:t xml:space="preserve">Sinh viên Bùi Lê Huy Phước thực hiện toàn bộ công việc trong thời gian biểu trên, gồm khảo sát tài liệu, xây dựng và gán nhãn dữ liệu, cài đặt phương pháp P và các đối chứng, chạy thực nghiệm, tích hợp vào CopyPro và viết khóa luận. Người gán nhãn thứ hai chỉ tham gia gán độc lập khoảng 60 tuyên bố để đo độ tin cậy của nhãn.</w:t>
             </w:r>
           </w:p>
         </w:tc>

--- a/de_cuong/23521228_BuiLeHuyPhuoc_DeCuongKLTN.docx
+++ b/de_cuong/23521228_BuiLeHuyPhuoc_DeCuongKLTN.docx
@@ -2749,43 +2749,6 @@
           </w:p>
           <w:p>
             <w:pPr>
-              <w:spacing w:after="80" w:line="278" w:lineRule="auto"/>
-              <w:ind w:right="102"/>
-              <w:jc w:val="both"/>
-              <w:rPr>
-                <w:rFonts w:ascii="Times New Roman" w:cs="Times New Roman" w:eastAsia="Times New Roman" w:hAnsi="Times New Roman"/>
-                <w:sz w:val="26"/>
-                <w:szCs w:val="26"/>
-              </w:rPr>
-            </w:pPr>
-            <w:r>
-              <w:rPr>
-                <w:rFonts w:ascii="Times New Roman" w:cs="Times New Roman" w:eastAsia="Times New Roman" w:hAnsi="Times New Roman"/>
-                <w:sz w:val="26"/>
-                <w:szCs w:val="26"/>
-                <w:rtl w:val="0"/>
-              </w:rPr>
-              <w:t xml:space="preserve">Đề tài không xây dựng lại một hệ thống kiểm chứng tổng quát. Nhiều thành phần được dùng lại và không được tính là điểm mới: tách tuyên bố [10], truy hồi BM25 [14], dùng LLM trích thông tin rồi so khớp với dữ liệu gốc [12], kiểm tra con số bằng phép tính thay vì để LLM tự kết luận [9], và nhãn cho tuyên bố đúng nhưng gây hiểu nhầm [3], [4]. Mỗi thông số, ở cả tuyên bố và tài liệu, được biểu diễn thành bộ bảy trường (sản phẩm và phiên bản, bộ phận, thuộc tính, giá trị, đơn vị, điều kiện ràng buộc, kiểu giá trị). Cách biểu diễn này dựa trên lược đồ gán nhãn của MeasEval [15], trong đó mỗi số đo được gắn với đối tượng, thuộc tính được đo và các thông tin cần có để hiểu đúng số đo; đề tài cụ thể hóa phần thông tin này thành sáu loại điều kiện nêu ở phần Phạm vi.</w:t>
-            </w:r>
-          </w:p>
-        </w:tc>
-      </w:tr>
-      <w:tr>
-        <w:trPr>
-          <w:cantSplit w:val="0"/>
-          <w:jc w:val="center"/>
-        </w:trPr>
-        <w:tc>
-          <w:tcPr>
-            <w:tcW w:w="9513" w:type="dxa"/>
-            <w:gridSpan w:val="2"/>
-            <w:tcBorders>
-              <w:top w:val="nil"/>
-              <w:bottom w:val="nil"/>
-            </w:tcBorders>
-          </w:tcPr>
-          <w:p>
-            <w:pPr>
               <w:numPr>
                 <w:ilvl w:val="0"/>
                 <w:numId w:val="103"/>
@@ -2806,7 +2769,7 @@
                 <w:szCs w:val="26"/>
                 <w:rtl w:val="0"/>
               </w:rPr>
-              <w:t xml:space="preserve">Bước kết luận dựa trên đối chiếu điều kiện: P so điều kiện của tuyên bố (nêu rõ, hoặc theo cách hiểu thông thường) với từng điều kiện mà hãng công bố cho cùng thông số, rồi kết luận Lệch điều kiện khi con số của tuyên bố trùng với giá trị được công bố ở một điều kiện khác, hoặc khi mức “lên đến” bị viết thành mức chắc chắn đạt. Nhờ vậy, lỗi “đúng con số nhưng sai điều kiện” được tách khỏi lỗi sai con số và không bị chấp nhận là Đúng. Hướng nửa sự thật [4] phải tự đoán phần ngữ cảnh bị bỏ; với thông số kỹ thuật, điều kiện đã được hãng ghi sẵn trong tài liệu nên có thể dò và so từng loại.</w:t>
+              <w:t xml:space="preserve">Xét riêng loại tuyên bố thông số có điều kiện ràng buộc trong quảng cáo tiếng Việt do LLM tạo, loại tuyên bố mà các nghiên cứu đã khảo sát chưa xét riêng. Nhãn Lệch điều kiện được định nghĩa bằng quy tắc cụ thể (phần Phát biểu bài toán), để người gán nhãn và hệ thống dùng cùng một tiêu chí.</w:t>
             </w:r>
           </w:p>
         </w:tc>
@@ -2827,23 +2790,68 @@
           </w:tcPr>
           <w:p>
             <w:pPr>
-              <w:spacing w:after="80" w:line="278" w:lineRule="auto"/>
-              <w:ind w:right="102"/>
-              <w:jc w:val="both"/>
-              <w:rPr>
-                <w:rFonts w:ascii="Times New Roman" w:cs="Times New Roman" w:eastAsia="Times New Roman" w:hAnsi="Times New Roman"/>
-                <w:sz w:val="26"/>
-                <w:szCs w:val="26"/>
-              </w:rPr>
-            </w:pPr>
-            <w:r>
-              <w:rPr>
-                <w:rFonts w:ascii="Times New Roman" w:cs="Times New Roman" w:eastAsia="Times New Roman" w:hAnsi="Times New Roman"/>
-                <w:sz w:val="26"/>
-                <w:szCs w:val="26"/>
-                <w:rtl w:val="0"/>
-              </w:rPr>
-              <w:t xml:space="preserve">Điểm mới này khác với hai phần dễ bị nhầm. Thứ nhất, bước tách điều kiện (LLM trích bộ thông số, Python kiểm tra câu trích và dò thêm điều kiện theo tệp cấu hình) chỉ chuẩn bị đầu vào cho bước kết luận. Thứ hai, đối chứng B2 (Bảng 2) cũng dùng bốn nhãn và được hướng dẫn về điều kiện nhưng để LLM tự đọc bằng chứng rồi tự phán đoán, còn đối chứng B1 nhận cùng bộ thông số đã trích như P nhưng vẫn để LLM gán nhãn. So sánh P với B1 và B2 cho biết riêng tác dụng của bước kết luận.</w:t>
+              <w:numPr>
+                <w:ilvl w:val="0"/>
+                <w:numId w:val="103"/>
+              </w:numPr>
+              <w:spacing w:after="80" w:line="278" w:lineRule="auto"/>
+              <w:ind w:left="397" w:right="102" w:hanging="198"/>
+              <w:jc w:val="both"/>
+              <w:rPr>
+                <w:rFonts w:ascii="Times New Roman" w:cs="Times New Roman" w:eastAsia="Times New Roman" w:hAnsi="Times New Roman"/>
+                <w:sz w:val="26"/>
+                <w:szCs w:val="26"/>
+              </w:rPr>
+            </w:pPr>
+            <w:r>
+              <w:rPr>
+                <w:rFonts w:ascii="Times New Roman" w:cs="Times New Roman" w:eastAsia="Times New Roman" w:hAnsi="Times New Roman"/>
+                <w:sz w:val="26"/>
+                <w:szCs w:val="26"/>
+                <w:rtl w:val="0"/>
+              </w:rPr>
+              <w:t xml:space="preserve">Kết luận bằng phép đối chiếu điều kiện: P so điều kiện của tuyên bố (nêu rõ, hoặc theo cách hiểu thông thường) với từng điều kiện mà hãng công bố cho cùng thông số, rồi kết luận Lệch điều kiện khi con số của tuyên bố trùng với giá trị được công bố ở một điều kiện khác, hoặc khi mức “lên đến” bị viết thành mức chắc chắn đạt. Các cách hiện có để LLM tự đọc bằng chứng rồi phán đoán [3], hoặc phải tự đoán phần ngữ cảnh bị bỏ [4]. Điểm mới nằm ở bước kết luận này, không ở bước tách điều kiện (LLM trích, Python kiểm tra câu trích) vốn chỉ chuẩn bị đầu vào; đối chứng B1 nhận cùng bộ thông số đã trích, B2 dùng cùng bốn nhãn, nhưng cả hai đều để LLM gán nhãn (Bảng 2).</w:t>
+            </w:r>
+          </w:p>
+        </w:tc>
+      </w:tr>
+      <w:tr>
+        <w:trPr>
+          <w:cantSplit w:val="0"/>
+          <w:jc w:val="center"/>
+        </w:trPr>
+        <w:tc>
+          <w:tcPr>
+            <w:tcW w:w="9513" w:type="dxa"/>
+            <w:gridSpan w:val="2"/>
+            <w:tcBorders>
+              <w:top w:val="nil"/>
+              <w:bottom w:val="nil"/>
+            </w:tcBorders>
+          </w:tcPr>
+          <w:p>
+            <w:pPr>
+              <w:numPr>
+                <w:ilvl w:val="0"/>
+                <w:numId w:val="103"/>
+              </w:numPr>
+              <w:spacing w:after="80" w:line="278" w:lineRule="auto"/>
+              <w:ind w:left="397" w:right="102" w:hanging="198"/>
+              <w:jc w:val="both"/>
+              <w:rPr>
+                <w:rFonts w:ascii="Times New Roman" w:cs="Times New Roman" w:eastAsia="Times New Roman" w:hAnsi="Times New Roman"/>
+                <w:sz w:val="26"/>
+                <w:szCs w:val="26"/>
+              </w:rPr>
+            </w:pPr>
+            <w:r>
+              <w:rPr>
+                <w:rFonts w:ascii="Times New Roman" w:cs="Times New Roman" w:eastAsia="Times New Roman" w:hAnsi="Times New Roman"/>
+                <w:sz w:val="26"/>
+                <w:szCs w:val="26"/>
+                <w:rtl w:val="0"/>
+              </w:rPr>
+              <w:t xml:space="preserve">Dùng sáu loại điều kiện của thông số (chế độ hoạt động, bộ phận, phụ kiện, điều kiện đo, phiên bản, kiểu giá trị) làm danh mục để so từng loại. Đây là cách cụ thể hóa cho thông số sản phẩm phần thông tin cần có để hiểu đúng một số đo trong lược đồ gán nhãn MeasEval [14].</w:t>
             </w:r>
           </w:p>
         </w:tc>
@@ -2955,7 +2963,7 @@
                 <w:szCs w:val="26"/>
                 <w:rtl w:val="0"/>
               </w:rPr>
-              <w:t xml:space="preserve">Bộ dữ liệu tiếng Việt gồm tuyên bố thông số có điều kiện ràng buộc trong quảng cáo do LLM tạo, gán bốn nhãn kèm đoạn nguồn và lý do, cùng tập cặp tối thiểu theo ý tưởng cặp tương phản của VitaminC [16] để đo riêng từng loại lệch điều kiện.</w:t>
+              <w:t xml:space="preserve">Bộ dữ liệu tiếng Việt gồm tuyên bố thông số có điều kiện ràng buộc trong quảng cáo do LLM tạo, gán bốn nhãn kèm đoạn nguồn và lý do, cùng tập cặp tối thiểu theo ý tưởng cặp tương phản của VitaminC [15] để đo riêng từng loại lệch điều kiện.</w:t>
             </w:r>
           </w:p>
         </w:tc>
@@ -4220,7 +4228,7 @@
                 <w:szCs w:val="26"/>
                 <w:rtl w:val="0"/>
               </w:rPr>
-              <w:t xml:space="preserve">Sử dụng BM25 làm phương pháp truy hồi nền để xếp hạng các đoạn tài liệu theo mức độ liên quan [14]; cách áp dụng BM25 được tham khảo từ giai đoạn đầu trong quy trình truy hồi bằng chứng của Fathom [13]. Chỉ tìm trong tài liệu của mẫu sản phẩm người dùng đã chọn.</w:t>
+              <w:t xml:space="preserve">Sử dụng BM25 làm phương pháp truy hồi nền để xếp hạng các đoạn tài liệu theo mức độ liên quan [16]; cách áp dụng BM25 được tham khảo từ giai đoạn đầu trong quy trình truy hồi bằng chứng của Fathom [13]. Chỉ tìm trong tài liệu của mẫu sản phẩm người dùng đã chọn.</w:t>
             </w:r>
           </w:p>
         </w:tc>
@@ -4261,7 +4269,7 @@
                 <w:szCs w:val="26"/>
                 <w:rtl w:val="0"/>
               </w:rPr>
-              <w:t xml:space="preserve">Trích xuất có neo nguồn: LLM đọc tuyên bố và bằng chứng, điền bảy trường thông số nêu ở mục 3, mỗi trường kèm câu gốc làm căn cứ. Python kiểm tra câu đó có trong văn bản và con số khớp với giá trị đã điền; trường không đạt bị bỏ chứ không đoán. Sau đó Python dò văn bản theo các cụm từ điều kiện ghi trong tệp cấu hình để bổ sung điều kiện LLM bỏ sót; nếu vẫn không xác định được điều kiện thì kết luận Chưa đủ thông tin.</w:t>
+              <w:t xml:space="preserve">Trích xuất có neo nguồn: LLM đọc tuyên bố và bằng chứng, điền bộ bảy trường thông số (sản phẩm và phiên bản, bộ phận, thuộc tính, giá trị, đơn vị, điều kiện ràng buộc, kiểu giá trị), mỗi trường kèm câu gốc làm căn cứ. Python kiểm tra câu đó có trong văn bản và con số khớp với giá trị đã điền; trường không đạt bị bỏ chứ không đoán. Sau đó Python dò văn bản theo các cụm từ điều kiện ghi trong tệp cấu hình để bổ sung điều kiện LLM bỏ sót; nếu vẫn không xác định được điều kiện thì kết luận Chưa đủ thông tin.</w:t>
             </w:r>
           </w:p>
         </w:tc>
@@ -8726,7 +8734,7 @@
                 <w:szCs w:val="26"/>
                 <w:rtl w:val="0"/>
               </w:rPr>
-              <w:t xml:space="preserve">[14] S. Robertson and H. Zaragoza, “The probabilistic relevance framework: BM25 and beyond,” </w:t>
+              <w:t xml:space="preserve">[14] C. Harper, J. Cox, C. Kohler, A. Scerri, R. Daniel Jr., and P. Groth, “SemEval-2021 Task 8: MeasEval – Extracting counts and measurements and their related contexts,” in </w:t>
             </w:r>
             <w:r>
               <w:rPr>
@@ -8737,16 +8745,16 @@
                 <w:szCs w:val="26"/>
                 <w:rtl w:val="0"/>
               </w:rPr>
-              <w:t xml:space="preserve">Foundations and Trends in Information Retrieval</w:t>
-            </w:r>
-            <w:r>
-              <w:rPr>
-                <w:rFonts w:ascii="Times New Roman" w:cs="Times New Roman" w:eastAsia="Times New Roman" w:hAnsi="Times New Roman"/>
-                <w:sz w:val="26"/>
-                <w:szCs w:val="26"/>
-                <w:rtl w:val="0"/>
-              </w:rPr>
-              <w:t xml:space="preserve">, vol. 3, no. 4, pp. 333–389, 2009. https://doi.org/10.1561/1500000019</w:t>
+              <w:t xml:space="preserve">Proceedings of the 15th International Workshop on Semantic Evaluation (SemEval-2021)</w:t>
+            </w:r>
+            <w:r>
+              <w:rPr>
+                <w:rFonts w:ascii="Times New Roman" w:cs="Times New Roman" w:eastAsia="Times New Roman" w:hAnsi="Times New Roman"/>
+                <w:sz w:val="26"/>
+                <w:szCs w:val="26"/>
+                <w:rtl w:val="0"/>
+              </w:rPr>
+              <w:t xml:space="preserve">, 2021, pp. 306–316. https://doi.org/10.18653/v1/2021.semeval-1.38</w:t>
             </w:r>
           </w:p>
         </w:tc>
@@ -8784,7 +8792,7 @@
                 <w:szCs w:val="26"/>
                 <w:rtl w:val="0"/>
               </w:rPr>
-              <w:t xml:space="preserve">[15] C. Harper, J. Cox, C. Kohler, A. Scerri, R. Daniel Jr., and P. Groth, “SemEval-2021 Task 8: MeasEval – Extracting counts and measurements and their related contexts,” in </w:t>
+              <w:t xml:space="preserve">[15] T. Schuster, A. Fisch, and R. Barzilay, “Get your vitamin C! Robust fact verification with contrastive evidence,” in </w:t>
             </w:r>
             <w:r>
               <w:rPr>
@@ -8795,16 +8803,16 @@
                 <w:szCs w:val="26"/>
                 <w:rtl w:val="0"/>
               </w:rPr>
-              <w:t xml:space="preserve">Proceedings of the 15th International Workshop on Semantic Evaluation (SemEval-2021)</w:t>
-            </w:r>
-            <w:r>
-              <w:rPr>
-                <w:rFonts w:ascii="Times New Roman" w:cs="Times New Roman" w:eastAsia="Times New Roman" w:hAnsi="Times New Roman"/>
-                <w:sz w:val="26"/>
-                <w:szCs w:val="26"/>
-                <w:rtl w:val="0"/>
-              </w:rPr>
-              <w:t xml:space="preserve">, 2021, pp. 306–316. https://doi.org/10.18653/v1/2021.semeval-1.38</w:t>
+              <w:t xml:space="preserve">Proceedings of the 2021 Conference of the North American Chapter of the Association for Computational Linguistics: Human Language Technologies (NAACL-HLT)</w:t>
+            </w:r>
+            <w:r>
+              <w:rPr>
+                <w:rFonts w:ascii="Times New Roman" w:cs="Times New Roman" w:eastAsia="Times New Roman" w:hAnsi="Times New Roman"/>
+                <w:sz w:val="26"/>
+                <w:szCs w:val="26"/>
+                <w:rtl w:val="0"/>
+              </w:rPr>
+              <w:t xml:space="preserve">, 2021, pp. 624–643. https://doi.org/10.18653/v1/2021.naacl-main.52</w:t>
             </w:r>
           </w:p>
         </w:tc>
@@ -8842,7 +8850,7 @@
                 <w:szCs w:val="26"/>
                 <w:rtl w:val="0"/>
               </w:rPr>
-              <w:t xml:space="preserve">[16] T. Schuster, A. Fisch, and R. Barzilay, “Get your vitamin C! Robust fact verification with contrastive evidence,” in </w:t>
+              <w:t xml:space="preserve">[16] S. Robertson and H. Zaragoza, “The probabilistic relevance framework: BM25 and beyond,” </w:t>
             </w:r>
             <w:r>
               <w:rPr>
@@ -8853,16 +8861,16 @@
                 <w:szCs w:val="26"/>
                 <w:rtl w:val="0"/>
               </w:rPr>
-              <w:t xml:space="preserve">Proceedings of the 2021 Conference of the North American Chapter of the Association for Computational Linguistics: Human Language Technologies (NAACL-HLT)</w:t>
-            </w:r>
-            <w:r>
-              <w:rPr>
-                <w:rFonts w:ascii="Times New Roman" w:cs="Times New Roman" w:eastAsia="Times New Roman" w:hAnsi="Times New Roman"/>
-                <w:sz w:val="26"/>
-                <w:szCs w:val="26"/>
-                <w:rtl w:val="0"/>
-              </w:rPr>
-              <w:t xml:space="preserve">, 2021, pp. 624–643. https://doi.org/10.18653/v1/2021.naacl-main.52</w:t>
+              <w:t xml:space="preserve">Foundations and Trends in Information Retrieval</w:t>
+            </w:r>
+            <w:r>
+              <w:rPr>
+                <w:rFonts w:ascii="Times New Roman" w:cs="Times New Roman" w:eastAsia="Times New Roman" w:hAnsi="Times New Roman"/>
+                <w:sz w:val="26"/>
+                <w:szCs w:val="26"/>
+                <w:rtl w:val="0"/>
+              </w:rPr>
+              <w:t xml:space="preserve">, vol. 3, no. 4, pp. 333–389, 2009. https://doi.org/10.1561/1500000019</w:t>
             </w:r>
           </w:p>
         </w:tc>
